--- a/lci_esot3.docx
+++ b/lci_esot3.docx
@@ -10,7 +10,7 @@
         <w:t xml:space="preserve">T3 Cancer of the Esophagus and GE Junction</w:t>
       </w:r>
     </w:p>
-    <w:bookmarkStart w:id="20" w:name="anatomy"/>
+    <w:bookmarkStart w:id="9" w:name="anatomy"/>
     <w:p>
       <w:pPr>
         <w:pStyle w:val="Heading2"/>
@@ -108,8 +108,8 @@
         <w:t xml:space="preserve">From the stomach, food moved through a valve called the pylorus into the small intestines</w:t>
       </w:r>
     </w:p>
-    <w:bookmarkEnd w:id="20"/>
-    <w:bookmarkStart w:id="21" w:name="types-of-esophageal-cancer"/>
+    <w:bookmarkEnd w:id="9"/>
+    <w:bookmarkStart w:id="10" w:name="types-of-esophageal-cancer"/>
     <w:p>
       <w:pPr>
         <w:pStyle w:val="Heading2"/>
@@ -182,8 +182,8 @@
         <w:t xml:space="preserve">be different depending upon whether the cancer is adenocarcinoma or squamous cell carcinoma.</w:t>
       </w:r>
     </w:p>
-    <w:bookmarkEnd w:id="21"/>
-    <w:bookmarkStart w:id="22" w:name="cancer-staging"/>
+    <w:bookmarkEnd w:id="10"/>
+    <w:bookmarkStart w:id="11" w:name="cancer-staging"/>
     <w:p>
       <w:pPr>
         <w:pStyle w:val="Heading2"/>
@@ -248,8 +248,8 @@
         <w:t xml:space="preserve">Treatment options depend upon the cancer stage</w:t>
       </w:r>
     </w:p>
-    <w:bookmarkEnd w:id="22"/>
-    <w:bookmarkStart w:id="23" w:name="cancer-staging-1"/>
+    <w:bookmarkEnd w:id="11"/>
+    <w:bookmarkStart w:id="12" w:name="cancer-staging-1"/>
     <w:p>
       <w:pPr>
         <w:pStyle w:val="Heading2"/>
@@ -336,8 +336,8 @@
         <w:t xml:space="preserve">= Metastasis - Spread to liver, lungs, or bone</w:t>
       </w:r>
     </w:p>
-    <w:bookmarkEnd w:id="23"/>
-    <w:bookmarkStart w:id="24" w:name="early-stage-cancers"/>
+    <w:bookmarkEnd w:id="12"/>
+    <w:bookmarkStart w:id="13" w:name="early-stage-cancers"/>
     <w:p>
       <w:pPr>
         <w:pStyle w:val="Heading2"/>
@@ -368,8 +368,8 @@
         <w:t xml:space="preserve">Cancers start on the very inside layer called the mucosa</w:t>
       </w:r>
     </w:p>
-    <w:bookmarkEnd w:id="24"/>
-    <w:bookmarkStart w:id="25" w:name="locally-advanced-cancers"/>
+    <w:bookmarkEnd w:id="13"/>
+    <w:bookmarkStart w:id="14" w:name="locally-advanced-cancers"/>
     <w:p>
       <w:pPr>
         <w:pStyle w:val="Heading2"/>
@@ -400,8 +400,8 @@
         <w:t xml:space="preserve">Locally-advanced cancers are those that have grown through the wall</w:t>
       </w:r>
     </w:p>
-    <w:bookmarkEnd w:id="25"/>
-    <w:bookmarkStart w:id="26" w:name="lymph-nodes"/>
+    <w:bookmarkEnd w:id="14"/>
+    <w:bookmarkStart w:id="15" w:name="lymph-nodes"/>
     <w:p>
       <w:pPr>
         <w:pStyle w:val="Heading2"/>
@@ -432,8 +432,8 @@
         <w:t xml:space="preserve">If the lymph nodes contain enough cancer cells, they can be seen on CT scans or PET scans</w:t>
       </w:r>
     </w:p>
-    <w:bookmarkEnd w:id="26"/>
-    <w:bookmarkStart w:id="27" w:name="t-stage"/>
+    <w:bookmarkEnd w:id="15"/>
+    <w:bookmarkStart w:id="16" w:name="t-stage"/>
     <w:p>
       <w:pPr>
         <w:pStyle w:val="Heading2"/>
@@ -464,8 +464,8 @@
         <w:t xml:space="preserve">T1 tumors are early stage, and T4 tumors more advanced</w:t>
       </w:r>
     </w:p>
-    <w:bookmarkEnd w:id="27"/>
-    <w:bookmarkStart w:id="28" w:name="n-stage"/>
+    <w:bookmarkEnd w:id="16"/>
+    <w:bookmarkStart w:id="17" w:name="n-stage"/>
     <w:p>
       <w:pPr>
         <w:pStyle w:val="Heading2"/>
@@ -526,8 +526,8 @@
         <w:t xml:space="preserve">cancers have spread to the nodes.</w:t>
       </w:r>
     </w:p>
-    <w:bookmarkEnd w:id="28"/>
-    <w:bookmarkStart w:id="29" w:name="m-stage"/>
+    <w:bookmarkEnd w:id="17"/>
+    <w:bookmarkStart w:id="18" w:name="m-stage"/>
     <w:p>
       <w:pPr>
         <w:pStyle w:val="Heading2"/>
@@ -588,8 +588,8 @@
         <w:t xml:space="preserve">cancers have spread lungs, liver, or bone</w:t>
       </w:r>
     </w:p>
-    <w:bookmarkEnd w:id="29"/>
-    <w:bookmarkStart w:id="30" w:name="pet-scan"/>
+    <w:bookmarkEnd w:id="18"/>
+    <w:bookmarkStart w:id="19" w:name="pet-scan"/>
     <w:p>
       <w:pPr>
         <w:pStyle w:val="Heading2"/>
@@ -664,25 +664,170 @@
         <w:t xml:space="preserve">In some cases, the PET scan is not performed until a CT scans b=has been done.</w:t>
       </w:r>
     </w:p>
-    <w:bookmarkEnd w:id="30"/>
-    <w:bookmarkStart w:id="31" w:name="endoscopic-ultrasound"/>
-    <w:p>
-      <w:pPr>
-        <w:pStyle w:val="Heading2"/>
-      </w:pPr>
-      <w:r>
-        <w:t xml:space="preserve">12 Endoscopic Ultrasound</w:t>
-      </w:r>
-    </w:p>
-    <w:p>
-      <w:pPr>
-        <w:pStyle w:val="Compact"/>
+    <w:bookmarkEnd w:id="19"/>
+    <w:bookmarkStart w:id="20" w:name="pet-scan-preparation"/>
+    <w:p>
+      <w:pPr>
+        <w:pStyle w:val="Heading2"/>
+      </w:pPr>
+      <w:r>
+        <w:t xml:space="preserve">12 PET scan Preparation</w:t>
+      </w:r>
+    </w:p>
+    <w:p>
+      <w:pPr>
         <w:numPr>
           <w:ilvl w:val="0"/>
           <w:numId w:val="1007"/>
         </w:numPr>
       </w:pPr>
       <w:r>
+        <w:t xml:space="preserve">Nothing to eat or drink for 4 hours prior to exam</w:t>
+      </w:r>
+    </w:p>
+    <w:p>
+      <w:pPr>
+        <w:numPr>
+          <w:ilvl w:val="0"/>
+          <w:numId w:val="1007"/>
+        </w:numPr>
+      </w:pPr>
+      <w:r>
+        <w:t xml:space="preserve">Eat a high-protein low-carbohydrate diet the day prior</w:t>
+      </w:r>
+    </w:p>
+    <w:p>
+      <w:pPr>
+        <w:numPr>
+          <w:ilvl w:val="0"/>
+          <w:numId w:val="1007"/>
+        </w:numPr>
+      </w:pPr>
+      <w:r>
+        <w:t xml:space="preserve">No strenous activity day prior to study</w:t>
+      </w:r>
+    </w:p>
+    <w:bookmarkEnd w:id="20"/>
+    <w:bookmarkStart w:id="21" w:name="pet-scan-prepration---diabetic-patients"/>
+    <w:p>
+      <w:pPr>
+        <w:pStyle w:val="Heading2"/>
+      </w:pPr>
+      <w:r>
+        <w:t xml:space="preserve">13 PET scan Prepration - Diabetic Patients</w:t>
+      </w:r>
+    </w:p>
+    <w:p>
+      <w:pPr>
+        <w:pStyle w:val="FirstParagraph"/>
+      </w:pPr>
+      <w:r>
+        <w:t xml:space="preserve">The PET scan uses a tracer which is a modified sugar molecule. For this reason, you will need to be careful about blood sugar and insulin before the study</w:t>
+      </w:r>
+    </w:p>
+    <w:p>
+      <w:pPr>
+        <w:pStyle w:val="Compact"/>
+        <w:numPr>
+          <w:ilvl w:val="0"/>
+          <w:numId w:val="1008"/>
+        </w:numPr>
+      </w:pPr>
+      <w:r>
+        <w:t xml:space="preserve">No insulin within 4 hours of the exam</w:t>
+      </w:r>
+    </w:p>
+    <w:p>
+      <w:pPr>
+        <w:pStyle w:val="Compact"/>
+        <w:numPr>
+          <w:ilvl w:val="0"/>
+          <w:numId w:val="1008"/>
+        </w:numPr>
+      </w:pPr>
+      <w:r>
+        <w:t xml:space="preserve">OK to take oral diabetes medications the day of the exam</w:t>
+      </w:r>
+    </w:p>
+    <w:p>
+      <w:pPr>
+        <w:pStyle w:val="Compact"/>
+        <w:numPr>
+          <w:ilvl w:val="0"/>
+          <w:numId w:val="1008"/>
+        </w:numPr>
+      </w:pPr>
+      <w:r>
+        <w:t xml:space="preserve">PET scans are generally best in the morning for diabetic patients</w:t>
+      </w:r>
+    </w:p>
+    <w:p>
+      <w:pPr>
+        <w:pStyle w:val="Compact"/>
+        <w:numPr>
+          <w:ilvl w:val="0"/>
+          <w:numId w:val="1008"/>
+        </w:numPr>
+      </w:pPr>
+      <w:r>
+        <w:t xml:space="preserve">Plan to eat a meal after the PET scan, with half the usual morning dose of insulin</w:t>
+      </w:r>
+    </w:p>
+    <w:p>
+      <w:pPr>
+        <w:pStyle w:val="Compact"/>
+        <w:numPr>
+          <w:ilvl w:val="0"/>
+          <w:numId w:val="1008"/>
+        </w:numPr>
+      </w:pPr>
+      <w:r>
+        <w:t xml:space="preserve">If PET is scheduled after 10M, eat a low-carbohydrate breakfast at least 4 hours before the study along with half the usual regular (short-acting insulin)</w:t>
+      </w:r>
+    </w:p>
+    <w:p>
+      <w:pPr>
+        <w:pStyle w:val="Compact"/>
+        <w:numPr>
+          <w:ilvl w:val="0"/>
+          <w:numId w:val="1008"/>
+        </w:numPr>
+      </w:pPr>
+      <w:r>
+        <w:t xml:space="preserve">No long-acting insulin after midnight.</w:t>
+      </w:r>
+    </w:p>
+    <w:p>
+      <w:pPr>
+        <w:pStyle w:val="Compact"/>
+        <w:numPr>
+          <w:ilvl w:val="0"/>
+          <w:numId w:val="1008"/>
+        </w:numPr>
+      </w:pPr>
+      <w:r>
+        <w:t xml:space="preserve">If you use an insulin pump, turn it off 4 hours before the study (or turn it down to basal/nightime rate)</w:t>
+      </w:r>
+    </w:p>
+    <w:bookmarkEnd w:id="21"/>
+    <w:bookmarkStart w:id="22" w:name="endoscopic-ultrasound"/>
+    <w:p>
+      <w:pPr>
+        <w:pStyle w:val="Heading2"/>
+      </w:pPr>
+      <w:r>
+        <w:t xml:space="preserve">14 Endoscopic Ultrasound</w:t>
+      </w:r>
+    </w:p>
+    <w:p>
+      <w:pPr>
+        <w:pStyle w:val="Compact"/>
+        <w:numPr>
+          <w:ilvl w:val="0"/>
+          <w:numId w:val="1009"/>
+        </w:numPr>
+      </w:pPr>
+      <w:r>
         <w:t xml:space="preserve">Similar to upper endoscopy (EGD)</w:t>
       </w:r>
     </w:p>
@@ -691,7 +836,7 @@
         <w:pStyle w:val="Compact"/>
         <w:numPr>
           <w:ilvl w:val="0"/>
-          <w:numId w:val="1007"/>
+          <w:numId w:val="1009"/>
         </w:numPr>
       </w:pPr>
       <w:r>
@@ -703,7 +848,7 @@
         <w:pStyle w:val="Compact"/>
         <w:numPr>
           <w:ilvl w:val="0"/>
-          <w:numId w:val="1007"/>
+          <w:numId w:val="1009"/>
         </w:numPr>
       </w:pPr>
       <w:r>
@@ -718,22 +863,22 @@
         <w:t xml:space="preserve">Endoscopic ultrasound is most helpful in early stage cancers.</w:t>
       </w:r>
     </w:p>
-    <w:bookmarkEnd w:id="31"/>
-    <w:bookmarkStart w:id="32" w:name="laparoscopy"/>
-    <w:p>
-      <w:pPr>
-        <w:pStyle w:val="Heading2"/>
-      </w:pPr>
-      <w:r>
-        <w:t xml:space="preserve">13 Laparoscopy</w:t>
-      </w:r>
-    </w:p>
-    <w:p>
-      <w:pPr>
-        <w:pStyle w:val="Compact"/>
-        <w:numPr>
-          <w:ilvl w:val="0"/>
-          <w:numId w:val="1008"/>
+    <w:bookmarkEnd w:id="22"/>
+    <w:bookmarkStart w:id="23" w:name="laparoscopy"/>
+    <w:p>
+      <w:pPr>
+        <w:pStyle w:val="Heading2"/>
+      </w:pPr>
+      <w:r>
+        <w:t xml:space="preserve">15 Laparoscopy</w:t>
+      </w:r>
+    </w:p>
+    <w:p>
+      <w:pPr>
+        <w:pStyle w:val="Compact"/>
+        <w:numPr>
+          <w:ilvl w:val="0"/>
+          <w:numId w:val="1010"/>
         </w:numPr>
       </w:pPr>
       <w:r>
@@ -745,7 +890,7 @@
         <w:pStyle w:val="Compact"/>
         <w:numPr>
           <w:ilvl w:val="0"/>
-          <w:numId w:val="1008"/>
+          <w:numId w:val="1010"/>
         </w:numPr>
       </w:pPr>
       <w:r>
@@ -757,7 +902,7 @@
         <w:pStyle w:val="Compact"/>
         <w:numPr>
           <w:ilvl w:val="0"/>
-          <w:numId w:val="1008"/>
+          <w:numId w:val="1010"/>
         </w:numPr>
       </w:pPr>
       <w:r>
@@ -772,22 +917,22 @@
         <w:t xml:space="preserve">Not all patients with gastric cancer need a laparoscopy.</w:t>
       </w:r>
     </w:p>
-    <w:bookmarkEnd w:id="32"/>
-    <w:bookmarkStart w:id="33" w:name="laparoscopy-1"/>
-    <w:p>
-      <w:pPr>
-        <w:pStyle w:val="Heading2"/>
-      </w:pPr>
-      <w:r>
-        <w:t xml:space="preserve">14 Laparoscopy</w:t>
-      </w:r>
-    </w:p>
-    <w:p>
-      <w:pPr>
-        <w:pStyle w:val="Compact"/>
-        <w:numPr>
-          <w:ilvl w:val="0"/>
-          <w:numId w:val="1009"/>
+    <w:bookmarkEnd w:id="23"/>
+    <w:bookmarkStart w:id="24" w:name="laparoscopy-1"/>
+    <w:p>
+      <w:pPr>
+        <w:pStyle w:val="Heading2"/>
+      </w:pPr>
+      <w:r>
+        <w:t xml:space="preserve">16 Laparoscopy</w:t>
+      </w:r>
+    </w:p>
+    <w:p>
+      <w:pPr>
+        <w:pStyle w:val="Compact"/>
+        <w:numPr>
+          <w:ilvl w:val="0"/>
+          <w:numId w:val="1011"/>
         </w:numPr>
       </w:pPr>
       <w:r>
@@ -799,7 +944,7 @@
         <w:pStyle w:val="Compact"/>
         <w:numPr>
           <w:ilvl w:val="0"/>
-          <w:numId w:val="1009"/>
+          <w:numId w:val="1011"/>
         </w:numPr>
       </w:pPr>
       <w:r>
@@ -811,7 +956,7 @@
         <w:pStyle w:val="Compact"/>
         <w:numPr>
           <w:ilvl w:val="0"/>
-          <w:numId w:val="1009"/>
+          <w:numId w:val="1011"/>
         </w:numPr>
       </w:pPr>
       <w:r>
@@ -823,21 +968,21 @@
         <w:pStyle w:val="Compact"/>
         <w:numPr>
           <w:ilvl w:val="0"/>
-          <w:numId w:val="1009"/>
+          <w:numId w:val="1011"/>
         </w:numPr>
       </w:pPr>
       <w:r>
         <w:t xml:space="preserve">Biopsies can be performed.</w:t>
       </w:r>
     </w:p>
-    <w:bookmarkEnd w:id="33"/>
-    <w:bookmarkStart w:id="34" w:name="treatment-plan"/>
-    <w:p>
-      <w:pPr>
-        <w:pStyle w:val="Heading2"/>
-      </w:pPr>
-      <w:r>
-        <w:t xml:space="preserve">15 Treatment Plan</w:t>
+    <w:bookmarkEnd w:id="24"/>
+    <w:bookmarkStart w:id="25" w:name="treatment-plan"/>
+    <w:p>
+      <w:pPr>
+        <w:pStyle w:val="Heading2"/>
+      </w:pPr>
+      <w:r>
+        <w:t xml:space="preserve">17 Treatment Plan</w:t>
       </w:r>
     </w:p>
     <w:p>
@@ -919,7 +1064,7 @@
         <w:pStyle w:val="Compact"/>
         <w:numPr>
           <w:ilvl w:val="0"/>
-          <w:numId w:val="1010"/>
+          <w:numId w:val="1012"/>
         </w:numPr>
       </w:pPr>
       <w:r>
@@ -931,7 +1076,7 @@
         <w:pStyle w:val="Compact"/>
         <w:numPr>
           <w:ilvl w:val="0"/>
-          <w:numId w:val="1010"/>
+          <w:numId w:val="1012"/>
         </w:numPr>
       </w:pPr>
       <w:r>
@@ -943,7 +1088,7 @@
         <w:pStyle w:val="Compact"/>
         <w:numPr>
           <w:ilvl w:val="0"/>
-          <w:numId w:val="1010"/>
+          <w:numId w:val="1012"/>
         </w:numPr>
       </w:pPr>
       <w:r>
@@ -955,21 +1100,21 @@
         <w:pStyle w:val="Compact"/>
         <w:numPr>
           <w:ilvl w:val="0"/>
-          <w:numId w:val="1010"/>
+          <w:numId w:val="1012"/>
         </w:numPr>
       </w:pPr>
       <w:r>
         <w:t xml:space="preserve">Metastatic cancers are M1 and are treated primary by chemotherapy.</w:t>
       </w:r>
     </w:p>
-    <w:bookmarkEnd w:id="34"/>
-    <w:bookmarkStart w:id="35" w:name="locally-advanced-cancers-1"/>
-    <w:p>
-      <w:pPr>
-        <w:pStyle w:val="Heading2"/>
-      </w:pPr>
-      <w:r>
-        <w:t xml:space="preserve">16 Locally-advanced cancers</w:t>
+    <w:bookmarkEnd w:id="25"/>
+    <w:bookmarkStart w:id="26" w:name="locally-advanced-cancers-1"/>
+    <w:p>
+      <w:pPr>
+        <w:pStyle w:val="Heading2"/>
+      </w:pPr>
+      <w:r>
+        <w:t xml:space="preserve">18 Locally-advanced cancers</w:t>
       </w:r>
     </w:p>
     <w:p>
@@ -980,14 +1125,14 @@
         <w:t xml:space="preserve">Patients with locally-advanced esophageal cancer often have localized spread of cancer cells in the surrounding area</w:t>
       </w:r>
     </w:p>
-    <w:bookmarkEnd w:id="35"/>
-    <w:bookmarkStart w:id="36" w:name="locally-advanced-cancers-2"/>
-    <w:p>
-      <w:pPr>
-        <w:pStyle w:val="Heading2"/>
-      </w:pPr>
-      <w:r>
-        <w:t xml:space="preserve">17 Locally-advanced cancers</w:t>
+    <w:bookmarkEnd w:id="26"/>
+    <w:bookmarkStart w:id="27" w:name="locally-advanced-cancers-2"/>
+    <w:p>
+      <w:pPr>
+        <w:pStyle w:val="Heading2"/>
+      </w:pPr>
+      <w:r>
+        <w:t xml:space="preserve">19 Locally-advanced cancers</w:t>
       </w:r>
     </w:p>
     <w:p>
@@ -998,14 +1143,14 @@
         <w:t xml:space="preserve">If locally-advanced cancers are treated with surgery alone…</w:t>
       </w:r>
     </w:p>
-    <w:bookmarkEnd w:id="36"/>
-    <w:bookmarkStart w:id="37" w:name="locally-advanced-cancers-3"/>
-    <w:p>
-      <w:pPr>
-        <w:pStyle w:val="Heading2"/>
-      </w:pPr>
-      <w:r>
-        <w:t xml:space="preserve">18 Locally-advanced cancers</w:t>
+    <w:bookmarkEnd w:id="27"/>
+    <w:bookmarkStart w:id="28" w:name="locally-advanced-cancers-3"/>
+    <w:p>
+      <w:pPr>
+        <w:pStyle w:val="Heading2"/>
+      </w:pPr>
+      <w:r>
+        <w:t xml:space="preserve">20 Locally-advanced cancers</w:t>
       </w:r>
     </w:p>
     <w:p>
@@ -1024,14 +1169,14 @@
         <w:t xml:space="preserve">There is a risk that cancer cells can be left behind</w:t>
       </w:r>
     </w:p>
-    <w:bookmarkEnd w:id="37"/>
-    <w:bookmarkStart w:id="38" w:name="preoperative-therapy"/>
-    <w:p>
-      <w:pPr>
-        <w:pStyle w:val="Heading2"/>
-      </w:pPr>
-      <w:r>
-        <w:t xml:space="preserve">19 Preoperative Therapy</w:t>
+    <w:bookmarkEnd w:id="28"/>
+    <w:bookmarkStart w:id="29" w:name="preoperative-therapy"/>
+    <w:p>
+      <w:pPr>
+        <w:pStyle w:val="Heading2"/>
+      </w:pPr>
+      <w:r>
+        <w:t xml:space="preserve">21 Preoperative Therapy</w:t>
       </w:r>
     </w:p>
     <w:p>
@@ -1058,14 +1203,14 @@
         <w:t xml:space="preserve">surgery that will shrink the cancer.</w:t>
       </w:r>
     </w:p>
-    <w:bookmarkEnd w:id="38"/>
-    <w:bookmarkStart w:id="39" w:name="preoperative-therapy-1"/>
-    <w:p>
-      <w:pPr>
-        <w:pStyle w:val="Heading2"/>
-      </w:pPr>
-      <w:r>
-        <w:t xml:space="preserve">20 Preoperative Therapy</w:t>
+    <w:bookmarkEnd w:id="29"/>
+    <w:bookmarkStart w:id="30" w:name="preoperative-therapy-1"/>
+    <w:p>
+      <w:pPr>
+        <w:pStyle w:val="Heading2"/>
+      </w:pPr>
+      <w:r>
+        <w:t xml:space="preserve">22 Preoperative Therapy</w:t>
       </w:r>
     </w:p>
     <w:p>
@@ -1092,14 +1237,14 @@
         <w:t xml:space="preserve">surgery that will shrink the cancer.</w:t>
       </w:r>
     </w:p>
-    <w:bookmarkEnd w:id="39"/>
-    <w:bookmarkStart w:id="40" w:name="preoperative-therapy-2"/>
-    <w:p>
-      <w:pPr>
-        <w:pStyle w:val="Heading2"/>
-      </w:pPr>
-      <w:r>
-        <w:t xml:space="preserve">21 Preoperative Therapy</w:t>
+    <w:bookmarkEnd w:id="30"/>
+    <w:bookmarkStart w:id="31" w:name="preoperative-therapy-2"/>
+    <w:p>
+      <w:pPr>
+        <w:pStyle w:val="Heading2"/>
+      </w:pPr>
+      <w:r>
+        <w:t xml:space="preserve">23 Preoperative Therapy</w:t>
       </w:r>
     </w:p>
     <w:p>
@@ -1126,14 +1271,14 @@
         <w:t xml:space="preserve">surgery that will shrink the cancer.</w:t>
       </w:r>
     </w:p>
-    <w:bookmarkEnd w:id="40"/>
-    <w:bookmarkStart w:id="41" w:name="surgery-after-preoperative-therapy"/>
-    <w:p>
-      <w:pPr>
-        <w:pStyle w:val="Heading2"/>
-      </w:pPr>
-      <w:r>
-        <w:t xml:space="preserve">22 Surgery after Preoperative Therapy</w:t>
+    <w:bookmarkEnd w:id="31"/>
+    <w:bookmarkStart w:id="32" w:name="surgery-after-preoperative-therapy"/>
+    <w:p>
+      <w:pPr>
+        <w:pStyle w:val="Heading2"/>
+      </w:pPr>
+      <w:r>
+        <w:t xml:space="preserve">24 Surgery after Preoperative Therapy</w:t>
       </w:r>
     </w:p>
     <w:p>
@@ -1144,14 +1289,14 @@
         <w:t xml:space="preserve">When surgery is then performed…</w:t>
       </w:r>
     </w:p>
-    <w:bookmarkEnd w:id="41"/>
-    <w:bookmarkStart w:id="42" w:name="preoperative-therapy-3"/>
-    <w:p>
-      <w:pPr>
-        <w:pStyle w:val="Heading2"/>
-      </w:pPr>
-      <w:r>
-        <w:t xml:space="preserve">23 Preoperative Therapy</w:t>
+    <w:bookmarkEnd w:id="32"/>
+    <w:bookmarkStart w:id="33" w:name="preoperative-therapy-3"/>
+    <w:p>
+      <w:pPr>
+        <w:pStyle w:val="Heading2"/>
+      </w:pPr>
+      <w:r>
+        <w:t xml:space="preserve">25 Preoperative Therapy</w:t>
       </w:r>
     </w:p>
     <w:p>
@@ -1170,14 +1315,14 @@
         <w:t xml:space="preserve">The risk of cancer recurrence is minimized</w:t>
       </w:r>
     </w:p>
-    <w:bookmarkEnd w:id="42"/>
-    <w:bookmarkStart w:id="43" w:name="preoperative-therapy-4"/>
-    <w:p>
-      <w:pPr>
-        <w:pStyle w:val="Heading2"/>
-      </w:pPr>
-      <w:r>
-        <w:t xml:space="preserve">24 Preoperative Therapy</w:t>
+    <w:bookmarkEnd w:id="33"/>
+    <w:bookmarkStart w:id="34" w:name="preoperative-therapy-4"/>
+    <w:p>
+      <w:pPr>
+        <w:pStyle w:val="Heading2"/>
+      </w:pPr>
+      <w:r>
+        <w:t xml:space="preserve">26 Preoperative Therapy</w:t>
       </w:r>
     </w:p>
     <w:p>
@@ -1196,14 +1341,14 @@
         <w:t xml:space="preserve">The risk of cancer recurrence is minimized</w:t>
       </w:r>
     </w:p>
-    <w:bookmarkEnd w:id="43"/>
-    <w:bookmarkStart w:id="44" w:name="chemotherapy-radiation-cross-trial"/>
-    <w:p>
-      <w:pPr>
-        <w:pStyle w:val="Heading2"/>
-      </w:pPr>
-      <w:r>
-        <w:t xml:space="preserve">25 Chemotherapy + Radiation CROSS Trial</w:t>
+    <w:bookmarkEnd w:id="34"/>
+    <w:bookmarkStart w:id="35" w:name="chemotherapy-radiation-cross-trial"/>
+    <w:p>
+      <w:pPr>
+        <w:pStyle w:val="Heading2"/>
+      </w:pPr>
+      <w:r>
+        <w:t xml:space="preserve">27 Chemotherapy + Radiation CROSS Trial</w:t>
       </w:r>
     </w:p>
     <w:p>
@@ -1271,14 +1416,14 @@
         <w:t xml:space="preserve">Surgery</w:t>
       </w:r>
     </w:p>
-    <w:bookmarkEnd w:id="44"/>
-    <w:bookmarkStart w:id="45" w:name="chemotherapy-radiation-cross-trial-1"/>
-    <w:p>
-      <w:pPr>
-        <w:pStyle w:val="Heading2"/>
-      </w:pPr>
-      <w:r>
-        <w:t xml:space="preserve">26 Chemotherapy + Radiation CROSS Trial</w:t>
+    <w:bookmarkEnd w:id="35"/>
+    <w:bookmarkStart w:id="36" w:name="chemotherapy-radiation-cross-trial-1"/>
+    <w:p>
+      <w:pPr>
+        <w:pStyle w:val="Heading2"/>
+      </w:pPr>
+      <w:r>
+        <w:t xml:space="preserve">28 Chemotherapy + Radiation CROSS Trial</w:t>
       </w:r>
     </w:p>
     <w:p>
@@ -1365,14 +1510,14 @@
         <w:t xml:space="preserve">The results were quite dramatic: The group that was treated with all three therapies, chemotherapy and radiation and surgery, lived on average twice a long as patients who had surgery alone.</w:t>
       </w:r>
     </w:p>
-    <w:bookmarkEnd w:id="45"/>
-    <w:bookmarkStart w:id="46" w:name="chemo-radiation-cross-trial"/>
-    <w:p>
-      <w:pPr>
-        <w:pStyle w:val="Heading2"/>
-      </w:pPr>
-      <w:r>
-        <w:t xml:space="preserve">27 Chemo + Radiation CROSS Trial</w:t>
+    <w:bookmarkEnd w:id="36"/>
+    <w:bookmarkStart w:id="37" w:name="chemo-radiation-cross-trial"/>
+    <w:p>
+      <w:pPr>
+        <w:pStyle w:val="Heading2"/>
+      </w:pPr>
+      <w:r>
+        <w:t xml:space="preserve">29 Chemo + Radiation CROSS Trial</w:t>
       </w:r>
     </w:p>
     <w:p>
@@ -1388,7 +1533,7 @@
         <w:pStyle w:val="Compact"/>
         <w:numPr>
           <w:ilvl w:val="0"/>
-          <w:numId w:val="1011"/>
+          <w:numId w:val="1013"/>
         </w:numPr>
       </w:pPr>
       <w:r>
@@ -1400,7 +1545,7 @@
         <w:pStyle w:val="Compact"/>
         <w:numPr>
           <w:ilvl w:val="0"/>
-          <w:numId w:val="1011"/>
+          <w:numId w:val="1013"/>
         </w:numPr>
       </w:pPr>
       <w:r>
@@ -1412,7 +1557,7 @@
         <w:pStyle w:val="Compact"/>
         <w:numPr>
           <w:ilvl w:val="0"/>
-          <w:numId w:val="1012"/>
+          <w:numId w:val="1014"/>
         </w:numPr>
       </w:pPr>
       <w:r>
@@ -1424,21 +1569,21 @@
         <w:pStyle w:val="Compact"/>
         <w:numPr>
           <w:ilvl w:val="0"/>
-          <w:numId w:val="1013"/>
+          <w:numId w:val="1015"/>
         </w:numPr>
       </w:pPr>
       <w:r>
         <w:t xml:space="preserve">Surgery 8 weeks after the end of radiation</w:t>
       </w:r>
     </w:p>
-    <w:bookmarkEnd w:id="46"/>
-    <w:bookmarkStart w:id="47" w:name="chemo-radiation---side-effects"/>
-    <w:p>
-      <w:pPr>
-        <w:pStyle w:val="Heading2"/>
-      </w:pPr>
-      <w:r>
-        <w:t xml:space="preserve">28 Chemo + Radiation - Side Effects</w:t>
+    <w:bookmarkEnd w:id="37"/>
+    <w:bookmarkStart w:id="38" w:name="chemo-radiation---side-effects"/>
+    <w:p>
+      <w:pPr>
+        <w:pStyle w:val="Heading2"/>
+      </w:pPr>
+      <w:r>
+        <w:t xml:space="preserve">30 Chemo + Radiation - Side Effects</w:t>
       </w:r>
     </w:p>
     <w:p>
@@ -1473,14 +1618,14 @@
         <w:t xml:space="preserve">Feeding tube may be needed for hydration/nutrition.</w:t>
       </w:r>
     </w:p>
-    <w:bookmarkEnd w:id="47"/>
-    <w:bookmarkStart w:id="48" w:name="adenocarcinoma-treatment-options"/>
-    <w:p>
-      <w:pPr>
-        <w:pStyle w:val="Heading2"/>
-      </w:pPr>
-      <w:r>
-        <w:t xml:space="preserve">29 Adenocarcinoma Treatment Options</w:t>
+    <w:bookmarkEnd w:id="38"/>
+    <w:bookmarkStart w:id="39" w:name="adenocarcinoma-treatment-options"/>
+    <w:p>
+      <w:pPr>
+        <w:pStyle w:val="Heading2"/>
+      </w:pPr>
+      <w:r>
+        <w:t xml:space="preserve">31 Adenocarcinoma Treatment Options</w:t>
       </w:r>
     </w:p>
     <w:p>
@@ -1519,14 +1664,14 @@
         <w:t xml:space="preserve">chemotherapy</w:t>
       </w:r>
     </w:p>
-    <w:bookmarkEnd w:id="48"/>
-    <w:bookmarkStart w:id="49" w:name="locally-advanced-adenocarcinoma"/>
-    <w:p>
-      <w:pPr>
-        <w:pStyle w:val="Heading2"/>
-      </w:pPr>
-      <w:r>
-        <w:t xml:space="preserve">30 Locally-advanced Adenocarcinoma</w:t>
+    <w:bookmarkEnd w:id="39"/>
+    <w:bookmarkStart w:id="40" w:name="locally-advanced-adenocarcinoma"/>
+    <w:p>
+      <w:pPr>
+        <w:pStyle w:val="Heading2"/>
+      </w:pPr>
+      <w:r>
+        <w:t xml:space="preserve">32 Locally-advanced Adenocarcinoma</w:t>
       </w:r>
     </w:p>
     <w:p>
@@ -1598,7 +1743,7 @@
         <w:pStyle w:val="Compact"/>
         <w:numPr>
           <w:ilvl w:val="0"/>
-          <w:numId w:val="1014"/>
+          <w:numId w:val="1016"/>
         </w:numPr>
       </w:pPr>
       <w:r>
@@ -1610,21 +1755,21 @@
         <w:pStyle w:val="Compact"/>
         <w:numPr>
           <w:ilvl w:val="0"/>
-          <w:numId w:val="1015"/>
+          <w:numId w:val="1017"/>
         </w:numPr>
       </w:pPr>
       <w:r>
         <w:t xml:space="preserve">FOLFOX (better tolerated)</w:t>
       </w:r>
     </w:p>
-    <w:bookmarkEnd w:id="49"/>
-    <w:bookmarkStart w:id="50" w:name="sandwich-chemotherapy-drugs"/>
-    <w:p>
-      <w:pPr>
-        <w:pStyle w:val="Heading2"/>
-      </w:pPr>
-      <w:r>
-        <w:t xml:space="preserve">31</w:t>
+    <w:bookmarkEnd w:id="40"/>
+    <w:bookmarkStart w:id="41" w:name="sandwich-chemotherapy-drugs"/>
+    <w:p>
+      <w:pPr>
+        <w:pStyle w:val="Heading2"/>
+      </w:pPr>
+      <w:r>
+        <w:t xml:space="preserve">33</w:t>
       </w:r>
       <w:r>
         <w:t xml:space="preserve"> </w:t>
@@ -1656,7 +1801,7 @@
         <w:pStyle w:val="Compact"/>
         <w:numPr>
           <w:ilvl w:val="0"/>
-          <w:numId w:val="1016"/>
+          <w:numId w:val="1018"/>
         </w:numPr>
       </w:pPr>
       <w:r>
@@ -1668,7 +1813,7 @@
         <w:pStyle w:val="Compact"/>
         <w:numPr>
           <w:ilvl w:val="0"/>
-          <w:numId w:val="1016"/>
+          <w:numId w:val="1018"/>
         </w:numPr>
       </w:pPr>
       <w:r>
@@ -1680,7 +1825,7 @@
         <w:pStyle w:val="Compact"/>
         <w:numPr>
           <w:ilvl w:val="0"/>
-          <w:numId w:val="1016"/>
+          <w:numId w:val="1018"/>
         </w:numPr>
       </w:pPr>
       <w:r>
@@ -1692,7 +1837,7 @@
         <w:pStyle w:val="Compact"/>
         <w:numPr>
           <w:ilvl w:val="0"/>
-          <w:numId w:val="1016"/>
+          <w:numId w:val="1018"/>
         </w:numPr>
       </w:pPr>
       <w:r>
@@ -1716,7 +1861,7 @@
         <w:pStyle w:val="Compact"/>
         <w:numPr>
           <w:ilvl w:val="0"/>
-          <w:numId w:val="1017"/>
+          <w:numId w:val="1019"/>
         </w:numPr>
       </w:pPr>
       <w:r>
@@ -1728,7 +1873,7 @@
         <w:pStyle w:val="Compact"/>
         <w:numPr>
           <w:ilvl w:val="0"/>
-          <w:numId w:val="1017"/>
+          <w:numId w:val="1019"/>
         </w:numPr>
       </w:pPr>
       <w:r>
@@ -1740,29 +1885,29 @@
         <w:pStyle w:val="Compact"/>
         <w:numPr>
           <w:ilvl w:val="0"/>
-          <w:numId w:val="1017"/>
+          <w:numId w:val="1019"/>
         </w:numPr>
       </w:pPr>
       <w:r>
         <w:t xml:space="preserve">Oxaliplatin</w:t>
       </w:r>
     </w:p>
-    <w:bookmarkEnd w:id="50"/>
-    <w:bookmarkStart w:id="51" w:name="flot-treatment-plan"/>
-    <w:p>
-      <w:pPr>
-        <w:pStyle w:val="Heading2"/>
-      </w:pPr>
-      <w:r>
-        <w:t xml:space="preserve">32 FLOT Treatment Plan</w:t>
-      </w:r>
-    </w:p>
-    <w:p>
-      <w:pPr>
-        <w:pStyle w:val="Compact"/>
-        <w:numPr>
-          <w:ilvl w:val="0"/>
-          <w:numId w:val="1018"/>
+    <w:bookmarkEnd w:id="41"/>
+    <w:bookmarkStart w:id="42" w:name="flot-treatment-plan"/>
+    <w:p>
+      <w:pPr>
+        <w:pStyle w:val="Heading2"/>
+      </w:pPr>
+      <w:r>
+        <w:t xml:space="preserve">34 FLOT Treatment Plan</w:t>
+      </w:r>
+    </w:p>
+    <w:p>
+      <w:pPr>
+        <w:pStyle w:val="Compact"/>
+        <w:numPr>
+          <w:ilvl w:val="0"/>
+          <w:numId w:val="1020"/>
         </w:numPr>
       </w:pPr>
       <w:r>
@@ -1774,7 +1919,7 @@
         <w:pStyle w:val="Compact"/>
         <w:numPr>
           <w:ilvl w:val="0"/>
-          <w:numId w:val="1018"/>
+          <w:numId w:val="1020"/>
         </w:numPr>
       </w:pPr>
       <w:r>
@@ -1786,21 +1931,21 @@
         <w:pStyle w:val="Compact"/>
         <w:numPr>
           <w:ilvl w:val="0"/>
-          <w:numId w:val="1018"/>
+          <w:numId w:val="1020"/>
         </w:numPr>
       </w:pPr>
       <w:r>
         <w:t xml:space="preserve">FLOT Chemo every 2 weeks x 4 (=8 weeks total)</w:t>
       </w:r>
     </w:p>
-    <w:bookmarkEnd w:id="51"/>
-    <w:bookmarkStart w:id="52" w:name="durvalumab-immunotherapy"/>
-    <w:p>
-      <w:pPr>
-        <w:pStyle w:val="Heading2"/>
-      </w:pPr>
-      <w:r>
-        <w:t xml:space="preserve">33 Durvalumab Immunotherapy</w:t>
+    <w:bookmarkEnd w:id="42"/>
+    <w:bookmarkStart w:id="43" w:name="durvalumab-immunotherapy"/>
+    <w:p>
+      <w:pPr>
+        <w:pStyle w:val="Heading2"/>
+      </w:pPr>
+      <w:r>
+        <w:t xml:space="preserve">35 Durvalumab Immunotherapy</w:t>
       </w:r>
     </w:p>
     <w:p>
@@ -1827,14 +1972,14 @@
         <w:t xml:space="preserve">Durvalumab strengthens the immmune system to fight cancer</w:t>
       </w:r>
     </w:p>
-    <w:bookmarkEnd w:id="52"/>
-    <w:bookmarkStart w:id="53" w:name="matterhorn-trial"/>
-    <w:p>
-      <w:pPr>
-        <w:pStyle w:val="Heading2"/>
-      </w:pPr>
-      <w:r>
-        <w:t xml:space="preserve">34 Matterhorn Trial</w:t>
+    <w:bookmarkEnd w:id="43"/>
+    <w:bookmarkStart w:id="44" w:name="matterhorn-trial"/>
+    <w:p>
+      <w:pPr>
+        <w:pStyle w:val="Heading2"/>
+      </w:pPr>
+      <w:r>
+        <w:t xml:space="preserve">36 Matterhorn Trial</w:t>
       </w:r>
     </w:p>
     <w:p>
@@ -1949,14 +2094,14 @@
         <w:t xml:space="preserve">Treatment with durvalumab depends upon approval from insurance company</w:t>
       </w:r>
     </w:p>
-    <w:bookmarkEnd w:id="53"/>
-    <w:bookmarkStart w:id="54" w:name="flot-chemo-durvalumab"/>
-    <w:p>
-      <w:pPr>
-        <w:pStyle w:val="Heading2"/>
-      </w:pPr>
-      <w:r>
-        <w:t xml:space="preserve">35 FLOT Chemo ± Durvalumab</w:t>
+    <w:bookmarkEnd w:id="44"/>
+    <w:bookmarkStart w:id="45" w:name="flot-chemo-durvalumab"/>
+    <w:p>
+      <w:pPr>
+        <w:pStyle w:val="Heading2"/>
+      </w:pPr>
+      <w:r>
+        <w:t xml:space="preserve">37 FLOT Chemo ± Durvalumab</w:t>
       </w:r>
     </w:p>
     <w:p>
@@ -1976,7 +2121,7 @@
         <w:pStyle w:val="Compact"/>
         <w:numPr>
           <w:ilvl w:val="0"/>
-          <w:numId w:val="1019"/>
+          <w:numId w:val="1021"/>
         </w:numPr>
       </w:pPr>
       <w:r>
@@ -1988,7 +2133,7 @@
         <w:pStyle w:val="Compact"/>
         <w:numPr>
           <w:ilvl w:val="0"/>
-          <w:numId w:val="1019"/>
+          <w:numId w:val="1021"/>
         </w:numPr>
       </w:pPr>
       <w:r>
@@ -2000,7 +2145,7 @@
         <w:pStyle w:val="Compact"/>
         <w:numPr>
           <w:ilvl w:val="0"/>
-          <w:numId w:val="1019"/>
+          <w:numId w:val="1021"/>
         </w:numPr>
       </w:pPr>
       <w:r>
@@ -2024,7 +2169,7 @@
         <w:pStyle w:val="Compact"/>
         <w:numPr>
           <w:ilvl w:val="0"/>
-          <w:numId w:val="1020"/>
+          <w:numId w:val="1022"/>
         </w:numPr>
       </w:pPr>
       <w:r>
@@ -2036,7 +2181,7 @@
         <w:pStyle w:val="Compact"/>
         <w:numPr>
           <w:ilvl w:val="0"/>
-          <w:numId w:val="1020"/>
+          <w:numId w:val="1022"/>
         </w:numPr>
       </w:pPr>
       <w:r>
@@ -2048,7 +2193,7 @@
         <w:pStyle w:val="Compact"/>
         <w:numPr>
           <w:ilvl w:val="0"/>
-          <w:numId w:val="1020"/>
+          <w:numId w:val="1022"/>
         </w:numPr>
       </w:pPr>
       <w:r>
@@ -2060,21 +2205,21 @@
         <w:pStyle w:val="Compact"/>
         <w:numPr>
           <w:ilvl w:val="0"/>
-          <w:numId w:val="1020"/>
+          <w:numId w:val="1022"/>
         </w:numPr>
       </w:pPr>
       <w:r>
         <w:t xml:space="preserve">Durvalumab monthly x10</w:t>
       </w:r>
     </w:p>
-    <w:bookmarkEnd w:id="54"/>
-    <w:bookmarkStart w:id="55" w:name="tumor-biomarkers---pathology-tests"/>
-    <w:p>
-      <w:pPr>
-        <w:pStyle w:val="Heading2"/>
-      </w:pPr>
-      <w:r>
-        <w:t xml:space="preserve">36 Tumor Biomarkers - Pathology Tests</w:t>
+    <w:bookmarkEnd w:id="45"/>
+    <w:bookmarkStart w:id="46" w:name="tumor-biomarkers---pathology-tests"/>
+    <w:p>
+      <w:pPr>
+        <w:pStyle w:val="Heading2"/>
+      </w:pPr>
+      <w:r>
+        <w:t xml:space="preserve">38 Tumor Biomarkers - Pathology Tests</w:t>
       </w:r>
     </w:p>
     <w:p>
@@ -2090,7 +2235,7 @@
         <w:pStyle w:val="Compact"/>
         <w:numPr>
           <w:ilvl w:val="0"/>
-          <w:numId w:val="1021"/>
+          <w:numId w:val="1023"/>
         </w:numPr>
       </w:pPr>
       <w:r>
@@ -2119,7 +2264,7 @@
         <w:pStyle w:val="Compact"/>
         <w:numPr>
           <w:ilvl w:val="0"/>
-          <w:numId w:val="1021"/>
+          <w:numId w:val="1023"/>
         </w:numPr>
       </w:pPr>
       <w:r>
@@ -2148,7 +2293,7 @@
         <w:pStyle w:val="Compact"/>
         <w:numPr>
           <w:ilvl w:val="0"/>
-          <w:numId w:val="1021"/>
+          <w:numId w:val="1023"/>
         </w:numPr>
       </w:pPr>
       <w:r>
@@ -2188,14 +2333,14 @@
         <w:t xml:space="preserve">Your medical oncologist will review these with you</w:t>
       </w:r>
     </w:p>
-    <w:bookmarkEnd w:id="55"/>
-    <w:bookmarkStart w:id="56" w:name="adenocarcinoma-treatment-options-1"/>
-    <w:p>
-      <w:pPr>
-        <w:pStyle w:val="Heading2"/>
-      </w:pPr>
-      <w:r>
-        <w:t xml:space="preserve">37 Adenocarcinoma Treatment Options</w:t>
+    <w:bookmarkEnd w:id="46"/>
+    <w:bookmarkStart w:id="47" w:name="adenocarcinoma-treatment-options-1"/>
+    <w:p>
+      <w:pPr>
+        <w:pStyle w:val="Heading2"/>
+      </w:pPr>
+      <w:r>
+        <w:t xml:space="preserve">39 Adenocarcinoma Treatment Options</w:t>
       </w:r>
     </w:p>
     <w:p>
@@ -2215,7 +2360,7 @@
         <w:pStyle w:val="Compact"/>
         <w:numPr>
           <w:ilvl w:val="0"/>
-          <w:numId w:val="1022"/>
+          <w:numId w:val="1024"/>
         </w:numPr>
       </w:pPr>
       <w:r>
@@ -2227,7 +2372,7 @@
         <w:pStyle w:val="Compact"/>
         <w:numPr>
           <w:ilvl w:val="0"/>
-          <w:numId w:val="1022"/>
+          <w:numId w:val="1024"/>
         </w:numPr>
       </w:pPr>
       <w:r>
@@ -2251,7 +2396,7 @@
         <w:pStyle w:val="Compact"/>
         <w:numPr>
           <w:ilvl w:val="0"/>
-          <w:numId w:val="1023"/>
+          <w:numId w:val="1025"/>
         </w:numPr>
       </w:pPr>
       <w:r>
@@ -2263,7 +2408,7 @@
         <w:pStyle w:val="Compact"/>
         <w:numPr>
           <w:ilvl w:val="0"/>
-          <w:numId w:val="1023"/>
+          <w:numId w:val="1025"/>
         </w:numPr>
       </w:pPr>
       <w:r>
@@ -2275,21 +2420,21 @@
         <w:pStyle w:val="Compact"/>
         <w:numPr>
           <w:ilvl w:val="0"/>
-          <w:numId w:val="1023"/>
+          <w:numId w:val="1025"/>
         </w:numPr>
       </w:pPr>
       <w:r>
         <w:t xml:space="preserve">Chemotherapy (8 wks)</w:t>
       </w:r>
     </w:p>
-    <w:bookmarkEnd w:id="56"/>
-    <w:bookmarkStart w:id="57" w:name="adenocarcinoma-treatment-options-2"/>
-    <w:p>
-      <w:pPr>
-        <w:pStyle w:val="Heading2"/>
-      </w:pPr>
-      <w:r>
-        <w:t xml:space="preserve">38 Adenocarcinoma Treatment Options</w:t>
+    <w:bookmarkEnd w:id="47"/>
+    <w:bookmarkStart w:id="48" w:name="adenocarcinoma-treatment-options-2"/>
+    <w:p>
+      <w:pPr>
+        <w:pStyle w:val="Heading2"/>
+      </w:pPr>
+      <w:r>
+        <w:t xml:space="preserve">40 Adenocarcinoma Treatment Options</w:t>
       </w:r>
     </w:p>
     <w:p>
@@ -2309,7 +2454,7 @@
         <w:pStyle w:val="Compact"/>
         <w:numPr>
           <w:ilvl w:val="0"/>
-          <w:numId w:val="1024"/>
+          <w:numId w:val="1026"/>
         </w:numPr>
       </w:pPr>
       <w:r>
@@ -2321,7 +2466,7 @@
         <w:pStyle w:val="Compact"/>
         <w:numPr>
           <w:ilvl w:val="0"/>
-          <w:numId w:val="1024"/>
+          <w:numId w:val="1026"/>
         </w:numPr>
       </w:pPr>
       <w:r>
@@ -2333,7 +2478,7 @@
         <w:pStyle w:val="Compact"/>
         <w:numPr>
           <w:ilvl w:val="0"/>
-          <w:numId w:val="1024"/>
+          <w:numId w:val="1026"/>
         </w:numPr>
       </w:pPr>
       <w:r>
@@ -2345,7 +2490,7 @@
         <w:pStyle w:val="Compact"/>
         <w:numPr>
           <w:ilvl w:val="0"/>
-          <w:numId w:val="1024"/>
+          <w:numId w:val="1026"/>
         </w:numPr>
       </w:pPr>
       <w:r>
@@ -2374,7 +2519,7 @@
         <w:pStyle w:val="Compact"/>
         <w:numPr>
           <w:ilvl w:val="0"/>
-          <w:numId w:val="1024"/>
+          <w:numId w:val="1026"/>
         </w:numPr>
       </w:pPr>
       <w:r>
@@ -2398,7 +2543,7 @@
         <w:pStyle w:val="Compact"/>
         <w:numPr>
           <w:ilvl w:val="0"/>
-          <w:numId w:val="1025"/>
+          <w:numId w:val="1027"/>
         </w:numPr>
       </w:pPr>
       <w:r>
@@ -2410,7 +2555,7 @@
         <w:pStyle w:val="Compact"/>
         <w:numPr>
           <w:ilvl w:val="0"/>
-          <w:numId w:val="1025"/>
+          <w:numId w:val="1027"/>
         </w:numPr>
       </w:pPr>
       <w:r>
@@ -2422,7 +2567,7 @@
         <w:pStyle w:val="Compact"/>
         <w:numPr>
           <w:ilvl w:val="0"/>
-          <w:numId w:val="1025"/>
+          <w:numId w:val="1027"/>
         </w:numPr>
       </w:pPr>
       <w:r>
@@ -2434,7 +2579,7 @@
         <w:pStyle w:val="Compact"/>
         <w:numPr>
           <w:ilvl w:val="0"/>
-          <w:numId w:val="1025"/>
+          <w:numId w:val="1027"/>
         </w:numPr>
       </w:pPr>
       <w:r>
@@ -2446,21 +2591,21 @@
         <w:pStyle w:val="Compact"/>
         <w:numPr>
           <w:ilvl w:val="0"/>
-          <w:numId w:val="1025"/>
+          <w:numId w:val="1027"/>
         </w:numPr>
       </w:pPr>
       <w:r>
         <w:t xml:space="preserve">Feeding tube less likely</w:t>
       </w:r>
     </w:p>
-    <w:bookmarkEnd w:id="57"/>
-    <w:bookmarkStart w:id="58" w:name="chemotherapy-administration"/>
-    <w:p>
-      <w:pPr>
-        <w:pStyle w:val="Heading2"/>
-      </w:pPr>
-      <w:r>
-        <w:t xml:space="preserve">39 Chemotherapy Administration</w:t>
+    <w:bookmarkEnd w:id="48"/>
+    <w:bookmarkStart w:id="49" w:name="chemotherapy-administration"/>
+    <w:p>
+      <w:pPr>
+        <w:pStyle w:val="Heading2"/>
+      </w:pPr>
+      <w:r>
+        <w:t xml:space="preserve">41 Chemotherapy Administration</w:t>
       </w:r>
     </w:p>
     <w:p>
@@ -2484,7 +2629,7 @@
         <w:pStyle w:val="Compact"/>
         <w:numPr>
           <w:ilvl w:val="0"/>
-          <w:numId w:val="1026"/>
+          <w:numId w:val="1028"/>
         </w:numPr>
       </w:pPr>
       <w:r>
@@ -2496,7 +2641,7 @@
         <w:pStyle w:val="Compact"/>
         <w:numPr>
           <w:ilvl w:val="0"/>
-          <w:numId w:val="1026"/>
+          <w:numId w:val="1028"/>
         </w:numPr>
       </w:pPr>
       <w:r>
@@ -2508,21 +2653,21 @@
         <w:pStyle w:val="Compact"/>
         <w:numPr>
           <w:ilvl w:val="0"/>
-          <w:numId w:val="1026"/>
+          <w:numId w:val="1028"/>
         </w:numPr>
       </w:pPr>
       <w:r>
         <w:t xml:space="preserve">Central Venous port</w:t>
       </w:r>
     </w:p>
-    <w:bookmarkEnd w:id="58"/>
-    <w:bookmarkStart w:id="59" w:name="X24de4000c031f200c5dfe01452aa364022c5d0d"/>
-    <w:p>
-      <w:pPr>
-        <w:pStyle w:val="Heading2"/>
-      </w:pPr>
-      <w:r>
-        <w:t xml:space="preserve">40 Intravenous Catheter in Peripheral Vein (</w:t>
+    <w:bookmarkEnd w:id="49"/>
+    <w:bookmarkStart w:id="50" w:name="X24de4000c031f200c5dfe01452aa364022c5d0d"/>
+    <w:p>
+      <w:pPr>
+        <w:pStyle w:val="Heading2"/>
+      </w:pPr>
+      <w:r>
+        <w:t xml:space="preserve">42 Intravenous Catheter in Peripheral Vein (</w:t>
       </w:r>
       <w:r>
         <w:t xml:space="preserve">“IV”</w:t>
@@ -2536,7 +2681,7 @@
         <w:pStyle w:val="Compact"/>
         <w:numPr>
           <w:ilvl w:val="0"/>
-          <w:numId w:val="1027"/>
+          <w:numId w:val="1029"/>
         </w:numPr>
       </w:pPr>
       <w:r>
@@ -2548,7 +2693,7 @@
         <w:pStyle w:val="Compact"/>
         <w:numPr>
           <w:ilvl w:val="0"/>
-          <w:numId w:val="1027"/>
+          <w:numId w:val="1029"/>
         </w:numPr>
       </w:pPr>
       <w:r>
@@ -2560,7 +2705,7 @@
         <w:pStyle w:val="Compact"/>
         <w:numPr>
           <w:ilvl w:val="0"/>
-          <w:numId w:val="1027"/>
+          <w:numId w:val="1029"/>
         </w:numPr>
       </w:pPr>
       <w:r>
@@ -2572,7 +2717,7 @@
         <w:pStyle w:val="Compact"/>
         <w:numPr>
           <w:ilvl w:val="0"/>
-          <w:numId w:val="1027"/>
+          <w:numId w:val="1029"/>
         </w:numPr>
       </w:pPr>
       <w:r>
@@ -2584,7 +2729,7 @@
         <w:pStyle w:val="Compact"/>
         <w:numPr>
           <w:ilvl w:val="0"/>
-          <w:numId w:val="1027"/>
+          <w:numId w:val="1029"/>
         </w:numPr>
       </w:pPr>
       <w:r>
@@ -2615,22 +2760,22 @@
         <w:t xml:space="preserve">FLOT chemotherapy requires a home infusion pump, got which a peripheral IV won’t work</w:t>
       </w:r>
     </w:p>
-    <w:bookmarkEnd w:id="59"/>
-    <w:bookmarkStart w:id="60" w:name="central-venous-port"/>
-    <w:p>
-      <w:pPr>
-        <w:pStyle w:val="Heading2"/>
-      </w:pPr>
-      <w:r>
-        <w:t xml:space="preserve">41 Central Venous Port</w:t>
-      </w:r>
-    </w:p>
-    <w:p>
-      <w:pPr>
-        <w:pStyle w:val="Compact"/>
-        <w:numPr>
-          <w:ilvl w:val="0"/>
-          <w:numId w:val="1028"/>
+    <w:bookmarkEnd w:id="50"/>
+    <w:bookmarkStart w:id="51" w:name="central-venous-port"/>
+    <w:p>
+      <w:pPr>
+        <w:pStyle w:val="Heading2"/>
+      </w:pPr>
+      <w:r>
+        <w:t xml:space="preserve">43 Central Venous Port</w:t>
+      </w:r>
+    </w:p>
+    <w:p>
+      <w:pPr>
+        <w:pStyle w:val="Compact"/>
+        <w:numPr>
+          <w:ilvl w:val="0"/>
+          <w:numId w:val="1030"/>
         </w:numPr>
       </w:pPr>
       <w:r>
@@ -2642,7 +2787,7 @@
         <w:pStyle w:val="Compact"/>
         <w:numPr>
           <w:ilvl w:val="0"/>
-          <w:numId w:val="1028"/>
+          <w:numId w:val="1030"/>
         </w:numPr>
       </w:pPr>
       <w:r>
@@ -2654,7 +2799,7 @@
         <w:pStyle w:val="Compact"/>
         <w:numPr>
           <w:ilvl w:val="0"/>
-          <w:numId w:val="1028"/>
+          <w:numId w:val="1030"/>
         </w:numPr>
       </w:pPr>
       <w:r>
@@ -2666,7 +2811,7 @@
         <w:pStyle w:val="Compact"/>
         <w:numPr>
           <w:ilvl w:val="0"/>
-          <w:numId w:val="1028"/>
+          <w:numId w:val="1030"/>
         </w:numPr>
       </w:pPr>
       <w:r>
@@ -2678,7 +2823,7 @@
         <w:pStyle w:val="Compact"/>
         <w:numPr>
           <w:ilvl w:val="0"/>
-          <w:numId w:val="1028"/>
+          <w:numId w:val="1030"/>
         </w:numPr>
       </w:pPr>
       <w:r>
@@ -2725,22 +2870,22 @@
         <w:t xml:space="preserve">A port can be used for blood draws for blood tests as well.</w:t>
       </w:r>
     </w:p>
-    <w:bookmarkEnd w:id="60"/>
-    <w:bookmarkStart w:id="61" w:name="central-venous-port-1"/>
-    <w:p>
-      <w:pPr>
-        <w:pStyle w:val="Heading2"/>
-      </w:pPr>
-      <w:r>
-        <w:t xml:space="preserve">42 Central Venous Port</w:t>
-      </w:r>
-    </w:p>
-    <w:p>
-      <w:pPr>
-        <w:pStyle w:val="Compact"/>
-        <w:numPr>
-          <w:ilvl w:val="0"/>
-          <w:numId w:val="1029"/>
+    <w:bookmarkEnd w:id="51"/>
+    <w:bookmarkStart w:id="52" w:name="central-venous-port-1"/>
+    <w:p>
+      <w:pPr>
+        <w:pStyle w:val="Heading2"/>
+      </w:pPr>
+      <w:r>
+        <w:t xml:space="preserve">44 Central Venous Port</w:t>
+      </w:r>
+    </w:p>
+    <w:p>
+      <w:pPr>
+        <w:pStyle w:val="Compact"/>
+        <w:numPr>
+          <w:ilvl w:val="0"/>
+          <w:numId w:val="1031"/>
         </w:numPr>
       </w:pPr>
       <w:r>
@@ -2752,7 +2897,7 @@
         <w:pStyle w:val="Compact"/>
         <w:numPr>
           <w:ilvl w:val="0"/>
-          <w:numId w:val="1029"/>
+          <w:numId w:val="1031"/>
         </w:numPr>
       </w:pPr>
       <w:r>
@@ -2764,7 +2909,7 @@
         <w:pStyle w:val="Compact"/>
         <w:numPr>
           <w:ilvl w:val="0"/>
-          <w:numId w:val="1029"/>
+          <w:numId w:val="1031"/>
         </w:numPr>
       </w:pPr>
       <w:r>
@@ -2776,7 +2921,7 @@
         <w:pStyle w:val="Compact"/>
         <w:numPr>
           <w:ilvl w:val="0"/>
-          <w:numId w:val="1029"/>
+          <w:numId w:val="1031"/>
         </w:numPr>
       </w:pPr>
       <w:r>
@@ -2788,7 +2933,7 @@
         <w:pStyle w:val="Compact"/>
         <w:numPr>
           <w:ilvl w:val="0"/>
-          <w:numId w:val="1029"/>
+          <w:numId w:val="1031"/>
         </w:numPr>
       </w:pPr>
       <w:r>
@@ -2845,14 +2990,14 @@
         <w:t xml:space="preserve">covers the incisions and flakes off after a week or so</w:t>
       </w:r>
     </w:p>
-    <w:bookmarkEnd w:id="61"/>
-    <w:bookmarkStart w:id="62" w:name="central-venous-port-2"/>
-    <w:p>
-      <w:pPr>
-        <w:pStyle w:val="Heading2"/>
-      </w:pPr>
-      <w:r>
-        <w:t xml:space="preserve">43 Central Venous Port</w:t>
+    <w:bookmarkEnd w:id="52"/>
+    <w:bookmarkStart w:id="53" w:name="central-venous-port-2"/>
+    <w:p>
+      <w:pPr>
+        <w:pStyle w:val="Heading2"/>
+      </w:pPr>
+      <w:r>
+        <w:t xml:space="preserve">45 Central Venous Port</w:t>
       </w:r>
     </w:p>
     <w:p>
@@ -2871,14 +3016,14 @@
         <w:t xml:space="preserve">When it comes time for chemotherapy, the nurses can easily access the port with a needle that goes through the skin into the port, rather than placing an intravenous needle in a vein. The drugs can then be administered directly into the bloodstream. If blood needs to be drawn for tests, this can also be done through the port.</w:t>
       </w:r>
     </w:p>
-    <w:bookmarkEnd w:id="62"/>
-    <w:bookmarkStart w:id="63" w:name="restaging"/>
-    <w:p>
-      <w:pPr>
-        <w:pStyle w:val="Heading2"/>
-      </w:pPr>
-      <w:r>
-        <w:t xml:space="preserve">44 Restaging</w:t>
+    <w:bookmarkEnd w:id="53"/>
+    <w:bookmarkStart w:id="54" w:name="restaging"/>
+    <w:p>
+      <w:pPr>
+        <w:pStyle w:val="Heading2"/>
+      </w:pPr>
+      <w:r>
+        <w:t xml:space="preserve">46 Restaging</w:t>
       </w:r>
     </w:p>
     <w:p>
@@ -2905,7 +3050,7 @@
         <w:pStyle w:val="Compact"/>
         <w:numPr>
           <w:ilvl w:val="0"/>
-          <w:numId w:val="1030"/>
+          <w:numId w:val="1032"/>
         </w:numPr>
       </w:pPr>
       <w:r>
@@ -2917,21 +3062,21 @@
         <w:pStyle w:val="Compact"/>
         <w:numPr>
           <w:ilvl w:val="0"/>
-          <w:numId w:val="1030"/>
+          <w:numId w:val="1032"/>
         </w:numPr>
       </w:pPr>
       <w:r>
         <w:t xml:space="preserve">Timing depends upon recovery from therapy</w:t>
       </w:r>
     </w:p>
-    <w:bookmarkEnd w:id="63"/>
-    <w:bookmarkStart w:id="64" w:name="primary-care-practitioner-pcp"/>
-    <w:p>
-      <w:pPr>
-        <w:pStyle w:val="Heading2"/>
-      </w:pPr>
-      <w:r>
-        <w:t xml:space="preserve">45 Primary Care Practitioner (PCP)</w:t>
+    <w:bookmarkEnd w:id="54"/>
+    <w:bookmarkStart w:id="55" w:name="primary-care-practitioner-pcp"/>
+    <w:p>
+      <w:pPr>
+        <w:pStyle w:val="Heading2"/>
+      </w:pPr>
+      <w:r>
+        <w:t xml:space="preserve">47 Primary Care Practitioner (PCP)</w:t>
       </w:r>
     </w:p>
     <w:p>
@@ -2958,22 +3103,22 @@
         <w:t xml:space="preserve">PCP Referral Line (844) 235-6998</w:t>
       </w:r>
     </w:p>
-    <w:bookmarkEnd w:id="64"/>
-    <w:bookmarkStart w:id="65" w:name="my-atrium-patient-portal"/>
-    <w:p>
-      <w:pPr>
-        <w:pStyle w:val="Heading2"/>
-      </w:pPr>
-      <w:r>
-        <w:t xml:space="preserve">46 My Atrium Patient Portal</w:t>
-      </w:r>
-    </w:p>
-    <w:p>
-      <w:pPr>
-        <w:pStyle w:val="Compact"/>
-        <w:numPr>
-          <w:ilvl w:val="0"/>
-          <w:numId w:val="1031"/>
+    <w:bookmarkEnd w:id="55"/>
+    <w:bookmarkStart w:id="56" w:name="my-atrium-patient-portal"/>
+    <w:p>
+      <w:pPr>
+        <w:pStyle w:val="Heading2"/>
+      </w:pPr>
+      <w:r>
+        <w:t xml:space="preserve">48 My Atrium Patient Portal</w:t>
+      </w:r>
+    </w:p>
+    <w:p>
+      <w:pPr>
+        <w:pStyle w:val="Compact"/>
+        <w:numPr>
+          <w:ilvl w:val="0"/>
+          <w:numId w:val="1033"/>
         </w:numPr>
       </w:pPr>
       <w:r>
@@ -2985,7 +3130,7 @@
         <w:pStyle w:val="Compact"/>
         <w:numPr>
           <w:ilvl w:val="0"/>
-          <w:numId w:val="1031"/>
+          <w:numId w:val="1033"/>
         </w:numPr>
       </w:pPr>
       <w:r>
@@ -2997,29 +3142,29 @@
         <w:pStyle w:val="Compact"/>
         <w:numPr>
           <w:ilvl w:val="0"/>
-          <w:numId w:val="1031"/>
+          <w:numId w:val="1033"/>
         </w:numPr>
       </w:pPr>
       <w:r>
         <w:t xml:space="preserve">Sign up at my.atriumhealth.org</w:t>
       </w:r>
     </w:p>
-    <w:bookmarkEnd w:id="65"/>
-    <w:bookmarkStart w:id="66" w:name="exercise"/>
-    <w:p>
-      <w:pPr>
-        <w:pStyle w:val="Heading2"/>
-      </w:pPr>
-      <w:r>
-        <w:t xml:space="preserve">47 Exercise</w:t>
-      </w:r>
-    </w:p>
-    <w:p>
-      <w:pPr>
-        <w:pStyle w:val="Compact"/>
-        <w:numPr>
-          <w:ilvl w:val="0"/>
-          <w:numId w:val="1032"/>
+    <w:bookmarkEnd w:id="56"/>
+    <w:bookmarkStart w:id="57" w:name="exercise"/>
+    <w:p>
+      <w:pPr>
+        <w:pStyle w:val="Heading2"/>
+      </w:pPr>
+      <w:r>
+        <w:t xml:space="preserve">49 Exercise</w:t>
+      </w:r>
+    </w:p>
+    <w:p>
+      <w:pPr>
+        <w:pStyle w:val="Compact"/>
+        <w:numPr>
+          <w:ilvl w:val="0"/>
+          <w:numId w:val="1034"/>
         </w:numPr>
       </w:pPr>
       <w:r>
@@ -3031,69 +3176,11 @@
         <w:pStyle w:val="Compact"/>
         <w:numPr>
           <w:ilvl w:val="0"/>
-          <w:numId w:val="1032"/>
+          <w:numId w:val="1034"/>
         </w:numPr>
       </w:pPr>
       <w:r>
         <w:t xml:space="preserve">Goal is 30min/day of vigorous exercise 6 days/wk</w:t>
-      </w:r>
-    </w:p>
-    <w:p>
-      <w:pPr>
-        <w:pStyle w:val="Compact"/>
-        <w:numPr>
-          <w:ilvl w:val="1"/>
-          <w:numId w:val="1033"/>
-        </w:numPr>
-      </w:pPr>
-      <w:r>
-        <w:t xml:space="preserve">Working hard enough that you can’t converse</w:t>
-      </w:r>
-    </w:p>
-    <w:p>
-      <w:pPr>
-        <w:pStyle w:val="Compact"/>
-        <w:numPr>
-          <w:ilvl w:val="1"/>
-          <w:numId w:val="1033"/>
-        </w:numPr>
-      </w:pPr>
-      <w:r>
-        <w:t xml:space="preserve">Start slowly and build up</w:t>
-      </w:r>
-    </w:p>
-    <w:p>
-      <w:pPr>
-        <w:pStyle w:val="Compact"/>
-        <w:numPr>
-          <w:ilvl w:val="1"/>
-          <w:numId w:val="1033"/>
-        </w:numPr>
-      </w:pPr>
-      <w:r>
-        <w:t xml:space="preserve">Every day counts! (Aim for daily activity)</w:t>
-      </w:r>
-    </w:p>
-    <w:bookmarkEnd w:id="66"/>
-    <w:bookmarkStart w:id="67" w:name="smoking-cessation"/>
-    <w:p>
-      <w:pPr>
-        <w:pStyle w:val="Heading2"/>
-      </w:pPr>
-      <w:r>
-        <w:t xml:space="preserve">48 Smoking Cessation</w:t>
-      </w:r>
-    </w:p>
-    <w:p>
-      <w:pPr>
-        <w:pStyle w:val="Compact"/>
-        <w:numPr>
-          <w:ilvl w:val="0"/>
-          <w:numId w:val="1034"/>
-        </w:numPr>
-      </w:pPr>
-      <w:r>
-        <w:t xml:space="preserve">Smoking makes cancer treatment more difficult</w:t>
       </w:r>
     </w:p>
     <w:p>
@@ -3105,6 +3192,64 @@
         </w:numPr>
       </w:pPr>
       <w:r>
+        <w:t xml:space="preserve">Working hard enough that you can’t converse</w:t>
+      </w:r>
+    </w:p>
+    <w:p>
+      <w:pPr>
+        <w:pStyle w:val="Compact"/>
+        <w:numPr>
+          <w:ilvl w:val="1"/>
+          <w:numId w:val="1035"/>
+        </w:numPr>
+      </w:pPr>
+      <w:r>
+        <w:t xml:space="preserve">Start slowly and build up</w:t>
+      </w:r>
+    </w:p>
+    <w:p>
+      <w:pPr>
+        <w:pStyle w:val="Compact"/>
+        <w:numPr>
+          <w:ilvl w:val="1"/>
+          <w:numId w:val="1035"/>
+        </w:numPr>
+      </w:pPr>
+      <w:r>
+        <w:t xml:space="preserve">Every day counts! (Aim for daily activity)</w:t>
+      </w:r>
+    </w:p>
+    <w:bookmarkEnd w:id="57"/>
+    <w:bookmarkStart w:id="58" w:name="smoking-cessation"/>
+    <w:p>
+      <w:pPr>
+        <w:pStyle w:val="Heading2"/>
+      </w:pPr>
+      <w:r>
+        <w:t xml:space="preserve">50 Smoking Cessation</w:t>
+      </w:r>
+    </w:p>
+    <w:p>
+      <w:pPr>
+        <w:pStyle w:val="Compact"/>
+        <w:numPr>
+          <w:ilvl w:val="0"/>
+          <w:numId w:val="1036"/>
+        </w:numPr>
+      </w:pPr>
+      <w:r>
+        <w:t xml:space="preserve">Smoking makes cancer treatment more difficult</w:t>
+      </w:r>
+    </w:p>
+    <w:p>
+      <w:pPr>
+        <w:pStyle w:val="Compact"/>
+        <w:numPr>
+          <w:ilvl w:val="1"/>
+          <w:numId w:val="1037"/>
+        </w:numPr>
+      </w:pPr>
+      <w:r>
         <w:t xml:space="preserve">Increases risk of complications after surgery</w:t>
       </w:r>
     </w:p>
@@ -3113,7 +3258,7 @@
         <w:pStyle w:val="Compact"/>
         <w:numPr>
           <w:ilvl w:val="0"/>
-          <w:numId w:val="1034"/>
+          <w:numId w:val="1036"/>
         </w:numPr>
       </w:pPr>
       <w:r>
@@ -3125,7 +3270,7 @@
         <w:pStyle w:val="Compact"/>
         <w:numPr>
           <w:ilvl w:val="1"/>
-          <w:numId w:val="1036"/>
+          <w:numId w:val="1038"/>
         </w:numPr>
       </w:pPr>
       <w:r>
@@ -3137,7 +3282,7 @@
         <w:pStyle w:val="Compact"/>
         <w:numPr>
           <w:ilvl w:val="1"/>
-          <w:numId w:val="1036"/>
+          <w:numId w:val="1038"/>
         </w:numPr>
       </w:pPr>
       <w:r>
@@ -3149,447 +3294,447 @@
         <w:pStyle w:val="Compact"/>
         <w:numPr>
           <w:ilvl w:val="1"/>
-          <w:numId w:val="1036"/>
+          <w:numId w:val="1038"/>
         </w:numPr>
       </w:pPr>
       <w:r>
         <w:t xml:space="preserve">Smoking Cessation Counseling (Metro Charlotte)</w:t>
       </w:r>
     </w:p>
+    <w:bookmarkEnd w:id="58"/>
+    <w:bookmarkStart w:id="59" w:name="protein-needs"/>
+    <w:p>
+      <w:pPr>
+        <w:pStyle w:val="Heading2"/>
+      </w:pPr>
+      <w:r>
+        <w:t xml:space="preserve">51 Protein Needs</w:t>
+      </w:r>
+    </w:p>
+    <w:bookmarkEnd w:id="59"/>
+    <w:bookmarkStart w:id="60" w:name="feeding-tubes"/>
+    <w:p>
+      <w:pPr>
+        <w:pStyle w:val="Heading2"/>
+      </w:pPr>
+      <w:r>
+        <w:t xml:space="preserve">52 Feeding Tubes</w:t>
+      </w:r>
+    </w:p>
+    <w:p>
+      <w:pPr>
+        <w:pStyle w:val="FirstParagraph"/>
+      </w:pPr>
+      <w:r>
+        <w:t xml:space="preserve">There are two types of feeding tubes:</w:t>
+      </w:r>
+    </w:p>
+    <w:p>
+      <w:pPr>
+        <w:numPr>
+          <w:ilvl w:val="0"/>
+          <w:numId w:val="1039"/>
+        </w:numPr>
+      </w:pPr>
+      <w:r>
+        <w:t xml:space="preserve">Jejunostomy tubes are placed in the small intestine</w:t>
+      </w:r>
+    </w:p>
+    <w:p>
+      <w:pPr>
+        <w:numPr>
+          <w:ilvl w:val="0"/>
+          <w:numId w:val="1039"/>
+        </w:numPr>
+      </w:pPr>
+      <w:r>
+        <w:t xml:space="preserve">Gastrostomy tubes are placed in the stomach</w:t>
+      </w:r>
+    </w:p>
+    <w:p>
+      <w:pPr>
+        <w:pStyle w:val="FirstParagraph"/>
+      </w:pPr>
+      <w:r>
+        <w:t xml:space="preserve">Your dietitian and physician will help you decide which tube is best for your situation</w:t>
+      </w:r>
+    </w:p>
+    <w:bookmarkEnd w:id="60"/>
+    <w:bookmarkStart w:id="61" w:name="gastrostomy-tube"/>
+    <w:p>
+      <w:pPr>
+        <w:pStyle w:val="Heading2"/>
+      </w:pPr>
+      <w:r>
+        <w:t xml:space="preserve">53 Gastrostomy Tube</w:t>
+      </w:r>
+    </w:p>
+    <w:p>
+      <w:pPr>
+        <w:pStyle w:val="FirstParagraph"/>
+      </w:pPr>
+      <w:r>
+        <w:t xml:space="preserve">Feeding Gastrostomy</w:t>
+      </w:r>
+    </w:p>
+    <w:p>
+      <w:pPr>
+        <w:pStyle w:val="Compact"/>
+        <w:numPr>
+          <w:ilvl w:val="0"/>
+          <w:numId w:val="1040"/>
+        </w:numPr>
+      </w:pPr>
+      <w:r>
+        <w:t xml:space="preserve">Feeding with a syringe several times per day.</w:t>
+      </w:r>
+    </w:p>
+    <w:p>
+      <w:pPr>
+        <w:pStyle w:val="Compact"/>
+        <w:numPr>
+          <w:ilvl w:val="0"/>
+          <w:numId w:val="1040"/>
+        </w:numPr>
+      </w:pPr>
+      <w:r>
+        <w:t xml:space="preserve">Tube can be hidden underneath clothing</w:t>
+      </w:r>
+    </w:p>
+    <w:p>
+      <w:pPr>
+        <w:pStyle w:val="Compact"/>
+        <w:numPr>
+          <w:ilvl w:val="0"/>
+          <w:numId w:val="1040"/>
+        </w:numPr>
+      </w:pPr>
+      <w:r>
+        <w:t xml:space="preserve">Tube does not interfere with eating by mouth</w:t>
+      </w:r>
+    </w:p>
+    <w:p>
+      <w:pPr>
+        <w:pStyle w:val="Compact"/>
+        <w:numPr>
+          <w:ilvl w:val="0"/>
+          <w:numId w:val="1040"/>
+        </w:numPr>
+      </w:pPr>
+      <w:r>
+        <w:t xml:space="preserve">Removed easily in the office when no longer needed</w:t>
+      </w:r>
+    </w:p>
+    <w:bookmarkEnd w:id="61"/>
+    <w:bookmarkStart w:id="62" w:name="gastrostomy-tube-methods"/>
+    <w:p>
+      <w:pPr>
+        <w:pStyle w:val="Heading2"/>
+      </w:pPr>
+      <w:r>
+        <w:t xml:space="preserve">54 Gastrostomy Tube Methods</w:t>
+      </w:r>
+    </w:p>
+    <w:p>
+      <w:pPr>
+        <w:pStyle w:val="FirstParagraph"/>
+      </w:pPr>
+      <w:r>
+        <w:t xml:space="preserve">PEG: Tube placed by endoscopy</w:t>
+      </w:r>
+    </w:p>
+    <w:p>
+      <w:pPr>
+        <w:pStyle w:val="BodyText"/>
+      </w:pPr>
+      <w:r>
+        <w:t xml:space="preserve">Laparoscopic: Tube placed surgically by laparoscopy</w:t>
+      </w:r>
+    </w:p>
+    <w:p>
+      <w:pPr>
+        <w:pStyle w:val="BodyText"/>
+      </w:pPr>
+      <w:r>
+        <w:t xml:space="preserve">Preferred method depends upon whether esophagectomy is planned</w:t>
+      </w:r>
+    </w:p>
+    <w:bookmarkEnd w:id="62"/>
+    <w:bookmarkStart w:id="63" w:name="gastrostomy-tube-1"/>
+    <w:p>
+      <w:pPr>
+        <w:pStyle w:val="Heading2"/>
+      </w:pPr>
+      <w:r>
+        <w:t xml:space="preserve">55 Gastrostomy Tube</w:t>
+      </w:r>
+    </w:p>
+    <w:p>
+      <w:pPr>
+        <w:pStyle w:val="Compact"/>
+        <w:numPr>
+          <w:ilvl w:val="0"/>
+          <w:numId w:val="1041"/>
+        </w:numPr>
+      </w:pPr>
+      <w:r>
+        <w:t xml:space="preserve">Outpatient Placement (go home the same day)</w:t>
+      </w:r>
+    </w:p>
+    <w:p>
+      <w:pPr>
+        <w:pStyle w:val="Compact"/>
+        <w:numPr>
+          <w:ilvl w:val="0"/>
+          <w:numId w:val="1041"/>
+        </w:numPr>
+      </w:pPr>
+      <w:r>
+        <w:t xml:space="preserve">Central venous port can be placed at the same time (if needed)</w:t>
+      </w:r>
+    </w:p>
+    <w:bookmarkEnd w:id="63"/>
+    <w:bookmarkStart w:id="64" w:name="jejunostomy-tube"/>
+    <w:p>
+      <w:pPr>
+        <w:pStyle w:val="Heading2"/>
+      </w:pPr>
+      <w:r>
+        <w:t xml:space="preserve">56 Jejunostomy Tube</w:t>
+      </w:r>
+    </w:p>
+    <w:bookmarkEnd w:id="64"/>
+    <w:bookmarkStart w:id="65" w:name="jejunostomy-typical-regimen"/>
+    <w:p>
+      <w:pPr>
+        <w:pStyle w:val="Heading2"/>
+      </w:pPr>
+      <w:r>
+        <w:t xml:space="preserve">57 Jejunostomy Typical Regimen</w:t>
+      </w:r>
+    </w:p>
+    <w:p>
+      <w:pPr>
+        <w:pStyle w:val="Compact"/>
+        <w:numPr>
+          <w:ilvl w:val="0"/>
+          <w:numId w:val="1042"/>
+        </w:numPr>
+      </w:pPr>
+      <w:r>
+        <w:t xml:space="preserve">Jejunostomy tube feeds for 16 hours (6pm-10am)</w:t>
+      </w:r>
+    </w:p>
+    <w:p>
+      <w:pPr>
+        <w:pStyle w:val="Compact"/>
+        <w:numPr>
+          <w:ilvl w:val="1"/>
+          <w:numId w:val="1043"/>
+        </w:numPr>
+      </w:pPr>
+      <w:r>
+        <w:t xml:space="preserve">Men: 75mL/hour x 16 hours = 5 cartons</w:t>
+      </w:r>
+    </w:p>
+    <w:p>
+      <w:pPr>
+        <w:pStyle w:val="Compact"/>
+        <w:numPr>
+          <w:ilvl w:val="1"/>
+          <w:numId w:val="1043"/>
+        </w:numPr>
+      </w:pPr>
+      <w:r>
+        <w:t xml:space="preserve">Women: 60mL/hour x 16 hours = 4 cartons</w:t>
+      </w:r>
+    </w:p>
+    <w:p>
+      <w:pPr>
+        <w:pStyle w:val="Compact"/>
+        <w:numPr>
+          <w:ilvl w:val="0"/>
+          <w:numId w:val="1042"/>
+        </w:numPr>
+      </w:pPr>
+      <w:r>
+        <w:t xml:space="preserve">Water 240ml (8oz) via syringe 4x/day</w:t>
+      </w:r>
+    </w:p>
+    <w:p>
+      <w:pPr>
+        <w:pStyle w:val="FirstParagraph"/>
+      </w:pPr>
+      <w:r>
+        <w:t xml:space="preserve">Hospital nurses will teach use of the feeding tube</w:t>
+      </w:r>
+    </w:p>
+    <w:bookmarkEnd w:id="65"/>
+    <w:bookmarkStart w:id="66" w:name="jejunostomy-feeds-with-diabetes"/>
+    <w:p>
+      <w:pPr>
+        <w:pStyle w:val="Heading2"/>
+      </w:pPr>
+      <w:r>
+        <w:t xml:space="preserve">58 Jejunostomy Feeds with Diabetes</w:t>
+      </w:r>
+    </w:p>
+    <w:p>
+      <w:pPr>
+        <w:pStyle w:val="FirstParagraph"/>
+      </w:pPr>
+      <w:r>
+        <w:t xml:space="preserve">Jejunostomy feedings elevate blood sugars</w:t>
+      </w:r>
+    </w:p>
+    <w:p>
+      <w:pPr>
+        <w:pStyle w:val="Compact"/>
+        <w:numPr>
+          <w:ilvl w:val="0"/>
+          <w:numId w:val="1044"/>
+        </w:numPr>
+      </w:pPr>
+      <w:r>
+        <w:t xml:space="preserve">Insulin may be required along with feeds</w:t>
+      </w:r>
+    </w:p>
+    <w:p>
+      <w:pPr>
+        <w:pStyle w:val="FirstParagraph"/>
+      </w:pPr>
+      <w:r>
+        <w:t xml:space="preserve">Typical Pattern for tube feeds</w:t>
+      </w:r>
+    </w:p>
+    <w:p>
+      <w:pPr>
+        <w:pStyle w:val="Compact"/>
+        <w:numPr>
+          <w:ilvl w:val="0"/>
+          <w:numId w:val="1045"/>
+        </w:numPr>
+      </w:pPr>
+      <w:r>
+        <w:t xml:space="preserve">Feeds run via pump from 6pm to 10am</w:t>
+      </w:r>
+    </w:p>
+    <w:p>
+      <w:pPr>
+        <w:pStyle w:val="Compact"/>
+        <w:numPr>
+          <w:ilvl w:val="0"/>
+          <w:numId w:val="1045"/>
+        </w:numPr>
+      </w:pPr>
+      <w:r>
+        <w:t xml:space="preserve">Insulin at 6pm (70/30 insulin)</w:t>
+      </w:r>
+    </w:p>
+    <w:p>
+      <w:pPr>
+        <w:pStyle w:val="Compact"/>
+        <w:numPr>
+          <w:ilvl w:val="0"/>
+          <w:numId w:val="1045"/>
+        </w:numPr>
+      </w:pPr>
+      <w:r>
+        <w:t xml:space="preserve">Insulin at Midnight (70/30 insulin)</w:t>
+      </w:r>
+    </w:p>
+    <w:p>
+      <w:pPr>
+        <w:pStyle w:val="Compact"/>
+        <w:numPr>
+          <w:ilvl w:val="0"/>
+          <w:numId w:val="1045"/>
+        </w:numPr>
+      </w:pPr>
+      <w:r>
+        <w:t xml:space="preserve">No insulin if tube feedings are not run</w:t>
+      </w:r>
+    </w:p>
+    <w:bookmarkEnd w:id="66"/>
+    <w:bookmarkStart w:id="67" w:name="jejunostomy-video"/>
+    <w:p>
+      <w:pPr>
+        <w:pStyle w:val="Heading2"/>
+      </w:pPr>
+      <w:r>
+        <w:t xml:space="preserve">59 Jejunostomy Video</w:t>
+      </w:r>
+    </w:p>
     <w:bookmarkEnd w:id="67"/>
-    <w:bookmarkStart w:id="68" w:name="protein-needs"/>
-    <w:p>
-      <w:pPr>
-        <w:pStyle w:val="Heading2"/>
-      </w:pPr>
-      <w:r>
-        <w:t xml:space="preserve">49 Protein Needs</w:t>
+    <w:bookmarkStart w:id="68" w:name="surgery-for-esophageal-cancer"/>
+    <w:p>
+      <w:pPr>
+        <w:pStyle w:val="Heading2"/>
+      </w:pPr>
+      <w:r>
+        <w:t xml:space="preserve">60 Surgery for Esophageal Cancer</w:t>
+      </w:r>
+    </w:p>
+    <w:p>
+      <w:pPr>
+        <w:pStyle w:val="FirstParagraph"/>
+      </w:pPr>
+      <w:r>
+        <w:t xml:space="preserve">Surgery for esophageal cancer is performed for:</w:t>
+      </w:r>
+    </w:p>
+    <w:p>
+      <w:pPr>
+        <w:pStyle w:val="Compact"/>
+        <w:numPr>
+          <w:ilvl w:val="0"/>
+          <w:numId w:val="1046"/>
+        </w:numPr>
+      </w:pPr>
+      <w:r>
+        <w:t xml:space="preserve">Superficial Tumors (T1) not removed by endoscopy</w:t>
+      </w:r>
+    </w:p>
+    <w:p>
+      <w:pPr>
+        <w:pStyle w:val="Compact"/>
+        <w:numPr>
+          <w:ilvl w:val="0"/>
+          <w:numId w:val="1046"/>
+        </w:numPr>
+      </w:pPr>
+      <w:r>
+        <w:t xml:space="preserve">Localized Tumors (T2 N0 M0)</w:t>
+      </w:r>
+    </w:p>
+    <w:p>
+      <w:pPr>
+        <w:pStyle w:val="Compact"/>
+        <w:numPr>
+          <w:ilvl w:val="0"/>
+          <w:numId w:val="1046"/>
+        </w:numPr>
+      </w:pPr>
+      <w:r>
+        <w:t xml:space="preserve">Locally Advanced (T3 M0) after preop therapy</w:t>
       </w:r>
     </w:p>
     <w:bookmarkEnd w:id="68"/>
-    <w:bookmarkStart w:id="69" w:name="feeding-tubes"/>
-    <w:p>
-      <w:pPr>
-        <w:pStyle w:val="Heading2"/>
-      </w:pPr>
-      <w:r>
-        <w:t xml:space="preserve">50 Feeding Tubes</w:t>
-      </w:r>
-    </w:p>
-    <w:p>
-      <w:pPr>
-        <w:pStyle w:val="FirstParagraph"/>
-      </w:pPr>
-      <w:r>
-        <w:t xml:space="preserve">There are two types of feeding tubes:</w:t>
-      </w:r>
-    </w:p>
-    <w:p>
-      <w:pPr>
-        <w:numPr>
-          <w:ilvl w:val="0"/>
-          <w:numId w:val="1037"/>
-        </w:numPr>
-      </w:pPr>
-      <w:r>
-        <w:t xml:space="preserve">Jejunostomy tubes are placed in the small intestine</w:t>
-      </w:r>
-    </w:p>
-    <w:p>
-      <w:pPr>
-        <w:numPr>
-          <w:ilvl w:val="0"/>
-          <w:numId w:val="1037"/>
-        </w:numPr>
-      </w:pPr>
-      <w:r>
-        <w:t xml:space="preserve">Gastrostomy tubes are placed in the stomach</w:t>
-      </w:r>
-    </w:p>
-    <w:p>
-      <w:pPr>
-        <w:pStyle w:val="FirstParagraph"/>
-      </w:pPr>
-      <w:r>
-        <w:t xml:space="preserve">Your dietitian and physician will help you decide which tube is best for your situation</w:t>
-      </w:r>
-    </w:p>
-    <w:bookmarkEnd w:id="69"/>
-    <w:bookmarkStart w:id="70" w:name="gastrostomy-tube"/>
-    <w:p>
-      <w:pPr>
-        <w:pStyle w:val="Heading2"/>
-      </w:pPr>
-      <w:r>
-        <w:t xml:space="preserve">51 Gastrostomy Tube</w:t>
-      </w:r>
-    </w:p>
-    <w:p>
-      <w:pPr>
-        <w:pStyle w:val="FirstParagraph"/>
-      </w:pPr>
-      <w:r>
-        <w:t xml:space="preserve">Feeding Gastrostomy</w:t>
-      </w:r>
-    </w:p>
-    <w:p>
-      <w:pPr>
-        <w:pStyle w:val="Compact"/>
-        <w:numPr>
-          <w:ilvl w:val="0"/>
-          <w:numId w:val="1038"/>
-        </w:numPr>
-      </w:pPr>
-      <w:r>
-        <w:t xml:space="preserve">Feeding with a syringe several times per day.</w:t>
-      </w:r>
-    </w:p>
-    <w:p>
-      <w:pPr>
-        <w:pStyle w:val="Compact"/>
-        <w:numPr>
-          <w:ilvl w:val="0"/>
-          <w:numId w:val="1038"/>
-        </w:numPr>
-      </w:pPr>
-      <w:r>
-        <w:t xml:space="preserve">Tube can be hidden underneath clothing</w:t>
-      </w:r>
-    </w:p>
-    <w:p>
-      <w:pPr>
-        <w:pStyle w:val="Compact"/>
-        <w:numPr>
-          <w:ilvl w:val="0"/>
-          <w:numId w:val="1038"/>
-        </w:numPr>
-      </w:pPr>
-      <w:r>
-        <w:t xml:space="preserve">Tube does not interfere with eating by mouth</w:t>
-      </w:r>
-    </w:p>
-    <w:p>
-      <w:pPr>
-        <w:pStyle w:val="Compact"/>
-        <w:numPr>
-          <w:ilvl w:val="0"/>
-          <w:numId w:val="1038"/>
-        </w:numPr>
-      </w:pPr>
-      <w:r>
-        <w:t xml:space="preserve">Removed easily in the office when no longer needed</w:t>
-      </w:r>
-    </w:p>
-    <w:bookmarkEnd w:id="70"/>
-    <w:bookmarkStart w:id="71" w:name="gastrostomy-tube-methods"/>
-    <w:p>
-      <w:pPr>
-        <w:pStyle w:val="Heading2"/>
-      </w:pPr>
-      <w:r>
-        <w:t xml:space="preserve">52 Gastrostomy Tube Methods</w:t>
-      </w:r>
-    </w:p>
-    <w:p>
-      <w:pPr>
-        <w:pStyle w:val="FirstParagraph"/>
-      </w:pPr>
-      <w:r>
-        <w:t xml:space="preserve">PEG: Tube placed by endoscopy</w:t>
-      </w:r>
-    </w:p>
-    <w:p>
-      <w:pPr>
-        <w:pStyle w:val="BodyText"/>
-      </w:pPr>
-      <w:r>
-        <w:t xml:space="preserve">Laparoscopic: Tube placed surgically by laparoscopy</w:t>
-      </w:r>
-    </w:p>
-    <w:p>
-      <w:pPr>
-        <w:pStyle w:val="BodyText"/>
-      </w:pPr>
-      <w:r>
-        <w:t xml:space="preserve">Preferred method depends upon whether esophagectomy is planned</w:t>
-      </w:r>
-    </w:p>
-    <w:bookmarkEnd w:id="71"/>
-    <w:bookmarkStart w:id="72" w:name="gastrostomy-tube-1"/>
-    <w:p>
-      <w:pPr>
-        <w:pStyle w:val="Heading2"/>
-      </w:pPr>
-      <w:r>
-        <w:t xml:space="preserve">53 Gastrostomy Tube</w:t>
-      </w:r>
-    </w:p>
-    <w:p>
-      <w:pPr>
-        <w:pStyle w:val="Compact"/>
-        <w:numPr>
-          <w:ilvl w:val="0"/>
-          <w:numId w:val="1039"/>
-        </w:numPr>
-      </w:pPr>
-      <w:r>
-        <w:t xml:space="preserve">Outpatient Placement (go home the same day)</w:t>
-      </w:r>
-    </w:p>
-    <w:p>
-      <w:pPr>
-        <w:pStyle w:val="Compact"/>
-        <w:numPr>
-          <w:ilvl w:val="0"/>
-          <w:numId w:val="1039"/>
-        </w:numPr>
-      </w:pPr>
-      <w:r>
-        <w:t xml:space="preserve">Central venous port can be placed at the same time (if needed)</w:t>
-      </w:r>
-    </w:p>
-    <w:bookmarkEnd w:id="72"/>
-    <w:bookmarkStart w:id="73" w:name="jejunostomy-tube"/>
-    <w:p>
-      <w:pPr>
-        <w:pStyle w:val="Heading2"/>
-      </w:pPr>
-      <w:r>
-        <w:t xml:space="preserve">54 Jejunostomy Tube</w:t>
-      </w:r>
-    </w:p>
-    <w:bookmarkEnd w:id="73"/>
-    <w:bookmarkStart w:id="74" w:name="jejunostomy-typical-regimen"/>
-    <w:p>
-      <w:pPr>
-        <w:pStyle w:val="Heading2"/>
-      </w:pPr>
-      <w:r>
-        <w:t xml:space="preserve">55 Jejunostomy Typical Regimen</w:t>
-      </w:r>
-    </w:p>
-    <w:p>
-      <w:pPr>
-        <w:pStyle w:val="Compact"/>
-        <w:numPr>
-          <w:ilvl w:val="0"/>
-          <w:numId w:val="1040"/>
-        </w:numPr>
-      </w:pPr>
-      <w:r>
-        <w:t xml:space="preserve">Jejunostomy tube feeds for 16 hours (6pm-10am)</w:t>
-      </w:r>
-    </w:p>
-    <w:p>
-      <w:pPr>
-        <w:pStyle w:val="Compact"/>
-        <w:numPr>
-          <w:ilvl w:val="1"/>
-          <w:numId w:val="1041"/>
-        </w:numPr>
-      </w:pPr>
-      <w:r>
-        <w:t xml:space="preserve">Men: 75mL/hour x 16 hours = 5 cartons</w:t>
-      </w:r>
-    </w:p>
-    <w:p>
-      <w:pPr>
-        <w:pStyle w:val="Compact"/>
-        <w:numPr>
-          <w:ilvl w:val="1"/>
-          <w:numId w:val="1041"/>
-        </w:numPr>
-      </w:pPr>
-      <w:r>
-        <w:t xml:space="preserve">Women: 60mL/hour x 16 hours = 4 cartons</w:t>
-      </w:r>
-    </w:p>
-    <w:p>
-      <w:pPr>
-        <w:pStyle w:val="Compact"/>
-        <w:numPr>
-          <w:ilvl w:val="0"/>
-          <w:numId w:val="1040"/>
-        </w:numPr>
-      </w:pPr>
-      <w:r>
-        <w:t xml:space="preserve">Water 240ml (8oz) via syringe 4x/day</w:t>
-      </w:r>
-    </w:p>
-    <w:p>
-      <w:pPr>
-        <w:pStyle w:val="FirstParagraph"/>
-      </w:pPr>
-      <w:r>
-        <w:t xml:space="preserve">Hospital nurses will teach use of the feeding tube</w:t>
-      </w:r>
-    </w:p>
-    <w:bookmarkEnd w:id="74"/>
-    <w:bookmarkStart w:id="75" w:name="jejunostomy-feeds-with-diabetes"/>
-    <w:p>
-      <w:pPr>
-        <w:pStyle w:val="Heading2"/>
-      </w:pPr>
-      <w:r>
-        <w:t xml:space="preserve">56 Jejunostomy Feeds with Diabetes</w:t>
-      </w:r>
-    </w:p>
-    <w:p>
-      <w:pPr>
-        <w:pStyle w:val="FirstParagraph"/>
-      </w:pPr>
-      <w:r>
-        <w:t xml:space="preserve">Jejunostomy feedings elevate blood sugars</w:t>
-      </w:r>
-    </w:p>
-    <w:p>
-      <w:pPr>
-        <w:pStyle w:val="Compact"/>
-        <w:numPr>
-          <w:ilvl w:val="0"/>
-          <w:numId w:val="1042"/>
-        </w:numPr>
-      </w:pPr>
-      <w:r>
-        <w:t xml:space="preserve">Insulin may be required along with feeds</w:t>
-      </w:r>
-    </w:p>
-    <w:p>
-      <w:pPr>
-        <w:pStyle w:val="FirstParagraph"/>
-      </w:pPr>
-      <w:r>
-        <w:t xml:space="preserve">Typical Pattern for tube feeds</w:t>
-      </w:r>
-    </w:p>
-    <w:p>
-      <w:pPr>
-        <w:pStyle w:val="Compact"/>
-        <w:numPr>
-          <w:ilvl w:val="0"/>
-          <w:numId w:val="1043"/>
-        </w:numPr>
-      </w:pPr>
-      <w:r>
-        <w:t xml:space="preserve">Feeds run via pump from 6pm to 10am</w:t>
-      </w:r>
-    </w:p>
-    <w:p>
-      <w:pPr>
-        <w:pStyle w:val="Compact"/>
-        <w:numPr>
-          <w:ilvl w:val="0"/>
-          <w:numId w:val="1043"/>
-        </w:numPr>
-      </w:pPr>
-      <w:r>
-        <w:t xml:space="preserve">Insulin at 6pm (70/30 insulin)</w:t>
-      </w:r>
-    </w:p>
-    <w:p>
-      <w:pPr>
-        <w:pStyle w:val="Compact"/>
-        <w:numPr>
-          <w:ilvl w:val="0"/>
-          <w:numId w:val="1043"/>
-        </w:numPr>
-      </w:pPr>
-      <w:r>
-        <w:t xml:space="preserve">Insulin at Midnight (70/30 insulin)</w:t>
-      </w:r>
-    </w:p>
-    <w:p>
-      <w:pPr>
-        <w:pStyle w:val="Compact"/>
-        <w:numPr>
-          <w:ilvl w:val="0"/>
-          <w:numId w:val="1043"/>
-        </w:numPr>
-      </w:pPr>
-      <w:r>
-        <w:t xml:space="preserve">No insulin if tube feedings are not run</w:t>
-      </w:r>
-    </w:p>
-    <w:bookmarkEnd w:id="75"/>
-    <w:bookmarkStart w:id="76" w:name="jejunostomy-video"/>
-    <w:p>
-      <w:pPr>
-        <w:pStyle w:val="Heading2"/>
-      </w:pPr>
-      <w:r>
-        <w:t xml:space="preserve">57 Jejunostomy Video</w:t>
-      </w:r>
-    </w:p>
-    <w:bookmarkEnd w:id="76"/>
-    <w:bookmarkStart w:id="77" w:name="surgery-for-esophageal-cancer"/>
-    <w:p>
-      <w:pPr>
-        <w:pStyle w:val="Heading2"/>
-      </w:pPr>
-      <w:r>
-        <w:t xml:space="preserve">58 Surgery for Esophageal Cancer</w:t>
-      </w:r>
-    </w:p>
-    <w:p>
-      <w:pPr>
-        <w:pStyle w:val="FirstParagraph"/>
-      </w:pPr>
-      <w:r>
-        <w:t xml:space="preserve">Surgery for esophageal cancer is performed for:</w:t>
-      </w:r>
-    </w:p>
-    <w:p>
-      <w:pPr>
-        <w:pStyle w:val="Compact"/>
-        <w:numPr>
-          <w:ilvl w:val="0"/>
-          <w:numId w:val="1044"/>
-        </w:numPr>
-      </w:pPr>
-      <w:r>
-        <w:t xml:space="preserve">Superficial Tumors (T1) not removed by endoscopy</w:t>
-      </w:r>
-    </w:p>
-    <w:p>
-      <w:pPr>
-        <w:pStyle w:val="Compact"/>
-        <w:numPr>
-          <w:ilvl w:val="0"/>
-          <w:numId w:val="1044"/>
-        </w:numPr>
-      </w:pPr>
-      <w:r>
-        <w:t xml:space="preserve">Localized Tumors (T2 N0 M0)</w:t>
-      </w:r>
-    </w:p>
-    <w:p>
-      <w:pPr>
-        <w:pStyle w:val="Compact"/>
-        <w:numPr>
-          <w:ilvl w:val="0"/>
-          <w:numId w:val="1044"/>
-        </w:numPr>
-      </w:pPr>
-      <w:r>
-        <w:t xml:space="preserve">Locally Advanced (T3 M0) after preop therapy</w:t>
-      </w:r>
-    </w:p>
-    <w:bookmarkEnd w:id="77"/>
-    <w:bookmarkStart w:id="81" w:name="goals-of-surgery"/>
-    <w:p>
-      <w:pPr>
-        <w:pStyle w:val="Heading2"/>
-      </w:pPr>
-      <w:r>
-        <w:t xml:space="preserve">59 Goals of Surgery</w:t>
-      </w:r>
-    </w:p>
-    <w:p>
-      <w:pPr>
-        <w:pStyle w:val="Compact"/>
-        <w:numPr>
-          <w:ilvl w:val="0"/>
-          <w:numId w:val="1045"/>
+    <w:bookmarkStart w:id="72" w:name="goals-of-surgery"/>
+    <w:p>
+      <w:pPr>
+        <w:pStyle w:val="Heading2"/>
+      </w:pPr>
+      <w:r>
+        <w:t xml:space="preserve">61 Goals of Surgery</w:t>
+      </w:r>
+    </w:p>
+    <w:p>
+      <w:pPr>
+        <w:pStyle w:val="Compact"/>
+        <w:numPr>
+          <w:ilvl w:val="0"/>
+          <w:numId w:val="1047"/>
         </w:numPr>
       </w:pPr>
       <w:r>
@@ -3601,7 +3746,7 @@
         <w:pStyle w:val="Compact"/>
         <w:numPr>
           <w:ilvl w:val="0"/>
-          <w:numId w:val="1045"/>
+          <w:numId w:val="1047"/>
         </w:numPr>
       </w:pPr>
       <w:r>
@@ -3613,7 +3758,7 @@
         <w:pStyle w:val="Compact"/>
         <w:numPr>
           <w:ilvl w:val="0"/>
-          <w:numId w:val="1045"/>
+          <w:numId w:val="1047"/>
         </w:numPr>
       </w:pPr>
       <w:r>
@@ -3629,18 +3774,18 @@
           <wp:inline>
             <wp:extent cx="5334000" cy="5481674"/>
             <wp:effectExtent b="0" l="0" r="0" t="0"/>
-            <wp:docPr descr="" title="" id="79" name="Picture"/>
+            <wp:docPr descr="" title="" id="70" name="Picture"/>
             <a:graphic>
               <a:graphicData uri="http://schemas.openxmlformats.org/drawingml/2006/picture">
                 <pic:pic>
                   <pic:nvPicPr>
-                    <pic:cNvPr descr="images/Eso_Resection1_ai.png" id="80" name="Picture"/>
+                    <pic:cNvPr descr="images/Eso_Resection1_ai.png" id="71" name="Picture"/>
                     <pic:cNvPicPr>
                       <a:picLocks noChangeArrowheads="1" noChangeAspect="1"/>
                     </pic:cNvPicPr>
                   </pic:nvPicPr>
                   <pic:blipFill>
-                    <a:blip r:embed="rId78"/>
+                    <a:blip r:embed="rId69"/>
                     <a:stretch>
                       <a:fillRect/>
                     </a:stretch>
@@ -3667,22 +3812,22 @@
         </w:drawing>
       </w:r>
     </w:p>
-    <w:bookmarkEnd w:id="81"/>
-    <w:bookmarkStart w:id="85" w:name="ivor-lewis-transthoracic-esophagectomy"/>
-    <w:p>
-      <w:pPr>
-        <w:pStyle w:val="Heading2"/>
-      </w:pPr>
-      <w:r>
-        <w:t xml:space="preserve">60 Ivor Lewis (Transthoracic) Esophagectomy</w:t>
-      </w:r>
-    </w:p>
-    <w:p>
-      <w:pPr>
-        <w:pStyle w:val="Compact"/>
-        <w:numPr>
-          <w:ilvl w:val="0"/>
-          <w:numId w:val="1046"/>
+    <w:bookmarkEnd w:id="72"/>
+    <w:bookmarkStart w:id="76" w:name="ivor-lewis-transthoracic-esophagectomy"/>
+    <w:p>
+      <w:pPr>
+        <w:pStyle w:val="Heading2"/>
+      </w:pPr>
+      <w:r>
+        <w:t xml:space="preserve">62 Ivor Lewis (Transthoracic) Esophagectomy</w:t>
+      </w:r>
+    </w:p>
+    <w:p>
+      <w:pPr>
+        <w:pStyle w:val="Compact"/>
+        <w:numPr>
+          <w:ilvl w:val="0"/>
+          <w:numId w:val="1048"/>
         </w:numPr>
       </w:pPr>
       <w:r>
@@ -3694,7 +3839,7 @@
         <w:pStyle w:val="Compact"/>
         <w:numPr>
           <w:ilvl w:val="0"/>
-          <w:numId w:val="1046"/>
+          <w:numId w:val="1048"/>
         </w:numPr>
       </w:pPr>
       <w:r>
@@ -3706,7 +3851,7 @@
         <w:pStyle w:val="Compact"/>
         <w:numPr>
           <w:ilvl w:val="0"/>
-          <w:numId w:val="1046"/>
+          <w:numId w:val="1048"/>
         </w:numPr>
       </w:pPr>
       <w:r>
@@ -3722,18 +3867,18 @@
           <wp:inline>
             <wp:extent cx="5334000" cy="5481674"/>
             <wp:effectExtent b="0" l="0" r="0" t="0"/>
-            <wp:docPr descr="" title="" id="83" name="Picture"/>
+            <wp:docPr descr="" title="" id="74" name="Picture"/>
             <a:graphic>
               <a:graphicData uri="http://schemas.openxmlformats.org/drawingml/2006/picture">
                 <pic:pic>
                   <pic:nvPicPr>
-                    <pic:cNvPr descr="images/Eso_Resection2_ai.png" id="84" name="Picture"/>
+                    <pic:cNvPr descr="images/Eso_Resection2_ai.png" id="75" name="Picture"/>
                     <pic:cNvPicPr>
                       <a:picLocks noChangeArrowheads="1" noChangeAspect="1"/>
                     </pic:cNvPicPr>
                   </pic:nvPicPr>
                   <pic:blipFill>
-                    <a:blip r:embed="rId82"/>
+                    <a:blip r:embed="rId73"/>
                     <a:stretch>
                       <a:fillRect/>
                     </a:stretch>
@@ -3760,14 +3905,14 @@
         </w:drawing>
       </w:r>
     </w:p>
-    <w:bookmarkEnd w:id="85"/>
-    <w:bookmarkStart w:id="89" w:name="reconstruction"/>
-    <w:p>
-      <w:pPr>
-        <w:pStyle w:val="Heading2"/>
-      </w:pPr>
-      <w:r>
-        <w:t xml:space="preserve">61 Reconstruction</w:t>
+    <w:bookmarkEnd w:id="76"/>
+    <w:bookmarkStart w:id="80" w:name="reconstruction"/>
+    <w:p>
+      <w:pPr>
+        <w:pStyle w:val="Heading2"/>
+      </w:pPr>
+      <w:r>
+        <w:t xml:space="preserve">63 Reconstruction</w:t>
       </w:r>
     </w:p>
     <w:p>
@@ -3787,18 +3932,18 @@
           <wp:inline>
             <wp:extent cx="5334000" cy="5481674"/>
             <wp:effectExtent b="0" l="0" r="0" t="0"/>
-            <wp:docPr descr="" title="" id="87" name="Picture"/>
+            <wp:docPr descr="" title="" id="78" name="Picture"/>
             <a:graphic>
               <a:graphicData uri="http://schemas.openxmlformats.org/drawingml/2006/picture">
                 <pic:pic>
                   <pic:nvPicPr>
-                    <pic:cNvPr descr="images/Eso_Resection3_ai.png" id="88" name="Picture"/>
+                    <pic:cNvPr descr="images/Eso_Resection3_ai.png" id="79" name="Picture"/>
                     <pic:cNvPicPr>
                       <a:picLocks noChangeArrowheads="1" noChangeAspect="1"/>
                     </pic:cNvPicPr>
                   </pic:nvPicPr>
                   <pic:blipFill>
-                    <a:blip r:embed="rId86"/>
+                    <a:blip r:embed="rId77"/>
                     <a:stretch>
                       <a:fillRect/>
                     </a:stretch>
@@ -3825,14 +3970,14 @@
         </w:drawing>
       </w:r>
     </w:p>
-    <w:bookmarkEnd w:id="89"/>
-    <w:bookmarkStart w:id="93" w:name="ivor-lewis-esophagectomy"/>
-    <w:p>
-      <w:pPr>
-        <w:pStyle w:val="Heading2"/>
-      </w:pPr>
-      <w:r>
-        <w:t xml:space="preserve">62 Ivor Lewis esophagectomy</w:t>
+    <w:bookmarkEnd w:id="80"/>
+    <w:bookmarkStart w:id="84" w:name="ivor-lewis-esophagectomy"/>
+    <w:p>
+      <w:pPr>
+        <w:pStyle w:val="Heading2"/>
+      </w:pPr>
+      <w:r>
+        <w:t xml:space="preserve">64 Ivor Lewis esophagectomy</w:t>
       </w:r>
     </w:p>
     <w:p>
@@ -3865,18 +4010,18 @@
           <wp:inline>
             <wp:extent cx="5334000" cy="5478622"/>
             <wp:effectExtent b="0" l="0" r="0" t="0"/>
-            <wp:docPr descr="" title="" id="91" name="Picture"/>
+            <wp:docPr descr="" title="" id="82" name="Picture"/>
             <a:graphic>
               <a:graphicData uri="http://schemas.openxmlformats.org/drawingml/2006/picture">
                 <pic:pic>
                   <pic:nvPicPr>
-                    <pic:cNvPr descr="images/Eso_IvorLewis_Anastomosis.png" id="92" name="Picture"/>
+                    <pic:cNvPr descr="images/Eso_IvorLewis_Anastomosis.png" id="83" name="Picture"/>
                     <pic:cNvPicPr>
                       <a:picLocks noChangeArrowheads="1" noChangeAspect="1"/>
                     </pic:cNvPicPr>
                   </pic:nvPicPr>
                   <pic:blipFill>
-                    <a:blip r:embed="rId90"/>
+                    <a:blip r:embed="rId81"/>
                     <a:stretch>
                       <a:fillRect/>
                     </a:stretch>
@@ -3903,22 +4048,22 @@
         </w:drawing>
       </w:r>
     </w:p>
-    <w:bookmarkEnd w:id="93"/>
-    <w:bookmarkStart w:id="97" w:name="minimally-invasive-ivor-lewis"/>
-    <w:p>
-      <w:pPr>
-        <w:pStyle w:val="Heading2"/>
-      </w:pPr>
-      <w:r>
-        <w:t xml:space="preserve">63 Minimally-invasive Ivor Lewis</w:t>
-      </w:r>
-    </w:p>
-    <w:p>
-      <w:pPr>
-        <w:pStyle w:val="Compact"/>
-        <w:numPr>
-          <w:ilvl w:val="0"/>
-          <w:numId w:val="1047"/>
+    <w:bookmarkEnd w:id="84"/>
+    <w:bookmarkStart w:id="88" w:name="minimally-invasive-ivor-lewis"/>
+    <w:p>
+      <w:pPr>
+        <w:pStyle w:val="Heading2"/>
+      </w:pPr>
+      <w:r>
+        <w:t xml:space="preserve">65 Minimally-invasive Ivor Lewis</w:t>
+      </w:r>
+    </w:p>
+    <w:p>
+      <w:pPr>
+        <w:pStyle w:val="Compact"/>
+        <w:numPr>
+          <w:ilvl w:val="0"/>
+          <w:numId w:val="1049"/>
         </w:numPr>
       </w:pPr>
       <w:r>
@@ -3930,7 +4075,7 @@
         <w:pStyle w:val="Compact"/>
         <w:numPr>
           <w:ilvl w:val="0"/>
-          <w:numId w:val="1047"/>
+          <w:numId w:val="1049"/>
         </w:numPr>
       </w:pPr>
       <w:r>
@@ -3942,7 +4087,7 @@
         <w:pStyle w:val="Compact"/>
         <w:numPr>
           <w:ilvl w:val="0"/>
-          <w:numId w:val="1047"/>
+          <w:numId w:val="1049"/>
         </w:numPr>
       </w:pPr>
       <w:r>
@@ -3975,18 +4120,18 @@
           <wp:inline>
             <wp:extent cx="5334000" cy="5481674"/>
             <wp:effectExtent b="0" l="0" r="0" t="0"/>
-            <wp:docPr descr="" title="" id="95" name="Picture"/>
+            <wp:docPr descr="" title="" id="86" name="Picture"/>
             <a:graphic>
               <a:graphicData uri="http://schemas.openxmlformats.org/drawingml/2006/picture">
                 <pic:pic>
                   <pic:nvPicPr>
-                    <pic:cNvPr descr="images/MIE_IvorLewisArtboard.png" id="96" name="Picture"/>
+                    <pic:cNvPr descr="images/MIE_IvorLewisArtboard.png" id="87" name="Picture"/>
                     <pic:cNvPicPr>
                       <a:picLocks noChangeArrowheads="1" noChangeAspect="1"/>
                     </pic:cNvPicPr>
                   </pic:nvPicPr>
                   <pic:blipFill>
-                    <a:blip r:embed="rId94"/>
+                    <a:blip r:embed="rId85"/>
                     <a:stretch>
                       <a:fillRect/>
                     </a:stretch>
@@ -4013,14 +4158,14 @@
         </w:drawing>
       </w:r>
     </w:p>
-    <w:bookmarkEnd w:id="97"/>
-    <w:bookmarkStart w:id="101" w:name="open-ivor-lewis"/>
-    <w:p>
-      <w:pPr>
-        <w:pStyle w:val="Heading2"/>
-      </w:pPr>
-      <w:r>
-        <w:t xml:space="preserve">64 Open Ivor Lewis</w:t>
+    <w:bookmarkEnd w:id="88"/>
+    <w:bookmarkStart w:id="92" w:name="open-ivor-lewis"/>
+    <w:p>
+      <w:pPr>
+        <w:pStyle w:val="Heading2"/>
+      </w:pPr>
+      <w:r>
+        <w:t xml:space="preserve">66 Open Ivor Lewis</w:t>
       </w:r>
     </w:p>
     <w:p>
@@ -4048,18 +4193,18 @@
           <wp:inline>
             <wp:extent cx="5334000" cy="5481674"/>
             <wp:effectExtent b="0" l="0" r="0" t="0"/>
-            <wp:docPr descr="" title="" id="99" name="Picture"/>
+            <wp:docPr descr="" title="" id="90" name="Picture"/>
             <a:graphic>
               <a:graphicData uri="http://schemas.openxmlformats.org/drawingml/2006/picture">
                 <pic:pic>
                   <pic:nvPicPr>
-                    <pic:cNvPr descr="images/IvorLewisArtboard.png" id="100" name="Picture"/>
+                    <pic:cNvPr descr="images/IvorLewisArtboard.png" id="91" name="Picture"/>
                     <pic:cNvPicPr>
                       <a:picLocks noChangeArrowheads="1" noChangeAspect="1"/>
                     </pic:cNvPicPr>
                   </pic:nvPicPr>
                   <pic:blipFill>
-                    <a:blip r:embed="rId98"/>
+                    <a:blip r:embed="rId89"/>
                     <a:stretch>
                       <a:fillRect/>
                     </a:stretch>
@@ -4086,14 +4231,14 @@
         </w:drawing>
       </w:r>
     </w:p>
-    <w:bookmarkEnd w:id="101"/>
-    <w:bookmarkStart w:id="105" w:name="total-esophagectomy"/>
-    <w:p>
-      <w:pPr>
-        <w:pStyle w:val="Heading2"/>
-      </w:pPr>
-      <w:r>
-        <w:t xml:space="preserve">65 Total Esophagectomy</w:t>
+    <w:bookmarkEnd w:id="92"/>
+    <w:bookmarkStart w:id="96" w:name="total-esophagectomy"/>
+    <w:p>
+      <w:pPr>
+        <w:pStyle w:val="Heading2"/>
+      </w:pPr>
+      <w:r>
+        <w:t xml:space="preserve">67 Total Esophagectomy</w:t>
       </w:r>
     </w:p>
     <w:p>
@@ -4121,18 +4266,18 @@
           <wp:inline>
             <wp:extent cx="5334000" cy="5481674"/>
             <wp:effectExtent b="0" l="0" r="0" t="0"/>
-            <wp:docPr descr="" title="" id="103" name="Picture"/>
+            <wp:docPr descr="" title="" id="94" name="Picture"/>
             <a:graphic>
               <a:graphicData uri="http://schemas.openxmlformats.org/drawingml/2006/picture">
                 <pic:pic>
                   <pic:nvPicPr>
-                    <pic:cNvPr descr="images/Eso_ProxTumorArtboard.png" id="104" name="Picture"/>
+                    <pic:cNvPr descr="images/Eso_ProxTumorArtboard.png" id="95" name="Picture"/>
                     <pic:cNvPicPr>
                       <a:picLocks noChangeArrowheads="1" noChangeAspect="1"/>
                     </pic:cNvPicPr>
                   </pic:nvPicPr>
                   <pic:blipFill>
-                    <a:blip r:embed="rId102"/>
+                    <a:blip r:embed="rId93"/>
                     <a:stretch>
                       <a:fillRect/>
                     </a:stretch>
@@ -4159,14 +4304,14 @@
         </w:drawing>
       </w:r>
     </w:p>
-    <w:bookmarkEnd w:id="105"/>
-    <w:bookmarkStart w:id="112" w:name="mckeown-esophagectomy"/>
-    <w:p>
-      <w:pPr>
-        <w:pStyle w:val="Heading2"/>
-      </w:pPr>
-      <w:r>
-        <w:t xml:space="preserve">66 McKeown Esophagectomy</w:t>
+    <w:bookmarkEnd w:id="96"/>
+    <w:bookmarkStart w:id="103" w:name="mckeown-esophagectomy"/>
+    <w:p>
+      <w:pPr>
+        <w:pStyle w:val="Heading2"/>
+      </w:pPr>
+      <w:r>
+        <w:t xml:space="preserve">68 McKeown Esophagectomy</w:t>
       </w:r>
     </w:p>
     <w:p>
@@ -4178,18 +4323,18 @@
           <wp:inline>
             <wp:extent cx="5334000" cy="5481674"/>
             <wp:effectExtent b="0" l="0" r="0" t="0"/>
-            <wp:docPr descr="" title="" id="107" name="Picture"/>
+            <wp:docPr descr="" title="" id="98" name="Picture"/>
             <a:graphic>
               <a:graphicData uri="http://schemas.openxmlformats.org/drawingml/2006/picture">
                 <pic:pic>
                   <pic:nvPicPr>
-                    <pic:cNvPr descr="images/Eso_ResectionTotalArtboard.png" id="108" name="Picture"/>
+                    <pic:cNvPr descr="images/Eso_ResectionTotalArtboard.png" id="99" name="Picture"/>
                     <pic:cNvPicPr>
                       <a:picLocks noChangeArrowheads="1" noChangeAspect="1"/>
                     </pic:cNvPicPr>
                   </pic:nvPicPr>
                   <pic:blipFill>
-                    <a:blip r:embed="rId106"/>
+                    <a:blip r:embed="rId97"/>
                     <a:stretch>
                       <a:fillRect/>
                     </a:stretch>
@@ -4231,18 +4376,18 @@
           <wp:inline>
             <wp:extent cx="5334000" cy="5481674"/>
             <wp:effectExtent b="0" l="0" r="0" t="0"/>
-            <wp:docPr descr="" title="" id="110" name="Picture"/>
+            <wp:docPr descr="" title="" id="101" name="Picture"/>
             <a:graphic>
               <a:graphicData uri="http://schemas.openxmlformats.org/drawingml/2006/picture">
                 <pic:pic>
                   <pic:nvPicPr>
-                    <pic:cNvPr descr="images/Eso_MIE_McKeownArtboard.png" id="111" name="Picture"/>
+                    <pic:cNvPr descr="images/Eso_MIE_McKeownArtboard.png" id="102" name="Picture"/>
                     <pic:cNvPicPr>
                       <a:picLocks noChangeArrowheads="1" noChangeAspect="1"/>
                     </pic:cNvPicPr>
                   </pic:nvPicPr>
                   <pic:blipFill>
-                    <a:blip r:embed="rId109"/>
+                    <a:blip r:embed="rId100"/>
                     <a:stretch>
                       <a:fillRect/>
                     </a:stretch>
@@ -4275,14 +4420,14 @@
         <w:t xml:space="preserve">Connection made in the neck</w:t>
       </w:r>
     </w:p>
-    <w:bookmarkEnd w:id="112"/>
-    <w:bookmarkStart w:id="113" w:name="risks-of-esophagectomy"/>
-    <w:p>
-      <w:pPr>
-        <w:pStyle w:val="Heading2"/>
-      </w:pPr>
-      <w:r>
-        <w:t xml:space="preserve">67 Risks of Esophagectomy</w:t>
+    <w:bookmarkEnd w:id="103"/>
+    <w:bookmarkStart w:id="104" w:name="risks-of-esophagectomy"/>
+    <w:p>
+      <w:pPr>
+        <w:pStyle w:val="Heading2"/>
+      </w:pPr>
+      <w:r>
+        <w:t xml:space="preserve">69 Risks of Esophagectomy</w:t>
       </w:r>
     </w:p>
     <w:p>
@@ -4306,7 +4451,7 @@
         <w:pStyle w:val="Compact"/>
         <w:numPr>
           <w:ilvl w:val="0"/>
-          <w:numId w:val="1048"/>
+          <w:numId w:val="1050"/>
         </w:numPr>
       </w:pPr>
       <w:r>
@@ -4318,21 +4463,21 @@
         <w:pStyle w:val="Compact"/>
         <w:numPr>
           <w:ilvl w:val="0"/>
-          <w:numId w:val="1048"/>
+          <w:numId w:val="1050"/>
         </w:numPr>
       </w:pPr>
       <w:r>
         <w:t xml:space="preserve">Pneumonia</w:t>
       </w:r>
     </w:p>
-    <w:bookmarkEnd w:id="113"/>
-    <w:bookmarkStart w:id="116" w:name="anastomotic-leak"/>
-    <w:p>
-      <w:pPr>
-        <w:pStyle w:val="Heading2"/>
-      </w:pPr>
-      <w:r>
-        <w:t xml:space="preserve">68 Anastomotic Leak</w:t>
+    <w:bookmarkEnd w:id="104"/>
+    <w:bookmarkStart w:id="107" w:name="anastomotic-leak"/>
+    <w:p>
+      <w:pPr>
+        <w:pStyle w:val="Heading2"/>
+      </w:pPr>
+      <w:r>
+        <w:t xml:space="preserve">70 Anastomotic Leak</w:t>
       </w:r>
     </w:p>
     <w:p>
@@ -4352,18 +4497,18 @@
           <wp:inline>
             <wp:extent cx="5334000" cy="5478622"/>
             <wp:effectExtent b="0" l="0" r="0" t="0"/>
-            <wp:docPr descr="" title="" id="114" name="Picture"/>
+            <wp:docPr descr="" title="" id="105" name="Picture"/>
             <a:graphic>
               <a:graphicData uri="http://schemas.openxmlformats.org/drawingml/2006/picture">
                 <pic:pic>
                   <pic:nvPicPr>
-                    <pic:cNvPr descr="images/Eso_IvorLewis_Anastomosis.png" id="115" name="Picture"/>
+                    <pic:cNvPr descr="images/Eso_IvorLewis_Anastomosis.png" id="106" name="Picture"/>
                     <pic:cNvPicPr>
                       <a:picLocks noChangeArrowheads="1" noChangeAspect="1"/>
                     </pic:cNvPicPr>
                   </pic:nvPicPr>
                   <pic:blipFill>
-                    <a:blip r:embed="rId90"/>
+                    <a:blip r:embed="rId81"/>
                     <a:stretch>
                       <a:fillRect/>
                     </a:stretch>
@@ -4390,14 +4535,14 @@
         </w:drawing>
       </w:r>
     </w:p>
-    <w:bookmarkEnd w:id="116"/>
-    <w:bookmarkStart w:id="120" w:name="anastomotic-leak-1"/>
-    <w:p>
-      <w:pPr>
-        <w:pStyle w:val="Heading2"/>
-      </w:pPr>
-      <w:r>
-        <w:t xml:space="preserve">69 Anastomotic Leak</w:t>
+    <w:bookmarkEnd w:id="107"/>
+    <w:bookmarkStart w:id="111" w:name="anastomotic-leak-1"/>
+    <w:p>
+      <w:pPr>
+        <w:pStyle w:val="Heading2"/>
+      </w:pPr>
+      <w:r>
+        <w:t xml:space="preserve">71 Anastomotic Leak</w:t>
       </w:r>
     </w:p>
     <w:p>
@@ -4413,7 +4558,7 @@
         <w:pStyle w:val="Compact"/>
         <w:numPr>
           <w:ilvl w:val="0"/>
-          <w:numId w:val="1049"/>
+          <w:numId w:val="1051"/>
         </w:numPr>
       </w:pPr>
       <w:r>
@@ -4425,7 +4570,7 @@
         <w:pStyle w:val="Compact"/>
         <w:numPr>
           <w:ilvl w:val="0"/>
-          <w:numId w:val="1049"/>
+          <w:numId w:val="1051"/>
         </w:numPr>
       </w:pPr>
       <w:r>
@@ -4437,7 +4582,7 @@
         <w:pStyle w:val="Compact"/>
         <w:numPr>
           <w:ilvl w:val="0"/>
-          <w:numId w:val="1049"/>
+          <w:numId w:val="1051"/>
         </w:numPr>
       </w:pPr>
       <w:r>
@@ -4453,18 +4598,18 @@
           <wp:inline>
             <wp:extent cx="5334000" cy="5478622"/>
             <wp:effectExtent b="0" l="0" r="0" t="0"/>
-            <wp:docPr descr="" title="" id="118" name="Picture"/>
+            <wp:docPr descr="" title="" id="109" name="Picture"/>
             <a:graphic>
               <a:graphicData uri="http://schemas.openxmlformats.org/drawingml/2006/picture">
                 <pic:pic>
                   <pic:nvPicPr>
-                    <pic:cNvPr descr="images/Eso_IvorLewis_Leak.png" id="119" name="Picture"/>
+                    <pic:cNvPr descr="images/Eso_IvorLewis_Leak.png" id="110" name="Picture"/>
                     <pic:cNvPicPr>
                       <a:picLocks noChangeArrowheads="1" noChangeAspect="1"/>
                     </pic:cNvPicPr>
                   </pic:nvPicPr>
                   <pic:blipFill>
-                    <a:blip r:embed="rId117"/>
+                    <a:blip r:embed="rId108"/>
                     <a:stretch>
                       <a:fillRect/>
                     </a:stretch>
@@ -4491,14 +4636,14 @@
         </w:drawing>
       </w:r>
     </w:p>
-    <w:bookmarkEnd w:id="120"/>
-    <w:bookmarkStart w:id="123" w:name="anastomotic-leak-2"/>
-    <w:p>
-      <w:pPr>
-        <w:pStyle w:val="Heading2"/>
-      </w:pPr>
-      <w:r>
-        <w:t xml:space="preserve">70 Anastomotic Leak</w:t>
+    <w:bookmarkEnd w:id="111"/>
+    <w:bookmarkStart w:id="114" w:name="anastomotic-leak-2"/>
+    <w:p>
+      <w:pPr>
+        <w:pStyle w:val="Heading2"/>
+      </w:pPr>
+      <w:r>
+        <w:t xml:space="preserve">72 Anastomotic Leak</w:t>
       </w:r>
     </w:p>
     <w:p>
@@ -4514,7 +4659,7 @@
         <w:pStyle w:val="Compact"/>
         <w:numPr>
           <w:ilvl w:val="0"/>
-          <w:numId w:val="1050"/>
+          <w:numId w:val="1052"/>
         </w:numPr>
       </w:pPr>
       <w:r>
@@ -4526,7 +4671,7 @@
         <w:pStyle w:val="Compact"/>
         <w:numPr>
           <w:ilvl w:val="0"/>
-          <w:numId w:val="1050"/>
+          <w:numId w:val="1052"/>
         </w:numPr>
       </w:pPr>
       <w:r>
@@ -4538,7 +4683,7 @@
         <w:pStyle w:val="Compact"/>
         <w:numPr>
           <w:ilvl w:val="0"/>
-          <w:numId w:val="1050"/>
+          <w:numId w:val="1052"/>
         </w:numPr>
       </w:pPr>
       <w:r>
@@ -4554,18 +4699,18 @@
           <wp:inline>
             <wp:extent cx="5334000" cy="5478622"/>
             <wp:effectExtent b="0" l="0" r="0" t="0"/>
-            <wp:docPr descr="" title="" id="121" name="Picture"/>
+            <wp:docPr descr="" title="" id="112" name="Picture"/>
             <a:graphic>
               <a:graphicData uri="http://schemas.openxmlformats.org/drawingml/2006/picture">
                 <pic:pic>
                   <pic:nvPicPr>
-                    <pic:cNvPr descr="images/Eso_IvorLewis_Leak.png" id="122" name="Picture"/>
+                    <pic:cNvPr descr="images/Eso_IvorLewis_Leak.png" id="113" name="Picture"/>
                     <pic:cNvPicPr>
                       <a:picLocks noChangeArrowheads="1" noChangeAspect="1"/>
                     </pic:cNvPicPr>
                   </pic:nvPicPr>
                   <pic:blipFill>
-                    <a:blip r:embed="rId117"/>
+                    <a:blip r:embed="rId108"/>
                     <a:stretch>
                       <a:fillRect/>
                     </a:stretch>
@@ -4592,14 +4737,14 @@
         </w:drawing>
       </w:r>
     </w:p>
-    <w:bookmarkEnd w:id="123"/>
-    <w:bookmarkStart w:id="126" w:name="anastomotic-leak-3"/>
-    <w:p>
-      <w:pPr>
-        <w:pStyle w:val="Heading2"/>
-      </w:pPr>
-      <w:r>
-        <w:t xml:space="preserve">71 Anastomotic Leak</w:t>
+    <w:bookmarkEnd w:id="114"/>
+    <w:bookmarkStart w:id="117" w:name="anastomotic-leak-3"/>
+    <w:p>
+      <w:pPr>
+        <w:pStyle w:val="Heading2"/>
+      </w:pPr>
+      <w:r>
+        <w:t xml:space="preserve">73 Anastomotic Leak</w:t>
       </w:r>
     </w:p>
     <w:p>
@@ -4615,7 +4760,7 @@
         <w:pStyle w:val="Compact"/>
         <w:numPr>
           <w:ilvl w:val="0"/>
-          <w:numId w:val="1051"/>
+          <w:numId w:val="1053"/>
         </w:numPr>
       </w:pPr>
       <w:r>
@@ -4627,7 +4772,7 @@
         <w:pStyle w:val="Compact"/>
         <w:numPr>
           <w:ilvl w:val="0"/>
-          <w:numId w:val="1051"/>
+          <w:numId w:val="1053"/>
         </w:numPr>
       </w:pPr>
       <w:r>
@@ -4639,7 +4784,7 @@
         <w:pStyle w:val="Compact"/>
         <w:numPr>
           <w:ilvl w:val="0"/>
-          <w:numId w:val="1051"/>
+          <w:numId w:val="1053"/>
         </w:numPr>
       </w:pPr>
       <w:r>
@@ -4655,18 +4800,18 @@
           <wp:inline>
             <wp:extent cx="5334000" cy="5478622"/>
             <wp:effectExtent b="0" l="0" r="0" t="0"/>
-            <wp:docPr descr="" title="" id="124" name="Picture"/>
+            <wp:docPr descr="" title="" id="115" name="Picture"/>
             <a:graphic>
               <a:graphicData uri="http://schemas.openxmlformats.org/drawingml/2006/picture">
                 <pic:pic>
                   <pic:nvPicPr>
-                    <pic:cNvPr descr="images/Eso_IvorLewis_Leak.png" id="125" name="Picture"/>
+                    <pic:cNvPr descr="images/Eso_IvorLewis_Leak.png" id="116" name="Picture"/>
                     <pic:cNvPicPr>
                       <a:picLocks noChangeArrowheads="1" noChangeAspect="1"/>
                     </pic:cNvPicPr>
                   </pic:nvPicPr>
                   <pic:blipFill>
-                    <a:blip r:embed="rId117"/>
+                    <a:blip r:embed="rId108"/>
                     <a:stretch>
                       <a:fillRect/>
                     </a:stretch>
@@ -4693,21 +4838,21 @@
         </w:drawing>
       </w:r>
     </w:p>
-    <w:bookmarkEnd w:id="126"/>
-    <w:bookmarkStart w:id="130" w:name="pneumonia"/>
-    <w:p>
-      <w:pPr>
-        <w:pStyle w:val="Heading2"/>
-      </w:pPr>
-      <w:r>
-        <w:t xml:space="preserve">72 Pneumonia</w:t>
-      </w:r>
-    </w:p>
-    <w:p>
-      <w:pPr>
-        <w:numPr>
-          <w:ilvl w:val="0"/>
-          <w:numId w:val="1052"/>
+    <w:bookmarkEnd w:id="117"/>
+    <w:bookmarkStart w:id="121" w:name="pneumonia"/>
+    <w:p>
+      <w:pPr>
+        <w:pStyle w:val="Heading2"/>
+      </w:pPr>
+      <w:r>
+        <w:t xml:space="preserve">74 Pneumonia</w:t>
+      </w:r>
+    </w:p>
+    <w:p>
+      <w:pPr>
+        <w:numPr>
+          <w:ilvl w:val="0"/>
+          <w:numId w:val="1054"/>
         </w:numPr>
       </w:pPr>
       <w:r>
@@ -4718,7 +4863,7 @@
       <w:pPr>
         <w:numPr>
           <w:ilvl w:val="0"/>
-          <w:numId w:val="1052"/>
+          <w:numId w:val="1054"/>
         </w:numPr>
       </w:pPr>
       <w:r>
@@ -4729,7 +4874,7 @@
       <w:pPr>
         <w:numPr>
           <w:ilvl w:val="0"/>
-          <w:numId w:val="1052"/>
+          <w:numId w:val="1054"/>
         </w:numPr>
       </w:pPr>
       <w:r>
@@ -4745,18 +4890,18 @@
           <wp:inline>
             <wp:extent cx="5334000" cy="5481674"/>
             <wp:effectExtent b="0" l="0" r="0" t="0"/>
-            <wp:docPr descr="" title="" id="128" name="Picture"/>
+            <wp:docPr descr="" title="" id="119" name="Picture"/>
             <a:graphic>
               <a:graphicData uri="http://schemas.openxmlformats.org/drawingml/2006/picture">
                 <pic:pic>
                   <pic:nvPicPr>
-                    <pic:cNvPr descr="images/Eso_LungsArtboard.png" id="129" name="Picture"/>
+                    <pic:cNvPr descr="images/Eso_LungsArtboard.png" id="120" name="Picture"/>
                     <pic:cNvPicPr>
                       <a:picLocks noChangeArrowheads="1" noChangeAspect="1"/>
                     </pic:cNvPicPr>
                   </pic:nvPicPr>
                   <pic:blipFill>
-                    <a:blip r:embed="rId127"/>
+                    <a:blip r:embed="rId118"/>
                     <a:stretch>
                       <a:fillRect/>
                     </a:stretch>
@@ -4783,14 +4928,14 @@
         </w:drawing>
       </w:r>
     </w:p>
-    <w:bookmarkEnd w:id="130"/>
-    <w:bookmarkStart w:id="131" w:name="preventing-pneumonia"/>
-    <w:p>
-      <w:pPr>
-        <w:pStyle w:val="Heading2"/>
-      </w:pPr>
-      <w:r>
-        <w:t xml:space="preserve">73 Preventing Pneumonia</w:t>
+    <w:bookmarkEnd w:id="121"/>
+    <w:bookmarkStart w:id="122" w:name="preventing-pneumonia"/>
+    <w:p>
+      <w:pPr>
+        <w:pStyle w:val="Heading2"/>
+      </w:pPr>
+      <w:r>
+        <w:t xml:space="preserve">75 Preventing Pneumonia</w:t>
       </w:r>
     </w:p>
     <w:p>
@@ -4806,7 +4951,7 @@
         <w:pStyle w:val="Compact"/>
         <w:numPr>
           <w:ilvl w:val="0"/>
-          <w:numId w:val="1053"/>
+          <w:numId w:val="1055"/>
         </w:numPr>
       </w:pPr>
       <w:r>
@@ -4818,7 +4963,7 @@
         <w:pStyle w:val="Compact"/>
         <w:numPr>
           <w:ilvl w:val="0"/>
-          <w:numId w:val="1053"/>
+          <w:numId w:val="1055"/>
         </w:numPr>
       </w:pPr>
       <w:r>
@@ -4830,7 +4975,7 @@
         <w:pStyle w:val="Compact"/>
         <w:numPr>
           <w:ilvl w:val="0"/>
-          <w:numId w:val="1053"/>
+          <w:numId w:val="1055"/>
         </w:numPr>
       </w:pPr>
       <w:r>
@@ -4850,7 +4995,7 @@
         <w:pStyle w:val="Compact"/>
         <w:numPr>
           <w:ilvl w:val="0"/>
-          <w:numId w:val="1054"/>
+          <w:numId w:val="1056"/>
         </w:numPr>
       </w:pPr>
       <w:r>
@@ -4862,21 +5007,21 @@
         <w:pStyle w:val="Compact"/>
         <w:numPr>
           <w:ilvl w:val="0"/>
-          <w:numId w:val="1054"/>
+          <w:numId w:val="1056"/>
         </w:numPr>
       </w:pPr>
       <w:r>
         <w:t xml:space="preserve">Walking in the halls as soon as possible</w:t>
       </w:r>
     </w:p>
-    <w:bookmarkEnd w:id="131"/>
-    <w:bookmarkStart w:id="138" w:name="minimally-invasive-esophagectomy"/>
-    <w:p>
-      <w:pPr>
-        <w:pStyle w:val="Heading2"/>
-      </w:pPr>
-      <w:r>
-        <w:t xml:space="preserve">74 Minimally-invasive Esophagectomy</w:t>
+    <w:bookmarkEnd w:id="122"/>
+    <w:bookmarkStart w:id="129" w:name="minimally-invasive-esophagectomy"/>
+    <w:p>
+      <w:pPr>
+        <w:pStyle w:val="Heading2"/>
+      </w:pPr>
+      <w:r>
+        <w:t xml:space="preserve">76 Minimally-invasive Esophagectomy</w:t>
       </w:r>
     </w:p>
     <w:p>
@@ -4888,18 +5033,18 @@
           <wp:inline>
             <wp:extent cx="5334000" cy="4000500"/>
             <wp:effectExtent b="0" l="0" r="0" t="0"/>
-            <wp:docPr descr="" title="" id="133" name="Picture"/>
+            <wp:docPr descr="" title="" id="124" name="Picture"/>
             <a:graphic>
               <a:graphicData uri="http://schemas.openxmlformats.org/drawingml/2006/picture">
                 <pic:pic>
                   <pic:nvPicPr>
-                    <pic:cNvPr descr="images/mie_abd.png" id="134" name="Picture"/>
+                    <pic:cNvPr descr="images/mie_abd.png" id="125" name="Picture"/>
                     <pic:cNvPicPr>
                       <a:picLocks noChangeArrowheads="1" noChangeAspect="1"/>
                     </pic:cNvPicPr>
                   </pic:nvPicPr>
                   <pic:blipFill>
-                    <a:blip r:embed="rId132"/>
+                    <a:blip r:embed="rId123"/>
                     <a:stretch>
                       <a:fillRect/>
                     </a:stretch>
@@ -4935,18 +5080,18 @@
           <wp:inline>
             <wp:extent cx="5334000" cy="4000500"/>
             <wp:effectExtent b="0" l="0" r="0" t="0"/>
-            <wp:docPr descr="" title="" id="136" name="Picture"/>
+            <wp:docPr descr="" title="" id="127" name="Picture"/>
             <a:graphic>
               <a:graphicData uri="http://schemas.openxmlformats.org/drawingml/2006/picture">
                 <pic:pic>
                   <pic:nvPicPr>
-                    <pic:cNvPr descr="images/mie_chest.png" id="137" name="Picture"/>
+                    <pic:cNvPr descr="images/mie_chest.png" id="128" name="Picture"/>
                     <pic:cNvPicPr>
                       <a:picLocks noChangeArrowheads="1" noChangeAspect="1"/>
                     </pic:cNvPicPr>
                   </pic:nvPicPr>
                   <pic:blipFill>
-                    <a:blip r:embed="rId135"/>
+                    <a:blip r:embed="rId126"/>
                     <a:stretch>
                       <a:fillRect/>
                     </a:stretch>
@@ -4973,14 +5118,14 @@
         </w:drawing>
       </w:r>
     </w:p>
-    <w:bookmarkEnd w:id="138"/>
-    <w:bookmarkStart w:id="139" w:name="risks-of-surgery"/>
-    <w:p>
-      <w:pPr>
-        <w:pStyle w:val="Heading2"/>
-      </w:pPr>
-      <w:r>
-        <w:t xml:space="preserve">75 Risks of Surgery</w:t>
+    <w:bookmarkEnd w:id="129"/>
+    <w:bookmarkStart w:id="130" w:name="risks-of-surgery"/>
+    <w:p>
+      <w:pPr>
+        <w:pStyle w:val="Heading2"/>
+      </w:pPr>
+      <w:r>
+        <w:t xml:space="preserve">77 Risks of Surgery</w:t>
       </w:r>
     </w:p>
     <w:p>
@@ -4996,7 +5141,7 @@
         <w:pStyle w:val="Compact"/>
         <w:numPr>
           <w:ilvl w:val="0"/>
-          <w:numId w:val="1055"/>
+          <w:numId w:val="1057"/>
         </w:numPr>
       </w:pPr>
       <w:r>
@@ -5008,7 +5153,7 @@
         <w:pStyle w:val="Compact"/>
         <w:numPr>
           <w:ilvl w:val="0"/>
-          <w:numId w:val="1055"/>
+          <w:numId w:val="1057"/>
         </w:numPr>
       </w:pPr>
       <w:r>
@@ -5020,7 +5165,7 @@
         <w:pStyle w:val="Compact"/>
         <w:numPr>
           <w:ilvl w:val="0"/>
-          <w:numId w:val="1055"/>
+          <w:numId w:val="1057"/>
         </w:numPr>
       </w:pPr>
       <w:r>
@@ -5032,7 +5177,7 @@
         <w:pStyle w:val="Compact"/>
         <w:numPr>
           <w:ilvl w:val="0"/>
-          <w:numId w:val="1055"/>
+          <w:numId w:val="1057"/>
         </w:numPr>
       </w:pPr>
       <w:r>
@@ -5044,21 +5189,21 @@
         <w:pStyle w:val="Compact"/>
         <w:numPr>
           <w:ilvl w:val="0"/>
-          <w:numId w:val="1055"/>
+          <w:numId w:val="1057"/>
         </w:numPr>
       </w:pPr>
       <w:r>
         <w:t xml:space="preserve">Pulmonary embolism (2%)</w:t>
       </w:r>
     </w:p>
-    <w:bookmarkEnd w:id="139"/>
-    <w:bookmarkStart w:id="140" w:name="risks-of-surgery-1"/>
-    <w:p>
-      <w:pPr>
-        <w:pStyle w:val="Heading2"/>
-      </w:pPr>
-      <w:r>
-        <w:t xml:space="preserve">76 Risks of Surgery</w:t>
+    <w:bookmarkEnd w:id="130"/>
+    <w:bookmarkStart w:id="131" w:name="risks-of-surgery-1"/>
+    <w:p>
+      <w:pPr>
+        <w:pStyle w:val="Heading2"/>
+      </w:pPr>
+      <w:r>
+        <w:t xml:space="preserve">78 Risks of Surgery</w:t>
       </w:r>
     </w:p>
     <w:p>
@@ -5074,7 +5219,7 @@
         <w:pStyle w:val="Compact"/>
         <w:numPr>
           <w:ilvl w:val="0"/>
-          <w:numId w:val="1056"/>
+          <w:numId w:val="1058"/>
         </w:numPr>
       </w:pPr>
       <w:r>
@@ -5086,7 +5231,7 @@
         <w:pStyle w:val="Compact"/>
         <w:numPr>
           <w:ilvl w:val="0"/>
-          <w:numId w:val="1056"/>
+          <w:numId w:val="1058"/>
         </w:numPr>
       </w:pPr>
       <w:r>
@@ -5098,7 +5243,7 @@
         <w:pStyle w:val="Compact"/>
         <w:numPr>
           <w:ilvl w:val="0"/>
-          <w:numId w:val="1056"/>
+          <w:numId w:val="1058"/>
         </w:numPr>
       </w:pPr>
       <w:r>
@@ -5110,7 +5255,7 @@
         <w:pStyle w:val="Compact"/>
         <w:numPr>
           <w:ilvl w:val="1"/>
-          <w:numId w:val="1057"/>
+          <w:numId w:val="1059"/>
         </w:numPr>
       </w:pPr>
       <w:r>
@@ -5122,7 +5267,7 @@
         <w:pStyle w:val="Compact"/>
         <w:numPr>
           <w:ilvl w:val="1"/>
-          <w:numId w:val="1057"/>
+          <w:numId w:val="1059"/>
         </w:numPr>
       </w:pPr>
       <w:r>
@@ -5134,21 +5279,21 @@
         <w:pStyle w:val="Compact"/>
         <w:numPr>
           <w:ilvl w:val="1"/>
-          <w:numId w:val="1057"/>
+          <w:numId w:val="1059"/>
         </w:numPr>
       </w:pPr>
       <w:r>
         <w:t xml:space="preserve">High risk = 30%</w:t>
       </w:r>
     </w:p>
-    <w:bookmarkEnd w:id="140"/>
-    <w:bookmarkStart w:id="141" w:name="risks-of-surgery-2"/>
-    <w:p>
-      <w:pPr>
-        <w:pStyle w:val="Heading2"/>
-      </w:pPr>
-      <w:r>
-        <w:t xml:space="preserve">77 Risks of Surgery</w:t>
+    <w:bookmarkEnd w:id="131"/>
+    <w:bookmarkStart w:id="132" w:name="risks-of-surgery-2"/>
+    <w:p>
+      <w:pPr>
+        <w:pStyle w:val="Heading2"/>
+      </w:pPr>
+      <w:r>
+        <w:t xml:space="preserve">79 Risks of Surgery</w:t>
       </w:r>
     </w:p>
     <w:p>
@@ -5283,22 +5428,22 @@
         </w:tc>
       </w:tr>
     </w:tbl>
-    <w:bookmarkEnd w:id="141"/>
-    <w:bookmarkStart w:id="142" w:name="day-prior-to-surgery"/>
-    <w:p>
-      <w:pPr>
-        <w:pStyle w:val="Heading2"/>
-      </w:pPr>
-      <w:r>
-        <w:t xml:space="preserve">78 Day Prior to Surgery</w:t>
-      </w:r>
-    </w:p>
-    <w:p>
-      <w:pPr>
-        <w:pStyle w:val="Compact"/>
-        <w:numPr>
-          <w:ilvl w:val="0"/>
-          <w:numId w:val="1058"/>
+    <w:bookmarkEnd w:id="132"/>
+    <w:bookmarkStart w:id="133" w:name="day-prior-to-surgery"/>
+    <w:p>
+      <w:pPr>
+        <w:pStyle w:val="Heading2"/>
+      </w:pPr>
+      <w:r>
+        <w:t xml:space="preserve">80 Day Prior to Surgery</w:t>
+      </w:r>
+    </w:p>
+    <w:p>
+      <w:pPr>
+        <w:pStyle w:val="Compact"/>
+        <w:numPr>
+          <w:ilvl w:val="0"/>
+          <w:numId w:val="1060"/>
         </w:numPr>
       </w:pPr>
       <w:r>
@@ -5310,7 +5455,7 @@
         <w:pStyle w:val="Compact"/>
         <w:numPr>
           <w:ilvl w:val="0"/>
-          <w:numId w:val="1058"/>
+          <w:numId w:val="1060"/>
         </w:numPr>
       </w:pPr>
       <w:r>
@@ -5322,29 +5467,29 @@
         <w:pStyle w:val="Compact"/>
         <w:numPr>
           <w:ilvl w:val="0"/>
-          <w:numId w:val="1058"/>
+          <w:numId w:val="1060"/>
         </w:numPr>
       </w:pPr>
       <w:r>
         <w:t xml:space="preserve">No tube feedings the night before surgery</w:t>
       </w:r>
     </w:p>
-    <w:bookmarkEnd w:id="142"/>
-    <w:bookmarkStart w:id="143" w:name="day-of-surgery"/>
-    <w:p>
-      <w:pPr>
-        <w:pStyle w:val="Heading2"/>
-      </w:pPr>
-      <w:r>
-        <w:t xml:space="preserve">79 Day of Surgery</w:t>
-      </w:r>
-    </w:p>
-    <w:p>
-      <w:pPr>
-        <w:pStyle w:val="Compact"/>
-        <w:numPr>
-          <w:ilvl w:val="0"/>
-          <w:numId w:val="1059"/>
+    <w:bookmarkEnd w:id="133"/>
+    <w:bookmarkStart w:id="134" w:name="day-of-surgery"/>
+    <w:p>
+      <w:pPr>
+        <w:pStyle w:val="Heading2"/>
+      </w:pPr>
+      <w:r>
+        <w:t xml:space="preserve">81 Day of Surgery</w:t>
+      </w:r>
+    </w:p>
+    <w:p>
+      <w:pPr>
+        <w:pStyle w:val="Compact"/>
+        <w:numPr>
+          <w:ilvl w:val="0"/>
+          <w:numId w:val="1061"/>
         </w:numPr>
       </w:pPr>
       <w:r>
@@ -5356,7 +5501,7 @@
         <w:pStyle w:val="Compact"/>
         <w:numPr>
           <w:ilvl w:val="0"/>
-          <w:numId w:val="1059"/>
+          <w:numId w:val="1061"/>
         </w:numPr>
       </w:pPr>
       <w:r>
@@ -5368,7 +5513,7 @@
         <w:pStyle w:val="Compact"/>
         <w:numPr>
           <w:ilvl w:val="0"/>
-          <w:numId w:val="1059"/>
+          <w:numId w:val="1061"/>
         </w:numPr>
       </w:pPr>
       <w:r>
@@ -5393,7 +5538,7 @@
         <w:pStyle w:val="Compact"/>
         <w:numPr>
           <w:ilvl w:val="0"/>
-          <w:numId w:val="1059"/>
+          <w:numId w:val="1061"/>
         </w:numPr>
       </w:pPr>
       <w:r>
@@ -5405,641 +5550,641 @@
         <w:pStyle w:val="Compact"/>
         <w:numPr>
           <w:ilvl w:val="0"/>
-          <w:numId w:val="1059"/>
+          <w:numId w:val="1061"/>
         </w:numPr>
       </w:pPr>
       <w:r>
         <w:t xml:space="preserve">Waiting room for family and friends on 5th floor</w:t>
       </w:r>
     </w:p>
+    <w:bookmarkEnd w:id="134"/>
+    <w:bookmarkStart w:id="135" w:name="epidural-catheter-for-pain-control"/>
+    <w:p>
+      <w:pPr>
+        <w:pStyle w:val="Heading2"/>
+      </w:pPr>
+      <w:r>
+        <w:t xml:space="preserve">82 Epidural Catheter for Pain Control</w:t>
+      </w:r>
+    </w:p>
+    <w:p>
+      <w:pPr>
+        <w:pStyle w:val="Compact"/>
+        <w:numPr>
+          <w:ilvl w:val="0"/>
+          <w:numId w:val="1062"/>
+        </w:numPr>
+      </w:pPr>
+      <w:r>
+        <w:t xml:space="preserve">Remains in place for 2-5 days</w:t>
+      </w:r>
+    </w:p>
+    <w:p>
+      <w:pPr>
+        <w:pStyle w:val="Compact"/>
+        <w:numPr>
+          <w:ilvl w:val="0"/>
+          <w:numId w:val="1062"/>
+        </w:numPr>
+      </w:pPr>
+      <w:r>
+        <w:t xml:space="preserve">Dosage can be adjusted as needed</w:t>
+      </w:r>
+    </w:p>
+    <w:p>
+      <w:pPr>
+        <w:pStyle w:val="Compact"/>
+        <w:numPr>
+          <w:ilvl w:val="0"/>
+          <w:numId w:val="1062"/>
+        </w:numPr>
+      </w:pPr>
+      <w:r>
+        <w:t xml:space="preserve">Can make it more difficult to urinate</w:t>
+      </w:r>
+    </w:p>
+    <w:p>
+      <w:pPr>
+        <w:pStyle w:val="Compact"/>
+        <w:numPr>
+          <w:ilvl w:val="0"/>
+          <w:numId w:val="1062"/>
+        </w:numPr>
+      </w:pPr>
+      <w:r>
+        <w:t xml:space="preserve">May require foley catheter in bladder</w:t>
+      </w:r>
+    </w:p>
+    <w:p>
+      <w:pPr>
+        <w:pStyle w:val="Compact"/>
+        <w:numPr>
+          <w:ilvl w:val="0"/>
+          <w:numId w:val="1062"/>
+        </w:numPr>
+      </w:pPr>
+      <w:r>
+        <w:t xml:space="preserve">Foley catheter removed after epidural removed</w:t>
+      </w:r>
+    </w:p>
+    <w:bookmarkEnd w:id="135"/>
+    <w:bookmarkStart w:id="136" w:name="intensive-care-unit-icu-2-4-days"/>
+    <w:p>
+      <w:pPr>
+        <w:pStyle w:val="Heading2"/>
+      </w:pPr>
+      <w:r>
+        <w:t xml:space="preserve">83 Intensive Care Unit (ICU) (2-4 days)</w:t>
+      </w:r>
+    </w:p>
+    <w:p>
+      <w:pPr>
+        <w:pStyle w:val="Compact"/>
+        <w:numPr>
+          <w:ilvl w:val="0"/>
+          <w:numId w:val="1063"/>
+        </w:numPr>
+      </w:pPr>
+      <w:r>
+        <w:t xml:space="preserve">Surgical ICU on 11th floor</w:t>
+      </w:r>
+    </w:p>
+    <w:p>
+      <w:pPr>
+        <w:pStyle w:val="Compact"/>
+        <w:numPr>
+          <w:ilvl w:val="0"/>
+          <w:numId w:val="1063"/>
+        </w:numPr>
+      </w:pPr>
+      <w:r>
+        <w:t xml:space="preserve">NG tube in nose to drain stomach and esophagus</w:t>
+      </w:r>
+    </w:p>
+    <w:p>
+      <w:pPr>
+        <w:pStyle w:val="Compact"/>
+        <w:numPr>
+          <w:ilvl w:val="0"/>
+          <w:numId w:val="1063"/>
+        </w:numPr>
+      </w:pPr>
+      <w:r>
+        <w:t xml:space="preserve">Catheter in bladder</w:t>
+      </w:r>
+    </w:p>
+    <w:p>
+      <w:pPr>
+        <w:pStyle w:val="Compact"/>
+        <w:numPr>
+          <w:ilvl w:val="0"/>
+          <w:numId w:val="1063"/>
+        </w:numPr>
+      </w:pPr>
+      <w:r>
+        <w:t xml:space="preserve">Chest tube right chest</w:t>
+      </w:r>
+    </w:p>
+    <w:p>
+      <w:pPr>
+        <w:pStyle w:val="Compact"/>
+        <w:numPr>
+          <w:ilvl w:val="0"/>
+          <w:numId w:val="1063"/>
+        </w:numPr>
+      </w:pPr>
+      <w:r>
+        <w:t xml:space="preserve">Abdominal drains (usually 2)</w:t>
+      </w:r>
+    </w:p>
+    <w:p>
+      <w:pPr>
+        <w:pStyle w:val="Compact"/>
+        <w:numPr>
+          <w:ilvl w:val="0"/>
+          <w:numId w:val="1063"/>
+        </w:numPr>
+      </w:pPr>
+      <w:r>
+        <w:t xml:space="preserve">Feeding jejunostomy (usually stays in 8 wks)</w:t>
+      </w:r>
+    </w:p>
+    <w:bookmarkEnd w:id="136"/>
+    <w:bookmarkStart w:id="137" w:name="intensive-care-unit-icu"/>
+    <w:p>
+      <w:pPr>
+        <w:pStyle w:val="Heading2"/>
+      </w:pPr>
+      <w:r>
+        <w:t xml:space="preserve">84 Intensive Care Unit (ICU)</w:t>
+      </w:r>
+    </w:p>
+    <w:p>
+      <w:pPr>
+        <w:pStyle w:val="Compact"/>
+        <w:numPr>
+          <w:ilvl w:val="0"/>
+          <w:numId w:val="1064"/>
+        </w:numPr>
+      </w:pPr>
+      <w:r>
+        <w:t xml:space="preserve">Bladder catheter removed → check that bladder empties properly</w:t>
+      </w:r>
+    </w:p>
+    <w:p>
+      <w:pPr>
+        <w:pStyle w:val="Compact"/>
+        <w:numPr>
+          <w:ilvl w:val="0"/>
+          <w:numId w:val="1064"/>
+        </w:numPr>
+      </w:pPr>
+      <w:r>
+        <w:t xml:space="preserve">Chest tube removed (day 2-4) → follow-up x-ray</w:t>
+      </w:r>
+    </w:p>
+    <w:p>
+      <w:pPr>
+        <w:pStyle w:val="Compact"/>
+        <w:numPr>
+          <w:ilvl w:val="0"/>
+          <w:numId w:val="1064"/>
+        </w:numPr>
+      </w:pPr>
+      <w:r>
+        <w:t xml:space="preserve">Fluid emptied from drains every few hours</w:t>
+      </w:r>
+    </w:p>
+    <w:p>
+      <w:pPr>
+        <w:pStyle w:val="Compact"/>
+        <w:numPr>
+          <w:ilvl w:val="0"/>
+          <w:numId w:val="1064"/>
+        </w:numPr>
+      </w:pPr>
+      <w:r>
+        <w:t xml:space="preserve">Start tube feedings by feeding</w:t>
+      </w:r>
+    </w:p>
+    <w:p>
+      <w:pPr>
+        <w:pStyle w:val="Compact"/>
+        <w:numPr>
+          <w:ilvl w:val="0"/>
+          <w:numId w:val="1064"/>
+        </w:numPr>
+      </w:pPr>
+      <w:r>
+        <w:t xml:space="preserve">Feeding jejunostomy (stays in 8 weeks)</w:t>
+      </w:r>
+    </w:p>
+    <w:bookmarkEnd w:id="137"/>
+    <w:bookmarkStart w:id="138" w:name="ward---6tower"/>
+    <w:p>
+      <w:pPr>
+        <w:pStyle w:val="Heading2"/>
+      </w:pPr>
+      <w:r>
+        <w:t xml:space="preserve">85 Ward - 6Tower</w:t>
+      </w:r>
+    </w:p>
+    <w:p>
+      <w:pPr>
+        <w:pStyle w:val="Compact"/>
+        <w:numPr>
+          <w:ilvl w:val="0"/>
+          <w:numId w:val="1065"/>
+        </w:numPr>
+      </w:pPr>
+      <w:r>
+        <w:t xml:space="preserve">Jejunostomy feeds started</w:t>
+      </w:r>
+    </w:p>
+    <w:p>
+      <w:pPr>
+        <w:pStyle w:val="Compact"/>
+        <w:numPr>
+          <w:ilvl w:val="0"/>
+          <w:numId w:val="1065"/>
+        </w:numPr>
+      </w:pPr>
+      <w:r>
+        <w:t xml:space="preserve">Up in a chair most of the day</w:t>
+      </w:r>
+    </w:p>
+    <w:p>
+      <w:pPr>
+        <w:pStyle w:val="Compact"/>
+        <w:numPr>
+          <w:ilvl w:val="0"/>
+          <w:numId w:val="1065"/>
+        </w:numPr>
+      </w:pPr>
+      <w:r>
+        <w:t xml:space="preserve">Walking in the halls</w:t>
+      </w:r>
+    </w:p>
+    <w:p>
+      <w:pPr>
+        <w:pStyle w:val="Compact"/>
+        <w:numPr>
+          <w:ilvl w:val="1"/>
+          <w:numId w:val="1066"/>
+        </w:numPr>
+      </w:pPr>
+      <w:r>
+        <w:t xml:space="preserve">Start with assistance</w:t>
+      </w:r>
+    </w:p>
+    <w:p>
+      <w:pPr>
+        <w:pStyle w:val="Compact"/>
+        <w:numPr>
+          <w:ilvl w:val="1"/>
+          <w:numId w:val="1066"/>
+        </w:numPr>
+      </w:pPr>
+      <w:r>
+        <w:t xml:space="preserve">Improves lung function</w:t>
+      </w:r>
+    </w:p>
+    <w:p>
+      <w:pPr>
+        <w:pStyle w:val="Compact"/>
+        <w:numPr>
+          <w:ilvl w:val="1"/>
+          <w:numId w:val="1066"/>
+        </w:numPr>
+      </w:pPr>
+      <w:r>
+        <w:t xml:space="preserve">Prevents loss of muscle strength</w:t>
+      </w:r>
+    </w:p>
+    <w:bookmarkEnd w:id="138"/>
+    <w:bookmarkStart w:id="139" w:name="jejunostomy-feeds"/>
+    <w:p>
+      <w:pPr>
+        <w:pStyle w:val="Heading2"/>
+      </w:pPr>
+      <w:r>
+        <w:t xml:space="preserve">86 Jejunostomy Feeds</w:t>
+      </w:r>
+    </w:p>
+    <w:p>
+      <w:pPr>
+        <w:pStyle w:val="FirstParagraph"/>
+      </w:pPr>
+      <w:r>
+        <w:t xml:space="preserve">Jejunostomy tube feeds</w:t>
+      </w:r>
+    </w:p>
+    <w:p>
+      <w:pPr>
+        <w:pStyle w:val="Compact"/>
+        <w:numPr>
+          <w:ilvl w:val="0"/>
+          <w:numId w:val="1067"/>
+        </w:numPr>
+      </w:pPr>
+      <w:r>
+        <w:t xml:space="preserve">Start continuous (24 hours)</w:t>
+      </w:r>
+    </w:p>
+    <w:p>
+      <w:pPr>
+        <w:pStyle w:val="Compact"/>
+        <w:numPr>
+          <w:ilvl w:val="0"/>
+          <w:numId w:val="1067"/>
+        </w:numPr>
+      </w:pPr>
+      <w:r>
+        <w:t xml:space="preserve">Convert to night-time only (16 hours)</w:t>
+      </w:r>
+    </w:p>
+    <w:p>
+      <w:pPr>
+        <w:pStyle w:val="FirstParagraph"/>
+      </w:pPr>
+      <w:r>
+        <w:t xml:space="preserve">Water administered through feeding tube</w:t>
+      </w:r>
+    </w:p>
+    <w:p>
+      <w:pPr>
+        <w:pStyle w:val="Compact"/>
+        <w:numPr>
+          <w:ilvl w:val="0"/>
+          <w:numId w:val="1068"/>
+        </w:numPr>
+      </w:pPr>
+      <w:r>
+        <w:t xml:space="preserve">Usually 8oz 4 times/day</w:t>
+      </w:r>
+    </w:p>
+    <w:p>
+      <w:pPr>
+        <w:pStyle w:val="Compact"/>
+        <w:numPr>
+          <w:ilvl w:val="0"/>
+          <w:numId w:val="1068"/>
+        </w:numPr>
+      </w:pPr>
+      <w:r>
+        <w:t xml:space="preserve">Important to prevent dehydration</w:t>
+      </w:r>
+    </w:p>
+    <w:bookmarkEnd w:id="139"/>
+    <w:bookmarkStart w:id="140" w:name="jejunostomy-tube-1"/>
+    <w:p>
+      <w:pPr>
+        <w:pStyle w:val="Heading2"/>
+      </w:pPr>
+      <w:r>
+        <w:t xml:space="preserve">87 Jejunostomy Tube</w:t>
+      </w:r>
+    </w:p>
+    <w:bookmarkEnd w:id="140"/>
+    <w:bookmarkStart w:id="141" w:name="jejunostomy-typical-regimen-1"/>
+    <w:p>
+      <w:pPr>
+        <w:pStyle w:val="Heading2"/>
+      </w:pPr>
+      <w:r>
+        <w:t xml:space="preserve">88 Jejunostomy Typical Regimen</w:t>
+      </w:r>
+    </w:p>
+    <w:p>
+      <w:pPr>
+        <w:pStyle w:val="Compact"/>
+        <w:numPr>
+          <w:ilvl w:val="0"/>
+          <w:numId w:val="1069"/>
+        </w:numPr>
+      </w:pPr>
+      <w:r>
+        <w:t xml:space="preserve">Jejunostomy tube feeds for 16 hours (6pm-10am)</w:t>
+      </w:r>
+    </w:p>
+    <w:p>
+      <w:pPr>
+        <w:pStyle w:val="Compact"/>
+        <w:numPr>
+          <w:ilvl w:val="1"/>
+          <w:numId w:val="1070"/>
+        </w:numPr>
+      </w:pPr>
+      <w:r>
+        <w:t xml:space="preserve">Men: 75mL/hour x 16 hours = 5 cartons</w:t>
+      </w:r>
+    </w:p>
+    <w:p>
+      <w:pPr>
+        <w:pStyle w:val="Compact"/>
+        <w:numPr>
+          <w:ilvl w:val="1"/>
+          <w:numId w:val="1070"/>
+        </w:numPr>
+      </w:pPr>
+      <w:r>
+        <w:t xml:space="preserve">Women: 60mL/hour x 16 hours = 4 cartons</w:t>
+      </w:r>
+    </w:p>
+    <w:p>
+      <w:pPr>
+        <w:pStyle w:val="Compact"/>
+        <w:numPr>
+          <w:ilvl w:val="0"/>
+          <w:numId w:val="1069"/>
+        </w:numPr>
+      </w:pPr>
+      <w:r>
+        <w:t xml:space="preserve">Water 240ml (8oz) via syringe 4x/day</w:t>
+      </w:r>
+    </w:p>
+    <w:p>
+      <w:pPr>
+        <w:pStyle w:val="FirstParagraph"/>
+      </w:pPr>
+      <w:r>
+        <w:t xml:space="preserve">Hospital nurses will teach use of the feeding tube</w:t>
+      </w:r>
+    </w:p>
+    <w:bookmarkEnd w:id="141"/>
+    <w:bookmarkStart w:id="142" w:name="jejunostomy-feeds-with-diabetes-1"/>
+    <w:p>
+      <w:pPr>
+        <w:pStyle w:val="Heading2"/>
+      </w:pPr>
+      <w:r>
+        <w:t xml:space="preserve">89 Jejunostomy Feeds with Diabetes</w:t>
+      </w:r>
+    </w:p>
+    <w:p>
+      <w:pPr>
+        <w:pStyle w:val="FirstParagraph"/>
+      </w:pPr>
+      <w:r>
+        <w:t xml:space="preserve">Jejunostomy feedings elevate blood sugars</w:t>
+      </w:r>
+    </w:p>
+    <w:p>
+      <w:pPr>
+        <w:pStyle w:val="Compact"/>
+        <w:numPr>
+          <w:ilvl w:val="0"/>
+          <w:numId w:val="1071"/>
+        </w:numPr>
+      </w:pPr>
+      <w:r>
+        <w:t xml:space="preserve">Insulin may be required along with feeds</w:t>
+      </w:r>
+    </w:p>
+    <w:p>
+      <w:pPr>
+        <w:pStyle w:val="FirstParagraph"/>
+      </w:pPr>
+      <w:r>
+        <w:t xml:space="preserve">Typical Pattern for tube feeds</w:t>
+      </w:r>
+    </w:p>
+    <w:p>
+      <w:pPr>
+        <w:pStyle w:val="Compact"/>
+        <w:numPr>
+          <w:ilvl w:val="0"/>
+          <w:numId w:val="1072"/>
+        </w:numPr>
+      </w:pPr>
+      <w:r>
+        <w:t xml:space="preserve">Feeds run via pump from 6pm to 10am</w:t>
+      </w:r>
+    </w:p>
+    <w:p>
+      <w:pPr>
+        <w:pStyle w:val="Compact"/>
+        <w:numPr>
+          <w:ilvl w:val="0"/>
+          <w:numId w:val="1072"/>
+        </w:numPr>
+      </w:pPr>
+      <w:r>
+        <w:t xml:space="preserve">Insulin at 6pm (70/30 insulin)</w:t>
+      </w:r>
+    </w:p>
+    <w:p>
+      <w:pPr>
+        <w:pStyle w:val="Compact"/>
+        <w:numPr>
+          <w:ilvl w:val="0"/>
+          <w:numId w:val="1072"/>
+        </w:numPr>
+      </w:pPr>
+      <w:r>
+        <w:t xml:space="preserve">Insulin at Midnight (70/30 insulin)</w:t>
+      </w:r>
+    </w:p>
+    <w:p>
+      <w:pPr>
+        <w:pStyle w:val="Compact"/>
+        <w:numPr>
+          <w:ilvl w:val="0"/>
+          <w:numId w:val="1072"/>
+        </w:numPr>
+      </w:pPr>
+      <w:r>
+        <w:t xml:space="preserve">No insulin if tube feedings are not run</w:t>
+      </w:r>
+    </w:p>
+    <w:bookmarkEnd w:id="142"/>
+    <w:bookmarkStart w:id="143" w:name="jejunostomy-video-1"/>
+    <w:p>
+      <w:pPr>
+        <w:pStyle w:val="Heading2"/>
+      </w:pPr>
+      <w:r>
+        <w:t xml:space="preserve">90 Jejunostomy Video</w:t>
+      </w:r>
+    </w:p>
     <w:bookmarkEnd w:id="143"/>
-    <w:bookmarkStart w:id="144" w:name="epidural-catheter-for-pain-control"/>
-    <w:p>
-      <w:pPr>
-        <w:pStyle w:val="Heading2"/>
-      </w:pPr>
-      <w:r>
-        <w:t xml:space="preserve">80 Epidural Catheter for Pain Control</w:t>
-      </w:r>
-    </w:p>
-    <w:p>
-      <w:pPr>
-        <w:pStyle w:val="Compact"/>
-        <w:numPr>
-          <w:ilvl w:val="0"/>
-          <w:numId w:val="1060"/>
-        </w:numPr>
-      </w:pPr>
-      <w:r>
-        <w:t xml:space="preserve">Remains in place for 2-5 days</w:t>
-      </w:r>
-    </w:p>
-    <w:p>
-      <w:pPr>
-        <w:pStyle w:val="Compact"/>
-        <w:numPr>
-          <w:ilvl w:val="0"/>
-          <w:numId w:val="1060"/>
-        </w:numPr>
-      </w:pPr>
-      <w:r>
-        <w:t xml:space="preserve">Dosage can be adjusted as needed</w:t>
-      </w:r>
-    </w:p>
-    <w:p>
-      <w:pPr>
-        <w:pStyle w:val="Compact"/>
-        <w:numPr>
-          <w:ilvl w:val="0"/>
-          <w:numId w:val="1060"/>
-        </w:numPr>
-      </w:pPr>
-      <w:r>
-        <w:t xml:space="preserve">Can make it more difficult to urinate</w:t>
-      </w:r>
-    </w:p>
-    <w:p>
-      <w:pPr>
-        <w:pStyle w:val="Compact"/>
-        <w:numPr>
-          <w:ilvl w:val="0"/>
-          <w:numId w:val="1060"/>
-        </w:numPr>
-      </w:pPr>
-      <w:r>
-        <w:t xml:space="preserve">May require foley catheter in bladder</w:t>
-      </w:r>
-    </w:p>
-    <w:p>
-      <w:pPr>
-        <w:pStyle w:val="Compact"/>
-        <w:numPr>
-          <w:ilvl w:val="0"/>
-          <w:numId w:val="1060"/>
-        </w:numPr>
-      </w:pPr>
-      <w:r>
-        <w:t xml:space="preserve">Foley catheter removed after epidural removed</w:t>
+    <w:bookmarkStart w:id="144" w:name="activity-after-surgery"/>
+    <w:p>
+      <w:pPr>
+        <w:pStyle w:val="Heading2"/>
+      </w:pPr>
+      <w:r>
+        <w:t xml:space="preserve">91 Activity after Surgery</w:t>
+      </w:r>
+    </w:p>
+    <w:p>
+      <w:pPr>
+        <w:pStyle w:val="Compact"/>
+        <w:numPr>
+          <w:ilvl w:val="0"/>
+          <w:numId w:val="1073"/>
+        </w:numPr>
+      </w:pPr>
+      <w:r>
+        <w:t xml:space="preserve">Up in chair most of the day</w:t>
+      </w:r>
+    </w:p>
+    <w:p>
+      <w:pPr>
+        <w:pStyle w:val="Compact"/>
+        <w:numPr>
+          <w:ilvl w:val="0"/>
+          <w:numId w:val="1073"/>
+        </w:numPr>
+      </w:pPr>
+      <w:r>
+        <w:t xml:space="preserve">Walking with help from nurse/Physical Therapist</w:t>
+      </w:r>
+    </w:p>
+    <w:p>
+      <w:pPr>
+        <w:pStyle w:val="Compact"/>
+        <w:numPr>
+          <w:ilvl w:val="0"/>
+          <w:numId w:val="1073"/>
+        </w:numPr>
+      </w:pPr>
+      <w:r>
+        <w:t xml:space="preserve">Goals:</w:t>
+      </w:r>
+    </w:p>
+    <w:p>
+      <w:pPr>
+        <w:pStyle w:val="Compact"/>
+        <w:numPr>
+          <w:ilvl w:val="1"/>
+          <w:numId w:val="1074"/>
+        </w:numPr>
+      </w:pPr>
+      <w:r>
+        <w:t xml:space="preserve">Improve lung function</w:t>
+      </w:r>
+    </w:p>
+    <w:p>
+      <w:pPr>
+        <w:pStyle w:val="Compact"/>
+        <w:numPr>
+          <w:ilvl w:val="1"/>
+          <w:numId w:val="1074"/>
+        </w:numPr>
+      </w:pPr>
+      <w:r>
+        <w:t xml:space="preserve">Prevent muscle loss</w:t>
       </w:r>
     </w:p>
     <w:bookmarkEnd w:id="144"/>
-    <w:bookmarkStart w:id="145" w:name="intensive-care-unit-icu-2-4-days"/>
-    <w:p>
-      <w:pPr>
-        <w:pStyle w:val="Heading2"/>
-      </w:pPr>
-      <w:r>
-        <w:t xml:space="preserve">81 Intensive Care Unit (ICU) (2-4 days)</w:t>
-      </w:r>
-    </w:p>
-    <w:p>
-      <w:pPr>
-        <w:pStyle w:val="Compact"/>
-        <w:numPr>
-          <w:ilvl w:val="0"/>
-          <w:numId w:val="1061"/>
-        </w:numPr>
-      </w:pPr>
-      <w:r>
-        <w:t xml:space="preserve">Surgical ICU on 11th floor</w:t>
-      </w:r>
-    </w:p>
-    <w:p>
-      <w:pPr>
-        <w:pStyle w:val="Compact"/>
-        <w:numPr>
-          <w:ilvl w:val="0"/>
-          <w:numId w:val="1061"/>
-        </w:numPr>
-      </w:pPr>
-      <w:r>
-        <w:t xml:space="preserve">NG tube in nose to drain stomach and esophagus</w:t>
-      </w:r>
-    </w:p>
-    <w:p>
-      <w:pPr>
-        <w:pStyle w:val="Compact"/>
-        <w:numPr>
-          <w:ilvl w:val="0"/>
-          <w:numId w:val="1061"/>
-        </w:numPr>
-      </w:pPr>
-      <w:r>
-        <w:t xml:space="preserve">Catheter in bladder</w:t>
-      </w:r>
-    </w:p>
-    <w:p>
-      <w:pPr>
-        <w:pStyle w:val="Compact"/>
-        <w:numPr>
-          <w:ilvl w:val="0"/>
-          <w:numId w:val="1061"/>
-        </w:numPr>
-      </w:pPr>
-      <w:r>
-        <w:t xml:space="preserve">Chest tube right chest</w:t>
-      </w:r>
-    </w:p>
-    <w:p>
-      <w:pPr>
-        <w:pStyle w:val="Compact"/>
-        <w:numPr>
-          <w:ilvl w:val="0"/>
-          <w:numId w:val="1061"/>
-        </w:numPr>
-      </w:pPr>
-      <w:r>
-        <w:t xml:space="preserve">Abdominal drains (usually 2)</w:t>
-      </w:r>
-    </w:p>
-    <w:p>
-      <w:pPr>
-        <w:pStyle w:val="Compact"/>
-        <w:numPr>
-          <w:ilvl w:val="0"/>
-          <w:numId w:val="1061"/>
-        </w:numPr>
-      </w:pPr>
-      <w:r>
-        <w:t xml:space="preserve">Feeding jejunostomy (usually stays in 8 wks)</w:t>
-      </w:r>
-    </w:p>
-    <w:bookmarkEnd w:id="145"/>
-    <w:bookmarkStart w:id="146" w:name="intensive-care-unit-icu"/>
-    <w:p>
-      <w:pPr>
-        <w:pStyle w:val="Heading2"/>
-      </w:pPr>
-      <w:r>
-        <w:t xml:space="preserve">82 Intensive Care Unit (ICU)</w:t>
-      </w:r>
-    </w:p>
-    <w:p>
-      <w:pPr>
-        <w:pStyle w:val="Compact"/>
-        <w:numPr>
-          <w:ilvl w:val="0"/>
-          <w:numId w:val="1062"/>
-        </w:numPr>
-      </w:pPr>
-      <w:r>
-        <w:t xml:space="preserve">Bladder catheter removed → check that bladder empties properly</w:t>
-      </w:r>
-    </w:p>
-    <w:p>
-      <w:pPr>
-        <w:pStyle w:val="Compact"/>
-        <w:numPr>
-          <w:ilvl w:val="0"/>
-          <w:numId w:val="1062"/>
-        </w:numPr>
-      </w:pPr>
-      <w:r>
-        <w:t xml:space="preserve">Chest tube removed (day 2-4) → follow-up x-ray</w:t>
-      </w:r>
-    </w:p>
-    <w:p>
-      <w:pPr>
-        <w:pStyle w:val="Compact"/>
-        <w:numPr>
-          <w:ilvl w:val="0"/>
-          <w:numId w:val="1062"/>
-        </w:numPr>
-      </w:pPr>
-      <w:r>
-        <w:t xml:space="preserve">Fluid emptied from drains every few hours</w:t>
-      </w:r>
-    </w:p>
-    <w:p>
-      <w:pPr>
-        <w:pStyle w:val="Compact"/>
-        <w:numPr>
-          <w:ilvl w:val="0"/>
-          <w:numId w:val="1062"/>
-        </w:numPr>
-      </w:pPr>
-      <w:r>
-        <w:t xml:space="preserve">Start tube feedings by feeding</w:t>
-      </w:r>
-    </w:p>
-    <w:p>
-      <w:pPr>
-        <w:pStyle w:val="Compact"/>
-        <w:numPr>
-          <w:ilvl w:val="0"/>
-          <w:numId w:val="1062"/>
-        </w:numPr>
-      </w:pPr>
-      <w:r>
-        <w:t xml:space="preserve">Feeding jejunostomy (stays in 8 weeks)</w:t>
-      </w:r>
-    </w:p>
-    <w:bookmarkEnd w:id="146"/>
-    <w:bookmarkStart w:id="147" w:name="ward---6tower"/>
-    <w:p>
-      <w:pPr>
-        <w:pStyle w:val="Heading2"/>
-      </w:pPr>
-      <w:r>
-        <w:t xml:space="preserve">83 Ward - 6Tower</w:t>
-      </w:r>
-    </w:p>
-    <w:p>
-      <w:pPr>
-        <w:pStyle w:val="Compact"/>
-        <w:numPr>
-          <w:ilvl w:val="0"/>
-          <w:numId w:val="1063"/>
-        </w:numPr>
-      </w:pPr>
-      <w:r>
-        <w:t xml:space="preserve">Jejunostomy feeds started</w:t>
-      </w:r>
-    </w:p>
-    <w:p>
-      <w:pPr>
-        <w:pStyle w:val="Compact"/>
-        <w:numPr>
-          <w:ilvl w:val="0"/>
-          <w:numId w:val="1063"/>
-        </w:numPr>
-      </w:pPr>
-      <w:r>
-        <w:t xml:space="preserve">Up in a chair most of the day</w:t>
-      </w:r>
-    </w:p>
-    <w:p>
-      <w:pPr>
-        <w:pStyle w:val="Compact"/>
-        <w:numPr>
-          <w:ilvl w:val="0"/>
-          <w:numId w:val="1063"/>
-        </w:numPr>
-      </w:pPr>
-      <w:r>
-        <w:t xml:space="preserve">Walking in the halls</w:t>
-      </w:r>
-    </w:p>
-    <w:p>
-      <w:pPr>
-        <w:pStyle w:val="Compact"/>
-        <w:numPr>
-          <w:ilvl w:val="1"/>
-          <w:numId w:val="1064"/>
-        </w:numPr>
-      </w:pPr>
-      <w:r>
-        <w:t xml:space="preserve">Start with assistance</w:t>
-      </w:r>
-    </w:p>
-    <w:p>
-      <w:pPr>
-        <w:pStyle w:val="Compact"/>
-        <w:numPr>
-          <w:ilvl w:val="1"/>
-          <w:numId w:val="1064"/>
-        </w:numPr>
-      </w:pPr>
-      <w:r>
-        <w:t xml:space="preserve">Improves lung function</w:t>
-      </w:r>
-    </w:p>
-    <w:p>
-      <w:pPr>
-        <w:pStyle w:val="Compact"/>
-        <w:numPr>
-          <w:ilvl w:val="1"/>
-          <w:numId w:val="1064"/>
-        </w:numPr>
-      </w:pPr>
-      <w:r>
-        <w:t xml:space="preserve">Prevents loss of muscle strength</w:t>
-      </w:r>
-    </w:p>
-    <w:bookmarkEnd w:id="147"/>
-    <w:bookmarkStart w:id="148" w:name="jejunostomy-feeds"/>
-    <w:p>
-      <w:pPr>
-        <w:pStyle w:val="Heading2"/>
-      </w:pPr>
-      <w:r>
-        <w:t xml:space="preserve">84 Jejunostomy Feeds</w:t>
-      </w:r>
-    </w:p>
-    <w:p>
-      <w:pPr>
-        <w:pStyle w:val="FirstParagraph"/>
-      </w:pPr>
-      <w:r>
-        <w:t xml:space="preserve">Jejunostomy tube feeds</w:t>
-      </w:r>
-    </w:p>
-    <w:p>
-      <w:pPr>
-        <w:pStyle w:val="Compact"/>
-        <w:numPr>
-          <w:ilvl w:val="0"/>
-          <w:numId w:val="1065"/>
-        </w:numPr>
-      </w:pPr>
-      <w:r>
-        <w:t xml:space="preserve">Start continuous (24 hours)</w:t>
-      </w:r>
-    </w:p>
-    <w:p>
-      <w:pPr>
-        <w:pStyle w:val="Compact"/>
-        <w:numPr>
-          <w:ilvl w:val="0"/>
-          <w:numId w:val="1065"/>
-        </w:numPr>
-      </w:pPr>
-      <w:r>
-        <w:t xml:space="preserve">Convert to night-time only (16 hours)</w:t>
-      </w:r>
-    </w:p>
-    <w:p>
-      <w:pPr>
-        <w:pStyle w:val="FirstParagraph"/>
-      </w:pPr>
-      <w:r>
-        <w:t xml:space="preserve">Water administered through feeding tube</w:t>
-      </w:r>
-    </w:p>
-    <w:p>
-      <w:pPr>
-        <w:pStyle w:val="Compact"/>
-        <w:numPr>
-          <w:ilvl w:val="0"/>
-          <w:numId w:val="1066"/>
-        </w:numPr>
-      </w:pPr>
-      <w:r>
-        <w:t xml:space="preserve">Usually 8oz 4 times/day</w:t>
-      </w:r>
-    </w:p>
-    <w:p>
-      <w:pPr>
-        <w:pStyle w:val="Compact"/>
-        <w:numPr>
-          <w:ilvl w:val="0"/>
-          <w:numId w:val="1066"/>
-        </w:numPr>
-      </w:pPr>
-      <w:r>
-        <w:t xml:space="preserve">Important to prevent dehydration</w:t>
-      </w:r>
-    </w:p>
-    <w:bookmarkEnd w:id="148"/>
-    <w:bookmarkStart w:id="149" w:name="jejunostomy-tube-1"/>
-    <w:p>
-      <w:pPr>
-        <w:pStyle w:val="Heading2"/>
-      </w:pPr>
-      <w:r>
-        <w:t xml:space="preserve">85 Jejunostomy Tube</w:t>
-      </w:r>
-    </w:p>
-    <w:bookmarkEnd w:id="149"/>
-    <w:bookmarkStart w:id="150" w:name="jejunostomy-typical-regimen-1"/>
-    <w:p>
-      <w:pPr>
-        <w:pStyle w:val="Heading2"/>
-      </w:pPr>
-      <w:r>
-        <w:t xml:space="preserve">86 Jejunostomy Typical Regimen</w:t>
-      </w:r>
-    </w:p>
-    <w:p>
-      <w:pPr>
-        <w:pStyle w:val="Compact"/>
-        <w:numPr>
-          <w:ilvl w:val="0"/>
-          <w:numId w:val="1067"/>
-        </w:numPr>
-      </w:pPr>
-      <w:r>
-        <w:t xml:space="preserve">Jejunostomy tube feeds for 16 hours (6pm-10am)</w:t>
-      </w:r>
-    </w:p>
-    <w:p>
-      <w:pPr>
-        <w:pStyle w:val="Compact"/>
-        <w:numPr>
-          <w:ilvl w:val="1"/>
-          <w:numId w:val="1068"/>
-        </w:numPr>
-      </w:pPr>
-      <w:r>
-        <w:t xml:space="preserve">Men: 75mL/hour x 16 hours = 5 cartons</w:t>
-      </w:r>
-    </w:p>
-    <w:p>
-      <w:pPr>
-        <w:pStyle w:val="Compact"/>
-        <w:numPr>
-          <w:ilvl w:val="1"/>
-          <w:numId w:val="1068"/>
-        </w:numPr>
-      </w:pPr>
-      <w:r>
-        <w:t xml:space="preserve">Women: 60mL/hour x 16 hours = 4 cartons</w:t>
-      </w:r>
-    </w:p>
-    <w:p>
-      <w:pPr>
-        <w:pStyle w:val="Compact"/>
-        <w:numPr>
-          <w:ilvl w:val="0"/>
-          <w:numId w:val="1067"/>
-        </w:numPr>
-      </w:pPr>
-      <w:r>
-        <w:t xml:space="preserve">Water 240ml (8oz) via syringe 4x/day</w:t>
-      </w:r>
-    </w:p>
-    <w:p>
-      <w:pPr>
-        <w:pStyle w:val="FirstParagraph"/>
-      </w:pPr>
-      <w:r>
-        <w:t xml:space="preserve">Hospital nurses will teach use of the feeding tube</w:t>
-      </w:r>
-    </w:p>
-    <w:bookmarkEnd w:id="150"/>
-    <w:bookmarkStart w:id="151" w:name="jejunostomy-feeds-with-diabetes-1"/>
-    <w:p>
-      <w:pPr>
-        <w:pStyle w:val="Heading2"/>
-      </w:pPr>
-      <w:r>
-        <w:t xml:space="preserve">87 Jejunostomy Feeds with Diabetes</w:t>
-      </w:r>
-    </w:p>
-    <w:p>
-      <w:pPr>
-        <w:pStyle w:val="FirstParagraph"/>
-      </w:pPr>
-      <w:r>
-        <w:t xml:space="preserve">Jejunostomy feedings elevate blood sugars</w:t>
-      </w:r>
-    </w:p>
-    <w:p>
-      <w:pPr>
-        <w:pStyle w:val="Compact"/>
-        <w:numPr>
-          <w:ilvl w:val="0"/>
-          <w:numId w:val="1069"/>
-        </w:numPr>
-      </w:pPr>
-      <w:r>
-        <w:t xml:space="preserve">Insulin may be required along with feeds</w:t>
-      </w:r>
-    </w:p>
-    <w:p>
-      <w:pPr>
-        <w:pStyle w:val="FirstParagraph"/>
-      </w:pPr>
-      <w:r>
-        <w:t xml:space="preserve">Typical Pattern for tube feeds</w:t>
-      </w:r>
-    </w:p>
-    <w:p>
-      <w:pPr>
-        <w:pStyle w:val="Compact"/>
-        <w:numPr>
-          <w:ilvl w:val="0"/>
-          <w:numId w:val="1070"/>
-        </w:numPr>
-      </w:pPr>
-      <w:r>
-        <w:t xml:space="preserve">Feeds run via pump from 6pm to 10am</w:t>
-      </w:r>
-    </w:p>
-    <w:p>
-      <w:pPr>
-        <w:pStyle w:val="Compact"/>
-        <w:numPr>
-          <w:ilvl w:val="0"/>
-          <w:numId w:val="1070"/>
-        </w:numPr>
-      </w:pPr>
-      <w:r>
-        <w:t xml:space="preserve">Insulin at 6pm (70/30 insulin)</w:t>
-      </w:r>
-    </w:p>
-    <w:p>
-      <w:pPr>
-        <w:pStyle w:val="Compact"/>
-        <w:numPr>
-          <w:ilvl w:val="0"/>
-          <w:numId w:val="1070"/>
-        </w:numPr>
-      </w:pPr>
-      <w:r>
-        <w:t xml:space="preserve">Insulin at Midnight (70/30 insulin)</w:t>
-      </w:r>
-    </w:p>
-    <w:p>
-      <w:pPr>
-        <w:pStyle w:val="Compact"/>
-        <w:numPr>
-          <w:ilvl w:val="0"/>
-          <w:numId w:val="1070"/>
-        </w:numPr>
-      </w:pPr>
-      <w:r>
-        <w:t xml:space="preserve">No insulin if tube feedings are not run</w:t>
-      </w:r>
-    </w:p>
-    <w:bookmarkEnd w:id="151"/>
-    <w:bookmarkStart w:id="152" w:name="jejunostomy-video-1"/>
-    <w:p>
-      <w:pPr>
-        <w:pStyle w:val="Heading2"/>
-      </w:pPr>
-      <w:r>
-        <w:t xml:space="preserve">88 Jejunostomy Video</w:t>
-      </w:r>
-    </w:p>
-    <w:bookmarkEnd w:id="152"/>
-    <w:bookmarkStart w:id="153" w:name="activity-after-surgery"/>
-    <w:p>
-      <w:pPr>
-        <w:pStyle w:val="Heading2"/>
-      </w:pPr>
-      <w:r>
-        <w:t xml:space="preserve">89 Activity after Surgery</w:t>
-      </w:r>
-    </w:p>
-    <w:p>
-      <w:pPr>
-        <w:pStyle w:val="Compact"/>
-        <w:numPr>
-          <w:ilvl w:val="0"/>
-          <w:numId w:val="1071"/>
-        </w:numPr>
-      </w:pPr>
-      <w:r>
-        <w:t xml:space="preserve">Up in chair most of the day</w:t>
-      </w:r>
-    </w:p>
-    <w:p>
-      <w:pPr>
-        <w:pStyle w:val="Compact"/>
-        <w:numPr>
-          <w:ilvl w:val="0"/>
-          <w:numId w:val="1071"/>
-        </w:numPr>
-      </w:pPr>
-      <w:r>
-        <w:t xml:space="preserve">Walking with help from nurse/Physical Therapist</w:t>
-      </w:r>
-    </w:p>
-    <w:p>
-      <w:pPr>
-        <w:pStyle w:val="Compact"/>
-        <w:numPr>
-          <w:ilvl w:val="0"/>
-          <w:numId w:val="1071"/>
-        </w:numPr>
-      </w:pPr>
-      <w:r>
-        <w:t xml:space="preserve">Goals:</w:t>
-      </w:r>
-    </w:p>
-    <w:p>
-      <w:pPr>
-        <w:pStyle w:val="Compact"/>
-        <w:numPr>
-          <w:ilvl w:val="1"/>
-          <w:numId w:val="1072"/>
-        </w:numPr>
-      </w:pPr>
-      <w:r>
-        <w:t xml:space="preserve">Improve lung function</w:t>
-      </w:r>
-    </w:p>
-    <w:p>
-      <w:pPr>
-        <w:pStyle w:val="Compact"/>
-        <w:numPr>
-          <w:ilvl w:val="1"/>
-          <w:numId w:val="1072"/>
-        </w:numPr>
-      </w:pPr>
-      <w:r>
-        <w:t xml:space="preserve">Prevent muscle loss</w:t>
-      </w:r>
-    </w:p>
-    <w:bookmarkEnd w:id="153"/>
-    <w:bookmarkStart w:id="154" w:name="nasogastric-ng-tube"/>
-    <w:p>
-      <w:pPr>
-        <w:pStyle w:val="Heading2"/>
-      </w:pPr>
-      <w:r>
-        <w:t xml:space="preserve">90 Nasogastric (NG) Tube</w:t>
+    <w:bookmarkStart w:id="145" w:name="nasogastric-ng-tube"/>
+    <w:p>
+      <w:pPr>
+        <w:pStyle w:val="Heading2"/>
+      </w:pPr>
+      <w:r>
+        <w:t xml:space="preserve">92 Nasogastric (NG) Tube</w:t>
       </w:r>
     </w:p>
     <w:p>
@@ -6055,7 +6200,7 @@
         <w:pStyle w:val="Compact"/>
         <w:numPr>
           <w:ilvl w:val="0"/>
-          <w:numId w:val="1073"/>
+          <w:numId w:val="1075"/>
         </w:numPr>
       </w:pPr>
       <w:r>
@@ -6067,7 +6212,7 @@
         <w:pStyle w:val="Compact"/>
         <w:numPr>
           <w:ilvl w:val="0"/>
-          <w:numId w:val="1073"/>
+          <w:numId w:val="1075"/>
         </w:numPr>
       </w:pPr>
       <w:r>
@@ -6087,7 +6232,7 @@
         <w:pStyle w:val="Compact"/>
         <w:numPr>
           <w:ilvl w:val="0"/>
-          <w:numId w:val="1074"/>
+          <w:numId w:val="1076"/>
         </w:numPr>
       </w:pPr>
       <w:r>
@@ -6116,21 +6261,21 @@
         <w:pStyle w:val="Compact"/>
         <w:numPr>
           <w:ilvl w:val="0"/>
-          <w:numId w:val="1074"/>
+          <w:numId w:val="1076"/>
         </w:numPr>
       </w:pPr>
       <w:r>
         <w:t xml:space="preserve">Otherwise, X-ray repeated 2-3 days later</w:t>
       </w:r>
     </w:p>
-    <w:bookmarkEnd w:id="154"/>
-    <w:bookmarkStart w:id="155" w:name="swallowing-evaluation"/>
-    <w:p>
-      <w:pPr>
-        <w:pStyle w:val="Heading2"/>
-      </w:pPr>
-      <w:r>
-        <w:t xml:space="preserve">91 Swallowing Evaluation</w:t>
+    <w:bookmarkEnd w:id="145"/>
+    <w:bookmarkStart w:id="146" w:name="swallowing-evaluation"/>
+    <w:p>
+      <w:pPr>
+        <w:pStyle w:val="Heading2"/>
+      </w:pPr>
+      <w:r>
+        <w:t xml:space="preserve">93 Swallowing Evaluation</w:t>
       </w:r>
     </w:p>
     <w:p>
@@ -6154,7 +6299,7 @@
         <w:pStyle w:val="Compact"/>
         <w:numPr>
           <w:ilvl w:val="0"/>
-          <w:numId w:val="1075"/>
+          <w:numId w:val="1077"/>
         </w:numPr>
       </w:pPr>
       <w:r>
@@ -6166,7 +6311,7 @@
         <w:pStyle w:val="Compact"/>
         <w:numPr>
           <w:ilvl w:val="0"/>
-          <w:numId w:val="1075"/>
+          <w:numId w:val="1077"/>
         </w:numPr>
       </w:pPr>
       <w:r>
@@ -6178,7 +6323,7 @@
         <w:pStyle w:val="Compact"/>
         <w:numPr>
           <w:ilvl w:val="0"/>
-          <w:numId w:val="1075"/>
+          <w:numId w:val="1077"/>
         </w:numPr>
       </w:pPr>
       <w:r>
@@ -6202,14 +6347,14 @@
         <w:t xml:space="preserve">liquids started by mouth</w:t>
       </w:r>
     </w:p>
-    <w:bookmarkEnd w:id="155"/>
-    <w:bookmarkStart w:id="156" w:name="oral-intake-at-home"/>
-    <w:p>
-      <w:pPr>
-        <w:pStyle w:val="Heading2"/>
-      </w:pPr>
-      <w:r>
-        <w:t xml:space="preserve">92 Oral Intake at Home</w:t>
+    <w:bookmarkEnd w:id="146"/>
+    <w:bookmarkStart w:id="147" w:name="oral-intake-at-home"/>
+    <w:p>
+      <w:pPr>
+        <w:pStyle w:val="Heading2"/>
+      </w:pPr>
+      <w:r>
+        <w:t xml:space="preserve">94 Oral Intake at Home</w:t>
       </w:r>
     </w:p>
     <w:p>
@@ -6236,7 +6381,7 @@
         <w:pStyle w:val="Compact"/>
         <w:numPr>
           <w:ilvl w:val="0"/>
-          <w:numId w:val="1076"/>
+          <w:numId w:val="1078"/>
         </w:numPr>
       </w:pPr>
       <w:r>
@@ -6248,21 +6393,21 @@
         <w:pStyle w:val="Compact"/>
         <w:numPr>
           <w:ilvl w:val="0"/>
-          <w:numId w:val="1076"/>
+          <w:numId w:val="1078"/>
         </w:numPr>
       </w:pPr>
       <w:r>
         <w:t xml:space="preserve">4 oz per hour if 2oz are tolerated well</w:t>
       </w:r>
     </w:p>
-    <w:bookmarkEnd w:id="156"/>
-    <w:bookmarkStart w:id="157" w:name="discharge"/>
-    <w:p>
-      <w:pPr>
-        <w:pStyle w:val="Heading2"/>
-      </w:pPr>
-      <w:r>
-        <w:t xml:space="preserve">93 Discharge</w:t>
+    <w:bookmarkEnd w:id="147"/>
+    <w:bookmarkStart w:id="148" w:name="discharge"/>
+    <w:p>
+      <w:pPr>
+        <w:pStyle w:val="Heading2"/>
+      </w:pPr>
+      <w:r>
+        <w:t xml:space="preserve">95 Discharge</w:t>
       </w:r>
     </w:p>
     <w:p>
@@ -6278,7 +6423,7 @@
         <w:pStyle w:val="Compact"/>
         <w:numPr>
           <w:ilvl w:val="0"/>
-          <w:numId w:val="1077"/>
+          <w:numId w:val="1079"/>
         </w:numPr>
       </w:pPr>
       <w:r>
@@ -6290,7 +6435,7 @@
         <w:pStyle w:val="Compact"/>
         <w:numPr>
           <w:ilvl w:val="0"/>
-          <w:numId w:val="1077"/>
+          <w:numId w:val="1079"/>
         </w:numPr>
       </w:pPr>
       <w:r>
@@ -6302,7 +6447,7 @@
         <w:pStyle w:val="Compact"/>
         <w:numPr>
           <w:ilvl w:val="1"/>
-          <w:numId w:val="1078"/>
+          <w:numId w:val="1080"/>
         </w:numPr>
       </w:pPr>
       <w:r>
@@ -6314,7 +6459,7 @@
         <w:pStyle w:val="Compact"/>
         <w:numPr>
           <w:ilvl w:val="1"/>
-          <w:numId w:val="1078"/>
+          <w:numId w:val="1080"/>
         </w:numPr>
       </w:pPr>
       <w:r>
@@ -6326,7 +6471,7 @@
         <w:pStyle w:val="Compact"/>
         <w:numPr>
           <w:ilvl w:val="0"/>
-          <w:numId w:val="1077"/>
+          <w:numId w:val="1079"/>
         </w:numPr>
       </w:pPr>
       <w:r>
@@ -6338,7 +6483,7 @@
         <w:pStyle w:val="Compact"/>
         <w:numPr>
           <w:ilvl w:val="0"/>
-          <w:numId w:val="1077"/>
+          <w:numId w:val="1079"/>
         </w:numPr>
       </w:pPr>
       <w:r>
@@ -6350,21 +6495,21 @@
         <w:pStyle w:val="Compact"/>
         <w:numPr>
           <w:ilvl w:val="0"/>
-          <w:numId w:val="1077"/>
+          <w:numId w:val="1079"/>
         </w:numPr>
       </w:pPr>
       <w:r>
         <w:t xml:space="preserve">Home infusion (tube feeding supplies)</w:t>
       </w:r>
     </w:p>
-    <w:bookmarkEnd w:id="157"/>
-    <w:bookmarkStart w:id="158" w:name="nutrition-after-surgery"/>
-    <w:p>
-      <w:pPr>
-        <w:pStyle w:val="Heading2"/>
-      </w:pPr>
-      <w:r>
-        <w:t xml:space="preserve">94 Nutrition after Surgery</w:t>
+    <w:bookmarkEnd w:id="148"/>
+    <w:bookmarkStart w:id="149" w:name="nutrition-after-surgery"/>
+    <w:p>
+      <w:pPr>
+        <w:pStyle w:val="Heading2"/>
+      </w:pPr>
+      <w:r>
+        <w:t xml:space="preserve">96 Nutrition after Surgery</w:t>
       </w:r>
     </w:p>
     <w:p>
@@ -6380,7 +6525,7 @@
         <w:pStyle w:val="Compact"/>
         <w:numPr>
           <w:ilvl w:val="0"/>
-          <w:numId w:val="1079"/>
+          <w:numId w:val="1081"/>
         </w:numPr>
       </w:pPr>
       <w:r>
@@ -6392,7 +6537,7 @@
         <w:pStyle w:val="Compact"/>
         <w:numPr>
           <w:ilvl w:val="0"/>
-          <w:numId w:val="1079"/>
+          <w:numId w:val="1081"/>
         </w:numPr>
       </w:pPr>
       <w:r>
@@ -6412,7 +6557,7 @@
         <w:pStyle w:val="Compact"/>
         <w:numPr>
           <w:ilvl w:val="0"/>
-          <w:numId w:val="1080"/>
+          <w:numId w:val="1082"/>
         </w:numPr>
       </w:pPr>
       <w:r>
@@ -6435,14 +6580,14 @@
         <w:t xml:space="preserve">8-12 weeks: Remove feeding tube (in office)</w:t>
       </w:r>
     </w:p>
-    <w:bookmarkEnd w:id="158"/>
-    <w:bookmarkStart w:id="159" w:name="X15701f9deabaab366e08b73bd1ea6f1240694c5"/>
-    <w:p>
-      <w:pPr>
-        <w:pStyle w:val="Heading2"/>
-      </w:pPr>
-      <w:r>
-        <w:t xml:space="preserve">95 Transition from Tube Feeds</w:t>
+    <w:bookmarkEnd w:id="149"/>
+    <w:bookmarkStart w:id="150" w:name="X15701f9deabaab366e08b73bd1ea6f1240694c5"/>
+    <w:p>
+      <w:pPr>
+        <w:pStyle w:val="Heading2"/>
+      </w:pPr>
+      <w:r>
+        <w:t xml:space="preserve">97 Transition from Tube Feeds</w:t>
       </w:r>
       <w:r>
         <w:t xml:space="preserve"> </w:t>
@@ -6475,7 +6620,7 @@
         <w:pStyle w:val="Compact"/>
         <w:numPr>
           <w:ilvl w:val="0"/>
-          <w:numId w:val="1081"/>
+          <w:numId w:val="1083"/>
         </w:numPr>
       </w:pPr>
       <w:r>
@@ -6487,7 +6632,7 @@
         <w:pStyle w:val="Compact"/>
         <w:numPr>
           <w:ilvl w:val="0"/>
-          <w:numId w:val="1081"/>
+          <w:numId w:val="1083"/>
         </w:numPr>
       </w:pPr>
       <w:r>
@@ -6499,7 +6644,7 @@
         <w:pStyle w:val="Compact"/>
         <w:numPr>
           <w:ilvl w:val="1"/>
-          <w:numId w:val="1082"/>
+          <w:numId w:val="1084"/>
         </w:numPr>
       </w:pPr>
       <w:r>
@@ -6511,7 +6656,7 @@
         <w:pStyle w:val="Compact"/>
         <w:numPr>
           <w:ilvl w:val="0"/>
-          <w:numId w:val="1081"/>
+          <w:numId w:val="1083"/>
         </w:numPr>
       </w:pPr>
       <w:r>
@@ -6548,29 +6693,29 @@
         <w:pStyle w:val="Compact"/>
         <w:numPr>
           <w:ilvl w:val="0"/>
-          <w:numId w:val="1083"/>
+          <w:numId w:val="1085"/>
         </w:numPr>
       </w:pPr>
       <w:r>
         <w:t xml:space="preserve">Three meals + 2-3 high-protein snacks</w:t>
       </w:r>
     </w:p>
-    <w:bookmarkEnd w:id="159"/>
-    <w:bookmarkStart w:id="160" w:name="post-esophagectomy-diet"/>
-    <w:p>
-      <w:pPr>
-        <w:pStyle w:val="Heading2"/>
-      </w:pPr>
-      <w:r>
-        <w:t xml:space="preserve">96 Post-esophagectomy Diet</w:t>
-      </w:r>
-    </w:p>
-    <w:p>
-      <w:pPr>
-        <w:pStyle w:val="Compact"/>
-        <w:numPr>
-          <w:ilvl w:val="0"/>
-          <w:numId w:val="1084"/>
+    <w:bookmarkEnd w:id="150"/>
+    <w:bookmarkStart w:id="151" w:name="post-esophagectomy-diet"/>
+    <w:p>
+      <w:pPr>
+        <w:pStyle w:val="Heading2"/>
+      </w:pPr>
+      <w:r>
+        <w:t xml:space="preserve">98 Post-esophagectomy Diet</w:t>
+      </w:r>
+    </w:p>
+    <w:p>
+      <w:pPr>
+        <w:pStyle w:val="Compact"/>
+        <w:numPr>
+          <w:ilvl w:val="0"/>
+          <w:numId w:val="1086"/>
         </w:numPr>
       </w:pPr>
       <w:r>
@@ -6582,7 +6727,7 @@
         <w:pStyle w:val="Compact"/>
         <w:numPr>
           <w:ilvl w:val="0"/>
-          <w:numId w:val="1084"/>
+          <w:numId w:val="1086"/>
         </w:numPr>
       </w:pPr>
       <w:r>
@@ -6594,28 +6739,19 @@
         <w:pStyle w:val="Compact"/>
         <w:numPr>
           <w:ilvl w:val="0"/>
-          <w:numId w:val="1084"/>
-        </w:numPr>
-      </w:pPr>
-      <w:r>
-        <w:t xml:space="preserve">Avoid sugary liquids (can cause</w:t>
-      </w:r>
-      <w:r>
-        <w:t xml:space="preserve"> </w:t>
-      </w:r>
-      <w:r>
-        <w:t xml:space="preserve">‘dumping’</w:t>
-      </w:r>
-      <w:r>
-        <w:t xml:space="preserve">)</w:t>
-      </w:r>
-    </w:p>
-    <w:p>
-      <w:pPr>
-        <w:pStyle w:val="Compact"/>
-        <w:numPr>
-          <w:ilvl w:val="0"/>
-          <w:numId w:val="1084"/>
+          <w:numId w:val="1086"/>
+        </w:numPr>
+      </w:pPr>
+      <w:r>
+        <w:t xml:space="preserve">Avoid sugary liquids (can cause ‘dumping’)</w:t>
+      </w:r>
+    </w:p>
+    <w:p>
+      <w:pPr>
+        <w:pStyle w:val="Compact"/>
+        <w:numPr>
+          <w:ilvl w:val="0"/>
+          <w:numId w:val="1086"/>
         </w:numPr>
       </w:pPr>
       <w:r>
@@ -6627,7 +6763,7 @@
         <w:pStyle w:val="Compact"/>
         <w:numPr>
           <w:ilvl w:val="0"/>
-          <w:numId w:val="1084"/>
+          <w:numId w:val="1086"/>
         </w:numPr>
       </w:pPr>
       <w:r>
@@ -6639,7 +6775,7 @@
         <w:pStyle w:val="Compact"/>
         <w:numPr>
           <w:ilvl w:val="1"/>
-          <w:numId w:val="1085"/>
+          <w:numId w:val="1087"/>
         </w:numPr>
       </w:pPr>
       <w:r>
@@ -6651,7 +6787,7 @@
         <w:pStyle w:val="Compact"/>
         <w:numPr>
           <w:ilvl w:val="1"/>
-          <w:numId w:val="1085"/>
+          <w:numId w:val="1087"/>
         </w:numPr>
       </w:pPr>
       <w:r>
@@ -6663,21 +6799,21 @@
         <w:pStyle w:val="Compact"/>
         <w:numPr>
           <w:ilvl w:val="1"/>
-          <w:numId w:val="1085"/>
+          <w:numId w:val="1087"/>
         </w:numPr>
       </w:pPr>
       <w:r>
         <w:t xml:space="preserve">Avoid eating within 2 hours of bedtime</w:t>
       </w:r>
     </w:p>
-    <w:bookmarkEnd w:id="160"/>
-    <w:bookmarkStart w:id="161" w:name="medicines-at-home---pain"/>
-    <w:p>
-      <w:pPr>
-        <w:pStyle w:val="Heading2"/>
-      </w:pPr>
-      <w:r>
-        <w:t xml:space="preserve">97 Medicines at Home - Pain</w:t>
+    <w:bookmarkEnd w:id="151"/>
+    <w:bookmarkStart w:id="152" w:name="medicines-at-home---pain"/>
+    <w:p>
+      <w:pPr>
+        <w:pStyle w:val="Heading2"/>
+      </w:pPr>
+      <w:r>
+        <w:t xml:space="preserve">99 Medicines at Home - Pain</w:t>
       </w:r>
     </w:p>
     <w:p>
@@ -6709,7 +6845,7 @@
         <w:pStyle w:val="Compact"/>
         <w:numPr>
           <w:ilvl w:val="0"/>
-          <w:numId w:val="1086"/>
+          <w:numId w:val="1088"/>
         </w:numPr>
       </w:pPr>
       <w:r>
@@ -6721,7 +6857,7 @@
         <w:pStyle w:val="Compact"/>
         <w:numPr>
           <w:ilvl w:val="0"/>
-          <w:numId w:val="1086"/>
+          <w:numId w:val="1088"/>
         </w:numPr>
       </w:pPr>
       <w:r>
@@ -6733,7 +6869,7 @@
         <w:pStyle w:val="Compact"/>
         <w:numPr>
           <w:ilvl w:val="0"/>
-          <w:numId w:val="1086"/>
+          <w:numId w:val="1088"/>
         </w:numPr>
       </w:pPr>
       <w:r>
@@ -6745,21 +6881,21 @@
         <w:pStyle w:val="Compact"/>
         <w:numPr>
           <w:ilvl w:val="0"/>
-          <w:numId w:val="1086"/>
+          <w:numId w:val="1088"/>
         </w:numPr>
       </w:pPr>
       <w:r>
         <w:t xml:space="preserve">NO DRIVING WHILE ON OXYCODONE</w:t>
       </w:r>
     </w:p>
-    <w:bookmarkEnd w:id="161"/>
-    <w:bookmarkStart w:id="162" w:name="non-steroidals-anti-inflammatory-nsaid"/>
-    <w:p>
-      <w:pPr>
-        <w:pStyle w:val="Heading2"/>
-      </w:pPr>
-      <w:r>
-        <w:t xml:space="preserve">98 Non-steroidals Anti Inflammatory (NSAID)</w:t>
+    <w:bookmarkEnd w:id="152"/>
+    <w:bookmarkStart w:id="153" w:name="non-steroidals-anti-inflammatory-nsaid"/>
+    <w:p>
+      <w:pPr>
+        <w:pStyle w:val="Heading2"/>
+      </w:pPr>
+      <w:r>
+        <w:t xml:space="preserve">100 Non-steroidals Anti Inflammatory (NSAID)</w:t>
       </w:r>
     </w:p>
     <w:p>
@@ -6775,7 +6911,7 @@
         <w:pStyle w:val="Compact"/>
         <w:numPr>
           <w:ilvl w:val="0"/>
-          <w:numId w:val="1087"/>
+          <w:numId w:val="1089"/>
         </w:numPr>
       </w:pPr>
       <w:r>
@@ -6795,21 +6931,21 @@
         <w:pStyle w:val="Compact"/>
         <w:numPr>
           <w:ilvl w:val="0"/>
-          <w:numId w:val="1088"/>
+          <w:numId w:val="1090"/>
         </w:numPr>
       </w:pPr>
       <w:r>
         <w:t xml:space="preserve">(Can cause permanent scarring at the surgery site)</w:t>
       </w:r>
     </w:p>
-    <w:bookmarkEnd w:id="162"/>
-    <w:bookmarkStart w:id="163" w:name="acid-blockers-proton-pump-inhibitors"/>
-    <w:p>
-      <w:pPr>
-        <w:pStyle w:val="Heading2"/>
-      </w:pPr>
-      <w:r>
-        <w:t xml:space="preserve">99 Acid Blockers = Proton Pump Inhibitors</w:t>
+    <w:bookmarkEnd w:id="153"/>
+    <w:bookmarkStart w:id="154" w:name="acid-blockers-proton-pump-inhibitors"/>
+    <w:p>
+      <w:pPr>
+        <w:pStyle w:val="Heading2"/>
+      </w:pPr>
+      <w:r>
+        <w:t xml:space="preserve">101 Acid Blockers = Proton Pump Inhibitors</w:t>
       </w:r>
     </w:p>
     <w:p>
@@ -6825,7 +6961,7 @@
         <w:pStyle w:val="Compact"/>
         <w:numPr>
           <w:ilvl w:val="0"/>
-          <w:numId w:val="1089"/>
+          <w:numId w:val="1091"/>
         </w:numPr>
       </w:pPr>
       <w:r>
@@ -6837,7 +6973,7 @@
         <w:pStyle w:val="Compact"/>
         <w:numPr>
           <w:ilvl w:val="0"/>
-          <w:numId w:val="1089"/>
+          <w:numId w:val="1091"/>
         </w:numPr>
       </w:pPr>
       <w:r>
@@ -6849,21 +6985,21 @@
         <w:pStyle w:val="Compact"/>
         <w:numPr>
           <w:ilvl w:val="0"/>
-          <w:numId w:val="1089"/>
+          <w:numId w:val="1091"/>
         </w:numPr>
       </w:pPr>
       <w:r>
         <w:t xml:space="preserve">To administer through feeding tube, open capsule and resuspend beads in 60mL (2oz) of water</w:t>
       </w:r>
     </w:p>
-    <w:bookmarkEnd w:id="163"/>
-    <w:bookmarkStart w:id="164" w:name="medicines-at-home"/>
-    <w:p>
-      <w:pPr>
-        <w:pStyle w:val="Heading2"/>
-      </w:pPr>
-      <w:r>
-        <w:t xml:space="preserve">100 Medicines at Home</w:t>
+    <w:bookmarkEnd w:id="154"/>
+    <w:bookmarkStart w:id="155" w:name="medicines-at-home"/>
+    <w:p>
+      <w:pPr>
+        <w:pStyle w:val="Heading2"/>
+      </w:pPr>
+      <w:r>
+        <w:t xml:space="preserve">102 Medicines at Home</w:t>
       </w:r>
     </w:p>
     <w:p>
@@ -6879,7 +7015,7 @@
         <w:pStyle w:val="Compact"/>
         <w:numPr>
           <w:ilvl w:val="0"/>
-          <w:numId w:val="1090"/>
+          <w:numId w:val="1092"/>
         </w:numPr>
       </w:pPr>
       <w:r>
@@ -6891,7 +7027,7 @@
         <w:pStyle w:val="Compact"/>
         <w:numPr>
           <w:ilvl w:val="0"/>
-          <w:numId w:val="1090"/>
+          <w:numId w:val="1092"/>
         </w:numPr>
       </w:pPr>
       <w:r>
@@ -6911,7 +7047,7 @@
         <w:pStyle w:val="Compact"/>
         <w:numPr>
           <w:ilvl w:val="0"/>
-          <w:numId w:val="1091"/>
+          <w:numId w:val="1093"/>
         </w:numPr>
       </w:pPr>
       <w:r>
@@ -6923,7 +7059,7 @@
         <w:pStyle w:val="Compact"/>
         <w:numPr>
           <w:ilvl w:val="0"/>
-          <w:numId w:val="1091"/>
+          <w:numId w:val="1093"/>
         </w:numPr>
       </w:pPr>
       <w:r>
@@ -6935,29 +7071,29 @@
         <w:pStyle w:val="Compact"/>
         <w:numPr>
           <w:ilvl w:val="0"/>
-          <w:numId w:val="1091"/>
+          <w:numId w:val="1093"/>
         </w:numPr>
       </w:pPr>
       <w:r>
         <w:t xml:space="preserve">Will stop within first three months of surgery</w:t>
       </w:r>
     </w:p>
-    <w:bookmarkEnd w:id="164"/>
-    <w:bookmarkStart w:id="165" w:name="metoprolol-beta-blockers"/>
-    <w:p>
-      <w:pPr>
-        <w:pStyle w:val="Heading2"/>
-      </w:pPr>
-      <w:r>
-        <w:t xml:space="preserve">101 Metoprolol = Beta Blockers</w:t>
-      </w:r>
-    </w:p>
-    <w:p>
-      <w:pPr>
-        <w:pStyle w:val="Compact"/>
-        <w:numPr>
-          <w:ilvl w:val="0"/>
-          <w:numId w:val="1092"/>
+    <w:bookmarkEnd w:id="155"/>
+    <w:bookmarkStart w:id="156" w:name="metoprolol-beta-blockers"/>
+    <w:p>
+      <w:pPr>
+        <w:pStyle w:val="Heading2"/>
+      </w:pPr>
+      <w:r>
+        <w:t xml:space="preserve">103 Metoprolol = Beta Blockers</w:t>
+      </w:r>
+    </w:p>
+    <w:p>
+      <w:pPr>
+        <w:pStyle w:val="Compact"/>
+        <w:numPr>
+          <w:ilvl w:val="0"/>
+          <w:numId w:val="1094"/>
         </w:numPr>
       </w:pPr>
       <w:r>
@@ -6972,7 +7108,7 @@
         <w:pStyle w:val="Compact"/>
         <w:numPr>
           <w:ilvl w:val="0"/>
-          <w:numId w:val="1092"/>
+          <w:numId w:val="1094"/>
         </w:numPr>
       </w:pPr>
       <w:r>
@@ -6984,7 +7120,7 @@
         <w:pStyle w:val="Compact"/>
         <w:numPr>
           <w:ilvl w:val="0"/>
-          <w:numId w:val="1092"/>
+          <w:numId w:val="1094"/>
         </w:numPr>
       </w:pPr>
       <w:r>
@@ -7013,7 +7149,7 @@
         <w:pStyle w:val="Compact"/>
         <w:numPr>
           <w:ilvl w:val="0"/>
-          <w:numId w:val="1092"/>
+          <w:numId w:val="1094"/>
         </w:numPr>
       </w:pPr>
       <w:r>
@@ -7037,14 +7173,14 @@
         <w:t xml:space="preserve">return to prior dose and drug after surgery</w:t>
       </w:r>
     </w:p>
-    <w:bookmarkEnd w:id="165"/>
-    <w:bookmarkStart w:id="169" w:name="sleeping-at-home"/>
-    <w:p>
-      <w:pPr>
-        <w:pStyle w:val="Heading2"/>
-      </w:pPr>
-      <w:r>
-        <w:t xml:space="preserve">102 Sleeping at Home</w:t>
+    <w:bookmarkEnd w:id="156"/>
+    <w:bookmarkStart w:id="160" w:name="sleeping-at-home"/>
+    <w:p>
+      <w:pPr>
+        <w:pStyle w:val="Heading2"/>
+      </w:pPr>
+      <w:r>
+        <w:t xml:space="preserve">104 Sleeping at Home</w:t>
       </w:r>
     </w:p>
     <w:p>
@@ -7080,18 +7216,18 @@
           <wp:inline>
             <wp:extent cx="5334000" cy="5334000"/>
             <wp:effectExtent b="0" l="0" r="0" t="0"/>
-            <wp:docPr descr="" title="" id="167" name="Picture"/>
+            <wp:docPr descr="" title="" id="158" name="Picture"/>
             <a:graphic>
               <a:graphicData uri="http://schemas.openxmlformats.org/drawingml/2006/picture">
                 <pic:pic>
                   <pic:nvPicPr>
-                    <pic:cNvPr descr="images/wedge_pillow_comm.jpg" id="168" name="Picture"/>
+                    <pic:cNvPr descr="images/wedge_pillow_comm.jpg" id="159" name="Picture"/>
                     <pic:cNvPicPr>
                       <a:picLocks noChangeArrowheads="1" noChangeAspect="1"/>
                     </pic:cNvPicPr>
                   </pic:nvPicPr>
                   <pic:blipFill>
-                    <a:blip r:embed="rId166"/>
+                    <a:blip r:embed="rId157"/>
                     <a:stretch>
                       <a:fillRect/>
                     </a:stretch>
@@ -7118,14 +7254,14 @@
         </w:drawing>
       </w:r>
     </w:p>
-    <w:bookmarkEnd w:id="169"/>
-    <w:bookmarkStart w:id="170" w:name="postoperative-visit-at-7-10-days"/>
-    <w:p>
-      <w:pPr>
-        <w:pStyle w:val="Heading2"/>
-      </w:pPr>
-      <w:r>
-        <w:t xml:space="preserve">103 Postoperative Visit at 7-10 Days</w:t>
+    <w:bookmarkEnd w:id="160"/>
+    <w:bookmarkStart w:id="161" w:name="postoperative-visit-at-7-10-days"/>
+    <w:p>
+      <w:pPr>
+        <w:pStyle w:val="Heading2"/>
+      </w:pPr>
+      <w:r>
+        <w:t xml:space="preserve">105 Postoperative Visit at 7-10 Days</w:t>
       </w:r>
     </w:p>
     <w:p>
@@ -7141,7 +7277,7 @@
         <w:pStyle w:val="Compact"/>
         <w:numPr>
           <w:ilvl w:val="0"/>
-          <w:numId w:val="1093"/>
+          <w:numId w:val="1095"/>
         </w:numPr>
       </w:pPr>
       <w:r>
@@ -7161,7 +7297,7 @@
         <w:pStyle w:val="Compact"/>
         <w:numPr>
           <w:ilvl w:val="0"/>
-          <w:numId w:val="1094"/>
+          <w:numId w:val="1096"/>
         </w:numPr>
       </w:pPr>
       <w:r>
@@ -7173,7 +7309,7 @@
         <w:pStyle w:val="Compact"/>
         <w:numPr>
           <w:ilvl w:val="0"/>
-          <w:numId w:val="1094"/>
+          <w:numId w:val="1096"/>
         </w:numPr>
       </w:pPr>
       <w:r>
@@ -7196,14 +7332,14 @@
         <w:t xml:space="preserve">Reduce tube feeds</w:t>
       </w:r>
     </w:p>
-    <w:bookmarkEnd w:id="170"/>
-    <w:bookmarkStart w:id="171" w:name="after-surgery"/>
-    <w:p>
-      <w:pPr>
-        <w:pStyle w:val="Heading2"/>
-      </w:pPr>
-      <w:r>
-        <w:t xml:space="preserve">104 After surgery</w:t>
+    <w:bookmarkEnd w:id="161"/>
+    <w:bookmarkStart w:id="162" w:name="after-surgery"/>
+    <w:p>
+      <w:pPr>
+        <w:pStyle w:val="Heading2"/>
+      </w:pPr>
+      <w:r>
+        <w:t xml:space="preserve">106 After surgery</w:t>
       </w:r>
     </w:p>
     <w:p>
@@ -7219,7 +7355,7 @@
         <w:pStyle w:val="Compact"/>
         <w:numPr>
           <w:ilvl w:val="0"/>
-          <w:numId w:val="1095"/>
+          <w:numId w:val="1097"/>
         </w:numPr>
       </w:pPr>
       <w:r>
@@ -7231,7 +7367,7 @@
         <w:pStyle w:val="Compact"/>
         <w:numPr>
           <w:ilvl w:val="0"/>
-          <w:numId w:val="1095"/>
+          <w:numId w:val="1097"/>
         </w:numPr>
       </w:pPr>
       <w:r>
@@ -7243,7 +7379,7 @@
         <w:pStyle w:val="Compact"/>
         <w:numPr>
           <w:ilvl w:val="0"/>
-          <w:numId w:val="1095"/>
+          <w:numId w:val="1097"/>
         </w:numPr>
       </w:pPr>
       <w:r>
@@ -7258,14 +7394,14 @@
         <w:t xml:space="preserve">Continue acid blockers for at least 1 year</w:t>
       </w:r>
     </w:p>
-    <w:bookmarkEnd w:id="171"/>
-    <w:bookmarkStart w:id="172" w:name="jejunostomy-removal"/>
-    <w:p>
-      <w:pPr>
-        <w:pStyle w:val="Heading2"/>
-      </w:pPr>
-      <w:r>
-        <w:t xml:space="preserve">105 Jejunostomy Removal</w:t>
+    <w:bookmarkEnd w:id="162"/>
+    <w:bookmarkStart w:id="163" w:name="jejunostomy-removal"/>
+    <w:p>
+      <w:pPr>
+        <w:pStyle w:val="Heading2"/>
+      </w:pPr>
+      <w:r>
+        <w:t xml:space="preserve">107 Jejunostomy Removal</w:t>
       </w:r>
     </w:p>
     <w:p>
@@ -7292,14 +7428,14 @@
         <w:t xml:space="preserve">May take 30 minutes and some local anesthetic to loosen up the tube for removal.</w:t>
       </w:r>
     </w:p>
-    <w:bookmarkEnd w:id="172"/>
-    <w:bookmarkStart w:id="173" w:name="nutritional-monitoring-after-surgery"/>
-    <w:p>
-      <w:pPr>
-        <w:pStyle w:val="Heading2"/>
-      </w:pPr>
-      <w:r>
-        <w:t xml:space="preserve">106 Nutritional Monitoring after Surgery</w:t>
+    <w:bookmarkEnd w:id="163"/>
+    <w:bookmarkStart w:id="164" w:name="nutritional-monitoring-after-surgery"/>
+    <w:p>
+      <w:pPr>
+        <w:pStyle w:val="Heading2"/>
+      </w:pPr>
+      <w:r>
+        <w:t xml:space="preserve">108 Nutritional Monitoring after Surgery</w:t>
       </w:r>
     </w:p>
     <w:p>
@@ -7315,7 +7451,7 @@
         <w:pStyle w:val="Compact"/>
         <w:numPr>
           <w:ilvl w:val="0"/>
-          <w:numId w:val="1096"/>
+          <w:numId w:val="1098"/>
         </w:numPr>
       </w:pPr>
       <w:r>
@@ -7327,7 +7463,7 @@
         <w:pStyle w:val="Compact"/>
         <w:numPr>
           <w:ilvl w:val="0"/>
-          <w:numId w:val="1096"/>
+          <w:numId w:val="1098"/>
         </w:numPr>
       </w:pPr>
       <w:r>
@@ -7339,21 +7475,21 @@
         <w:pStyle w:val="Compact"/>
         <w:numPr>
           <w:ilvl w:val="0"/>
-          <w:numId w:val="1096"/>
+          <w:numId w:val="1098"/>
         </w:numPr>
       </w:pPr>
       <w:r>
         <w:t xml:space="preserve">Vitamin D</w:t>
       </w:r>
     </w:p>
-    <w:bookmarkEnd w:id="173"/>
-    <w:bookmarkStart w:id="174" w:name="nutritional-monitoring-after-surgery-1"/>
-    <w:p>
-      <w:pPr>
-        <w:pStyle w:val="Heading2"/>
-      </w:pPr>
-      <w:r>
-        <w:t xml:space="preserve">107 Nutritional Monitoring after Surgery</w:t>
+    <w:bookmarkEnd w:id="164"/>
+    <w:bookmarkStart w:id="165" w:name="nutritional-monitoring-after-surgery-1"/>
+    <w:p>
+      <w:pPr>
+        <w:pStyle w:val="Heading2"/>
+      </w:pPr>
+      <w:r>
+        <w:t xml:space="preserve">109 Nutritional Monitoring after Surgery</w:t>
       </w:r>
     </w:p>
     <w:p>
@@ -7369,7 +7505,7 @@
         <w:pStyle w:val="Compact"/>
         <w:numPr>
           <w:ilvl w:val="0"/>
-          <w:numId w:val="1097"/>
+          <w:numId w:val="1099"/>
         </w:numPr>
       </w:pPr>
       <w:r>
@@ -7381,7 +7517,7 @@
         <w:pStyle w:val="Compact"/>
         <w:numPr>
           <w:ilvl w:val="0"/>
-          <w:numId w:val="1097"/>
+          <w:numId w:val="1099"/>
         </w:numPr>
       </w:pPr>
       <w:r>
@@ -7393,21 +7529,21 @@
         <w:pStyle w:val="Compact"/>
         <w:numPr>
           <w:ilvl w:val="0"/>
-          <w:numId w:val="1097"/>
+          <w:numId w:val="1099"/>
         </w:numPr>
       </w:pPr>
       <w:r>
         <w:t xml:space="preserve">Vitamin D</w:t>
       </w:r>
     </w:p>
-    <w:bookmarkEnd w:id="174"/>
-    <w:bookmarkStart w:id="175" w:name="nutritional-replacements-after-surgery"/>
-    <w:p>
-      <w:pPr>
-        <w:pStyle w:val="Heading2"/>
-      </w:pPr>
-      <w:r>
-        <w:t xml:space="preserve">108 Nutritional Replacements after Surgery</w:t>
+    <w:bookmarkEnd w:id="165"/>
+    <w:bookmarkStart w:id="166" w:name="nutritional-replacements-after-surgery"/>
+    <w:p>
+      <w:pPr>
+        <w:pStyle w:val="Heading2"/>
+      </w:pPr>
+      <w:r>
+        <w:t xml:space="preserve">110 Nutritional Replacements after Surgery</w:t>
       </w:r>
     </w:p>
     <w:p>
@@ -7423,7 +7559,7 @@
         <w:pStyle w:val="Compact"/>
         <w:numPr>
           <w:ilvl w:val="0"/>
-          <w:numId w:val="1098"/>
+          <w:numId w:val="1100"/>
         </w:numPr>
       </w:pPr>
       <w:r>
@@ -7435,7 +7571,7 @@
         <w:pStyle w:val="Compact"/>
         <w:numPr>
           <w:ilvl w:val="0"/>
-          <w:numId w:val="1098"/>
+          <w:numId w:val="1100"/>
         </w:numPr>
       </w:pPr>
       <w:r>
@@ -7447,7 +7583,7 @@
         <w:pStyle w:val="Compact"/>
         <w:numPr>
           <w:ilvl w:val="0"/>
-          <w:numId w:val="1098"/>
+          <w:numId w:val="1100"/>
         </w:numPr>
       </w:pPr>
       <w:r>
@@ -7467,7 +7603,7 @@
         <w:pStyle w:val="Compact"/>
         <w:numPr>
           <w:ilvl w:val="0"/>
-          <w:numId w:val="1099"/>
+          <w:numId w:val="1101"/>
         </w:numPr>
       </w:pPr>
       <w:r>
@@ -7479,21 +7615,21 @@
         <w:pStyle w:val="Compact"/>
         <w:numPr>
           <w:ilvl w:val="0"/>
-          <w:numId w:val="1099"/>
+          <w:numId w:val="1101"/>
         </w:numPr>
       </w:pPr>
       <w:r>
         <w:t xml:space="preserve">Repeat testing in 3-6 months</w:t>
       </w:r>
     </w:p>
-    <w:bookmarkEnd w:id="175"/>
-    <w:bookmarkStart w:id="176" w:name="team-members---physicians"/>
-    <w:p>
-      <w:pPr>
-        <w:pStyle w:val="Heading2"/>
-      </w:pPr>
-      <w:r>
-        <w:t xml:space="preserve">109 Team Members - Physicians</w:t>
+    <w:bookmarkEnd w:id="166"/>
+    <w:bookmarkStart w:id="167" w:name="team-members---physicians"/>
+    <w:p>
+      <w:pPr>
+        <w:pStyle w:val="Heading2"/>
+      </w:pPr>
+      <w:r>
+        <w:t xml:space="preserve">111 Team Members - Physicians</w:t>
       </w:r>
     </w:p>
     <w:p>
@@ -7541,7 +7677,7 @@
         <w:pStyle w:val="Compact"/>
         <w:numPr>
           <w:ilvl w:val="0"/>
-          <w:numId w:val="1100"/>
+          <w:numId w:val="1102"/>
         </w:numPr>
       </w:pPr>
       <w:r>
@@ -7553,7 +7689,7 @@
         <w:pStyle w:val="Compact"/>
         <w:numPr>
           <w:ilvl w:val="0"/>
-          <w:numId w:val="1100"/>
+          <w:numId w:val="1102"/>
         </w:numPr>
       </w:pPr>
       <w:r>
@@ -7565,21 +7701,21 @@
         <w:pStyle w:val="Compact"/>
         <w:numPr>
           <w:ilvl w:val="0"/>
-          <w:numId w:val="1100"/>
+          <w:numId w:val="1102"/>
         </w:numPr>
       </w:pPr>
       <w:r>
         <w:t xml:space="preserve">Michael Roach MD</w:t>
       </w:r>
     </w:p>
-    <w:bookmarkEnd w:id="176"/>
-    <w:bookmarkStart w:id="177" w:name="team-members---support-staff"/>
-    <w:p>
-      <w:pPr>
-        <w:pStyle w:val="Heading2"/>
-      </w:pPr>
-      <w:r>
-        <w:t xml:space="preserve">110 Team Members - Support Staff</w:t>
+    <w:bookmarkEnd w:id="167"/>
+    <w:bookmarkStart w:id="168" w:name="team-members---support-staff"/>
+    <w:p>
+      <w:pPr>
+        <w:pStyle w:val="Heading2"/>
+      </w:pPr>
+      <w:r>
+        <w:t xml:space="preserve">112 Team Members - Support Staff</w:t>
       </w:r>
     </w:p>
     <w:p>
@@ -7603,7 +7739,7 @@
         <w:pStyle w:val="Compact"/>
         <w:numPr>
           <w:ilvl w:val="0"/>
-          <w:numId w:val="1101"/>
+          <w:numId w:val="1103"/>
         </w:numPr>
       </w:pPr>
       <w:r>
@@ -7615,7 +7751,7 @@
         <w:pStyle w:val="Compact"/>
         <w:numPr>
           <w:ilvl w:val="0"/>
-          <w:numId w:val="1101"/>
+          <w:numId w:val="1103"/>
         </w:numPr>
       </w:pPr>
       <w:r>
@@ -7630,7 +7766,7 @@
         <w:t xml:space="preserve">Navigator - Laura Swift</w:t>
       </w:r>
     </w:p>
-    <w:bookmarkEnd w:id="177"/>
+    <w:bookmarkEnd w:id="168"/>
     <w:sectPr>
       <w:footnotePr>
         <w:numRestart w:val="eachSect"/>
@@ -8150,6 +8286,12 @@
   <w:num w:numId="1101">
     <w:abstractNumId w:val="991"/>
   </w:num>
+  <w:num w:numId="1102">
+    <w:abstractNumId w:val="991"/>
+  </w:num>
+  <w:num w:numId="1103">
+    <w:abstractNumId w:val="991"/>
+  </w:num>
 </w:numbering>
 </file>
 
@@ -8158,10 +8300,10 @@
   <w:docDefaults>
     <w:rPrDefault>
       <w:rPr>
-        <w:rFonts w:asciiTheme="minorHAnsi" w:cstheme="minorBidi" w:eastAsiaTheme="minorHAnsi" w:hAnsiTheme="minorHAnsi"/>
+        <w:rFonts w:asciiTheme="minorHAnsi" w:cstheme="minorBidi" w:eastAsiaTheme="minorEastAsia" w:hAnsiTheme="minorHAnsi"/>
         <w:sz w:val="24"/>
         <w:szCs w:val="24"/>
-        <w:lang w:bidi="ar-SA" w:eastAsia="en-US" w:val="en-US"/>
+        <w:lang w:bidi="ar-SA" w:eastAsia="zh-CN" w:val="en-US"/>
       </w:rPr>
     </w:rPrDefault>
     <w:pPrDefault>
@@ -8702,13 +8844,6 @@
       </w:tblCellMar>
     </w:tblPr>
     <w:tblStylePr w:type="firstRow">
-      <w:tblPr>
-        <w:jc w:val="left"/>
-        <w:tblInd w:type="dxa" w:w="0"/>
-      </w:tblPr>
-      <w:trPr>
-        <w:jc w:val="left"/>
-      </w:trPr>
       <w:tcPr>
         <w:tcBorders>
           <w:bottom w:val="single"/>

--- a/lci_esot3.docx
+++ b/lci_esot3.docx
@@ -563,7 +563,7 @@
         <w:t xml:space="preserve"> </w:t>
       </w:r>
       <w:r>
-        <w:t xml:space="preserve">cancers have not spread to other parts of the body</w:t>
+        <w:t xml:space="preserve">cancers have not spread</w:t>
       </w:r>
     </w:p>
     <w:p>
@@ -585,17 +585,71 @@
         <w:t xml:space="preserve"> </w:t>
       </w:r>
       <w:r>
-        <w:t xml:space="preserve">cancers have spread lungs, liver, or bone</w:t>
+        <w:t xml:space="preserve">cancers have spread to lungs, liver, bone, or within the abdomen</w:t>
       </w:r>
     </w:p>
     <w:bookmarkEnd w:id="18"/>
-    <w:bookmarkStart w:id="19" w:name="pet-scan"/>
-    <w:p>
-      <w:pPr>
-        <w:pStyle w:val="Heading2"/>
-      </w:pPr>
-      <w:r>
-        <w:t xml:space="preserve">11 PET scan</w:t>
+    <w:bookmarkStart w:id="19" w:name="carcinomatosis-m1"/>
+    <w:p>
+      <w:pPr>
+        <w:pStyle w:val="Heading2"/>
+      </w:pPr>
+      <w:r>
+        <w:t xml:space="preserve">11 Carcinomatosis (M1)</w:t>
+      </w:r>
+    </w:p>
+    <w:p>
+      <w:pPr>
+        <w:pStyle w:val="FirstParagraph"/>
+      </w:pPr>
+      <w:r>
+        <w:t xml:space="preserve">Spread within the abdomen is</w:t>
+      </w:r>
+      <w:r>
+        <w:t xml:space="preserve"> </w:t>
+      </w:r>
+      <w:r>
+        <w:rPr>
+          <w:b/>
+          <w:bCs/>
+        </w:rPr>
+        <w:t xml:space="preserve">carcinomatosis</w:t>
+      </w:r>
+    </w:p>
+    <w:p>
+      <w:pPr>
+        <w:pStyle w:val="BodyText"/>
+      </w:pPr>
+      <w:r>
+        <w:t xml:space="preserve">Tumors can be very small (grain of rice)</w:t>
+      </w:r>
+    </w:p>
+    <w:p>
+      <w:pPr>
+        <w:pStyle w:val="BodyText"/>
+      </w:pPr>
+      <w:r>
+        <w:t xml:space="preserve">Fluid can also build up:</w:t>
+      </w:r>
+      <w:r>
+        <w:t xml:space="preserve"> </w:t>
+      </w:r>
+      <w:r>
+        <w:rPr>
+          <w:b/>
+          <w:bCs/>
+        </w:rPr>
+        <w:t xml:space="preserve">ascites</w:t>
+      </w:r>
+    </w:p>
+    <w:bookmarkEnd w:id="19"/>
+    <w:bookmarkStart w:id="20" w:name="pet-scan"/>
+    <w:p>
+      <w:pPr>
+        <w:pStyle w:val="Heading2"/>
+      </w:pPr>
+      <w:r>
+        <w:t xml:space="preserve">12 PET scan</w:t>
       </w:r>
     </w:p>
     <w:p>
@@ -664,14 +718,14 @@
         <w:t xml:space="preserve">In some cases, the PET scan is not performed until a CT scans b=has been done.</w:t>
       </w:r>
     </w:p>
-    <w:bookmarkEnd w:id="19"/>
-    <w:bookmarkStart w:id="20" w:name="pet-scan-preparation"/>
-    <w:p>
-      <w:pPr>
-        <w:pStyle w:val="Heading2"/>
-      </w:pPr>
-      <w:r>
-        <w:t xml:space="preserve">12 PET scan Preparation</w:t>
+    <w:bookmarkEnd w:id="20"/>
+    <w:bookmarkStart w:id="21" w:name="pet-scan-preparation"/>
+    <w:p>
+      <w:pPr>
+        <w:pStyle w:val="Heading2"/>
+      </w:pPr>
+      <w:r>
+        <w:t xml:space="preserve">13 PET scan Preparation</w:t>
       </w:r>
     </w:p>
     <w:p>
@@ -693,7 +747,7 @@
         </w:numPr>
       </w:pPr>
       <w:r>
-        <w:t xml:space="preserve">Eat a high-protein low-carbohydrate diet the day prior</w:t>
+        <w:t xml:space="preserve">High-protein low-carbohydrate diet the day prior</w:t>
       </w:r>
     </w:p>
     <w:p>
@@ -707,22 +761,39 @@
         <w:t xml:space="preserve">No strenous activity day prior to study</w:t>
       </w:r>
     </w:p>
-    <w:bookmarkEnd w:id="20"/>
-    <w:bookmarkStart w:id="21" w:name="pet-scan-prepration---diabetic-patients"/>
-    <w:p>
-      <w:pPr>
-        <w:pStyle w:val="Heading2"/>
-      </w:pPr>
-      <w:r>
-        <w:t xml:space="preserve">13 PET scan Prepration - Diabetic Patients</w:t>
-      </w:r>
-    </w:p>
-    <w:p>
-      <w:pPr>
-        <w:pStyle w:val="FirstParagraph"/>
-      </w:pPr>
-      <w:r>
-        <w:t xml:space="preserve">The PET scan uses a tracer which is a modified sugar molecule. For this reason, you will need to be careful about blood sugar and insulin before the study</w:t>
+    <w:bookmarkEnd w:id="21"/>
+    <w:bookmarkStart w:id="22" w:name="pet-scan-prepration---diabetic-patients"/>
+    <w:p>
+      <w:pPr>
+        <w:pStyle w:val="Heading2"/>
+      </w:pPr>
+      <w:r>
+        <w:t xml:space="preserve">14 PET scan Prepration - Diabetic Patients</w:t>
+      </w:r>
+    </w:p>
+    <w:p>
+      <w:pPr>
+        <w:pStyle w:val="FirstParagraph"/>
+      </w:pPr>
+      <w:r>
+        <w:t xml:space="preserve">PET scan uses a modified sugar as a tracer</w:t>
+      </w:r>
+      <w:r>
+        <w:t xml:space="preserve"> </w:t>
+      </w:r>
+      <m:oMath>
+        <m:r>
+          <m:rPr>
+            <m:sty m:val="p"/>
+          </m:rPr>
+          <m:t>⇒</m:t>
+        </m:r>
+      </m:oMath>
+      <w:r>
+        <w:t xml:space="preserve"> </w:t>
+      </w:r>
+      <w:r>
+        <w:t xml:space="preserve">you will need to be careful about blood sugar and insulin before the study</w:t>
       </w:r>
     </w:p>
     <w:p>
@@ -746,7 +817,7 @@
         </w:numPr>
       </w:pPr>
       <w:r>
-        <w:t xml:space="preserve">OK to take oral diabetes medications the day of the exam</w:t>
+        <w:t xml:space="preserve">OK to take diabetes pills the day of the exam</w:t>
       </w:r>
     </w:p>
     <w:p>
@@ -758,7 +829,7 @@
         </w:numPr>
       </w:pPr>
       <w:r>
-        <w:t xml:space="preserve">PET scans are generally best in the morning for diabetic patients</w:t>
+        <w:t xml:space="preserve">PET scans are generally best in the morning</w:t>
       </w:r>
     </w:p>
     <w:p>
@@ -773,24 +844,58 @@
         <w:t xml:space="preserve">Plan to eat a meal after the PET scan, with half the usual morning dose of insulin</w:t>
       </w:r>
     </w:p>
-    <w:p>
-      <w:pPr>
-        <w:pStyle w:val="Compact"/>
-        <w:numPr>
-          <w:ilvl w:val="0"/>
-          <w:numId w:val="1008"/>
-        </w:numPr>
-      </w:pPr>
-      <w:r>
-        <w:t xml:space="preserve">If PET is scheduled after 10M, eat a low-carbohydrate breakfast at least 4 hours before the study along with half the usual regular (short-acting insulin)</w:t>
-      </w:r>
-    </w:p>
-    <w:p>
-      <w:pPr>
-        <w:pStyle w:val="Compact"/>
-        <w:numPr>
-          <w:ilvl w:val="0"/>
-          <w:numId w:val="1008"/>
+    <w:bookmarkEnd w:id="22"/>
+    <w:bookmarkStart w:id="23" w:name="Xf350099f6d659e07cb2f27fc37620fedaa63615"/>
+    <w:p>
+      <w:pPr>
+        <w:pStyle w:val="Heading2"/>
+      </w:pPr>
+      <w:r>
+        <w:t xml:space="preserve">15 PET scan Prepration - Diabetic Patients</w:t>
+      </w:r>
+    </w:p>
+    <w:p>
+      <w:pPr>
+        <w:pStyle w:val="Compact"/>
+        <w:numPr>
+          <w:ilvl w:val="0"/>
+          <w:numId w:val="1009"/>
+        </w:numPr>
+      </w:pPr>
+      <w:r>
+        <w:t xml:space="preserve">If PET is scheduled after 10AM:</w:t>
+      </w:r>
+    </w:p>
+    <w:p>
+      <w:pPr>
+        <w:pStyle w:val="Compact"/>
+        <w:numPr>
+          <w:ilvl w:val="1"/>
+          <w:numId w:val="1010"/>
+        </w:numPr>
+      </w:pPr>
+      <w:r>
+        <w:t xml:space="preserve">low-carbohydrate breakfast at least 4 hours before</w:t>
+      </w:r>
+    </w:p>
+    <w:p>
+      <w:pPr>
+        <w:pStyle w:val="Compact"/>
+        <w:numPr>
+          <w:ilvl w:val="1"/>
+          <w:numId w:val="1010"/>
+        </w:numPr>
+      </w:pPr>
+      <w:r>
+        <w:t xml:space="preserve">half the usual regular (short-acting) insulin</w:t>
+      </w:r>
+    </w:p>
+    <w:p>
+      <w:pPr>
+        <w:pStyle w:val="Compact"/>
+        <w:numPr>
+          <w:ilvl w:val="0"/>
+          <w:numId w:val="1009"/>
         </w:numPr>
       </w:pPr>
       <w:r>
@@ -802,32 +907,32 @@
         <w:pStyle w:val="Compact"/>
         <w:numPr>
           <w:ilvl w:val="0"/>
-          <w:numId w:val="1008"/>
-        </w:numPr>
-      </w:pPr>
-      <w:r>
-        <w:t xml:space="preserve">If you use an insulin pump, turn it off 4 hours before the study (or turn it down to basal/nightime rate)</w:t>
-      </w:r>
-    </w:p>
-    <w:bookmarkEnd w:id="21"/>
-    <w:bookmarkStart w:id="22" w:name="endoscopic-ultrasound"/>
-    <w:p>
-      <w:pPr>
-        <w:pStyle w:val="Heading2"/>
-      </w:pPr>
-      <w:r>
-        <w:t xml:space="preserve">14 Endoscopic Ultrasound</w:t>
-      </w:r>
-    </w:p>
-    <w:p>
-      <w:pPr>
-        <w:pStyle w:val="Compact"/>
-        <w:numPr>
-          <w:ilvl w:val="0"/>
           <w:numId w:val="1009"/>
         </w:numPr>
       </w:pPr>
       <w:r>
+        <w:t xml:space="preserve">Insulin pump: turn it off 4 hours before the study (or turn it down to basal/night-time rate)</w:t>
+      </w:r>
+    </w:p>
+    <w:bookmarkEnd w:id="23"/>
+    <w:bookmarkStart w:id="24" w:name="endoscopic-ultrasound"/>
+    <w:p>
+      <w:pPr>
+        <w:pStyle w:val="Heading2"/>
+      </w:pPr>
+      <w:r>
+        <w:t xml:space="preserve">16 Endoscopic Ultrasound</w:t>
+      </w:r>
+    </w:p>
+    <w:p>
+      <w:pPr>
+        <w:pStyle w:val="Compact"/>
+        <w:numPr>
+          <w:ilvl w:val="0"/>
+          <w:numId w:val="1011"/>
+        </w:numPr>
+      </w:pPr>
+      <w:r>
         <w:t xml:space="preserve">Similar to upper endoscopy (EGD)</w:t>
       </w:r>
     </w:p>
@@ -836,7 +941,7 @@
         <w:pStyle w:val="Compact"/>
         <w:numPr>
           <w:ilvl w:val="0"/>
-          <w:numId w:val="1009"/>
+          <w:numId w:val="1011"/>
         </w:numPr>
       </w:pPr>
       <w:r>
@@ -848,7 +953,7 @@
         <w:pStyle w:val="Compact"/>
         <w:numPr>
           <w:ilvl w:val="0"/>
-          <w:numId w:val="1009"/>
+          <w:numId w:val="1011"/>
         </w:numPr>
       </w:pPr>
       <w:r>
@@ -863,22 +968,22 @@
         <w:t xml:space="preserve">Endoscopic ultrasound is most helpful in early stage cancers.</w:t>
       </w:r>
     </w:p>
-    <w:bookmarkEnd w:id="22"/>
-    <w:bookmarkStart w:id="23" w:name="laparoscopy"/>
-    <w:p>
-      <w:pPr>
-        <w:pStyle w:val="Heading2"/>
-      </w:pPr>
-      <w:r>
-        <w:t xml:space="preserve">15 Laparoscopy</w:t>
-      </w:r>
-    </w:p>
-    <w:p>
-      <w:pPr>
-        <w:pStyle w:val="Compact"/>
-        <w:numPr>
-          <w:ilvl w:val="0"/>
-          <w:numId w:val="1010"/>
+    <w:bookmarkEnd w:id="24"/>
+    <w:bookmarkStart w:id="25" w:name="laparoscopy"/>
+    <w:p>
+      <w:pPr>
+        <w:pStyle w:val="Heading2"/>
+      </w:pPr>
+      <w:r>
+        <w:t xml:space="preserve">17 Laparoscopy</w:t>
+      </w:r>
+    </w:p>
+    <w:p>
+      <w:pPr>
+        <w:pStyle w:val="Compact"/>
+        <w:numPr>
+          <w:ilvl w:val="0"/>
+          <w:numId w:val="1012"/>
         </w:numPr>
       </w:pPr>
       <w:r>
@@ -890,7 +995,7 @@
         <w:pStyle w:val="Compact"/>
         <w:numPr>
           <w:ilvl w:val="0"/>
-          <w:numId w:val="1010"/>
+          <w:numId w:val="1012"/>
         </w:numPr>
       </w:pPr>
       <w:r>
@@ -902,7 +1007,7 @@
         <w:pStyle w:val="Compact"/>
         <w:numPr>
           <w:ilvl w:val="0"/>
-          <w:numId w:val="1010"/>
+          <w:numId w:val="1012"/>
         </w:numPr>
       </w:pPr>
       <w:r>
@@ -917,22 +1022,22 @@
         <w:t xml:space="preserve">Not all patients with gastric cancer need a laparoscopy.</w:t>
       </w:r>
     </w:p>
-    <w:bookmarkEnd w:id="23"/>
-    <w:bookmarkStart w:id="24" w:name="laparoscopy-1"/>
-    <w:p>
-      <w:pPr>
-        <w:pStyle w:val="Heading2"/>
-      </w:pPr>
-      <w:r>
-        <w:t xml:space="preserve">16 Laparoscopy</w:t>
-      </w:r>
-    </w:p>
-    <w:p>
-      <w:pPr>
-        <w:pStyle w:val="Compact"/>
-        <w:numPr>
-          <w:ilvl w:val="0"/>
-          <w:numId w:val="1011"/>
+    <w:bookmarkEnd w:id="25"/>
+    <w:bookmarkStart w:id="26" w:name="laparoscopy-1"/>
+    <w:p>
+      <w:pPr>
+        <w:pStyle w:val="Heading2"/>
+      </w:pPr>
+      <w:r>
+        <w:t xml:space="preserve">18 Laparoscopy</w:t>
+      </w:r>
+    </w:p>
+    <w:p>
+      <w:pPr>
+        <w:pStyle w:val="Compact"/>
+        <w:numPr>
+          <w:ilvl w:val="0"/>
+          <w:numId w:val="1013"/>
         </w:numPr>
       </w:pPr>
       <w:r>
@@ -944,19 +1049,19 @@
         <w:pStyle w:val="Compact"/>
         <w:numPr>
           <w:ilvl w:val="0"/>
-          <w:numId w:val="1011"/>
-        </w:numPr>
-      </w:pPr>
-      <w:r>
-        <w:t xml:space="preserve">Several 1/4” incisions</w:t>
-      </w:r>
-    </w:p>
-    <w:p>
-      <w:pPr>
-        <w:pStyle w:val="Compact"/>
-        <w:numPr>
-          <w:ilvl w:val="0"/>
-          <w:numId w:val="1011"/>
+          <w:numId w:val="1013"/>
+        </w:numPr>
+      </w:pPr>
+      <w:r>
+        <w:t xml:space="preserve">1/4” incisions</w:t>
+      </w:r>
+    </w:p>
+    <w:p>
+      <w:pPr>
+        <w:pStyle w:val="Compact"/>
+        <w:numPr>
+          <w:ilvl w:val="0"/>
+          <w:numId w:val="1013"/>
         </w:numPr>
       </w:pPr>
       <w:r>
@@ -968,21 +1073,33 @@
         <w:pStyle w:val="Compact"/>
         <w:numPr>
           <w:ilvl w:val="0"/>
-          <w:numId w:val="1011"/>
-        </w:numPr>
-      </w:pPr>
-      <w:r>
-        <w:t xml:space="preserve">Biopsies can be performed.</w:t>
-      </w:r>
-    </w:p>
-    <w:bookmarkEnd w:id="24"/>
-    <w:bookmarkStart w:id="25" w:name="treatment-plan"/>
-    <w:p>
-      <w:pPr>
-        <w:pStyle w:val="Heading2"/>
-      </w:pPr>
-      <w:r>
-        <w:t xml:space="preserve">17 Treatment Plan</w:t>
+          <w:numId w:val="1013"/>
+        </w:numPr>
+      </w:pPr>
+      <w:r>
+        <w:t xml:space="preserve">Biopsies performed</w:t>
+      </w:r>
+    </w:p>
+    <w:p>
+      <w:pPr>
+        <w:pStyle w:val="Compact"/>
+        <w:numPr>
+          <w:ilvl w:val="0"/>
+          <w:numId w:val="1013"/>
+        </w:numPr>
+      </w:pPr>
+      <w:r>
+        <w:t xml:space="preserve">Fluid sampled</w:t>
+      </w:r>
+    </w:p>
+    <w:bookmarkEnd w:id="26"/>
+    <w:bookmarkStart w:id="27" w:name="treatment-plan"/>
+    <w:p>
+      <w:pPr>
+        <w:pStyle w:val="Heading2"/>
+      </w:pPr>
+      <w:r>
+        <w:t xml:space="preserve">19 Treatment Plan</w:t>
       </w:r>
     </w:p>
     <w:p>
@@ -1064,7 +1181,7 @@
         <w:pStyle w:val="Compact"/>
         <w:numPr>
           <w:ilvl w:val="0"/>
-          <w:numId w:val="1012"/>
+          <w:numId w:val="1014"/>
         </w:numPr>
       </w:pPr>
       <w:r>
@@ -1076,7 +1193,7 @@
         <w:pStyle w:val="Compact"/>
         <w:numPr>
           <w:ilvl w:val="0"/>
-          <w:numId w:val="1012"/>
+          <w:numId w:val="1014"/>
         </w:numPr>
       </w:pPr>
       <w:r>
@@ -1088,7 +1205,7 @@
         <w:pStyle w:val="Compact"/>
         <w:numPr>
           <w:ilvl w:val="0"/>
-          <w:numId w:val="1012"/>
+          <w:numId w:val="1014"/>
         </w:numPr>
       </w:pPr>
       <w:r>
@@ -1100,21 +1217,21 @@
         <w:pStyle w:val="Compact"/>
         <w:numPr>
           <w:ilvl w:val="0"/>
-          <w:numId w:val="1012"/>
+          <w:numId w:val="1014"/>
         </w:numPr>
       </w:pPr>
       <w:r>
         <w:t xml:space="preserve">Metastatic cancers are M1 and are treated primary by chemotherapy.</w:t>
       </w:r>
     </w:p>
-    <w:bookmarkEnd w:id="25"/>
-    <w:bookmarkStart w:id="26" w:name="locally-advanced-cancers-1"/>
-    <w:p>
-      <w:pPr>
-        <w:pStyle w:val="Heading2"/>
-      </w:pPr>
-      <w:r>
-        <w:t xml:space="preserve">18 Locally-advanced cancers</w:t>
+    <w:bookmarkEnd w:id="27"/>
+    <w:bookmarkStart w:id="28" w:name="locally-advanced-cancers-1"/>
+    <w:p>
+      <w:pPr>
+        <w:pStyle w:val="Heading2"/>
+      </w:pPr>
+      <w:r>
+        <w:t xml:space="preserve">20 Locally-advanced cancers</w:t>
       </w:r>
     </w:p>
     <w:p>
@@ -1125,14 +1242,14 @@
         <w:t xml:space="preserve">Patients with locally-advanced esophageal cancer often have localized spread of cancer cells in the surrounding area</w:t>
       </w:r>
     </w:p>
-    <w:bookmarkEnd w:id="26"/>
-    <w:bookmarkStart w:id="27" w:name="locally-advanced-cancers-2"/>
-    <w:p>
-      <w:pPr>
-        <w:pStyle w:val="Heading2"/>
-      </w:pPr>
-      <w:r>
-        <w:t xml:space="preserve">19 Locally-advanced cancers</w:t>
+    <w:bookmarkEnd w:id="28"/>
+    <w:bookmarkStart w:id="29" w:name="locally-advanced-cancers-2"/>
+    <w:p>
+      <w:pPr>
+        <w:pStyle w:val="Heading2"/>
+      </w:pPr>
+      <w:r>
+        <w:t xml:space="preserve">21 Locally-advanced cancers</w:t>
       </w:r>
     </w:p>
     <w:p>
@@ -1143,14 +1260,14 @@
         <w:t xml:space="preserve">If locally-advanced cancers are treated with surgery alone…</w:t>
       </w:r>
     </w:p>
-    <w:bookmarkEnd w:id="27"/>
-    <w:bookmarkStart w:id="28" w:name="locally-advanced-cancers-3"/>
-    <w:p>
-      <w:pPr>
-        <w:pStyle w:val="Heading2"/>
-      </w:pPr>
-      <w:r>
-        <w:t xml:space="preserve">20 Locally-advanced cancers</w:t>
+    <w:bookmarkEnd w:id="29"/>
+    <w:bookmarkStart w:id="30" w:name="locally-advanced-cancers-3"/>
+    <w:p>
+      <w:pPr>
+        <w:pStyle w:val="Heading2"/>
+      </w:pPr>
+      <w:r>
+        <w:t xml:space="preserve">22 Locally-advanced cancers</w:t>
       </w:r>
     </w:p>
     <w:p>
@@ -1169,14 +1286,14 @@
         <w:t xml:space="preserve">There is a risk that cancer cells can be left behind</w:t>
       </w:r>
     </w:p>
-    <w:bookmarkEnd w:id="28"/>
-    <w:bookmarkStart w:id="29" w:name="preoperative-therapy"/>
-    <w:p>
-      <w:pPr>
-        <w:pStyle w:val="Heading2"/>
-      </w:pPr>
-      <w:r>
-        <w:t xml:space="preserve">21 Preoperative Therapy</w:t>
+    <w:bookmarkEnd w:id="30"/>
+    <w:bookmarkStart w:id="31" w:name="preoperative-therapy"/>
+    <w:p>
+      <w:pPr>
+        <w:pStyle w:val="Heading2"/>
+      </w:pPr>
+      <w:r>
+        <w:t xml:space="preserve">23 Preoperative Therapy</w:t>
       </w:r>
     </w:p>
     <w:p>
@@ -1203,14 +1320,14 @@
         <w:t xml:space="preserve">surgery that will shrink the cancer.</w:t>
       </w:r>
     </w:p>
-    <w:bookmarkEnd w:id="29"/>
-    <w:bookmarkStart w:id="30" w:name="preoperative-therapy-1"/>
-    <w:p>
-      <w:pPr>
-        <w:pStyle w:val="Heading2"/>
-      </w:pPr>
-      <w:r>
-        <w:t xml:space="preserve">22 Preoperative Therapy</w:t>
+    <w:bookmarkEnd w:id="31"/>
+    <w:bookmarkStart w:id="32" w:name="preoperative-therapy-1"/>
+    <w:p>
+      <w:pPr>
+        <w:pStyle w:val="Heading2"/>
+      </w:pPr>
+      <w:r>
+        <w:t xml:space="preserve">24 Preoperative Therapy</w:t>
       </w:r>
     </w:p>
     <w:p>
@@ -1237,14 +1354,14 @@
         <w:t xml:space="preserve">surgery that will shrink the cancer.</w:t>
       </w:r>
     </w:p>
-    <w:bookmarkEnd w:id="30"/>
-    <w:bookmarkStart w:id="31" w:name="preoperative-therapy-2"/>
-    <w:p>
-      <w:pPr>
-        <w:pStyle w:val="Heading2"/>
-      </w:pPr>
-      <w:r>
-        <w:t xml:space="preserve">23 Preoperative Therapy</w:t>
+    <w:bookmarkEnd w:id="32"/>
+    <w:bookmarkStart w:id="33" w:name="preoperative-therapy-2"/>
+    <w:p>
+      <w:pPr>
+        <w:pStyle w:val="Heading2"/>
+      </w:pPr>
+      <w:r>
+        <w:t xml:space="preserve">25 Preoperative Therapy</w:t>
       </w:r>
     </w:p>
     <w:p>
@@ -1271,14 +1388,14 @@
         <w:t xml:space="preserve">surgery that will shrink the cancer.</w:t>
       </w:r>
     </w:p>
-    <w:bookmarkEnd w:id="31"/>
-    <w:bookmarkStart w:id="32" w:name="surgery-after-preoperative-therapy"/>
-    <w:p>
-      <w:pPr>
-        <w:pStyle w:val="Heading2"/>
-      </w:pPr>
-      <w:r>
-        <w:t xml:space="preserve">24 Surgery after Preoperative Therapy</w:t>
+    <w:bookmarkEnd w:id="33"/>
+    <w:bookmarkStart w:id="34" w:name="surgery-after-preoperative-therapy"/>
+    <w:p>
+      <w:pPr>
+        <w:pStyle w:val="Heading2"/>
+      </w:pPr>
+      <w:r>
+        <w:t xml:space="preserve">26 Surgery after Preoperative Therapy</w:t>
       </w:r>
     </w:p>
     <w:p>
@@ -1289,14 +1406,14 @@
         <w:t xml:space="preserve">When surgery is then performed…</w:t>
       </w:r>
     </w:p>
-    <w:bookmarkEnd w:id="32"/>
-    <w:bookmarkStart w:id="33" w:name="preoperative-therapy-3"/>
-    <w:p>
-      <w:pPr>
-        <w:pStyle w:val="Heading2"/>
-      </w:pPr>
-      <w:r>
-        <w:t xml:space="preserve">25 Preoperative Therapy</w:t>
+    <w:bookmarkEnd w:id="34"/>
+    <w:bookmarkStart w:id="35" w:name="preoperative-therapy-3"/>
+    <w:p>
+      <w:pPr>
+        <w:pStyle w:val="Heading2"/>
+      </w:pPr>
+      <w:r>
+        <w:t xml:space="preserve">27 Preoperative Therapy</w:t>
       </w:r>
     </w:p>
     <w:p>
@@ -1315,14 +1432,14 @@
         <w:t xml:space="preserve">The risk of cancer recurrence is minimized</w:t>
       </w:r>
     </w:p>
-    <w:bookmarkEnd w:id="33"/>
-    <w:bookmarkStart w:id="34" w:name="preoperative-therapy-4"/>
-    <w:p>
-      <w:pPr>
-        <w:pStyle w:val="Heading2"/>
-      </w:pPr>
-      <w:r>
-        <w:t xml:space="preserve">26 Preoperative Therapy</w:t>
+    <w:bookmarkEnd w:id="35"/>
+    <w:bookmarkStart w:id="36" w:name="preoperative-therapy-4"/>
+    <w:p>
+      <w:pPr>
+        <w:pStyle w:val="Heading2"/>
+      </w:pPr>
+      <w:r>
+        <w:t xml:space="preserve">28 Preoperative Therapy</w:t>
       </w:r>
     </w:p>
     <w:p>
@@ -1341,14 +1458,14 @@
         <w:t xml:space="preserve">The risk of cancer recurrence is minimized</w:t>
       </w:r>
     </w:p>
-    <w:bookmarkEnd w:id="34"/>
-    <w:bookmarkStart w:id="35" w:name="chemotherapy-radiation-cross-trial"/>
-    <w:p>
-      <w:pPr>
-        <w:pStyle w:val="Heading2"/>
-      </w:pPr>
-      <w:r>
-        <w:t xml:space="preserve">27 Chemotherapy + Radiation CROSS Trial</w:t>
+    <w:bookmarkEnd w:id="36"/>
+    <w:bookmarkStart w:id="37" w:name="chemotherapy-radiation-cross-trial"/>
+    <w:p>
+      <w:pPr>
+        <w:pStyle w:val="Heading2"/>
+      </w:pPr>
+      <w:r>
+        <w:t xml:space="preserve">29 Chemotherapy + Radiation CROSS Trial</w:t>
       </w:r>
     </w:p>
     <w:p>
@@ -1416,14 +1533,14 @@
         <w:t xml:space="preserve">Surgery</w:t>
       </w:r>
     </w:p>
-    <w:bookmarkEnd w:id="35"/>
-    <w:bookmarkStart w:id="36" w:name="chemotherapy-radiation-cross-trial-1"/>
-    <w:p>
-      <w:pPr>
-        <w:pStyle w:val="Heading2"/>
-      </w:pPr>
-      <w:r>
-        <w:t xml:space="preserve">28 Chemotherapy + Radiation CROSS Trial</w:t>
+    <w:bookmarkEnd w:id="37"/>
+    <w:bookmarkStart w:id="38" w:name="chemotherapy-radiation-cross-trial-1"/>
+    <w:p>
+      <w:pPr>
+        <w:pStyle w:val="Heading2"/>
+      </w:pPr>
+      <w:r>
+        <w:t xml:space="preserve">30 Chemotherapy + Radiation CROSS Trial</w:t>
       </w:r>
     </w:p>
     <w:p>
@@ -1510,14 +1627,14 @@
         <w:t xml:space="preserve">The results were quite dramatic: The group that was treated with all three therapies, chemotherapy and radiation and surgery, lived on average twice a long as patients who had surgery alone.</w:t>
       </w:r>
     </w:p>
-    <w:bookmarkEnd w:id="36"/>
-    <w:bookmarkStart w:id="37" w:name="chemo-radiation-cross-trial"/>
-    <w:p>
-      <w:pPr>
-        <w:pStyle w:val="Heading2"/>
-      </w:pPr>
-      <w:r>
-        <w:t xml:space="preserve">29 Chemo + Radiation CROSS Trial</w:t>
+    <w:bookmarkEnd w:id="38"/>
+    <w:bookmarkStart w:id="39" w:name="chemo-radiation-cross-trial"/>
+    <w:p>
+      <w:pPr>
+        <w:pStyle w:val="Heading2"/>
+      </w:pPr>
+      <w:r>
+        <w:t xml:space="preserve">31 Chemo + Radiation CROSS Trial</w:t>
       </w:r>
     </w:p>
     <w:p>
@@ -1533,7 +1650,7 @@
         <w:pStyle w:val="Compact"/>
         <w:numPr>
           <w:ilvl w:val="0"/>
-          <w:numId w:val="1013"/>
+          <w:numId w:val="1015"/>
         </w:numPr>
       </w:pPr>
       <w:r>
@@ -1545,7 +1662,7 @@
         <w:pStyle w:val="Compact"/>
         <w:numPr>
           <w:ilvl w:val="0"/>
-          <w:numId w:val="1013"/>
+          <w:numId w:val="1015"/>
         </w:numPr>
       </w:pPr>
       <w:r>
@@ -1557,7 +1674,7 @@
         <w:pStyle w:val="Compact"/>
         <w:numPr>
           <w:ilvl w:val="0"/>
-          <w:numId w:val="1014"/>
+          <w:numId w:val="1016"/>
         </w:numPr>
       </w:pPr>
       <w:r>
@@ -1569,21 +1686,21 @@
         <w:pStyle w:val="Compact"/>
         <w:numPr>
           <w:ilvl w:val="0"/>
-          <w:numId w:val="1015"/>
+          <w:numId w:val="1017"/>
         </w:numPr>
       </w:pPr>
       <w:r>
         <w:t xml:space="preserve">Surgery 8 weeks after the end of radiation</w:t>
       </w:r>
     </w:p>
-    <w:bookmarkEnd w:id="37"/>
-    <w:bookmarkStart w:id="38" w:name="chemo-radiation---side-effects"/>
-    <w:p>
-      <w:pPr>
-        <w:pStyle w:val="Heading2"/>
-      </w:pPr>
-      <w:r>
-        <w:t xml:space="preserve">30 Chemo + Radiation - Side Effects</w:t>
+    <w:bookmarkEnd w:id="39"/>
+    <w:bookmarkStart w:id="40" w:name="chemo-radiation---side-effects"/>
+    <w:p>
+      <w:pPr>
+        <w:pStyle w:val="Heading2"/>
+      </w:pPr>
+      <w:r>
+        <w:t xml:space="preserve">32 Chemo + Radiation - Side Effects</w:t>
       </w:r>
     </w:p>
     <w:p>
@@ -1618,14 +1735,14 @@
         <w:t xml:space="preserve">Feeding tube may be needed for hydration/nutrition.</w:t>
       </w:r>
     </w:p>
-    <w:bookmarkEnd w:id="38"/>
-    <w:bookmarkStart w:id="39" w:name="adenocarcinoma-treatment-options"/>
-    <w:p>
-      <w:pPr>
-        <w:pStyle w:val="Heading2"/>
-      </w:pPr>
-      <w:r>
-        <w:t xml:space="preserve">31 Adenocarcinoma Treatment Options</w:t>
+    <w:bookmarkEnd w:id="40"/>
+    <w:bookmarkStart w:id="41" w:name="adenocarcinoma-treatment-options"/>
+    <w:p>
+      <w:pPr>
+        <w:pStyle w:val="Heading2"/>
+      </w:pPr>
+      <w:r>
+        <w:t xml:space="preserve">33 Adenocarcinoma Treatment Options</w:t>
       </w:r>
     </w:p>
     <w:p>
@@ -1664,14 +1781,14 @@
         <w:t xml:space="preserve">chemotherapy</w:t>
       </w:r>
     </w:p>
-    <w:bookmarkEnd w:id="39"/>
-    <w:bookmarkStart w:id="40" w:name="locally-advanced-adenocarcinoma"/>
-    <w:p>
-      <w:pPr>
-        <w:pStyle w:val="Heading2"/>
-      </w:pPr>
-      <w:r>
-        <w:t xml:space="preserve">32 Locally-advanced Adenocarcinoma</w:t>
+    <w:bookmarkEnd w:id="41"/>
+    <w:bookmarkStart w:id="42" w:name="locally-advanced-adenocarcinoma"/>
+    <w:p>
+      <w:pPr>
+        <w:pStyle w:val="Heading2"/>
+      </w:pPr>
+      <w:r>
+        <w:t xml:space="preserve">34 Locally-advanced Adenocarcinoma</w:t>
       </w:r>
     </w:p>
     <w:p>
@@ -1743,7 +1860,7 @@
         <w:pStyle w:val="Compact"/>
         <w:numPr>
           <w:ilvl w:val="0"/>
-          <w:numId w:val="1016"/>
+          <w:numId w:val="1018"/>
         </w:numPr>
       </w:pPr>
       <w:r>
@@ -1755,21 +1872,21 @@
         <w:pStyle w:val="Compact"/>
         <w:numPr>
           <w:ilvl w:val="0"/>
-          <w:numId w:val="1017"/>
+          <w:numId w:val="1019"/>
         </w:numPr>
       </w:pPr>
       <w:r>
         <w:t xml:space="preserve">FOLFOX (better tolerated)</w:t>
       </w:r>
     </w:p>
-    <w:bookmarkEnd w:id="40"/>
-    <w:bookmarkStart w:id="41" w:name="sandwich-chemotherapy-drugs"/>
-    <w:p>
-      <w:pPr>
-        <w:pStyle w:val="Heading2"/>
-      </w:pPr>
-      <w:r>
-        <w:t xml:space="preserve">33</w:t>
+    <w:bookmarkEnd w:id="42"/>
+    <w:bookmarkStart w:id="43" w:name="sandwich-chemotherapy-drugs"/>
+    <w:p>
+      <w:pPr>
+        <w:pStyle w:val="Heading2"/>
+      </w:pPr>
+      <w:r>
+        <w:t xml:space="preserve">35</w:t>
       </w:r>
       <w:r>
         <w:t xml:space="preserve"> </w:t>
@@ -1801,7 +1918,7 @@
         <w:pStyle w:val="Compact"/>
         <w:numPr>
           <w:ilvl w:val="0"/>
-          <w:numId w:val="1018"/>
+          <w:numId w:val="1020"/>
         </w:numPr>
       </w:pPr>
       <w:r>
@@ -1813,7 +1930,7 @@
         <w:pStyle w:val="Compact"/>
         <w:numPr>
           <w:ilvl w:val="0"/>
-          <w:numId w:val="1018"/>
+          <w:numId w:val="1020"/>
         </w:numPr>
       </w:pPr>
       <w:r>
@@ -1825,7 +1942,7 @@
         <w:pStyle w:val="Compact"/>
         <w:numPr>
           <w:ilvl w:val="0"/>
-          <w:numId w:val="1018"/>
+          <w:numId w:val="1020"/>
         </w:numPr>
       </w:pPr>
       <w:r>
@@ -1837,7 +1954,7 @@
         <w:pStyle w:val="Compact"/>
         <w:numPr>
           <w:ilvl w:val="0"/>
-          <w:numId w:val="1018"/>
+          <w:numId w:val="1020"/>
         </w:numPr>
       </w:pPr>
       <w:r>
@@ -1861,7 +1978,7 @@
         <w:pStyle w:val="Compact"/>
         <w:numPr>
           <w:ilvl w:val="0"/>
-          <w:numId w:val="1019"/>
+          <w:numId w:val="1021"/>
         </w:numPr>
       </w:pPr>
       <w:r>
@@ -1873,7 +1990,7 @@
         <w:pStyle w:val="Compact"/>
         <w:numPr>
           <w:ilvl w:val="0"/>
-          <w:numId w:val="1019"/>
+          <w:numId w:val="1021"/>
         </w:numPr>
       </w:pPr>
       <w:r>
@@ -1885,29 +2002,29 @@
         <w:pStyle w:val="Compact"/>
         <w:numPr>
           <w:ilvl w:val="0"/>
-          <w:numId w:val="1019"/>
+          <w:numId w:val="1021"/>
         </w:numPr>
       </w:pPr>
       <w:r>
         <w:t xml:space="preserve">Oxaliplatin</w:t>
       </w:r>
     </w:p>
-    <w:bookmarkEnd w:id="41"/>
-    <w:bookmarkStart w:id="42" w:name="flot-treatment-plan"/>
-    <w:p>
-      <w:pPr>
-        <w:pStyle w:val="Heading2"/>
-      </w:pPr>
-      <w:r>
-        <w:t xml:space="preserve">34 FLOT Treatment Plan</w:t>
-      </w:r>
-    </w:p>
-    <w:p>
-      <w:pPr>
-        <w:pStyle w:val="Compact"/>
-        <w:numPr>
-          <w:ilvl w:val="0"/>
-          <w:numId w:val="1020"/>
+    <w:bookmarkEnd w:id="43"/>
+    <w:bookmarkStart w:id="44" w:name="flot-treatment-plan"/>
+    <w:p>
+      <w:pPr>
+        <w:pStyle w:val="Heading2"/>
+      </w:pPr>
+      <w:r>
+        <w:t xml:space="preserve">36 FLOT Treatment Plan</w:t>
+      </w:r>
+    </w:p>
+    <w:p>
+      <w:pPr>
+        <w:pStyle w:val="Compact"/>
+        <w:numPr>
+          <w:ilvl w:val="0"/>
+          <w:numId w:val="1022"/>
         </w:numPr>
       </w:pPr>
       <w:r>
@@ -1919,7 +2036,7 @@
         <w:pStyle w:val="Compact"/>
         <w:numPr>
           <w:ilvl w:val="0"/>
-          <w:numId w:val="1020"/>
+          <w:numId w:val="1022"/>
         </w:numPr>
       </w:pPr>
       <w:r>
@@ -1931,21 +2048,21 @@
         <w:pStyle w:val="Compact"/>
         <w:numPr>
           <w:ilvl w:val="0"/>
-          <w:numId w:val="1020"/>
+          <w:numId w:val="1022"/>
         </w:numPr>
       </w:pPr>
       <w:r>
         <w:t xml:space="preserve">FLOT Chemo every 2 weeks x 4 (=8 weeks total)</w:t>
       </w:r>
     </w:p>
-    <w:bookmarkEnd w:id="42"/>
-    <w:bookmarkStart w:id="43" w:name="durvalumab-immunotherapy"/>
-    <w:p>
-      <w:pPr>
-        <w:pStyle w:val="Heading2"/>
-      </w:pPr>
-      <w:r>
-        <w:t xml:space="preserve">35 Durvalumab Immunotherapy</w:t>
+    <w:bookmarkEnd w:id="44"/>
+    <w:bookmarkStart w:id="45" w:name="durvalumab-immunotherapy"/>
+    <w:p>
+      <w:pPr>
+        <w:pStyle w:val="Heading2"/>
+      </w:pPr>
+      <w:r>
+        <w:t xml:space="preserve">37 Durvalumab Immunotherapy</w:t>
       </w:r>
     </w:p>
     <w:p>
@@ -1972,14 +2089,14 @@
         <w:t xml:space="preserve">Durvalumab strengthens the immmune system to fight cancer</w:t>
       </w:r>
     </w:p>
-    <w:bookmarkEnd w:id="43"/>
-    <w:bookmarkStart w:id="44" w:name="matterhorn-trial"/>
-    <w:p>
-      <w:pPr>
-        <w:pStyle w:val="Heading2"/>
-      </w:pPr>
-      <w:r>
-        <w:t xml:space="preserve">36 Matterhorn Trial</w:t>
+    <w:bookmarkEnd w:id="45"/>
+    <w:bookmarkStart w:id="46" w:name="matterhorn-trial"/>
+    <w:p>
+      <w:pPr>
+        <w:pStyle w:val="Heading2"/>
+      </w:pPr>
+      <w:r>
+        <w:t xml:space="preserve">38 Matterhorn Trial</w:t>
       </w:r>
     </w:p>
     <w:p>
@@ -2094,14 +2211,14 @@
         <w:t xml:space="preserve">Treatment with durvalumab depends upon approval from insurance company</w:t>
       </w:r>
     </w:p>
-    <w:bookmarkEnd w:id="44"/>
-    <w:bookmarkStart w:id="45" w:name="flot-chemo-durvalumab"/>
-    <w:p>
-      <w:pPr>
-        <w:pStyle w:val="Heading2"/>
-      </w:pPr>
-      <w:r>
-        <w:t xml:space="preserve">37 FLOT Chemo ± Durvalumab</w:t>
+    <w:bookmarkEnd w:id="46"/>
+    <w:bookmarkStart w:id="47" w:name="flot-chemo-durvalumab"/>
+    <w:p>
+      <w:pPr>
+        <w:pStyle w:val="Heading2"/>
+      </w:pPr>
+      <w:r>
+        <w:t xml:space="preserve">39 FLOT Chemo ± Durvalumab</w:t>
       </w:r>
     </w:p>
     <w:p>
@@ -2121,7 +2238,7 @@
         <w:pStyle w:val="Compact"/>
         <w:numPr>
           <w:ilvl w:val="0"/>
-          <w:numId w:val="1021"/>
+          <w:numId w:val="1023"/>
         </w:numPr>
       </w:pPr>
       <w:r>
@@ -2133,7 +2250,7 @@
         <w:pStyle w:val="Compact"/>
         <w:numPr>
           <w:ilvl w:val="0"/>
-          <w:numId w:val="1021"/>
+          <w:numId w:val="1023"/>
         </w:numPr>
       </w:pPr>
       <w:r>
@@ -2145,7 +2262,7 @@
         <w:pStyle w:val="Compact"/>
         <w:numPr>
           <w:ilvl w:val="0"/>
-          <w:numId w:val="1021"/>
+          <w:numId w:val="1023"/>
         </w:numPr>
       </w:pPr>
       <w:r>
@@ -2169,7 +2286,7 @@
         <w:pStyle w:val="Compact"/>
         <w:numPr>
           <w:ilvl w:val="0"/>
-          <w:numId w:val="1022"/>
+          <w:numId w:val="1024"/>
         </w:numPr>
       </w:pPr>
       <w:r>
@@ -2181,7 +2298,7 @@
         <w:pStyle w:val="Compact"/>
         <w:numPr>
           <w:ilvl w:val="0"/>
-          <w:numId w:val="1022"/>
+          <w:numId w:val="1024"/>
         </w:numPr>
       </w:pPr>
       <w:r>
@@ -2193,7 +2310,7 @@
         <w:pStyle w:val="Compact"/>
         <w:numPr>
           <w:ilvl w:val="0"/>
-          <w:numId w:val="1022"/>
+          <w:numId w:val="1024"/>
         </w:numPr>
       </w:pPr>
       <w:r>
@@ -2205,21 +2322,21 @@
         <w:pStyle w:val="Compact"/>
         <w:numPr>
           <w:ilvl w:val="0"/>
-          <w:numId w:val="1022"/>
+          <w:numId w:val="1024"/>
         </w:numPr>
       </w:pPr>
       <w:r>
         <w:t xml:space="preserve">Durvalumab monthly x10</w:t>
       </w:r>
     </w:p>
-    <w:bookmarkEnd w:id="45"/>
-    <w:bookmarkStart w:id="46" w:name="tumor-biomarkers---pathology-tests"/>
-    <w:p>
-      <w:pPr>
-        <w:pStyle w:val="Heading2"/>
-      </w:pPr>
-      <w:r>
-        <w:t xml:space="preserve">38 Tumor Biomarkers - Pathology Tests</w:t>
+    <w:bookmarkEnd w:id="47"/>
+    <w:bookmarkStart w:id="48" w:name="tumor-biomarkers---pathology-tests"/>
+    <w:p>
+      <w:pPr>
+        <w:pStyle w:val="Heading2"/>
+      </w:pPr>
+      <w:r>
+        <w:t xml:space="preserve">40 Tumor Biomarkers - Pathology Tests</w:t>
       </w:r>
     </w:p>
     <w:p>
@@ -2235,7 +2352,7 @@
         <w:pStyle w:val="Compact"/>
         <w:numPr>
           <w:ilvl w:val="0"/>
-          <w:numId w:val="1023"/>
+          <w:numId w:val="1025"/>
         </w:numPr>
       </w:pPr>
       <w:r>
@@ -2264,7 +2381,7 @@
         <w:pStyle w:val="Compact"/>
         <w:numPr>
           <w:ilvl w:val="0"/>
-          <w:numId w:val="1023"/>
+          <w:numId w:val="1025"/>
         </w:numPr>
       </w:pPr>
       <w:r>
@@ -2293,7 +2410,7 @@
         <w:pStyle w:val="Compact"/>
         <w:numPr>
           <w:ilvl w:val="0"/>
-          <w:numId w:val="1023"/>
+          <w:numId w:val="1025"/>
         </w:numPr>
       </w:pPr>
       <w:r>
@@ -2333,14 +2450,14 @@
         <w:t xml:space="preserve">Your medical oncologist will review these with you</w:t>
       </w:r>
     </w:p>
-    <w:bookmarkEnd w:id="46"/>
-    <w:bookmarkStart w:id="47" w:name="adenocarcinoma-treatment-options-1"/>
-    <w:p>
-      <w:pPr>
-        <w:pStyle w:val="Heading2"/>
-      </w:pPr>
-      <w:r>
-        <w:t xml:space="preserve">39 Adenocarcinoma Treatment Options</w:t>
+    <w:bookmarkEnd w:id="48"/>
+    <w:bookmarkStart w:id="49" w:name="adenocarcinoma-treatment-options-1"/>
+    <w:p>
+      <w:pPr>
+        <w:pStyle w:val="Heading2"/>
+      </w:pPr>
+      <w:r>
+        <w:t xml:space="preserve">41 Adenocarcinoma Treatment Options</w:t>
       </w:r>
     </w:p>
     <w:p>
@@ -2360,7 +2477,7 @@
         <w:pStyle w:val="Compact"/>
         <w:numPr>
           <w:ilvl w:val="0"/>
-          <w:numId w:val="1024"/>
+          <w:numId w:val="1026"/>
         </w:numPr>
       </w:pPr>
       <w:r>
@@ -2372,7 +2489,7 @@
         <w:pStyle w:val="Compact"/>
         <w:numPr>
           <w:ilvl w:val="0"/>
-          <w:numId w:val="1024"/>
+          <w:numId w:val="1026"/>
         </w:numPr>
       </w:pPr>
       <w:r>
@@ -2396,7 +2513,7 @@
         <w:pStyle w:val="Compact"/>
         <w:numPr>
           <w:ilvl w:val="0"/>
-          <w:numId w:val="1025"/>
+          <w:numId w:val="1027"/>
         </w:numPr>
       </w:pPr>
       <w:r>
@@ -2408,7 +2525,7 @@
         <w:pStyle w:val="Compact"/>
         <w:numPr>
           <w:ilvl w:val="0"/>
-          <w:numId w:val="1025"/>
+          <w:numId w:val="1027"/>
         </w:numPr>
       </w:pPr>
       <w:r>
@@ -2420,21 +2537,21 @@
         <w:pStyle w:val="Compact"/>
         <w:numPr>
           <w:ilvl w:val="0"/>
-          <w:numId w:val="1025"/>
+          <w:numId w:val="1027"/>
         </w:numPr>
       </w:pPr>
       <w:r>
         <w:t xml:space="preserve">Chemotherapy (8 wks)</w:t>
       </w:r>
     </w:p>
-    <w:bookmarkEnd w:id="47"/>
-    <w:bookmarkStart w:id="48" w:name="adenocarcinoma-treatment-options-2"/>
-    <w:p>
-      <w:pPr>
-        <w:pStyle w:val="Heading2"/>
-      </w:pPr>
-      <w:r>
-        <w:t xml:space="preserve">40 Adenocarcinoma Treatment Options</w:t>
+    <w:bookmarkEnd w:id="49"/>
+    <w:bookmarkStart w:id="50" w:name="adenocarcinoma-treatment-options-2"/>
+    <w:p>
+      <w:pPr>
+        <w:pStyle w:val="Heading2"/>
+      </w:pPr>
+      <w:r>
+        <w:t xml:space="preserve">42 Adenocarcinoma Treatment Options</w:t>
       </w:r>
     </w:p>
     <w:p>
@@ -2454,7 +2571,7 @@
         <w:pStyle w:val="Compact"/>
         <w:numPr>
           <w:ilvl w:val="0"/>
-          <w:numId w:val="1026"/>
+          <w:numId w:val="1028"/>
         </w:numPr>
       </w:pPr>
       <w:r>
@@ -2466,7 +2583,7 @@
         <w:pStyle w:val="Compact"/>
         <w:numPr>
           <w:ilvl w:val="0"/>
-          <w:numId w:val="1026"/>
+          <w:numId w:val="1028"/>
         </w:numPr>
       </w:pPr>
       <w:r>
@@ -2478,7 +2595,7 @@
         <w:pStyle w:val="Compact"/>
         <w:numPr>
           <w:ilvl w:val="0"/>
-          <w:numId w:val="1026"/>
+          <w:numId w:val="1028"/>
         </w:numPr>
       </w:pPr>
       <w:r>
@@ -2490,7 +2607,7 @@
         <w:pStyle w:val="Compact"/>
         <w:numPr>
           <w:ilvl w:val="0"/>
-          <w:numId w:val="1026"/>
+          <w:numId w:val="1028"/>
         </w:numPr>
       </w:pPr>
       <w:r>
@@ -2519,7 +2636,7 @@
         <w:pStyle w:val="Compact"/>
         <w:numPr>
           <w:ilvl w:val="0"/>
-          <w:numId w:val="1026"/>
+          <w:numId w:val="1028"/>
         </w:numPr>
       </w:pPr>
       <w:r>
@@ -2543,7 +2660,7 @@
         <w:pStyle w:val="Compact"/>
         <w:numPr>
           <w:ilvl w:val="0"/>
-          <w:numId w:val="1027"/>
+          <w:numId w:val="1029"/>
         </w:numPr>
       </w:pPr>
       <w:r>
@@ -2555,7 +2672,7 @@
         <w:pStyle w:val="Compact"/>
         <w:numPr>
           <w:ilvl w:val="0"/>
-          <w:numId w:val="1027"/>
+          <w:numId w:val="1029"/>
         </w:numPr>
       </w:pPr>
       <w:r>
@@ -2567,7 +2684,7 @@
         <w:pStyle w:val="Compact"/>
         <w:numPr>
           <w:ilvl w:val="0"/>
-          <w:numId w:val="1027"/>
+          <w:numId w:val="1029"/>
         </w:numPr>
       </w:pPr>
       <w:r>
@@ -2579,7 +2696,7 @@
         <w:pStyle w:val="Compact"/>
         <w:numPr>
           <w:ilvl w:val="0"/>
-          <w:numId w:val="1027"/>
+          <w:numId w:val="1029"/>
         </w:numPr>
       </w:pPr>
       <w:r>
@@ -2591,21 +2708,21 @@
         <w:pStyle w:val="Compact"/>
         <w:numPr>
           <w:ilvl w:val="0"/>
-          <w:numId w:val="1027"/>
+          <w:numId w:val="1029"/>
         </w:numPr>
       </w:pPr>
       <w:r>
         <w:t xml:space="preserve">Feeding tube less likely</w:t>
       </w:r>
     </w:p>
-    <w:bookmarkEnd w:id="48"/>
-    <w:bookmarkStart w:id="49" w:name="chemotherapy-administration"/>
-    <w:p>
-      <w:pPr>
-        <w:pStyle w:val="Heading2"/>
-      </w:pPr>
-      <w:r>
-        <w:t xml:space="preserve">41 Chemotherapy Administration</w:t>
+    <w:bookmarkEnd w:id="50"/>
+    <w:bookmarkStart w:id="51" w:name="chemotherapy-administration"/>
+    <w:p>
+      <w:pPr>
+        <w:pStyle w:val="Heading2"/>
+      </w:pPr>
+      <w:r>
+        <w:t xml:space="preserve">43 Chemotherapy Administration</w:t>
       </w:r>
     </w:p>
     <w:p>
@@ -2629,7 +2746,7 @@
         <w:pStyle w:val="Compact"/>
         <w:numPr>
           <w:ilvl w:val="0"/>
-          <w:numId w:val="1028"/>
+          <w:numId w:val="1030"/>
         </w:numPr>
       </w:pPr>
       <w:r>
@@ -2641,7 +2758,7 @@
         <w:pStyle w:val="Compact"/>
         <w:numPr>
           <w:ilvl w:val="0"/>
-          <w:numId w:val="1028"/>
+          <w:numId w:val="1030"/>
         </w:numPr>
       </w:pPr>
       <w:r>
@@ -2653,21 +2770,21 @@
         <w:pStyle w:val="Compact"/>
         <w:numPr>
           <w:ilvl w:val="0"/>
-          <w:numId w:val="1028"/>
+          <w:numId w:val="1030"/>
         </w:numPr>
       </w:pPr>
       <w:r>
         <w:t xml:space="preserve">Central Venous port</w:t>
       </w:r>
     </w:p>
-    <w:bookmarkEnd w:id="49"/>
-    <w:bookmarkStart w:id="50" w:name="X24de4000c031f200c5dfe01452aa364022c5d0d"/>
-    <w:p>
-      <w:pPr>
-        <w:pStyle w:val="Heading2"/>
-      </w:pPr>
-      <w:r>
-        <w:t xml:space="preserve">42 Intravenous Catheter in Peripheral Vein (</w:t>
+    <w:bookmarkEnd w:id="51"/>
+    <w:bookmarkStart w:id="52" w:name="X24de4000c031f200c5dfe01452aa364022c5d0d"/>
+    <w:p>
+      <w:pPr>
+        <w:pStyle w:val="Heading2"/>
+      </w:pPr>
+      <w:r>
+        <w:t xml:space="preserve">44 Intravenous Catheter in Peripheral Vein (</w:t>
       </w:r>
       <w:r>
         <w:t xml:space="preserve">“IV”</w:t>
@@ -2681,7 +2798,7 @@
         <w:pStyle w:val="Compact"/>
         <w:numPr>
           <w:ilvl w:val="0"/>
-          <w:numId w:val="1029"/>
+          <w:numId w:val="1031"/>
         </w:numPr>
       </w:pPr>
       <w:r>
@@ -2693,7 +2810,7 @@
         <w:pStyle w:val="Compact"/>
         <w:numPr>
           <w:ilvl w:val="0"/>
-          <w:numId w:val="1029"/>
+          <w:numId w:val="1031"/>
         </w:numPr>
       </w:pPr>
       <w:r>
@@ -2705,7 +2822,7 @@
         <w:pStyle w:val="Compact"/>
         <w:numPr>
           <w:ilvl w:val="0"/>
-          <w:numId w:val="1029"/>
+          <w:numId w:val="1031"/>
         </w:numPr>
       </w:pPr>
       <w:r>
@@ -2717,7 +2834,7 @@
         <w:pStyle w:val="Compact"/>
         <w:numPr>
           <w:ilvl w:val="0"/>
-          <w:numId w:val="1029"/>
+          <w:numId w:val="1031"/>
         </w:numPr>
       </w:pPr>
       <w:r>
@@ -2729,7 +2846,7 @@
         <w:pStyle w:val="Compact"/>
         <w:numPr>
           <w:ilvl w:val="0"/>
-          <w:numId w:val="1029"/>
+          <w:numId w:val="1031"/>
         </w:numPr>
       </w:pPr>
       <w:r>
@@ -2760,22 +2877,22 @@
         <w:t xml:space="preserve">FLOT chemotherapy requires a home infusion pump, got which a peripheral IV won’t work</w:t>
       </w:r>
     </w:p>
-    <w:bookmarkEnd w:id="50"/>
-    <w:bookmarkStart w:id="51" w:name="central-venous-port"/>
-    <w:p>
-      <w:pPr>
-        <w:pStyle w:val="Heading2"/>
-      </w:pPr>
-      <w:r>
-        <w:t xml:space="preserve">43 Central Venous Port</w:t>
-      </w:r>
-    </w:p>
-    <w:p>
-      <w:pPr>
-        <w:pStyle w:val="Compact"/>
-        <w:numPr>
-          <w:ilvl w:val="0"/>
-          <w:numId w:val="1030"/>
+    <w:bookmarkEnd w:id="52"/>
+    <w:bookmarkStart w:id="53" w:name="central-venous-port"/>
+    <w:p>
+      <w:pPr>
+        <w:pStyle w:val="Heading2"/>
+      </w:pPr>
+      <w:r>
+        <w:t xml:space="preserve">45 Central Venous Port</w:t>
+      </w:r>
+    </w:p>
+    <w:p>
+      <w:pPr>
+        <w:pStyle w:val="Compact"/>
+        <w:numPr>
+          <w:ilvl w:val="0"/>
+          <w:numId w:val="1032"/>
         </w:numPr>
       </w:pPr>
       <w:r>
@@ -2787,7 +2904,7 @@
         <w:pStyle w:val="Compact"/>
         <w:numPr>
           <w:ilvl w:val="0"/>
-          <w:numId w:val="1030"/>
+          <w:numId w:val="1032"/>
         </w:numPr>
       </w:pPr>
       <w:r>
@@ -2799,7 +2916,7 @@
         <w:pStyle w:val="Compact"/>
         <w:numPr>
           <w:ilvl w:val="0"/>
-          <w:numId w:val="1030"/>
+          <w:numId w:val="1032"/>
         </w:numPr>
       </w:pPr>
       <w:r>
@@ -2811,7 +2928,7 @@
         <w:pStyle w:val="Compact"/>
         <w:numPr>
           <w:ilvl w:val="0"/>
-          <w:numId w:val="1030"/>
+          <w:numId w:val="1032"/>
         </w:numPr>
       </w:pPr>
       <w:r>
@@ -2823,7 +2940,7 @@
         <w:pStyle w:val="Compact"/>
         <w:numPr>
           <w:ilvl w:val="0"/>
-          <w:numId w:val="1030"/>
+          <w:numId w:val="1032"/>
         </w:numPr>
       </w:pPr>
       <w:r>
@@ -2870,22 +2987,22 @@
         <w:t xml:space="preserve">A port can be used for blood draws for blood tests as well.</w:t>
       </w:r>
     </w:p>
-    <w:bookmarkEnd w:id="51"/>
-    <w:bookmarkStart w:id="52" w:name="central-venous-port-1"/>
-    <w:p>
-      <w:pPr>
-        <w:pStyle w:val="Heading2"/>
-      </w:pPr>
-      <w:r>
-        <w:t xml:space="preserve">44 Central Venous Port</w:t>
-      </w:r>
-    </w:p>
-    <w:p>
-      <w:pPr>
-        <w:pStyle w:val="Compact"/>
-        <w:numPr>
-          <w:ilvl w:val="0"/>
-          <w:numId w:val="1031"/>
+    <w:bookmarkEnd w:id="53"/>
+    <w:bookmarkStart w:id="54" w:name="central-venous-port-1"/>
+    <w:p>
+      <w:pPr>
+        <w:pStyle w:val="Heading2"/>
+      </w:pPr>
+      <w:r>
+        <w:t xml:space="preserve">46 Central Venous Port</w:t>
+      </w:r>
+    </w:p>
+    <w:p>
+      <w:pPr>
+        <w:pStyle w:val="Compact"/>
+        <w:numPr>
+          <w:ilvl w:val="0"/>
+          <w:numId w:val="1033"/>
         </w:numPr>
       </w:pPr>
       <w:r>
@@ -2897,7 +3014,7 @@
         <w:pStyle w:val="Compact"/>
         <w:numPr>
           <w:ilvl w:val="0"/>
-          <w:numId w:val="1031"/>
+          <w:numId w:val="1033"/>
         </w:numPr>
       </w:pPr>
       <w:r>
@@ -2909,7 +3026,7 @@
         <w:pStyle w:val="Compact"/>
         <w:numPr>
           <w:ilvl w:val="0"/>
-          <w:numId w:val="1031"/>
+          <w:numId w:val="1033"/>
         </w:numPr>
       </w:pPr>
       <w:r>
@@ -2921,7 +3038,7 @@
         <w:pStyle w:val="Compact"/>
         <w:numPr>
           <w:ilvl w:val="0"/>
-          <w:numId w:val="1031"/>
+          <w:numId w:val="1033"/>
         </w:numPr>
       </w:pPr>
       <w:r>
@@ -2933,7 +3050,7 @@
         <w:pStyle w:val="Compact"/>
         <w:numPr>
           <w:ilvl w:val="0"/>
-          <w:numId w:val="1031"/>
+          <w:numId w:val="1033"/>
         </w:numPr>
       </w:pPr>
       <w:r>
@@ -2990,14 +3107,14 @@
         <w:t xml:space="preserve">covers the incisions and flakes off after a week or so</w:t>
       </w:r>
     </w:p>
-    <w:bookmarkEnd w:id="52"/>
-    <w:bookmarkStart w:id="53" w:name="central-venous-port-2"/>
-    <w:p>
-      <w:pPr>
-        <w:pStyle w:val="Heading2"/>
-      </w:pPr>
-      <w:r>
-        <w:t xml:space="preserve">45 Central Venous Port</w:t>
+    <w:bookmarkEnd w:id="54"/>
+    <w:bookmarkStart w:id="55" w:name="central-venous-port-2"/>
+    <w:p>
+      <w:pPr>
+        <w:pStyle w:val="Heading2"/>
+      </w:pPr>
+      <w:r>
+        <w:t xml:space="preserve">47 Central Venous Port</w:t>
       </w:r>
     </w:p>
     <w:p>
@@ -3016,14 +3133,14 @@
         <w:t xml:space="preserve">When it comes time for chemotherapy, the nurses can easily access the port with a needle that goes through the skin into the port, rather than placing an intravenous needle in a vein. The drugs can then be administered directly into the bloodstream. If blood needs to be drawn for tests, this can also be done through the port.</w:t>
       </w:r>
     </w:p>
-    <w:bookmarkEnd w:id="53"/>
-    <w:bookmarkStart w:id="54" w:name="restaging"/>
-    <w:p>
-      <w:pPr>
-        <w:pStyle w:val="Heading2"/>
-      </w:pPr>
-      <w:r>
-        <w:t xml:space="preserve">46 Restaging</w:t>
+    <w:bookmarkEnd w:id="55"/>
+    <w:bookmarkStart w:id="56" w:name="restaging"/>
+    <w:p>
+      <w:pPr>
+        <w:pStyle w:val="Heading2"/>
+      </w:pPr>
+      <w:r>
+        <w:t xml:space="preserve">48 Restaging</w:t>
       </w:r>
     </w:p>
     <w:p>
@@ -3050,7 +3167,7 @@
         <w:pStyle w:val="Compact"/>
         <w:numPr>
           <w:ilvl w:val="0"/>
-          <w:numId w:val="1032"/>
+          <w:numId w:val="1034"/>
         </w:numPr>
       </w:pPr>
       <w:r>
@@ -3062,21 +3179,21 @@
         <w:pStyle w:val="Compact"/>
         <w:numPr>
           <w:ilvl w:val="0"/>
-          <w:numId w:val="1032"/>
+          <w:numId w:val="1034"/>
         </w:numPr>
       </w:pPr>
       <w:r>
         <w:t xml:space="preserve">Timing depends upon recovery from therapy</w:t>
       </w:r>
     </w:p>
-    <w:bookmarkEnd w:id="54"/>
-    <w:bookmarkStart w:id="55" w:name="primary-care-practitioner-pcp"/>
-    <w:p>
-      <w:pPr>
-        <w:pStyle w:val="Heading2"/>
-      </w:pPr>
-      <w:r>
-        <w:t xml:space="preserve">47 Primary Care Practitioner (PCP)</w:t>
+    <w:bookmarkEnd w:id="56"/>
+    <w:bookmarkStart w:id="57" w:name="primary-care-practitioner-pcp"/>
+    <w:p>
+      <w:pPr>
+        <w:pStyle w:val="Heading2"/>
+      </w:pPr>
+      <w:r>
+        <w:t xml:space="preserve">49 Primary Care Practitioner (PCP)</w:t>
       </w:r>
     </w:p>
     <w:p>
@@ -3103,22 +3220,22 @@
         <w:t xml:space="preserve">PCP Referral Line (844) 235-6998</w:t>
       </w:r>
     </w:p>
-    <w:bookmarkEnd w:id="55"/>
-    <w:bookmarkStart w:id="56" w:name="my-atrium-patient-portal"/>
-    <w:p>
-      <w:pPr>
-        <w:pStyle w:val="Heading2"/>
-      </w:pPr>
-      <w:r>
-        <w:t xml:space="preserve">48 My Atrium Patient Portal</w:t>
-      </w:r>
-    </w:p>
-    <w:p>
-      <w:pPr>
-        <w:pStyle w:val="Compact"/>
-        <w:numPr>
-          <w:ilvl w:val="0"/>
-          <w:numId w:val="1033"/>
+    <w:bookmarkEnd w:id="57"/>
+    <w:bookmarkStart w:id="58" w:name="my-atrium-patient-portal"/>
+    <w:p>
+      <w:pPr>
+        <w:pStyle w:val="Heading2"/>
+      </w:pPr>
+      <w:r>
+        <w:t xml:space="preserve">50 My Atrium Patient Portal</w:t>
+      </w:r>
+    </w:p>
+    <w:p>
+      <w:pPr>
+        <w:pStyle w:val="Compact"/>
+        <w:numPr>
+          <w:ilvl w:val="0"/>
+          <w:numId w:val="1035"/>
         </w:numPr>
       </w:pPr>
       <w:r>
@@ -3130,7 +3247,7 @@
         <w:pStyle w:val="Compact"/>
         <w:numPr>
           <w:ilvl w:val="0"/>
-          <w:numId w:val="1033"/>
+          <w:numId w:val="1035"/>
         </w:numPr>
       </w:pPr>
       <w:r>
@@ -3142,29 +3259,29 @@
         <w:pStyle w:val="Compact"/>
         <w:numPr>
           <w:ilvl w:val="0"/>
-          <w:numId w:val="1033"/>
+          <w:numId w:val="1035"/>
         </w:numPr>
       </w:pPr>
       <w:r>
         <w:t xml:space="preserve">Sign up at my.atriumhealth.org</w:t>
       </w:r>
     </w:p>
-    <w:bookmarkEnd w:id="56"/>
-    <w:bookmarkStart w:id="57" w:name="exercise"/>
-    <w:p>
-      <w:pPr>
-        <w:pStyle w:val="Heading2"/>
-      </w:pPr>
-      <w:r>
-        <w:t xml:space="preserve">49 Exercise</w:t>
-      </w:r>
-    </w:p>
-    <w:p>
-      <w:pPr>
-        <w:pStyle w:val="Compact"/>
-        <w:numPr>
-          <w:ilvl w:val="0"/>
-          <w:numId w:val="1034"/>
+    <w:bookmarkEnd w:id="58"/>
+    <w:bookmarkStart w:id="59" w:name="exercise"/>
+    <w:p>
+      <w:pPr>
+        <w:pStyle w:val="Heading2"/>
+      </w:pPr>
+      <w:r>
+        <w:t xml:space="preserve">51 Exercise</w:t>
+      </w:r>
+    </w:p>
+    <w:p>
+      <w:pPr>
+        <w:pStyle w:val="Compact"/>
+        <w:numPr>
+          <w:ilvl w:val="0"/>
+          <w:numId w:val="1036"/>
         </w:numPr>
       </w:pPr>
       <w:r>
@@ -3176,69 +3293,11 @@
         <w:pStyle w:val="Compact"/>
         <w:numPr>
           <w:ilvl w:val="0"/>
-          <w:numId w:val="1034"/>
+          <w:numId w:val="1036"/>
         </w:numPr>
       </w:pPr>
       <w:r>
         <w:t xml:space="preserve">Goal is 30min/day of vigorous exercise 6 days/wk</w:t>
-      </w:r>
-    </w:p>
-    <w:p>
-      <w:pPr>
-        <w:pStyle w:val="Compact"/>
-        <w:numPr>
-          <w:ilvl w:val="1"/>
-          <w:numId w:val="1035"/>
-        </w:numPr>
-      </w:pPr>
-      <w:r>
-        <w:t xml:space="preserve">Working hard enough that you can’t converse</w:t>
-      </w:r>
-    </w:p>
-    <w:p>
-      <w:pPr>
-        <w:pStyle w:val="Compact"/>
-        <w:numPr>
-          <w:ilvl w:val="1"/>
-          <w:numId w:val="1035"/>
-        </w:numPr>
-      </w:pPr>
-      <w:r>
-        <w:t xml:space="preserve">Start slowly and build up</w:t>
-      </w:r>
-    </w:p>
-    <w:p>
-      <w:pPr>
-        <w:pStyle w:val="Compact"/>
-        <w:numPr>
-          <w:ilvl w:val="1"/>
-          <w:numId w:val="1035"/>
-        </w:numPr>
-      </w:pPr>
-      <w:r>
-        <w:t xml:space="preserve">Every day counts! (Aim for daily activity)</w:t>
-      </w:r>
-    </w:p>
-    <w:bookmarkEnd w:id="57"/>
-    <w:bookmarkStart w:id="58" w:name="smoking-cessation"/>
-    <w:p>
-      <w:pPr>
-        <w:pStyle w:val="Heading2"/>
-      </w:pPr>
-      <w:r>
-        <w:t xml:space="preserve">50 Smoking Cessation</w:t>
-      </w:r>
-    </w:p>
-    <w:p>
-      <w:pPr>
-        <w:pStyle w:val="Compact"/>
-        <w:numPr>
-          <w:ilvl w:val="0"/>
-          <w:numId w:val="1036"/>
-        </w:numPr>
-      </w:pPr>
-      <w:r>
-        <w:t xml:space="preserve">Smoking makes cancer treatment more difficult</w:t>
       </w:r>
     </w:p>
     <w:p>
@@ -3250,6 +3309,64 @@
         </w:numPr>
       </w:pPr>
       <w:r>
+        <w:t xml:space="preserve">Working hard enough that you can’t converse</w:t>
+      </w:r>
+    </w:p>
+    <w:p>
+      <w:pPr>
+        <w:pStyle w:val="Compact"/>
+        <w:numPr>
+          <w:ilvl w:val="1"/>
+          <w:numId w:val="1037"/>
+        </w:numPr>
+      </w:pPr>
+      <w:r>
+        <w:t xml:space="preserve">Start slowly and build up</w:t>
+      </w:r>
+    </w:p>
+    <w:p>
+      <w:pPr>
+        <w:pStyle w:val="Compact"/>
+        <w:numPr>
+          <w:ilvl w:val="1"/>
+          <w:numId w:val="1037"/>
+        </w:numPr>
+      </w:pPr>
+      <w:r>
+        <w:t xml:space="preserve">Every day counts! (Aim for daily activity)</w:t>
+      </w:r>
+    </w:p>
+    <w:bookmarkEnd w:id="59"/>
+    <w:bookmarkStart w:id="60" w:name="smoking-cessation"/>
+    <w:p>
+      <w:pPr>
+        <w:pStyle w:val="Heading2"/>
+      </w:pPr>
+      <w:r>
+        <w:t xml:space="preserve">52 Smoking Cessation</w:t>
+      </w:r>
+    </w:p>
+    <w:p>
+      <w:pPr>
+        <w:pStyle w:val="Compact"/>
+        <w:numPr>
+          <w:ilvl w:val="0"/>
+          <w:numId w:val="1038"/>
+        </w:numPr>
+      </w:pPr>
+      <w:r>
+        <w:t xml:space="preserve">Smoking makes cancer treatment more difficult</w:t>
+      </w:r>
+    </w:p>
+    <w:p>
+      <w:pPr>
+        <w:pStyle w:val="Compact"/>
+        <w:numPr>
+          <w:ilvl w:val="1"/>
+          <w:numId w:val="1039"/>
+        </w:numPr>
+      </w:pPr>
+      <w:r>
         <w:t xml:space="preserve">Increases risk of complications after surgery</w:t>
       </w:r>
     </w:p>
@@ -3258,7 +3375,7 @@
         <w:pStyle w:val="Compact"/>
         <w:numPr>
           <w:ilvl w:val="0"/>
-          <w:numId w:val="1036"/>
+          <w:numId w:val="1038"/>
         </w:numPr>
       </w:pPr>
       <w:r>
@@ -3270,7 +3387,7 @@
         <w:pStyle w:val="Compact"/>
         <w:numPr>
           <w:ilvl w:val="1"/>
-          <w:numId w:val="1038"/>
+          <w:numId w:val="1040"/>
         </w:numPr>
       </w:pPr>
       <w:r>
@@ -3282,7 +3399,7 @@
         <w:pStyle w:val="Compact"/>
         <w:numPr>
           <w:ilvl w:val="1"/>
-          <w:numId w:val="1038"/>
+          <w:numId w:val="1040"/>
         </w:numPr>
       </w:pPr>
       <w:r>
@@ -3294,31 +3411,31 @@
         <w:pStyle w:val="Compact"/>
         <w:numPr>
           <w:ilvl w:val="1"/>
-          <w:numId w:val="1038"/>
+          <w:numId w:val="1040"/>
         </w:numPr>
       </w:pPr>
       <w:r>
         <w:t xml:space="preserve">Smoking Cessation Counseling (Metro Charlotte)</w:t>
       </w:r>
     </w:p>
-    <w:bookmarkEnd w:id="58"/>
-    <w:bookmarkStart w:id="59" w:name="protein-needs"/>
-    <w:p>
-      <w:pPr>
-        <w:pStyle w:val="Heading2"/>
-      </w:pPr>
-      <w:r>
-        <w:t xml:space="preserve">51 Protein Needs</w:t>
-      </w:r>
-    </w:p>
-    <w:bookmarkEnd w:id="59"/>
-    <w:bookmarkStart w:id="60" w:name="feeding-tubes"/>
-    <w:p>
-      <w:pPr>
-        <w:pStyle w:val="Heading2"/>
-      </w:pPr>
-      <w:r>
-        <w:t xml:space="preserve">52 Feeding Tubes</w:t>
+    <w:bookmarkEnd w:id="60"/>
+    <w:bookmarkStart w:id="61" w:name="protein-needs"/>
+    <w:p>
+      <w:pPr>
+        <w:pStyle w:val="Heading2"/>
+      </w:pPr>
+      <w:r>
+        <w:t xml:space="preserve">53 Protein Needs</w:t>
+      </w:r>
+    </w:p>
+    <w:bookmarkEnd w:id="61"/>
+    <w:bookmarkStart w:id="62" w:name="feeding-tubes"/>
+    <w:p>
+      <w:pPr>
+        <w:pStyle w:val="Heading2"/>
+      </w:pPr>
+      <w:r>
+        <w:t xml:space="preserve">54 Feeding Tubes</w:t>
       </w:r>
     </w:p>
     <w:p>
@@ -3333,7 +3450,7 @@
       <w:pPr>
         <w:numPr>
           <w:ilvl w:val="0"/>
-          <w:numId w:val="1039"/>
+          <w:numId w:val="1041"/>
         </w:numPr>
       </w:pPr>
       <w:r>
@@ -3344,7 +3461,7 @@
       <w:pPr>
         <w:numPr>
           <w:ilvl w:val="0"/>
-          <w:numId w:val="1039"/>
+          <w:numId w:val="1041"/>
         </w:numPr>
       </w:pPr>
       <w:r>
@@ -3359,14 +3476,14 @@
         <w:t xml:space="preserve">Your dietitian and physician will help you decide which tube is best for your situation</w:t>
       </w:r>
     </w:p>
-    <w:bookmarkEnd w:id="60"/>
-    <w:bookmarkStart w:id="61" w:name="gastrostomy-tube"/>
-    <w:p>
-      <w:pPr>
-        <w:pStyle w:val="Heading2"/>
-      </w:pPr>
-      <w:r>
-        <w:t xml:space="preserve">53 Gastrostomy Tube</w:t>
+    <w:bookmarkEnd w:id="62"/>
+    <w:bookmarkStart w:id="63" w:name="gastrostomy-tube"/>
+    <w:p>
+      <w:pPr>
+        <w:pStyle w:val="Heading2"/>
+      </w:pPr>
+      <w:r>
+        <w:t xml:space="preserve">55 Gastrostomy Tube</w:t>
       </w:r>
     </w:p>
     <w:p>
@@ -3382,7 +3499,7 @@
         <w:pStyle w:val="Compact"/>
         <w:numPr>
           <w:ilvl w:val="0"/>
-          <w:numId w:val="1040"/>
+          <w:numId w:val="1042"/>
         </w:numPr>
       </w:pPr>
       <w:r>
@@ -3394,7 +3511,7 @@
         <w:pStyle w:val="Compact"/>
         <w:numPr>
           <w:ilvl w:val="0"/>
-          <w:numId w:val="1040"/>
+          <w:numId w:val="1042"/>
         </w:numPr>
       </w:pPr>
       <w:r>
@@ -3406,7 +3523,7 @@
         <w:pStyle w:val="Compact"/>
         <w:numPr>
           <w:ilvl w:val="0"/>
-          <w:numId w:val="1040"/>
+          <w:numId w:val="1042"/>
         </w:numPr>
       </w:pPr>
       <w:r>
@@ -3418,21 +3535,21 @@
         <w:pStyle w:val="Compact"/>
         <w:numPr>
           <w:ilvl w:val="0"/>
-          <w:numId w:val="1040"/>
+          <w:numId w:val="1042"/>
         </w:numPr>
       </w:pPr>
       <w:r>
         <w:t xml:space="preserve">Removed easily in the office when no longer needed</w:t>
       </w:r>
     </w:p>
-    <w:bookmarkEnd w:id="61"/>
-    <w:bookmarkStart w:id="62" w:name="gastrostomy-tube-methods"/>
-    <w:p>
-      <w:pPr>
-        <w:pStyle w:val="Heading2"/>
-      </w:pPr>
-      <w:r>
-        <w:t xml:space="preserve">54 Gastrostomy Tube Methods</w:t>
+    <w:bookmarkEnd w:id="63"/>
+    <w:bookmarkStart w:id="64" w:name="gastrostomy-tube-methods"/>
+    <w:p>
+      <w:pPr>
+        <w:pStyle w:val="Heading2"/>
+      </w:pPr>
+      <w:r>
+        <w:t xml:space="preserve">56 Gastrostomy Tube Methods</w:t>
       </w:r>
     </w:p>
     <w:p>
@@ -3459,22 +3576,22 @@
         <w:t xml:space="preserve">Preferred method depends upon whether esophagectomy is planned</w:t>
       </w:r>
     </w:p>
-    <w:bookmarkEnd w:id="62"/>
-    <w:bookmarkStart w:id="63" w:name="gastrostomy-tube-1"/>
-    <w:p>
-      <w:pPr>
-        <w:pStyle w:val="Heading2"/>
-      </w:pPr>
-      <w:r>
-        <w:t xml:space="preserve">55 Gastrostomy Tube</w:t>
-      </w:r>
-    </w:p>
-    <w:p>
-      <w:pPr>
-        <w:pStyle w:val="Compact"/>
-        <w:numPr>
-          <w:ilvl w:val="0"/>
-          <w:numId w:val="1041"/>
+    <w:bookmarkEnd w:id="64"/>
+    <w:bookmarkStart w:id="65" w:name="gastrostomy-tube-1"/>
+    <w:p>
+      <w:pPr>
+        <w:pStyle w:val="Heading2"/>
+      </w:pPr>
+      <w:r>
+        <w:t xml:space="preserve">57 Gastrostomy Tube</w:t>
+      </w:r>
+    </w:p>
+    <w:p>
+      <w:pPr>
+        <w:pStyle w:val="Compact"/>
+        <w:numPr>
+          <w:ilvl w:val="0"/>
+          <w:numId w:val="1043"/>
         </w:numPr>
       </w:pPr>
       <w:r>
@@ -3486,39 +3603,39 @@
         <w:pStyle w:val="Compact"/>
         <w:numPr>
           <w:ilvl w:val="0"/>
-          <w:numId w:val="1041"/>
+          <w:numId w:val="1043"/>
         </w:numPr>
       </w:pPr>
       <w:r>
         <w:t xml:space="preserve">Central venous port can be placed at the same time (if needed)</w:t>
       </w:r>
     </w:p>
-    <w:bookmarkEnd w:id="63"/>
-    <w:bookmarkStart w:id="64" w:name="jejunostomy-tube"/>
-    <w:p>
-      <w:pPr>
-        <w:pStyle w:val="Heading2"/>
-      </w:pPr>
-      <w:r>
-        <w:t xml:space="preserve">56 Jejunostomy Tube</w:t>
-      </w:r>
-    </w:p>
-    <w:bookmarkEnd w:id="64"/>
-    <w:bookmarkStart w:id="65" w:name="jejunostomy-typical-regimen"/>
-    <w:p>
-      <w:pPr>
-        <w:pStyle w:val="Heading2"/>
-      </w:pPr>
-      <w:r>
-        <w:t xml:space="preserve">57 Jejunostomy Typical Regimen</w:t>
-      </w:r>
-    </w:p>
-    <w:p>
-      <w:pPr>
-        <w:pStyle w:val="Compact"/>
-        <w:numPr>
-          <w:ilvl w:val="0"/>
-          <w:numId w:val="1042"/>
+    <w:bookmarkEnd w:id="65"/>
+    <w:bookmarkStart w:id="66" w:name="jejunostomy-tube"/>
+    <w:p>
+      <w:pPr>
+        <w:pStyle w:val="Heading2"/>
+      </w:pPr>
+      <w:r>
+        <w:t xml:space="preserve">58 Jejunostomy Tube</w:t>
+      </w:r>
+    </w:p>
+    <w:bookmarkEnd w:id="66"/>
+    <w:bookmarkStart w:id="67" w:name="jejunostomy-typical-regimen"/>
+    <w:p>
+      <w:pPr>
+        <w:pStyle w:val="Heading2"/>
+      </w:pPr>
+      <w:r>
+        <w:t xml:space="preserve">59 Jejunostomy Typical Regimen</w:t>
+      </w:r>
+    </w:p>
+    <w:p>
+      <w:pPr>
+        <w:pStyle w:val="Compact"/>
+        <w:numPr>
+          <w:ilvl w:val="0"/>
+          <w:numId w:val="1044"/>
         </w:numPr>
       </w:pPr>
       <w:r>
@@ -3530,7 +3647,7 @@
         <w:pStyle w:val="Compact"/>
         <w:numPr>
           <w:ilvl w:val="1"/>
-          <w:numId w:val="1043"/>
+          <w:numId w:val="1045"/>
         </w:numPr>
       </w:pPr>
       <w:r>
@@ -3542,7 +3659,7 @@
         <w:pStyle w:val="Compact"/>
         <w:numPr>
           <w:ilvl w:val="1"/>
-          <w:numId w:val="1043"/>
+          <w:numId w:val="1045"/>
         </w:numPr>
       </w:pPr>
       <w:r>
@@ -3554,7 +3671,7 @@
         <w:pStyle w:val="Compact"/>
         <w:numPr>
           <w:ilvl w:val="0"/>
-          <w:numId w:val="1042"/>
+          <w:numId w:val="1044"/>
         </w:numPr>
       </w:pPr>
       <w:r>
@@ -3569,14 +3686,14 @@
         <w:t xml:space="preserve">Hospital nurses will teach use of the feeding tube</w:t>
       </w:r>
     </w:p>
-    <w:bookmarkEnd w:id="65"/>
-    <w:bookmarkStart w:id="66" w:name="jejunostomy-feeds-with-diabetes"/>
-    <w:p>
-      <w:pPr>
-        <w:pStyle w:val="Heading2"/>
-      </w:pPr>
-      <w:r>
-        <w:t xml:space="preserve">58 Jejunostomy Feeds with Diabetes</w:t>
+    <w:bookmarkEnd w:id="67"/>
+    <w:bookmarkStart w:id="68" w:name="jejunostomy-feeds-with-diabetes"/>
+    <w:p>
+      <w:pPr>
+        <w:pStyle w:val="Heading2"/>
+      </w:pPr>
+      <w:r>
+        <w:t xml:space="preserve">60 Jejunostomy Feeds with Diabetes</w:t>
       </w:r>
     </w:p>
     <w:p>
@@ -3592,7 +3709,7 @@
         <w:pStyle w:val="Compact"/>
         <w:numPr>
           <w:ilvl w:val="0"/>
-          <w:numId w:val="1044"/>
+          <w:numId w:val="1046"/>
         </w:numPr>
       </w:pPr>
       <w:r>
@@ -3612,7 +3729,7 @@
         <w:pStyle w:val="Compact"/>
         <w:numPr>
           <w:ilvl w:val="0"/>
-          <w:numId w:val="1045"/>
+          <w:numId w:val="1047"/>
         </w:numPr>
       </w:pPr>
       <w:r>
@@ -3624,7 +3741,7 @@
         <w:pStyle w:val="Compact"/>
         <w:numPr>
           <w:ilvl w:val="0"/>
-          <w:numId w:val="1045"/>
+          <w:numId w:val="1047"/>
         </w:numPr>
       </w:pPr>
       <w:r>
@@ -3636,7 +3753,7 @@
         <w:pStyle w:val="Compact"/>
         <w:numPr>
           <w:ilvl w:val="0"/>
-          <w:numId w:val="1045"/>
+          <w:numId w:val="1047"/>
         </w:numPr>
       </w:pPr>
       <w:r>
@@ -3648,31 +3765,31 @@
         <w:pStyle w:val="Compact"/>
         <w:numPr>
           <w:ilvl w:val="0"/>
-          <w:numId w:val="1045"/>
+          <w:numId w:val="1047"/>
         </w:numPr>
       </w:pPr>
       <w:r>
         <w:t xml:space="preserve">No insulin if tube feedings are not run</w:t>
       </w:r>
     </w:p>
-    <w:bookmarkEnd w:id="66"/>
-    <w:bookmarkStart w:id="67" w:name="jejunostomy-video"/>
-    <w:p>
-      <w:pPr>
-        <w:pStyle w:val="Heading2"/>
-      </w:pPr>
-      <w:r>
-        <w:t xml:space="preserve">59 Jejunostomy Video</w:t>
-      </w:r>
-    </w:p>
-    <w:bookmarkEnd w:id="67"/>
-    <w:bookmarkStart w:id="68" w:name="surgery-for-esophageal-cancer"/>
-    <w:p>
-      <w:pPr>
-        <w:pStyle w:val="Heading2"/>
-      </w:pPr>
-      <w:r>
-        <w:t xml:space="preserve">60 Surgery for Esophageal Cancer</w:t>
+    <w:bookmarkEnd w:id="68"/>
+    <w:bookmarkStart w:id="69" w:name="jejunostomy-video"/>
+    <w:p>
+      <w:pPr>
+        <w:pStyle w:val="Heading2"/>
+      </w:pPr>
+      <w:r>
+        <w:t xml:space="preserve">61 Jejunostomy Video</w:t>
+      </w:r>
+    </w:p>
+    <w:bookmarkEnd w:id="69"/>
+    <w:bookmarkStart w:id="70" w:name="surgery-for-esophageal-cancer"/>
+    <w:p>
+      <w:pPr>
+        <w:pStyle w:val="Heading2"/>
+      </w:pPr>
+      <w:r>
+        <w:t xml:space="preserve">62 Surgery for Esophageal Cancer</w:t>
       </w:r>
     </w:p>
     <w:p>
@@ -3688,7 +3805,7 @@
         <w:pStyle w:val="Compact"/>
         <w:numPr>
           <w:ilvl w:val="0"/>
-          <w:numId w:val="1046"/>
+          <w:numId w:val="1048"/>
         </w:numPr>
       </w:pPr>
       <w:r>
@@ -3700,7 +3817,7 @@
         <w:pStyle w:val="Compact"/>
         <w:numPr>
           <w:ilvl w:val="0"/>
-          <w:numId w:val="1046"/>
+          <w:numId w:val="1048"/>
         </w:numPr>
       </w:pPr>
       <w:r>
@@ -3712,29 +3829,29 @@
         <w:pStyle w:val="Compact"/>
         <w:numPr>
           <w:ilvl w:val="0"/>
-          <w:numId w:val="1046"/>
+          <w:numId w:val="1048"/>
         </w:numPr>
       </w:pPr>
       <w:r>
         <w:t xml:space="preserve">Locally Advanced (T3 M0) after preop therapy</w:t>
       </w:r>
     </w:p>
-    <w:bookmarkEnd w:id="68"/>
-    <w:bookmarkStart w:id="72" w:name="goals-of-surgery"/>
-    <w:p>
-      <w:pPr>
-        <w:pStyle w:val="Heading2"/>
-      </w:pPr>
-      <w:r>
-        <w:t xml:space="preserve">61 Goals of Surgery</w:t>
-      </w:r>
-    </w:p>
-    <w:p>
-      <w:pPr>
-        <w:pStyle w:val="Compact"/>
-        <w:numPr>
-          <w:ilvl w:val="0"/>
-          <w:numId w:val="1047"/>
+    <w:bookmarkEnd w:id="70"/>
+    <w:bookmarkStart w:id="74" w:name="goals-of-surgery"/>
+    <w:p>
+      <w:pPr>
+        <w:pStyle w:val="Heading2"/>
+      </w:pPr>
+      <w:r>
+        <w:t xml:space="preserve">63 Goals of Surgery</w:t>
+      </w:r>
+    </w:p>
+    <w:p>
+      <w:pPr>
+        <w:pStyle w:val="Compact"/>
+        <w:numPr>
+          <w:ilvl w:val="0"/>
+          <w:numId w:val="1049"/>
         </w:numPr>
       </w:pPr>
       <w:r>
@@ -3746,7 +3863,7 @@
         <w:pStyle w:val="Compact"/>
         <w:numPr>
           <w:ilvl w:val="0"/>
-          <w:numId w:val="1047"/>
+          <w:numId w:val="1049"/>
         </w:numPr>
       </w:pPr>
       <w:r>
@@ -3758,7 +3875,7 @@
         <w:pStyle w:val="Compact"/>
         <w:numPr>
           <w:ilvl w:val="0"/>
-          <w:numId w:val="1047"/>
+          <w:numId w:val="1049"/>
         </w:numPr>
       </w:pPr>
       <w:r>
@@ -3774,18 +3891,18 @@
           <wp:inline>
             <wp:extent cx="5334000" cy="5481674"/>
             <wp:effectExtent b="0" l="0" r="0" t="0"/>
-            <wp:docPr descr="" title="" id="70" name="Picture"/>
+            <wp:docPr descr="" title="" id="72" name="Picture"/>
             <a:graphic>
               <a:graphicData uri="http://schemas.openxmlformats.org/drawingml/2006/picture">
                 <pic:pic>
                   <pic:nvPicPr>
-                    <pic:cNvPr descr="images/Eso_Resection1_ai.png" id="71" name="Picture"/>
+                    <pic:cNvPr descr="images/Eso_Resection1_ai.png" id="73" name="Picture"/>
                     <pic:cNvPicPr>
                       <a:picLocks noChangeArrowheads="1" noChangeAspect="1"/>
                     </pic:cNvPicPr>
                   </pic:nvPicPr>
                   <pic:blipFill>
-                    <a:blip r:embed="rId69"/>
+                    <a:blip r:embed="rId71"/>
                     <a:stretch>
                       <a:fillRect/>
                     </a:stretch>
@@ -3812,22 +3929,22 @@
         </w:drawing>
       </w:r>
     </w:p>
-    <w:bookmarkEnd w:id="72"/>
-    <w:bookmarkStart w:id="76" w:name="ivor-lewis-transthoracic-esophagectomy"/>
-    <w:p>
-      <w:pPr>
-        <w:pStyle w:val="Heading2"/>
-      </w:pPr>
-      <w:r>
-        <w:t xml:space="preserve">62 Ivor Lewis (Transthoracic) Esophagectomy</w:t>
-      </w:r>
-    </w:p>
-    <w:p>
-      <w:pPr>
-        <w:pStyle w:val="Compact"/>
-        <w:numPr>
-          <w:ilvl w:val="0"/>
-          <w:numId w:val="1048"/>
+    <w:bookmarkEnd w:id="74"/>
+    <w:bookmarkStart w:id="78" w:name="ivor-lewis-transthoracic-esophagectomy"/>
+    <w:p>
+      <w:pPr>
+        <w:pStyle w:val="Heading2"/>
+      </w:pPr>
+      <w:r>
+        <w:t xml:space="preserve">64 Ivor Lewis (Transthoracic) Esophagectomy</w:t>
+      </w:r>
+    </w:p>
+    <w:p>
+      <w:pPr>
+        <w:pStyle w:val="Compact"/>
+        <w:numPr>
+          <w:ilvl w:val="0"/>
+          <w:numId w:val="1050"/>
         </w:numPr>
       </w:pPr>
       <w:r>
@@ -3839,7 +3956,7 @@
         <w:pStyle w:val="Compact"/>
         <w:numPr>
           <w:ilvl w:val="0"/>
-          <w:numId w:val="1048"/>
+          <w:numId w:val="1050"/>
         </w:numPr>
       </w:pPr>
       <w:r>
@@ -3851,7 +3968,7 @@
         <w:pStyle w:val="Compact"/>
         <w:numPr>
           <w:ilvl w:val="0"/>
-          <w:numId w:val="1048"/>
+          <w:numId w:val="1050"/>
         </w:numPr>
       </w:pPr>
       <w:r>
@@ -3867,18 +3984,18 @@
           <wp:inline>
             <wp:extent cx="5334000" cy="5481674"/>
             <wp:effectExtent b="0" l="0" r="0" t="0"/>
-            <wp:docPr descr="" title="" id="74" name="Picture"/>
+            <wp:docPr descr="" title="" id="76" name="Picture"/>
             <a:graphic>
               <a:graphicData uri="http://schemas.openxmlformats.org/drawingml/2006/picture">
                 <pic:pic>
                   <pic:nvPicPr>
-                    <pic:cNvPr descr="images/Eso_Resection2_ai.png" id="75" name="Picture"/>
+                    <pic:cNvPr descr="images/Eso_Resection2_ai.png" id="77" name="Picture"/>
                     <pic:cNvPicPr>
                       <a:picLocks noChangeArrowheads="1" noChangeAspect="1"/>
                     </pic:cNvPicPr>
                   </pic:nvPicPr>
                   <pic:blipFill>
-                    <a:blip r:embed="rId73"/>
+                    <a:blip r:embed="rId75"/>
                     <a:stretch>
                       <a:fillRect/>
                     </a:stretch>
@@ -3905,14 +4022,14 @@
         </w:drawing>
       </w:r>
     </w:p>
-    <w:bookmarkEnd w:id="76"/>
-    <w:bookmarkStart w:id="80" w:name="reconstruction"/>
-    <w:p>
-      <w:pPr>
-        <w:pStyle w:val="Heading2"/>
-      </w:pPr>
-      <w:r>
-        <w:t xml:space="preserve">63 Reconstruction</w:t>
+    <w:bookmarkEnd w:id="78"/>
+    <w:bookmarkStart w:id="82" w:name="reconstruction"/>
+    <w:p>
+      <w:pPr>
+        <w:pStyle w:val="Heading2"/>
+      </w:pPr>
+      <w:r>
+        <w:t xml:space="preserve">65 Reconstruction</w:t>
       </w:r>
     </w:p>
     <w:p>
@@ -3932,18 +4049,18 @@
           <wp:inline>
             <wp:extent cx="5334000" cy="5481674"/>
             <wp:effectExtent b="0" l="0" r="0" t="0"/>
-            <wp:docPr descr="" title="" id="78" name="Picture"/>
+            <wp:docPr descr="" title="" id="80" name="Picture"/>
             <a:graphic>
               <a:graphicData uri="http://schemas.openxmlformats.org/drawingml/2006/picture">
                 <pic:pic>
                   <pic:nvPicPr>
-                    <pic:cNvPr descr="images/Eso_Resection3_ai.png" id="79" name="Picture"/>
+                    <pic:cNvPr descr="images/Eso_Resection3_ai.png" id="81" name="Picture"/>
                     <pic:cNvPicPr>
                       <a:picLocks noChangeArrowheads="1" noChangeAspect="1"/>
                     </pic:cNvPicPr>
                   </pic:nvPicPr>
                   <pic:blipFill>
-                    <a:blip r:embed="rId77"/>
+                    <a:blip r:embed="rId79"/>
                     <a:stretch>
                       <a:fillRect/>
                     </a:stretch>
@@ -3970,14 +4087,14 @@
         </w:drawing>
       </w:r>
     </w:p>
-    <w:bookmarkEnd w:id="80"/>
-    <w:bookmarkStart w:id="84" w:name="ivor-lewis-esophagectomy"/>
-    <w:p>
-      <w:pPr>
-        <w:pStyle w:val="Heading2"/>
-      </w:pPr>
-      <w:r>
-        <w:t xml:space="preserve">64 Ivor Lewis esophagectomy</w:t>
+    <w:bookmarkEnd w:id="82"/>
+    <w:bookmarkStart w:id="86" w:name="ivor-lewis-esophagectomy"/>
+    <w:p>
+      <w:pPr>
+        <w:pStyle w:val="Heading2"/>
+      </w:pPr>
+      <w:r>
+        <w:t xml:space="preserve">66 Ivor Lewis esophagectomy</w:t>
       </w:r>
     </w:p>
     <w:p>
@@ -4010,18 +4127,18 @@
           <wp:inline>
             <wp:extent cx="5334000" cy="5478622"/>
             <wp:effectExtent b="0" l="0" r="0" t="0"/>
-            <wp:docPr descr="" title="" id="82" name="Picture"/>
+            <wp:docPr descr="" title="" id="84" name="Picture"/>
             <a:graphic>
               <a:graphicData uri="http://schemas.openxmlformats.org/drawingml/2006/picture">
                 <pic:pic>
                   <pic:nvPicPr>
-                    <pic:cNvPr descr="images/Eso_IvorLewis_Anastomosis.png" id="83" name="Picture"/>
+                    <pic:cNvPr descr="images/Eso_IvorLewis_Anastomosis.png" id="85" name="Picture"/>
                     <pic:cNvPicPr>
                       <a:picLocks noChangeArrowheads="1" noChangeAspect="1"/>
                     </pic:cNvPicPr>
                   </pic:nvPicPr>
                   <pic:blipFill>
-                    <a:blip r:embed="rId81"/>
+                    <a:blip r:embed="rId83"/>
                     <a:stretch>
                       <a:fillRect/>
                     </a:stretch>
@@ -4048,22 +4165,22 @@
         </w:drawing>
       </w:r>
     </w:p>
-    <w:bookmarkEnd w:id="84"/>
-    <w:bookmarkStart w:id="88" w:name="minimally-invasive-ivor-lewis"/>
-    <w:p>
-      <w:pPr>
-        <w:pStyle w:val="Heading2"/>
-      </w:pPr>
-      <w:r>
-        <w:t xml:space="preserve">65 Minimally-invasive Ivor Lewis</w:t>
-      </w:r>
-    </w:p>
-    <w:p>
-      <w:pPr>
-        <w:pStyle w:val="Compact"/>
-        <w:numPr>
-          <w:ilvl w:val="0"/>
-          <w:numId w:val="1049"/>
+    <w:bookmarkEnd w:id="86"/>
+    <w:bookmarkStart w:id="90" w:name="minimally-invasive-ivor-lewis"/>
+    <w:p>
+      <w:pPr>
+        <w:pStyle w:val="Heading2"/>
+      </w:pPr>
+      <w:r>
+        <w:t xml:space="preserve">67 Minimally-invasive Ivor Lewis</w:t>
+      </w:r>
+    </w:p>
+    <w:p>
+      <w:pPr>
+        <w:pStyle w:val="Compact"/>
+        <w:numPr>
+          <w:ilvl w:val="0"/>
+          <w:numId w:val="1051"/>
         </w:numPr>
       </w:pPr>
       <w:r>
@@ -4075,7 +4192,7 @@
         <w:pStyle w:val="Compact"/>
         <w:numPr>
           <w:ilvl w:val="0"/>
-          <w:numId w:val="1049"/>
+          <w:numId w:val="1051"/>
         </w:numPr>
       </w:pPr>
       <w:r>
@@ -4087,7 +4204,7 @@
         <w:pStyle w:val="Compact"/>
         <w:numPr>
           <w:ilvl w:val="0"/>
-          <w:numId w:val="1049"/>
+          <w:numId w:val="1051"/>
         </w:numPr>
       </w:pPr>
       <w:r>
@@ -4120,18 +4237,18 @@
           <wp:inline>
             <wp:extent cx="5334000" cy="5481674"/>
             <wp:effectExtent b="0" l="0" r="0" t="0"/>
-            <wp:docPr descr="" title="" id="86" name="Picture"/>
+            <wp:docPr descr="" title="" id="88" name="Picture"/>
             <a:graphic>
               <a:graphicData uri="http://schemas.openxmlformats.org/drawingml/2006/picture">
                 <pic:pic>
                   <pic:nvPicPr>
-                    <pic:cNvPr descr="images/MIE_IvorLewisArtboard.png" id="87" name="Picture"/>
+                    <pic:cNvPr descr="images/MIE_IvorLewisArtboard.png" id="89" name="Picture"/>
                     <pic:cNvPicPr>
                       <a:picLocks noChangeArrowheads="1" noChangeAspect="1"/>
                     </pic:cNvPicPr>
                   </pic:nvPicPr>
                   <pic:blipFill>
-                    <a:blip r:embed="rId85"/>
+                    <a:blip r:embed="rId87"/>
                     <a:stretch>
                       <a:fillRect/>
                     </a:stretch>
@@ -4158,14 +4275,14 @@
         </w:drawing>
       </w:r>
     </w:p>
-    <w:bookmarkEnd w:id="88"/>
-    <w:bookmarkStart w:id="92" w:name="open-ivor-lewis"/>
-    <w:p>
-      <w:pPr>
-        <w:pStyle w:val="Heading2"/>
-      </w:pPr>
-      <w:r>
-        <w:t xml:space="preserve">66 Open Ivor Lewis</w:t>
+    <w:bookmarkEnd w:id="90"/>
+    <w:bookmarkStart w:id="94" w:name="open-ivor-lewis"/>
+    <w:p>
+      <w:pPr>
+        <w:pStyle w:val="Heading2"/>
+      </w:pPr>
+      <w:r>
+        <w:t xml:space="preserve">68 Open Ivor Lewis</w:t>
       </w:r>
     </w:p>
     <w:p>
@@ -4193,18 +4310,18 @@
           <wp:inline>
             <wp:extent cx="5334000" cy="5481674"/>
             <wp:effectExtent b="0" l="0" r="0" t="0"/>
-            <wp:docPr descr="" title="" id="90" name="Picture"/>
+            <wp:docPr descr="" title="" id="92" name="Picture"/>
             <a:graphic>
               <a:graphicData uri="http://schemas.openxmlformats.org/drawingml/2006/picture">
                 <pic:pic>
                   <pic:nvPicPr>
-                    <pic:cNvPr descr="images/IvorLewisArtboard.png" id="91" name="Picture"/>
+                    <pic:cNvPr descr="images/IvorLewisArtboard.png" id="93" name="Picture"/>
                     <pic:cNvPicPr>
                       <a:picLocks noChangeArrowheads="1" noChangeAspect="1"/>
                     </pic:cNvPicPr>
                   </pic:nvPicPr>
                   <pic:blipFill>
-                    <a:blip r:embed="rId89"/>
+                    <a:blip r:embed="rId91"/>
                     <a:stretch>
                       <a:fillRect/>
                     </a:stretch>
@@ -4231,14 +4348,14 @@
         </w:drawing>
       </w:r>
     </w:p>
-    <w:bookmarkEnd w:id="92"/>
-    <w:bookmarkStart w:id="96" w:name="total-esophagectomy"/>
-    <w:p>
-      <w:pPr>
-        <w:pStyle w:val="Heading2"/>
-      </w:pPr>
-      <w:r>
-        <w:t xml:space="preserve">67 Total Esophagectomy</w:t>
+    <w:bookmarkEnd w:id="94"/>
+    <w:bookmarkStart w:id="98" w:name="total-esophagectomy"/>
+    <w:p>
+      <w:pPr>
+        <w:pStyle w:val="Heading2"/>
+      </w:pPr>
+      <w:r>
+        <w:t xml:space="preserve">69 Total Esophagectomy</w:t>
       </w:r>
     </w:p>
     <w:p>
@@ -4266,18 +4383,18 @@
           <wp:inline>
             <wp:extent cx="5334000" cy="5481674"/>
             <wp:effectExtent b="0" l="0" r="0" t="0"/>
-            <wp:docPr descr="" title="" id="94" name="Picture"/>
+            <wp:docPr descr="" title="" id="96" name="Picture"/>
             <a:graphic>
               <a:graphicData uri="http://schemas.openxmlformats.org/drawingml/2006/picture">
                 <pic:pic>
                   <pic:nvPicPr>
-                    <pic:cNvPr descr="images/Eso_ProxTumorArtboard.png" id="95" name="Picture"/>
+                    <pic:cNvPr descr="images/Eso_ProxTumorArtboard.png" id="97" name="Picture"/>
                     <pic:cNvPicPr>
                       <a:picLocks noChangeArrowheads="1" noChangeAspect="1"/>
                     </pic:cNvPicPr>
                   </pic:nvPicPr>
                   <pic:blipFill>
-                    <a:blip r:embed="rId93"/>
+                    <a:blip r:embed="rId95"/>
                     <a:stretch>
                       <a:fillRect/>
                     </a:stretch>
@@ -4304,14 +4421,14 @@
         </w:drawing>
       </w:r>
     </w:p>
-    <w:bookmarkEnd w:id="96"/>
-    <w:bookmarkStart w:id="103" w:name="mckeown-esophagectomy"/>
-    <w:p>
-      <w:pPr>
-        <w:pStyle w:val="Heading2"/>
-      </w:pPr>
-      <w:r>
-        <w:t xml:space="preserve">68 McKeown Esophagectomy</w:t>
+    <w:bookmarkEnd w:id="98"/>
+    <w:bookmarkStart w:id="105" w:name="mckeown-esophagectomy"/>
+    <w:p>
+      <w:pPr>
+        <w:pStyle w:val="Heading2"/>
+      </w:pPr>
+      <w:r>
+        <w:t xml:space="preserve">70 McKeown Esophagectomy</w:t>
       </w:r>
     </w:p>
     <w:p>
@@ -4323,18 +4440,18 @@
           <wp:inline>
             <wp:extent cx="5334000" cy="5481674"/>
             <wp:effectExtent b="0" l="0" r="0" t="0"/>
-            <wp:docPr descr="" title="" id="98" name="Picture"/>
+            <wp:docPr descr="" title="" id="100" name="Picture"/>
             <a:graphic>
               <a:graphicData uri="http://schemas.openxmlformats.org/drawingml/2006/picture">
                 <pic:pic>
                   <pic:nvPicPr>
-                    <pic:cNvPr descr="images/Eso_ResectionTotalArtboard.png" id="99" name="Picture"/>
+                    <pic:cNvPr descr="images/Eso_ResectionTotalArtboard.png" id="101" name="Picture"/>
                     <pic:cNvPicPr>
                       <a:picLocks noChangeArrowheads="1" noChangeAspect="1"/>
                     </pic:cNvPicPr>
                   </pic:nvPicPr>
                   <pic:blipFill>
-                    <a:blip r:embed="rId97"/>
+                    <a:blip r:embed="rId99"/>
                     <a:stretch>
                       <a:fillRect/>
                     </a:stretch>
@@ -4376,18 +4493,18 @@
           <wp:inline>
             <wp:extent cx="5334000" cy="5481674"/>
             <wp:effectExtent b="0" l="0" r="0" t="0"/>
-            <wp:docPr descr="" title="" id="101" name="Picture"/>
+            <wp:docPr descr="" title="" id="103" name="Picture"/>
             <a:graphic>
               <a:graphicData uri="http://schemas.openxmlformats.org/drawingml/2006/picture">
                 <pic:pic>
                   <pic:nvPicPr>
-                    <pic:cNvPr descr="images/Eso_MIE_McKeownArtboard.png" id="102" name="Picture"/>
+                    <pic:cNvPr descr="images/Eso_MIE_McKeownArtboard.png" id="104" name="Picture"/>
                     <pic:cNvPicPr>
                       <a:picLocks noChangeArrowheads="1" noChangeAspect="1"/>
                     </pic:cNvPicPr>
                   </pic:nvPicPr>
                   <pic:blipFill>
-                    <a:blip r:embed="rId100"/>
+                    <a:blip r:embed="rId102"/>
                     <a:stretch>
                       <a:fillRect/>
                     </a:stretch>
@@ -4420,14 +4537,14 @@
         <w:t xml:space="preserve">Connection made in the neck</w:t>
       </w:r>
     </w:p>
-    <w:bookmarkEnd w:id="103"/>
-    <w:bookmarkStart w:id="104" w:name="risks-of-esophagectomy"/>
-    <w:p>
-      <w:pPr>
-        <w:pStyle w:val="Heading2"/>
-      </w:pPr>
-      <w:r>
-        <w:t xml:space="preserve">69 Risks of Esophagectomy</w:t>
+    <w:bookmarkEnd w:id="105"/>
+    <w:bookmarkStart w:id="106" w:name="risks-of-esophagectomy"/>
+    <w:p>
+      <w:pPr>
+        <w:pStyle w:val="Heading2"/>
+      </w:pPr>
+      <w:r>
+        <w:t xml:space="preserve">71 Risks of Esophagectomy</w:t>
       </w:r>
     </w:p>
     <w:p>
@@ -4451,7 +4568,7 @@
         <w:pStyle w:val="Compact"/>
         <w:numPr>
           <w:ilvl w:val="0"/>
-          <w:numId w:val="1050"/>
+          <w:numId w:val="1052"/>
         </w:numPr>
       </w:pPr>
       <w:r>
@@ -4463,21 +4580,21 @@
         <w:pStyle w:val="Compact"/>
         <w:numPr>
           <w:ilvl w:val="0"/>
-          <w:numId w:val="1050"/>
+          <w:numId w:val="1052"/>
         </w:numPr>
       </w:pPr>
       <w:r>
         <w:t xml:space="preserve">Pneumonia</w:t>
       </w:r>
     </w:p>
-    <w:bookmarkEnd w:id="104"/>
-    <w:bookmarkStart w:id="107" w:name="anastomotic-leak"/>
-    <w:p>
-      <w:pPr>
-        <w:pStyle w:val="Heading2"/>
-      </w:pPr>
-      <w:r>
-        <w:t xml:space="preserve">70 Anastomotic Leak</w:t>
+    <w:bookmarkEnd w:id="106"/>
+    <w:bookmarkStart w:id="109" w:name="anastomotic-leak"/>
+    <w:p>
+      <w:pPr>
+        <w:pStyle w:val="Heading2"/>
+      </w:pPr>
+      <w:r>
+        <w:t xml:space="preserve">72 Anastomotic Leak</w:t>
       </w:r>
     </w:p>
     <w:p>
@@ -4497,18 +4614,18 @@
           <wp:inline>
             <wp:extent cx="5334000" cy="5478622"/>
             <wp:effectExtent b="0" l="0" r="0" t="0"/>
-            <wp:docPr descr="" title="" id="105" name="Picture"/>
+            <wp:docPr descr="" title="" id="107" name="Picture"/>
             <a:graphic>
               <a:graphicData uri="http://schemas.openxmlformats.org/drawingml/2006/picture">
                 <pic:pic>
                   <pic:nvPicPr>
-                    <pic:cNvPr descr="images/Eso_IvorLewis_Anastomosis.png" id="106" name="Picture"/>
+                    <pic:cNvPr descr="images/Eso_IvorLewis_Anastomosis.png" id="108" name="Picture"/>
                     <pic:cNvPicPr>
                       <a:picLocks noChangeArrowheads="1" noChangeAspect="1"/>
                     </pic:cNvPicPr>
                   </pic:nvPicPr>
                   <pic:blipFill>
-                    <a:blip r:embed="rId81"/>
+                    <a:blip r:embed="rId83"/>
                     <a:stretch>
                       <a:fillRect/>
                     </a:stretch>
@@ -4535,14 +4652,14 @@
         </w:drawing>
       </w:r>
     </w:p>
-    <w:bookmarkEnd w:id="107"/>
-    <w:bookmarkStart w:id="111" w:name="anastomotic-leak-1"/>
-    <w:p>
-      <w:pPr>
-        <w:pStyle w:val="Heading2"/>
-      </w:pPr>
-      <w:r>
-        <w:t xml:space="preserve">71 Anastomotic Leak</w:t>
+    <w:bookmarkEnd w:id="109"/>
+    <w:bookmarkStart w:id="113" w:name="anastomotic-leak-1"/>
+    <w:p>
+      <w:pPr>
+        <w:pStyle w:val="Heading2"/>
+      </w:pPr>
+      <w:r>
+        <w:t xml:space="preserve">73 Anastomotic Leak</w:t>
       </w:r>
     </w:p>
     <w:p>
@@ -4558,7 +4675,7 @@
         <w:pStyle w:val="Compact"/>
         <w:numPr>
           <w:ilvl w:val="0"/>
-          <w:numId w:val="1051"/>
+          <w:numId w:val="1053"/>
         </w:numPr>
       </w:pPr>
       <w:r>
@@ -4570,7 +4687,7 @@
         <w:pStyle w:val="Compact"/>
         <w:numPr>
           <w:ilvl w:val="0"/>
-          <w:numId w:val="1051"/>
+          <w:numId w:val="1053"/>
         </w:numPr>
       </w:pPr>
       <w:r>
@@ -4582,7 +4699,7 @@
         <w:pStyle w:val="Compact"/>
         <w:numPr>
           <w:ilvl w:val="0"/>
-          <w:numId w:val="1051"/>
+          <w:numId w:val="1053"/>
         </w:numPr>
       </w:pPr>
       <w:r>
@@ -4598,18 +4715,18 @@
           <wp:inline>
             <wp:extent cx="5334000" cy="5478622"/>
             <wp:effectExtent b="0" l="0" r="0" t="0"/>
-            <wp:docPr descr="" title="" id="109" name="Picture"/>
+            <wp:docPr descr="" title="" id="111" name="Picture"/>
             <a:graphic>
               <a:graphicData uri="http://schemas.openxmlformats.org/drawingml/2006/picture">
                 <pic:pic>
                   <pic:nvPicPr>
-                    <pic:cNvPr descr="images/Eso_IvorLewis_Leak.png" id="110" name="Picture"/>
+                    <pic:cNvPr descr="images/Eso_IvorLewis_Leak.png" id="112" name="Picture"/>
                     <pic:cNvPicPr>
                       <a:picLocks noChangeArrowheads="1" noChangeAspect="1"/>
                     </pic:cNvPicPr>
                   </pic:nvPicPr>
                   <pic:blipFill>
-                    <a:blip r:embed="rId108"/>
+                    <a:blip r:embed="rId110"/>
                     <a:stretch>
                       <a:fillRect/>
                     </a:stretch>
@@ -4636,14 +4753,14 @@
         </w:drawing>
       </w:r>
     </w:p>
-    <w:bookmarkEnd w:id="111"/>
-    <w:bookmarkStart w:id="114" w:name="anastomotic-leak-2"/>
-    <w:p>
-      <w:pPr>
-        <w:pStyle w:val="Heading2"/>
-      </w:pPr>
-      <w:r>
-        <w:t xml:space="preserve">72 Anastomotic Leak</w:t>
+    <w:bookmarkEnd w:id="113"/>
+    <w:bookmarkStart w:id="116" w:name="anastomotic-leak-2"/>
+    <w:p>
+      <w:pPr>
+        <w:pStyle w:val="Heading2"/>
+      </w:pPr>
+      <w:r>
+        <w:t xml:space="preserve">74 Anastomotic Leak</w:t>
       </w:r>
     </w:p>
     <w:p>
@@ -4659,7 +4776,7 @@
         <w:pStyle w:val="Compact"/>
         <w:numPr>
           <w:ilvl w:val="0"/>
-          <w:numId w:val="1052"/>
+          <w:numId w:val="1054"/>
         </w:numPr>
       </w:pPr>
       <w:r>
@@ -4671,7 +4788,7 @@
         <w:pStyle w:val="Compact"/>
         <w:numPr>
           <w:ilvl w:val="0"/>
-          <w:numId w:val="1052"/>
+          <w:numId w:val="1054"/>
         </w:numPr>
       </w:pPr>
       <w:r>
@@ -4683,7 +4800,7 @@
         <w:pStyle w:val="Compact"/>
         <w:numPr>
           <w:ilvl w:val="0"/>
-          <w:numId w:val="1052"/>
+          <w:numId w:val="1054"/>
         </w:numPr>
       </w:pPr>
       <w:r>
@@ -4699,18 +4816,18 @@
           <wp:inline>
             <wp:extent cx="5334000" cy="5478622"/>
             <wp:effectExtent b="0" l="0" r="0" t="0"/>
-            <wp:docPr descr="" title="" id="112" name="Picture"/>
+            <wp:docPr descr="" title="" id="114" name="Picture"/>
             <a:graphic>
               <a:graphicData uri="http://schemas.openxmlformats.org/drawingml/2006/picture">
                 <pic:pic>
                   <pic:nvPicPr>
-                    <pic:cNvPr descr="images/Eso_IvorLewis_Leak.png" id="113" name="Picture"/>
+                    <pic:cNvPr descr="images/Eso_IvorLewis_Leak.png" id="115" name="Picture"/>
                     <pic:cNvPicPr>
                       <a:picLocks noChangeArrowheads="1" noChangeAspect="1"/>
                     </pic:cNvPicPr>
                   </pic:nvPicPr>
                   <pic:blipFill>
-                    <a:blip r:embed="rId108"/>
+                    <a:blip r:embed="rId110"/>
                     <a:stretch>
                       <a:fillRect/>
                     </a:stretch>
@@ -4737,14 +4854,14 @@
         </w:drawing>
       </w:r>
     </w:p>
-    <w:bookmarkEnd w:id="114"/>
-    <w:bookmarkStart w:id="117" w:name="anastomotic-leak-3"/>
-    <w:p>
-      <w:pPr>
-        <w:pStyle w:val="Heading2"/>
-      </w:pPr>
-      <w:r>
-        <w:t xml:space="preserve">73 Anastomotic Leak</w:t>
+    <w:bookmarkEnd w:id="116"/>
+    <w:bookmarkStart w:id="119" w:name="anastomotic-leak-3"/>
+    <w:p>
+      <w:pPr>
+        <w:pStyle w:val="Heading2"/>
+      </w:pPr>
+      <w:r>
+        <w:t xml:space="preserve">75 Anastomotic Leak</w:t>
       </w:r>
     </w:p>
     <w:p>
@@ -4760,7 +4877,7 @@
         <w:pStyle w:val="Compact"/>
         <w:numPr>
           <w:ilvl w:val="0"/>
-          <w:numId w:val="1053"/>
+          <w:numId w:val="1055"/>
         </w:numPr>
       </w:pPr>
       <w:r>
@@ -4772,7 +4889,7 @@
         <w:pStyle w:val="Compact"/>
         <w:numPr>
           <w:ilvl w:val="0"/>
-          <w:numId w:val="1053"/>
+          <w:numId w:val="1055"/>
         </w:numPr>
       </w:pPr>
       <w:r>
@@ -4784,7 +4901,7 @@
         <w:pStyle w:val="Compact"/>
         <w:numPr>
           <w:ilvl w:val="0"/>
-          <w:numId w:val="1053"/>
+          <w:numId w:val="1055"/>
         </w:numPr>
       </w:pPr>
       <w:r>
@@ -4800,18 +4917,18 @@
           <wp:inline>
             <wp:extent cx="5334000" cy="5478622"/>
             <wp:effectExtent b="0" l="0" r="0" t="0"/>
-            <wp:docPr descr="" title="" id="115" name="Picture"/>
+            <wp:docPr descr="" title="" id="117" name="Picture"/>
             <a:graphic>
               <a:graphicData uri="http://schemas.openxmlformats.org/drawingml/2006/picture">
                 <pic:pic>
                   <pic:nvPicPr>
-                    <pic:cNvPr descr="images/Eso_IvorLewis_Leak.png" id="116" name="Picture"/>
+                    <pic:cNvPr descr="images/Eso_IvorLewis_Leak.png" id="118" name="Picture"/>
                     <pic:cNvPicPr>
                       <a:picLocks noChangeArrowheads="1" noChangeAspect="1"/>
                     </pic:cNvPicPr>
                   </pic:nvPicPr>
                   <pic:blipFill>
-                    <a:blip r:embed="rId108"/>
+                    <a:blip r:embed="rId110"/>
                     <a:stretch>
                       <a:fillRect/>
                     </a:stretch>
@@ -4838,21 +4955,21 @@
         </w:drawing>
       </w:r>
     </w:p>
-    <w:bookmarkEnd w:id="117"/>
-    <w:bookmarkStart w:id="121" w:name="pneumonia"/>
-    <w:p>
-      <w:pPr>
-        <w:pStyle w:val="Heading2"/>
-      </w:pPr>
-      <w:r>
-        <w:t xml:space="preserve">74 Pneumonia</w:t>
-      </w:r>
-    </w:p>
-    <w:p>
-      <w:pPr>
-        <w:numPr>
-          <w:ilvl w:val="0"/>
-          <w:numId w:val="1054"/>
+    <w:bookmarkEnd w:id="119"/>
+    <w:bookmarkStart w:id="123" w:name="pneumonia"/>
+    <w:p>
+      <w:pPr>
+        <w:pStyle w:val="Heading2"/>
+      </w:pPr>
+      <w:r>
+        <w:t xml:space="preserve">76 Pneumonia</w:t>
+      </w:r>
+    </w:p>
+    <w:p>
+      <w:pPr>
+        <w:numPr>
+          <w:ilvl w:val="0"/>
+          <w:numId w:val="1056"/>
         </w:numPr>
       </w:pPr>
       <w:r>
@@ -4863,7 +4980,7 @@
       <w:pPr>
         <w:numPr>
           <w:ilvl w:val="0"/>
-          <w:numId w:val="1054"/>
+          <w:numId w:val="1056"/>
         </w:numPr>
       </w:pPr>
       <w:r>
@@ -4874,7 +4991,7 @@
       <w:pPr>
         <w:numPr>
           <w:ilvl w:val="0"/>
-          <w:numId w:val="1054"/>
+          <w:numId w:val="1056"/>
         </w:numPr>
       </w:pPr>
       <w:r>
@@ -4890,18 +5007,18 @@
           <wp:inline>
             <wp:extent cx="5334000" cy="5481674"/>
             <wp:effectExtent b="0" l="0" r="0" t="0"/>
-            <wp:docPr descr="" title="" id="119" name="Picture"/>
+            <wp:docPr descr="" title="" id="121" name="Picture"/>
             <a:graphic>
               <a:graphicData uri="http://schemas.openxmlformats.org/drawingml/2006/picture">
                 <pic:pic>
                   <pic:nvPicPr>
-                    <pic:cNvPr descr="images/Eso_LungsArtboard.png" id="120" name="Picture"/>
+                    <pic:cNvPr descr="images/Eso_LungsArtboard.png" id="122" name="Picture"/>
                     <pic:cNvPicPr>
                       <a:picLocks noChangeArrowheads="1" noChangeAspect="1"/>
                     </pic:cNvPicPr>
                   </pic:nvPicPr>
                   <pic:blipFill>
-                    <a:blip r:embed="rId118"/>
+                    <a:blip r:embed="rId120"/>
                     <a:stretch>
                       <a:fillRect/>
                     </a:stretch>
@@ -4928,14 +5045,14 @@
         </w:drawing>
       </w:r>
     </w:p>
-    <w:bookmarkEnd w:id="121"/>
-    <w:bookmarkStart w:id="122" w:name="preventing-pneumonia"/>
-    <w:p>
-      <w:pPr>
-        <w:pStyle w:val="Heading2"/>
-      </w:pPr>
-      <w:r>
-        <w:t xml:space="preserve">75 Preventing Pneumonia</w:t>
+    <w:bookmarkEnd w:id="123"/>
+    <w:bookmarkStart w:id="124" w:name="preventing-pneumonia"/>
+    <w:p>
+      <w:pPr>
+        <w:pStyle w:val="Heading2"/>
+      </w:pPr>
+      <w:r>
+        <w:t xml:space="preserve">77 Preventing Pneumonia</w:t>
       </w:r>
     </w:p>
     <w:p>
@@ -4951,7 +5068,7 @@
         <w:pStyle w:val="Compact"/>
         <w:numPr>
           <w:ilvl w:val="0"/>
-          <w:numId w:val="1055"/>
+          <w:numId w:val="1057"/>
         </w:numPr>
       </w:pPr>
       <w:r>
@@ -4963,7 +5080,7 @@
         <w:pStyle w:val="Compact"/>
         <w:numPr>
           <w:ilvl w:val="0"/>
-          <w:numId w:val="1055"/>
+          <w:numId w:val="1057"/>
         </w:numPr>
       </w:pPr>
       <w:r>
@@ -4975,7 +5092,7 @@
         <w:pStyle w:val="Compact"/>
         <w:numPr>
           <w:ilvl w:val="0"/>
-          <w:numId w:val="1055"/>
+          <w:numId w:val="1057"/>
         </w:numPr>
       </w:pPr>
       <w:r>
@@ -4995,7 +5112,7 @@
         <w:pStyle w:val="Compact"/>
         <w:numPr>
           <w:ilvl w:val="0"/>
-          <w:numId w:val="1056"/>
+          <w:numId w:val="1058"/>
         </w:numPr>
       </w:pPr>
       <w:r>
@@ -5007,21 +5124,21 @@
         <w:pStyle w:val="Compact"/>
         <w:numPr>
           <w:ilvl w:val="0"/>
-          <w:numId w:val="1056"/>
+          <w:numId w:val="1058"/>
         </w:numPr>
       </w:pPr>
       <w:r>
         <w:t xml:space="preserve">Walking in the halls as soon as possible</w:t>
       </w:r>
     </w:p>
-    <w:bookmarkEnd w:id="122"/>
-    <w:bookmarkStart w:id="129" w:name="minimally-invasive-esophagectomy"/>
-    <w:p>
-      <w:pPr>
-        <w:pStyle w:val="Heading2"/>
-      </w:pPr>
-      <w:r>
-        <w:t xml:space="preserve">76 Minimally-invasive Esophagectomy</w:t>
+    <w:bookmarkEnd w:id="124"/>
+    <w:bookmarkStart w:id="131" w:name="minimally-invasive-esophagectomy"/>
+    <w:p>
+      <w:pPr>
+        <w:pStyle w:val="Heading2"/>
+      </w:pPr>
+      <w:r>
+        <w:t xml:space="preserve">78 Minimally-invasive Esophagectomy</w:t>
       </w:r>
     </w:p>
     <w:p>
@@ -5033,18 +5150,18 @@
           <wp:inline>
             <wp:extent cx="5334000" cy="4000500"/>
             <wp:effectExtent b="0" l="0" r="0" t="0"/>
-            <wp:docPr descr="" title="" id="124" name="Picture"/>
+            <wp:docPr descr="" title="" id="126" name="Picture"/>
             <a:graphic>
               <a:graphicData uri="http://schemas.openxmlformats.org/drawingml/2006/picture">
                 <pic:pic>
                   <pic:nvPicPr>
-                    <pic:cNvPr descr="images/mie_abd.png" id="125" name="Picture"/>
+                    <pic:cNvPr descr="images/mie_abd.png" id="127" name="Picture"/>
                     <pic:cNvPicPr>
                       <a:picLocks noChangeArrowheads="1" noChangeAspect="1"/>
                     </pic:cNvPicPr>
                   </pic:nvPicPr>
                   <pic:blipFill>
-                    <a:blip r:embed="rId123"/>
+                    <a:blip r:embed="rId125"/>
                     <a:stretch>
                       <a:fillRect/>
                     </a:stretch>
@@ -5080,18 +5197,18 @@
           <wp:inline>
             <wp:extent cx="5334000" cy="4000500"/>
             <wp:effectExtent b="0" l="0" r="0" t="0"/>
-            <wp:docPr descr="" title="" id="127" name="Picture"/>
+            <wp:docPr descr="" title="" id="129" name="Picture"/>
             <a:graphic>
               <a:graphicData uri="http://schemas.openxmlformats.org/drawingml/2006/picture">
                 <pic:pic>
                   <pic:nvPicPr>
-                    <pic:cNvPr descr="images/mie_chest.png" id="128" name="Picture"/>
+                    <pic:cNvPr descr="images/mie_chest.png" id="130" name="Picture"/>
                     <pic:cNvPicPr>
                       <a:picLocks noChangeArrowheads="1" noChangeAspect="1"/>
                     </pic:cNvPicPr>
                   </pic:nvPicPr>
                   <pic:blipFill>
-                    <a:blip r:embed="rId126"/>
+                    <a:blip r:embed="rId128"/>
                     <a:stretch>
                       <a:fillRect/>
                     </a:stretch>
@@ -5118,14 +5235,14 @@
         </w:drawing>
       </w:r>
     </w:p>
-    <w:bookmarkEnd w:id="129"/>
-    <w:bookmarkStart w:id="130" w:name="risks-of-surgery"/>
-    <w:p>
-      <w:pPr>
-        <w:pStyle w:val="Heading2"/>
-      </w:pPr>
-      <w:r>
-        <w:t xml:space="preserve">77 Risks of Surgery</w:t>
+    <w:bookmarkEnd w:id="131"/>
+    <w:bookmarkStart w:id="132" w:name="risks-of-surgery"/>
+    <w:p>
+      <w:pPr>
+        <w:pStyle w:val="Heading2"/>
+      </w:pPr>
+      <w:r>
+        <w:t xml:space="preserve">79 Risks of Surgery</w:t>
       </w:r>
     </w:p>
     <w:p>
@@ -5141,7 +5258,7 @@
         <w:pStyle w:val="Compact"/>
         <w:numPr>
           <w:ilvl w:val="0"/>
-          <w:numId w:val="1057"/>
+          <w:numId w:val="1059"/>
         </w:numPr>
       </w:pPr>
       <w:r>
@@ -5153,7 +5270,7 @@
         <w:pStyle w:val="Compact"/>
         <w:numPr>
           <w:ilvl w:val="0"/>
-          <w:numId w:val="1057"/>
+          <w:numId w:val="1059"/>
         </w:numPr>
       </w:pPr>
       <w:r>
@@ -5165,7 +5282,7 @@
         <w:pStyle w:val="Compact"/>
         <w:numPr>
           <w:ilvl w:val="0"/>
-          <w:numId w:val="1057"/>
+          <w:numId w:val="1059"/>
         </w:numPr>
       </w:pPr>
       <w:r>
@@ -5177,7 +5294,7 @@
         <w:pStyle w:val="Compact"/>
         <w:numPr>
           <w:ilvl w:val="0"/>
-          <w:numId w:val="1057"/>
+          <w:numId w:val="1059"/>
         </w:numPr>
       </w:pPr>
       <w:r>
@@ -5189,21 +5306,21 @@
         <w:pStyle w:val="Compact"/>
         <w:numPr>
           <w:ilvl w:val="0"/>
-          <w:numId w:val="1057"/>
+          <w:numId w:val="1059"/>
         </w:numPr>
       </w:pPr>
       <w:r>
         <w:t xml:space="preserve">Pulmonary embolism (2%)</w:t>
       </w:r>
     </w:p>
-    <w:bookmarkEnd w:id="130"/>
-    <w:bookmarkStart w:id="131" w:name="risks-of-surgery-1"/>
-    <w:p>
-      <w:pPr>
-        <w:pStyle w:val="Heading2"/>
-      </w:pPr>
-      <w:r>
-        <w:t xml:space="preserve">78 Risks of Surgery</w:t>
+    <w:bookmarkEnd w:id="132"/>
+    <w:bookmarkStart w:id="133" w:name="risks-of-surgery-1"/>
+    <w:p>
+      <w:pPr>
+        <w:pStyle w:val="Heading2"/>
+      </w:pPr>
+      <w:r>
+        <w:t xml:space="preserve">80 Risks of Surgery</w:t>
       </w:r>
     </w:p>
     <w:p>
@@ -5219,7 +5336,7 @@
         <w:pStyle w:val="Compact"/>
         <w:numPr>
           <w:ilvl w:val="0"/>
-          <w:numId w:val="1058"/>
+          <w:numId w:val="1060"/>
         </w:numPr>
       </w:pPr>
       <w:r>
@@ -5231,7 +5348,7 @@
         <w:pStyle w:val="Compact"/>
         <w:numPr>
           <w:ilvl w:val="0"/>
-          <w:numId w:val="1058"/>
+          <w:numId w:val="1060"/>
         </w:numPr>
       </w:pPr>
       <w:r>
@@ -5243,7 +5360,7 @@
         <w:pStyle w:val="Compact"/>
         <w:numPr>
           <w:ilvl w:val="0"/>
-          <w:numId w:val="1058"/>
+          <w:numId w:val="1060"/>
         </w:numPr>
       </w:pPr>
       <w:r>
@@ -5255,7 +5372,7 @@
         <w:pStyle w:val="Compact"/>
         <w:numPr>
           <w:ilvl w:val="1"/>
-          <w:numId w:val="1059"/>
+          <w:numId w:val="1061"/>
         </w:numPr>
       </w:pPr>
       <w:r>
@@ -5267,7 +5384,7 @@
         <w:pStyle w:val="Compact"/>
         <w:numPr>
           <w:ilvl w:val="1"/>
-          <w:numId w:val="1059"/>
+          <w:numId w:val="1061"/>
         </w:numPr>
       </w:pPr>
       <w:r>
@@ -5279,21 +5396,21 @@
         <w:pStyle w:val="Compact"/>
         <w:numPr>
           <w:ilvl w:val="1"/>
-          <w:numId w:val="1059"/>
+          <w:numId w:val="1061"/>
         </w:numPr>
       </w:pPr>
       <w:r>
         <w:t xml:space="preserve">High risk = 30%</w:t>
       </w:r>
     </w:p>
-    <w:bookmarkEnd w:id="131"/>
-    <w:bookmarkStart w:id="132" w:name="risks-of-surgery-2"/>
-    <w:p>
-      <w:pPr>
-        <w:pStyle w:val="Heading2"/>
-      </w:pPr>
-      <w:r>
-        <w:t xml:space="preserve">79 Risks of Surgery</w:t>
+    <w:bookmarkEnd w:id="133"/>
+    <w:bookmarkStart w:id="134" w:name="risks-of-surgery-2"/>
+    <w:p>
+      <w:pPr>
+        <w:pStyle w:val="Heading2"/>
+      </w:pPr>
+      <w:r>
+        <w:t xml:space="preserve">81 Risks of Surgery</w:t>
       </w:r>
     </w:p>
     <w:p>
@@ -5428,22 +5545,22 @@
         </w:tc>
       </w:tr>
     </w:tbl>
-    <w:bookmarkEnd w:id="132"/>
-    <w:bookmarkStart w:id="133" w:name="day-prior-to-surgery"/>
-    <w:p>
-      <w:pPr>
-        <w:pStyle w:val="Heading2"/>
-      </w:pPr>
-      <w:r>
-        <w:t xml:space="preserve">80 Day Prior to Surgery</w:t>
-      </w:r>
-    </w:p>
-    <w:p>
-      <w:pPr>
-        <w:pStyle w:val="Compact"/>
-        <w:numPr>
-          <w:ilvl w:val="0"/>
-          <w:numId w:val="1060"/>
+    <w:bookmarkEnd w:id="134"/>
+    <w:bookmarkStart w:id="135" w:name="day-prior-to-surgery"/>
+    <w:p>
+      <w:pPr>
+        <w:pStyle w:val="Heading2"/>
+      </w:pPr>
+      <w:r>
+        <w:t xml:space="preserve">82 Day Prior to Surgery</w:t>
+      </w:r>
+    </w:p>
+    <w:p>
+      <w:pPr>
+        <w:pStyle w:val="Compact"/>
+        <w:numPr>
+          <w:ilvl w:val="0"/>
+          <w:numId w:val="1062"/>
         </w:numPr>
       </w:pPr>
       <w:r>
@@ -5455,7 +5572,7 @@
         <w:pStyle w:val="Compact"/>
         <w:numPr>
           <w:ilvl w:val="0"/>
-          <w:numId w:val="1060"/>
+          <w:numId w:val="1062"/>
         </w:numPr>
       </w:pPr>
       <w:r>
@@ -5467,29 +5584,29 @@
         <w:pStyle w:val="Compact"/>
         <w:numPr>
           <w:ilvl w:val="0"/>
-          <w:numId w:val="1060"/>
+          <w:numId w:val="1062"/>
         </w:numPr>
       </w:pPr>
       <w:r>
         <w:t xml:space="preserve">No tube feedings the night before surgery</w:t>
       </w:r>
     </w:p>
-    <w:bookmarkEnd w:id="133"/>
-    <w:bookmarkStart w:id="134" w:name="day-of-surgery"/>
-    <w:p>
-      <w:pPr>
-        <w:pStyle w:val="Heading2"/>
-      </w:pPr>
-      <w:r>
-        <w:t xml:space="preserve">81 Day of Surgery</w:t>
-      </w:r>
-    </w:p>
-    <w:p>
-      <w:pPr>
-        <w:pStyle w:val="Compact"/>
-        <w:numPr>
-          <w:ilvl w:val="0"/>
-          <w:numId w:val="1061"/>
+    <w:bookmarkEnd w:id="135"/>
+    <w:bookmarkStart w:id="136" w:name="day-of-surgery"/>
+    <w:p>
+      <w:pPr>
+        <w:pStyle w:val="Heading2"/>
+      </w:pPr>
+      <w:r>
+        <w:t xml:space="preserve">83 Day of Surgery</w:t>
+      </w:r>
+    </w:p>
+    <w:p>
+      <w:pPr>
+        <w:pStyle w:val="Compact"/>
+        <w:numPr>
+          <w:ilvl w:val="0"/>
+          <w:numId w:val="1063"/>
         </w:numPr>
       </w:pPr>
       <w:r>
@@ -5501,7 +5618,7 @@
         <w:pStyle w:val="Compact"/>
         <w:numPr>
           <w:ilvl w:val="0"/>
-          <w:numId w:val="1061"/>
+          <w:numId w:val="1063"/>
         </w:numPr>
       </w:pPr>
       <w:r>
@@ -5513,7 +5630,7 @@
         <w:pStyle w:val="Compact"/>
         <w:numPr>
           <w:ilvl w:val="0"/>
-          <w:numId w:val="1061"/>
+          <w:numId w:val="1063"/>
         </w:numPr>
       </w:pPr>
       <w:r>
@@ -5538,7 +5655,7 @@
         <w:pStyle w:val="Compact"/>
         <w:numPr>
           <w:ilvl w:val="0"/>
-          <w:numId w:val="1061"/>
+          <w:numId w:val="1063"/>
         </w:numPr>
       </w:pPr>
       <w:r>
@@ -5550,29 +5667,29 @@
         <w:pStyle w:val="Compact"/>
         <w:numPr>
           <w:ilvl w:val="0"/>
-          <w:numId w:val="1061"/>
+          <w:numId w:val="1063"/>
         </w:numPr>
       </w:pPr>
       <w:r>
         <w:t xml:space="preserve">Waiting room for family and friends on 5th floor</w:t>
       </w:r>
     </w:p>
-    <w:bookmarkEnd w:id="134"/>
-    <w:bookmarkStart w:id="135" w:name="epidural-catheter-for-pain-control"/>
-    <w:p>
-      <w:pPr>
-        <w:pStyle w:val="Heading2"/>
-      </w:pPr>
-      <w:r>
-        <w:t xml:space="preserve">82 Epidural Catheter for Pain Control</w:t>
-      </w:r>
-    </w:p>
-    <w:p>
-      <w:pPr>
-        <w:pStyle w:val="Compact"/>
-        <w:numPr>
-          <w:ilvl w:val="0"/>
-          <w:numId w:val="1062"/>
+    <w:bookmarkEnd w:id="136"/>
+    <w:bookmarkStart w:id="137" w:name="epidural-catheter-for-pain-control"/>
+    <w:p>
+      <w:pPr>
+        <w:pStyle w:val="Heading2"/>
+      </w:pPr>
+      <w:r>
+        <w:t xml:space="preserve">84 Epidural Catheter for Pain Control</w:t>
+      </w:r>
+    </w:p>
+    <w:p>
+      <w:pPr>
+        <w:pStyle w:val="Compact"/>
+        <w:numPr>
+          <w:ilvl w:val="0"/>
+          <w:numId w:val="1064"/>
         </w:numPr>
       </w:pPr>
       <w:r>
@@ -5584,7 +5701,7 @@
         <w:pStyle w:val="Compact"/>
         <w:numPr>
           <w:ilvl w:val="0"/>
-          <w:numId w:val="1062"/>
+          <w:numId w:val="1064"/>
         </w:numPr>
       </w:pPr>
       <w:r>
@@ -5596,7 +5713,7 @@
         <w:pStyle w:val="Compact"/>
         <w:numPr>
           <w:ilvl w:val="0"/>
-          <w:numId w:val="1062"/>
+          <w:numId w:val="1064"/>
         </w:numPr>
       </w:pPr>
       <w:r>
@@ -5608,7 +5725,7 @@
         <w:pStyle w:val="Compact"/>
         <w:numPr>
           <w:ilvl w:val="0"/>
-          <w:numId w:val="1062"/>
+          <w:numId w:val="1064"/>
         </w:numPr>
       </w:pPr>
       <w:r>
@@ -5620,29 +5737,29 @@
         <w:pStyle w:val="Compact"/>
         <w:numPr>
           <w:ilvl w:val="0"/>
-          <w:numId w:val="1062"/>
+          <w:numId w:val="1064"/>
         </w:numPr>
       </w:pPr>
       <w:r>
         <w:t xml:space="preserve">Foley catheter removed after epidural removed</w:t>
       </w:r>
     </w:p>
-    <w:bookmarkEnd w:id="135"/>
-    <w:bookmarkStart w:id="136" w:name="intensive-care-unit-icu-2-4-days"/>
-    <w:p>
-      <w:pPr>
-        <w:pStyle w:val="Heading2"/>
-      </w:pPr>
-      <w:r>
-        <w:t xml:space="preserve">83 Intensive Care Unit (ICU) (2-4 days)</w:t>
-      </w:r>
-    </w:p>
-    <w:p>
-      <w:pPr>
-        <w:pStyle w:val="Compact"/>
-        <w:numPr>
-          <w:ilvl w:val="0"/>
-          <w:numId w:val="1063"/>
+    <w:bookmarkEnd w:id="137"/>
+    <w:bookmarkStart w:id="138" w:name="intensive-care-unit-icu-2-4-days"/>
+    <w:p>
+      <w:pPr>
+        <w:pStyle w:val="Heading2"/>
+      </w:pPr>
+      <w:r>
+        <w:t xml:space="preserve">85 Intensive Care Unit (ICU) (2-4 days)</w:t>
+      </w:r>
+    </w:p>
+    <w:p>
+      <w:pPr>
+        <w:pStyle w:val="Compact"/>
+        <w:numPr>
+          <w:ilvl w:val="0"/>
+          <w:numId w:val="1065"/>
         </w:numPr>
       </w:pPr>
       <w:r>
@@ -5654,7 +5771,7 @@
         <w:pStyle w:val="Compact"/>
         <w:numPr>
           <w:ilvl w:val="0"/>
-          <w:numId w:val="1063"/>
+          <w:numId w:val="1065"/>
         </w:numPr>
       </w:pPr>
       <w:r>
@@ -5666,7 +5783,7 @@
         <w:pStyle w:val="Compact"/>
         <w:numPr>
           <w:ilvl w:val="0"/>
-          <w:numId w:val="1063"/>
+          <w:numId w:val="1065"/>
         </w:numPr>
       </w:pPr>
       <w:r>
@@ -5678,7 +5795,7 @@
         <w:pStyle w:val="Compact"/>
         <w:numPr>
           <w:ilvl w:val="0"/>
-          <w:numId w:val="1063"/>
+          <w:numId w:val="1065"/>
         </w:numPr>
       </w:pPr>
       <w:r>
@@ -5690,7 +5807,7 @@
         <w:pStyle w:val="Compact"/>
         <w:numPr>
           <w:ilvl w:val="0"/>
-          <w:numId w:val="1063"/>
+          <w:numId w:val="1065"/>
         </w:numPr>
       </w:pPr>
       <w:r>
@@ -5702,29 +5819,29 @@
         <w:pStyle w:val="Compact"/>
         <w:numPr>
           <w:ilvl w:val="0"/>
-          <w:numId w:val="1063"/>
+          <w:numId w:val="1065"/>
         </w:numPr>
       </w:pPr>
       <w:r>
         <w:t xml:space="preserve">Feeding jejunostomy (usually stays in 8 wks)</w:t>
       </w:r>
     </w:p>
-    <w:bookmarkEnd w:id="136"/>
-    <w:bookmarkStart w:id="137" w:name="intensive-care-unit-icu"/>
-    <w:p>
-      <w:pPr>
-        <w:pStyle w:val="Heading2"/>
-      </w:pPr>
-      <w:r>
-        <w:t xml:space="preserve">84 Intensive Care Unit (ICU)</w:t>
-      </w:r>
-    </w:p>
-    <w:p>
-      <w:pPr>
-        <w:pStyle w:val="Compact"/>
-        <w:numPr>
-          <w:ilvl w:val="0"/>
-          <w:numId w:val="1064"/>
+    <w:bookmarkEnd w:id="138"/>
+    <w:bookmarkStart w:id="139" w:name="intensive-care-unit-icu"/>
+    <w:p>
+      <w:pPr>
+        <w:pStyle w:val="Heading2"/>
+      </w:pPr>
+      <w:r>
+        <w:t xml:space="preserve">86 Intensive Care Unit (ICU)</w:t>
+      </w:r>
+    </w:p>
+    <w:p>
+      <w:pPr>
+        <w:pStyle w:val="Compact"/>
+        <w:numPr>
+          <w:ilvl w:val="0"/>
+          <w:numId w:val="1066"/>
         </w:numPr>
       </w:pPr>
       <w:r>
@@ -5736,7 +5853,7 @@
         <w:pStyle w:val="Compact"/>
         <w:numPr>
           <w:ilvl w:val="0"/>
-          <w:numId w:val="1064"/>
+          <w:numId w:val="1066"/>
         </w:numPr>
       </w:pPr>
       <w:r>
@@ -5748,7 +5865,7 @@
         <w:pStyle w:val="Compact"/>
         <w:numPr>
           <w:ilvl w:val="0"/>
-          <w:numId w:val="1064"/>
+          <w:numId w:val="1066"/>
         </w:numPr>
       </w:pPr>
       <w:r>
@@ -5760,7 +5877,7 @@
         <w:pStyle w:val="Compact"/>
         <w:numPr>
           <w:ilvl w:val="0"/>
-          <w:numId w:val="1064"/>
+          <w:numId w:val="1066"/>
         </w:numPr>
       </w:pPr>
       <w:r>
@@ -5772,29 +5889,29 @@
         <w:pStyle w:val="Compact"/>
         <w:numPr>
           <w:ilvl w:val="0"/>
-          <w:numId w:val="1064"/>
+          <w:numId w:val="1066"/>
         </w:numPr>
       </w:pPr>
       <w:r>
         <w:t xml:space="preserve">Feeding jejunostomy (stays in 8 weeks)</w:t>
       </w:r>
     </w:p>
-    <w:bookmarkEnd w:id="137"/>
-    <w:bookmarkStart w:id="138" w:name="ward---6tower"/>
-    <w:p>
-      <w:pPr>
-        <w:pStyle w:val="Heading2"/>
-      </w:pPr>
-      <w:r>
-        <w:t xml:space="preserve">85 Ward - 6Tower</w:t>
-      </w:r>
-    </w:p>
-    <w:p>
-      <w:pPr>
-        <w:pStyle w:val="Compact"/>
-        <w:numPr>
-          <w:ilvl w:val="0"/>
-          <w:numId w:val="1065"/>
+    <w:bookmarkEnd w:id="139"/>
+    <w:bookmarkStart w:id="140" w:name="ward---6tower"/>
+    <w:p>
+      <w:pPr>
+        <w:pStyle w:val="Heading2"/>
+      </w:pPr>
+      <w:r>
+        <w:t xml:space="preserve">87 Ward - 6Tower</w:t>
+      </w:r>
+    </w:p>
+    <w:p>
+      <w:pPr>
+        <w:pStyle w:val="Compact"/>
+        <w:numPr>
+          <w:ilvl w:val="0"/>
+          <w:numId w:val="1067"/>
         </w:numPr>
       </w:pPr>
       <w:r>
@@ -5806,7 +5923,7 @@
         <w:pStyle w:val="Compact"/>
         <w:numPr>
           <w:ilvl w:val="0"/>
-          <w:numId w:val="1065"/>
+          <w:numId w:val="1067"/>
         </w:numPr>
       </w:pPr>
       <w:r>
@@ -5818,7 +5935,7 @@
         <w:pStyle w:val="Compact"/>
         <w:numPr>
           <w:ilvl w:val="0"/>
-          <w:numId w:val="1065"/>
+          <w:numId w:val="1067"/>
         </w:numPr>
       </w:pPr>
       <w:r>
@@ -5830,7 +5947,7 @@
         <w:pStyle w:val="Compact"/>
         <w:numPr>
           <w:ilvl w:val="1"/>
-          <w:numId w:val="1066"/>
+          <w:numId w:val="1068"/>
         </w:numPr>
       </w:pPr>
       <w:r>
@@ -5842,7 +5959,7 @@
         <w:pStyle w:val="Compact"/>
         <w:numPr>
           <w:ilvl w:val="1"/>
-          <w:numId w:val="1066"/>
+          <w:numId w:val="1068"/>
         </w:numPr>
       </w:pPr>
       <w:r>
@@ -5854,21 +5971,21 @@
         <w:pStyle w:val="Compact"/>
         <w:numPr>
           <w:ilvl w:val="1"/>
-          <w:numId w:val="1066"/>
+          <w:numId w:val="1068"/>
         </w:numPr>
       </w:pPr>
       <w:r>
         <w:t xml:space="preserve">Prevents loss of muscle strength</w:t>
       </w:r>
     </w:p>
-    <w:bookmarkEnd w:id="138"/>
-    <w:bookmarkStart w:id="139" w:name="jejunostomy-feeds"/>
-    <w:p>
-      <w:pPr>
-        <w:pStyle w:val="Heading2"/>
-      </w:pPr>
-      <w:r>
-        <w:t xml:space="preserve">86 Jejunostomy Feeds</w:t>
+    <w:bookmarkEnd w:id="140"/>
+    <w:bookmarkStart w:id="141" w:name="jejunostomy-feeds"/>
+    <w:p>
+      <w:pPr>
+        <w:pStyle w:val="Heading2"/>
+      </w:pPr>
+      <w:r>
+        <w:t xml:space="preserve">88 Jejunostomy Feeds</w:t>
       </w:r>
     </w:p>
     <w:p>
@@ -5884,7 +6001,7 @@
         <w:pStyle w:val="Compact"/>
         <w:numPr>
           <w:ilvl w:val="0"/>
-          <w:numId w:val="1067"/>
+          <w:numId w:val="1069"/>
         </w:numPr>
       </w:pPr>
       <w:r>
@@ -5896,7 +6013,7 @@
         <w:pStyle w:val="Compact"/>
         <w:numPr>
           <w:ilvl w:val="0"/>
-          <w:numId w:val="1067"/>
+          <w:numId w:val="1069"/>
         </w:numPr>
       </w:pPr>
       <w:r>
@@ -5916,7 +6033,7 @@
         <w:pStyle w:val="Compact"/>
         <w:numPr>
           <w:ilvl w:val="0"/>
-          <w:numId w:val="1068"/>
+          <w:numId w:val="1070"/>
         </w:numPr>
       </w:pPr>
       <w:r>
@@ -5928,39 +6045,39 @@
         <w:pStyle w:val="Compact"/>
         <w:numPr>
           <w:ilvl w:val="0"/>
-          <w:numId w:val="1068"/>
+          <w:numId w:val="1070"/>
         </w:numPr>
       </w:pPr>
       <w:r>
         <w:t xml:space="preserve">Important to prevent dehydration</w:t>
       </w:r>
     </w:p>
-    <w:bookmarkEnd w:id="139"/>
-    <w:bookmarkStart w:id="140" w:name="jejunostomy-tube-1"/>
-    <w:p>
-      <w:pPr>
-        <w:pStyle w:val="Heading2"/>
-      </w:pPr>
-      <w:r>
-        <w:t xml:space="preserve">87 Jejunostomy Tube</w:t>
-      </w:r>
-    </w:p>
-    <w:bookmarkEnd w:id="140"/>
-    <w:bookmarkStart w:id="141" w:name="jejunostomy-typical-regimen-1"/>
-    <w:p>
-      <w:pPr>
-        <w:pStyle w:val="Heading2"/>
-      </w:pPr>
-      <w:r>
-        <w:t xml:space="preserve">88 Jejunostomy Typical Regimen</w:t>
-      </w:r>
-    </w:p>
-    <w:p>
-      <w:pPr>
-        <w:pStyle w:val="Compact"/>
-        <w:numPr>
-          <w:ilvl w:val="0"/>
-          <w:numId w:val="1069"/>
+    <w:bookmarkEnd w:id="141"/>
+    <w:bookmarkStart w:id="142" w:name="jejunostomy-tube-1"/>
+    <w:p>
+      <w:pPr>
+        <w:pStyle w:val="Heading2"/>
+      </w:pPr>
+      <w:r>
+        <w:t xml:space="preserve">89 Jejunostomy Tube</w:t>
+      </w:r>
+    </w:p>
+    <w:bookmarkEnd w:id="142"/>
+    <w:bookmarkStart w:id="143" w:name="jejunostomy-typical-regimen-1"/>
+    <w:p>
+      <w:pPr>
+        <w:pStyle w:val="Heading2"/>
+      </w:pPr>
+      <w:r>
+        <w:t xml:space="preserve">90 Jejunostomy Typical Regimen</w:t>
+      </w:r>
+    </w:p>
+    <w:p>
+      <w:pPr>
+        <w:pStyle w:val="Compact"/>
+        <w:numPr>
+          <w:ilvl w:val="0"/>
+          <w:numId w:val="1071"/>
         </w:numPr>
       </w:pPr>
       <w:r>
@@ -5972,7 +6089,7 @@
         <w:pStyle w:val="Compact"/>
         <w:numPr>
           <w:ilvl w:val="1"/>
-          <w:numId w:val="1070"/>
+          <w:numId w:val="1072"/>
         </w:numPr>
       </w:pPr>
       <w:r>
@@ -5984,7 +6101,7 @@
         <w:pStyle w:val="Compact"/>
         <w:numPr>
           <w:ilvl w:val="1"/>
-          <w:numId w:val="1070"/>
+          <w:numId w:val="1072"/>
         </w:numPr>
       </w:pPr>
       <w:r>
@@ -5996,7 +6113,7 @@
         <w:pStyle w:val="Compact"/>
         <w:numPr>
           <w:ilvl w:val="0"/>
-          <w:numId w:val="1069"/>
+          <w:numId w:val="1071"/>
         </w:numPr>
       </w:pPr>
       <w:r>
@@ -6011,14 +6128,14 @@
         <w:t xml:space="preserve">Hospital nurses will teach use of the feeding tube</w:t>
       </w:r>
     </w:p>
-    <w:bookmarkEnd w:id="141"/>
-    <w:bookmarkStart w:id="142" w:name="jejunostomy-feeds-with-diabetes-1"/>
-    <w:p>
-      <w:pPr>
-        <w:pStyle w:val="Heading2"/>
-      </w:pPr>
-      <w:r>
-        <w:t xml:space="preserve">89 Jejunostomy Feeds with Diabetes</w:t>
+    <w:bookmarkEnd w:id="143"/>
+    <w:bookmarkStart w:id="144" w:name="jejunostomy-feeds-with-diabetes-1"/>
+    <w:p>
+      <w:pPr>
+        <w:pStyle w:val="Heading2"/>
+      </w:pPr>
+      <w:r>
+        <w:t xml:space="preserve">91 Jejunostomy Feeds with Diabetes</w:t>
       </w:r>
     </w:p>
     <w:p>
@@ -6034,7 +6151,7 @@
         <w:pStyle w:val="Compact"/>
         <w:numPr>
           <w:ilvl w:val="0"/>
-          <w:numId w:val="1071"/>
+          <w:numId w:val="1073"/>
         </w:numPr>
       </w:pPr>
       <w:r>
@@ -6054,7 +6171,7 @@
         <w:pStyle w:val="Compact"/>
         <w:numPr>
           <w:ilvl w:val="0"/>
-          <w:numId w:val="1072"/>
+          <w:numId w:val="1074"/>
         </w:numPr>
       </w:pPr>
       <w:r>
@@ -6066,7 +6183,7 @@
         <w:pStyle w:val="Compact"/>
         <w:numPr>
           <w:ilvl w:val="0"/>
-          <w:numId w:val="1072"/>
+          <w:numId w:val="1074"/>
         </w:numPr>
       </w:pPr>
       <w:r>
@@ -6078,7 +6195,7 @@
         <w:pStyle w:val="Compact"/>
         <w:numPr>
           <w:ilvl w:val="0"/>
-          <w:numId w:val="1072"/>
+          <w:numId w:val="1074"/>
         </w:numPr>
       </w:pPr>
       <w:r>
@@ -6090,39 +6207,39 @@
         <w:pStyle w:val="Compact"/>
         <w:numPr>
           <w:ilvl w:val="0"/>
-          <w:numId w:val="1072"/>
+          <w:numId w:val="1074"/>
         </w:numPr>
       </w:pPr>
       <w:r>
         <w:t xml:space="preserve">No insulin if tube feedings are not run</w:t>
       </w:r>
     </w:p>
-    <w:bookmarkEnd w:id="142"/>
-    <w:bookmarkStart w:id="143" w:name="jejunostomy-video-1"/>
-    <w:p>
-      <w:pPr>
-        <w:pStyle w:val="Heading2"/>
-      </w:pPr>
-      <w:r>
-        <w:t xml:space="preserve">90 Jejunostomy Video</w:t>
-      </w:r>
-    </w:p>
-    <w:bookmarkEnd w:id="143"/>
-    <w:bookmarkStart w:id="144" w:name="activity-after-surgery"/>
-    <w:p>
-      <w:pPr>
-        <w:pStyle w:val="Heading2"/>
-      </w:pPr>
-      <w:r>
-        <w:t xml:space="preserve">91 Activity after Surgery</w:t>
-      </w:r>
-    </w:p>
-    <w:p>
-      <w:pPr>
-        <w:pStyle w:val="Compact"/>
-        <w:numPr>
-          <w:ilvl w:val="0"/>
-          <w:numId w:val="1073"/>
+    <w:bookmarkEnd w:id="144"/>
+    <w:bookmarkStart w:id="145" w:name="jejunostomy-video-1"/>
+    <w:p>
+      <w:pPr>
+        <w:pStyle w:val="Heading2"/>
+      </w:pPr>
+      <w:r>
+        <w:t xml:space="preserve">92 Jejunostomy Video</w:t>
+      </w:r>
+    </w:p>
+    <w:bookmarkEnd w:id="145"/>
+    <w:bookmarkStart w:id="146" w:name="activity-after-surgery"/>
+    <w:p>
+      <w:pPr>
+        <w:pStyle w:val="Heading2"/>
+      </w:pPr>
+      <w:r>
+        <w:t xml:space="preserve">93 Activity after Surgery</w:t>
+      </w:r>
+    </w:p>
+    <w:p>
+      <w:pPr>
+        <w:pStyle w:val="Compact"/>
+        <w:numPr>
+          <w:ilvl w:val="0"/>
+          <w:numId w:val="1075"/>
         </w:numPr>
       </w:pPr>
       <w:r>
@@ -6134,7 +6251,7 @@
         <w:pStyle w:val="Compact"/>
         <w:numPr>
           <w:ilvl w:val="0"/>
-          <w:numId w:val="1073"/>
+          <w:numId w:val="1075"/>
         </w:numPr>
       </w:pPr>
       <w:r>
@@ -6146,7 +6263,7 @@
         <w:pStyle w:val="Compact"/>
         <w:numPr>
           <w:ilvl w:val="0"/>
-          <w:numId w:val="1073"/>
+          <w:numId w:val="1075"/>
         </w:numPr>
       </w:pPr>
       <w:r>
@@ -6158,7 +6275,7 @@
         <w:pStyle w:val="Compact"/>
         <w:numPr>
           <w:ilvl w:val="1"/>
-          <w:numId w:val="1074"/>
+          <w:numId w:val="1076"/>
         </w:numPr>
       </w:pPr>
       <w:r>
@@ -6170,21 +6287,21 @@
         <w:pStyle w:val="Compact"/>
         <w:numPr>
           <w:ilvl w:val="1"/>
-          <w:numId w:val="1074"/>
+          <w:numId w:val="1076"/>
         </w:numPr>
       </w:pPr>
       <w:r>
         <w:t xml:space="preserve">Prevent muscle loss</w:t>
       </w:r>
     </w:p>
-    <w:bookmarkEnd w:id="144"/>
-    <w:bookmarkStart w:id="145" w:name="nasogastric-ng-tube"/>
-    <w:p>
-      <w:pPr>
-        <w:pStyle w:val="Heading2"/>
-      </w:pPr>
-      <w:r>
-        <w:t xml:space="preserve">92 Nasogastric (NG) Tube</w:t>
+    <w:bookmarkEnd w:id="146"/>
+    <w:bookmarkStart w:id="147" w:name="nasogastric-ng-tube"/>
+    <w:p>
+      <w:pPr>
+        <w:pStyle w:val="Heading2"/>
+      </w:pPr>
+      <w:r>
+        <w:t xml:space="preserve">94 Nasogastric (NG) Tube</w:t>
       </w:r>
     </w:p>
     <w:p>
@@ -6200,7 +6317,7 @@
         <w:pStyle w:val="Compact"/>
         <w:numPr>
           <w:ilvl w:val="0"/>
-          <w:numId w:val="1075"/>
+          <w:numId w:val="1077"/>
         </w:numPr>
       </w:pPr>
       <w:r>
@@ -6212,7 +6329,7 @@
         <w:pStyle w:val="Compact"/>
         <w:numPr>
           <w:ilvl w:val="0"/>
-          <w:numId w:val="1075"/>
+          <w:numId w:val="1077"/>
         </w:numPr>
       </w:pPr>
       <w:r>
@@ -6232,7 +6349,7 @@
         <w:pStyle w:val="Compact"/>
         <w:numPr>
           <w:ilvl w:val="0"/>
-          <w:numId w:val="1076"/>
+          <w:numId w:val="1078"/>
         </w:numPr>
       </w:pPr>
       <w:r>
@@ -6261,21 +6378,21 @@
         <w:pStyle w:val="Compact"/>
         <w:numPr>
           <w:ilvl w:val="0"/>
-          <w:numId w:val="1076"/>
+          <w:numId w:val="1078"/>
         </w:numPr>
       </w:pPr>
       <w:r>
         <w:t xml:space="preserve">Otherwise, X-ray repeated 2-3 days later</w:t>
       </w:r>
     </w:p>
-    <w:bookmarkEnd w:id="145"/>
-    <w:bookmarkStart w:id="146" w:name="swallowing-evaluation"/>
-    <w:p>
-      <w:pPr>
-        <w:pStyle w:val="Heading2"/>
-      </w:pPr>
-      <w:r>
-        <w:t xml:space="preserve">93 Swallowing Evaluation</w:t>
+    <w:bookmarkEnd w:id="147"/>
+    <w:bookmarkStart w:id="148" w:name="swallowing-evaluation"/>
+    <w:p>
+      <w:pPr>
+        <w:pStyle w:val="Heading2"/>
+      </w:pPr>
+      <w:r>
+        <w:t xml:space="preserve">95 Swallowing Evaluation</w:t>
       </w:r>
     </w:p>
     <w:p>
@@ -6299,7 +6416,7 @@
         <w:pStyle w:val="Compact"/>
         <w:numPr>
           <w:ilvl w:val="0"/>
-          <w:numId w:val="1077"/>
+          <w:numId w:val="1079"/>
         </w:numPr>
       </w:pPr>
       <w:r>
@@ -6311,7 +6428,7 @@
         <w:pStyle w:val="Compact"/>
         <w:numPr>
           <w:ilvl w:val="0"/>
-          <w:numId w:val="1077"/>
+          <w:numId w:val="1079"/>
         </w:numPr>
       </w:pPr>
       <w:r>
@@ -6323,7 +6440,7 @@
         <w:pStyle w:val="Compact"/>
         <w:numPr>
           <w:ilvl w:val="0"/>
-          <w:numId w:val="1077"/>
+          <w:numId w:val="1079"/>
         </w:numPr>
       </w:pPr>
       <w:r>
@@ -6347,14 +6464,14 @@
         <w:t xml:space="preserve">liquids started by mouth</w:t>
       </w:r>
     </w:p>
-    <w:bookmarkEnd w:id="146"/>
-    <w:bookmarkStart w:id="147" w:name="oral-intake-at-home"/>
-    <w:p>
-      <w:pPr>
-        <w:pStyle w:val="Heading2"/>
-      </w:pPr>
-      <w:r>
-        <w:t xml:space="preserve">94 Oral Intake at Home</w:t>
+    <w:bookmarkEnd w:id="148"/>
+    <w:bookmarkStart w:id="149" w:name="oral-intake-at-home"/>
+    <w:p>
+      <w:pPr>
+        <w:pStyle w:val="Heading2"/>
+      </w:pPr>
+      <w:r>
+        <w:t xml:space="preserve">96 Oral Intake at Home</w:t>
       </w:r>
     </w:p>
     <w:p>
@@ -6381,7 +6498,7 @@
         <w:pStyle w:val="Compact"/>
         <w:numPr>
           <w:ilvl w:val="0"/>
-          <w:numId w:val="1078"/>
+          <w:numId w:val="1080"/>
         </w:numPr>
       </w:pPr>
       <w:r>
@@ -6393,21 +6510,21 @@
         <w:pStyle w:val="Compact"/>
         <w:numPr>
           <w:ilvl w:val="0"/>
-          <w:numId w:val="1078"/>
+          <w:numId w:val="1080"/>
         </w:numPr>
       </w:pPr>
       <w:r>
         <w:t xml:space="preserve">4 oz per hour if 2oz are tolerated well</w:t>
       </w:r>
     </w:p>
-    <w:bookmarkEnd w:id="147"/>
-    <w:bookmarkStart w:id="148" w:name="discharge"/>
-    <w:p>
-      <w:pPr>
-        <w:pStyle w:val="Heading2"/>
-      </w:pPr>
-      <w:r>
-        <w:t xml:space="preserve">95 Discharge</w:t>
+    <w:bookmarkEnd w:id="149"/>
+    <w:bookmarkStart w:id="150" w:name="discharge"/>
+    <w:p>
+      <w:pPr>
+        <w:pStyle w:val="Heading2"/>
+      </w:pPr>
+      <w:r>
+        <w:t xml:space="preserve">97 Discharge</w:t>
       </w:r>
     </w:p>
     <w:p>
@@ -6423,7 +6540,7 @@
         <w:pStyle w:val="Compact"/>
         <w:numPr>
           <w:ilvl w:val="0"/>
-          <w:numId w:val="1079"/>
+          <w:numId w:val="1081"/>
         </w:numPr>
       </w:pPr>
       <w:r>
@@ -6435,7 +6552,7 @@
         <w:pStyle w:val="Compact"/>
         <w:numPr>
           <w:ilvl w:val="0"/>
-          <w:numId w:val="1079"/>
+          <w:numId w:val="1081"/>
         </w:numPr>
       </w:pPr>
       <w:r>
@@ -6447,7 +6564,7 @@
         <w:pStyle w:val="Compact"/>
         <w:numPr>
           <w:ilvl w:val="1"/>
-          <w:numId w:val="1080"/>
+          <w:numId w:val="1082"/>
         </w:numPr>
       </w:pPr>
       <w:r>
@@ -6459,7 +6576,7 @@
         <w:pStyle w:val="Compact"/>
         <w:numPr>
           <w:ilvl w:val="1"/>
-          <w:numId w:val="1080"/>
+          <w:numId w:val="1082"/>
         </w:numPr>
       </w:pPr>
       <w:r>
@@ -6471,7 +6588,7 @@
         <w:pStyle w:val="Compact"/>
         <w:numPr>
           <w:ilvl w:val="0"/>
-          <w:numId w:val="1079"/>
+          <w:numId w:val="1081"/>
         </w:numPr>
       </w:pPr>
       <w:r>
@@ -6483,7 +6600,7 @@
         <w:pStyle w:val="Compact"/>
         <w:numPr>
           <w:ilvl w:val="0"/>
-          <w:numId w:val="1079"/>
+          <w:numId w:val="1081"/>
         </w:numPr>
       </w:pPr>
       <w:r>
@@ -6495,21 +6612,21 @@
         <w:pStyle w:val="Compact"/>
         <w:numPr>
           <w:ilvl w:val="0"/>
-          <w:numId w:val="1079"/>
+          <w:numId w:val="1081"/>
         </w:numPr>
       </w:pPr>
       <w:r>
         <w:t xml:space="preserve">Home infusion (tube feeding supplies)</w:t>
       </w:r>
     </w:p>
-    <w:bookmarkEnd w:id="148"/>
-    <w:bookmarkStart w:id="149" w:name="nutrition-after-surgery"/>
-    <w:p>
-      <w:pPr>
-        <w:pStyle w:val="Heading2"/>
-      </w:pPr>
-      <w:r>
-        <w:t xml:space="preserve">96 Nutrition after Surgery</w:t>
+    <w:bookmarkEnd w:id="150"/>
+    <w:bookmarkStart w:id="151" w:name="nutrition-after-surgery"/>
+    <w:p>
+      <w:pPr>
+        <w:pStyle w:val="Heading2"/>
+      </w:pPr>
+      <w:r>
+        <w:t xml:space="preserve">98 Nutrition after Surgery</w:t>
       </w:r>
     </w:p>
     <w:p>
@@ -6525,7 +6642,7 @@
         <w:pStyle w:val="Compact"/>
         <w:numPr>
           <w:ilvl w:val="0"/>
-          <w:numId w:val="1081"/>
+          <w:numId w:val="1083"/>
         </w:numPr>
       </w:pPr>
       <w:r>
@@ -6537,7 +6654,7 @@
         <w:pStyle w:val="Compact"/>
         <w:numPr>
           <w:ilvl w:val="0"/>
-          <w:numId w:val="1081"/>
+          <w:numId w:val="1083"/>
         </w:numPr>
       </w:pPr>
       <w:r>
@@ -6557,7 +6674,7 @@
         <w:pStyle w:val="Compact"/>
         <w:numPr>
           <w:ilvl w:val="0"/>
-          <w:numId w:val="1082"/>
+          <w:numId w:val="1084"/>
         </w:numPr>
       </w:pPr>
       <w:r>
@@ -6580,14 +6697,14 @@
         <w:t xml:space="preserve">8-12 weeks: Remove feeding tube (in office)</w:t>
       </w:r>
     </w:p>
-    <w:bookmarkEnd w:id="149"/>
-    <w:bookmarkStart w:id="150" w:name="X15701f9deabaab366e08b73bd1ea6f1240694c5"/>
-    <w:p>
-      <w:pPr>
-        <w:pStyle w:val="Heading2"/>
-      </w:pPr>
-      <w:r>
-        <w:t xml:space="preserve">97 Transition from Tube Feeds</w:t>
+    <w:bookmarkEnd w:id="151"/>
+    <w:bookmarkStart w:id="152" w:name="X15701f9deabaab366e08b73bd1ea6f1240694c5"/>
+    <w:p>
+      <w:pPr>
+        <w:pStyle w:val="Heading2"/>
+      </w:pPr>
+      <w:r>
+        <w:t xml:space="preserve">99 Transition from Tube Feeds</w:t>
       </w:r>
       <w:r>
         <w:t xml:space="preserve"> </w:t>
@@ -6620,7 +6737,7 @@
         <w:pStyle w:val="Compact"/>
         <w:numPr>
           <w:ilvl w:val="0"/>
-          <w:numId w:val="1083"/>
+          <w:numId w:val="1085"/>
         </w:numPr>
       </w:pPr>
       <w:r>
@@ -6632,7 +6749,7 @@
         <w:pStyle w:val="Compact"/>
         <w:numPr>
           <w:ilvl w:val="0"/>
-          <w:numId w:val="1083"/>
+          <w:numId w:val="1085"/>
         </w:numPr>
       </w:pPr>
       <w:r>
@@ -6644,7 +6761,7 @@
         <w:pStyle w:val="Compact"/>
         <w:numPr>
           <w:ilvl w:val="1"/>
-          <w:numId w:val="1084"/>
+          <w:numId w:val="1086"/>
         </w:numPr>
       </w:pPr>
       <w:r>
@@ -6656,7 +6773,7 @@
         <w:pStyle w:val="Compact"/>
         <w:numPr>
           <w:ilvl w:val="0"/>
-          <w:numId w:val="1083"/>
+          <w:numId w:val="1085"/>
         </w:numPr>
       </w:pPr>
       <w:r>
@@ -6693,29 +6810,29 @@
         <w:pStyle w:val="Compact"/>
         <w:numPr>
           <w:ilvl w:val="0"/>
-          <w:numId w:val="1085"/>
+          <w:numId w:val="1087"/>
         </w:numPr>
       </w:pPr>
       <w:r>
         <w:t xml:space="preserve">Three meals + 2-3 high-protein snacks</w:t>
       </w:r>
     </w:p>
-    <w:bookmarkEnd w:id="150"/>
-    <w:bookmarkStart w:id="151" w:name="post-esophagectomy-diet"/>
-    <w:p>
-      <w:pPr>
-        <w:pStyle w:val="Heading2"/>
-      </w:pPr>
-      <w:r>
-        <w:t xml:space="preserve">98 Post-esophagectomy Diet</w:t>
-      </w:r>
-    </w:p>
-    <w:p>
-      <w:pPr>
-        <w:pStyle w:val="Compact"/>
-        <w:numPr>
-          <w:ilvl w:val="0"/>
-          <w:numId w:val="1086"/>
+    <w:bookmarkEnd w:id="152"/>
+    <w:bookmarkStart w:id="153" w:name="post-esophagectomy-diet"/>
+    <w:p>
+      <w:pPr>
+        <w:pStyle w:val="Heading2"/>
+      </w:pPr>
+      <w:r>
+        <w:t xml:space="preserve">100 Post-esophagectomy Diet</w:t>
+      </w:r>
+    </w:p>
+    <w:p>
+      <w:pPr>
+        <w:pStyle w:val="Compact"/>
+        <w:numPr>
+          <w:ilvl w:val="0"/>
+          <w:numId w:val="1088"/>
         </w:numPr>
       </w:pPr>
       <w:r>
@@ -6727,7 +6844,7 @@
         <w:pStyle w:val="Compact"/>
         <w:numPr>
           <w:ilvl w:val="0"/>
-          <w:numId w:val="1086"/>
+          <w:numId w:val="1088"/>
         </w:numPr>
       </w:pPr>
       <w:r>
@@ -6739,7 +6856,7 @@
         <w:pStyle w:val="Compact"/>
         <w:numPr>
           <w:ilvl w:val="0"/>
-          <w:numId w:val="1086"/>
+          <w:numId w:val="1088"/>
         </w:numPr>
       </w:pPr>
       <w:r>
@@ -6751,7 +6868,7 @@
         <w:pStyle w:val="Compact"/>
         <w:numPr>
           <w:ilvl w:val="0"/>
-          <w:numId w:val="1086"/>
+          <w:numId w:val="1088"/>
         </w:numPr>
       </w:pPr>
       <w:r>
@@ -6763,7 +6880,7 @@
         <w:pStyle w:val="Compact"/>
         <w:numPr>
           <w:ilvl w:val="0"/>
-          <w:numId w:val="1086"/>
+          <w:numId w:val="1088"/>
         </w:numPr>
       </w:pPr>
       <w:r>
@@ -6775,7 +6892,7 @@
         <w:pStyle w:val="Compact"/>
         <w:numPr>
           <w:ilvl w:val="1"/>
-          <w:numId w:val="1087"/>
+          <w:numId w:val="1089"/>
         </w:numPr>
       </w:pPr>
       <w:r>
@@ -6787,7 +6904,7 @@
         <w:pStyle w:val="Compact"/>
         <w:numPr>
           <w:ilvl w:val="1"/>
-          <w:numId w:val="1087"/>
+          <w:numId w:val="1089"/>
         </w:numPr>
       </w:pPr>
       <w:r>
@@ -6799,21 +6916,21 @@
         <w:pStyle w:val="Compact"/>
         <w:numPr>
           <w:ilvl w:val="1"/>
-          <w:numId w:val="1087"/>
+          <w:numId w:val="1089"/>
         </w:numPr>
       </w:pPr>
       <w:r>
         <w:t xml:space="preserve">Avoid eating within 2 hours of bedtime</w:t>
       </w:r>
     </w:p>
-    <w:bookmarkEnd w:id="151"/>
-    <w:bookmarkStart w:id="152" w:name="medicines-at-home---pain"/>
-    <w:p>
-      <w:pPr>
-        <w:pStyle w:val="Heading2"/>
-      </w:pPr>
-      <w:r>
-        <w:t xml:space="preserve">99 Medicines at Home - Pain</w:t>
+    <w:bookmarkEnd w:id="153"/>
+    <w:bookmarkStart w:id="154" w:name="medicines-at-home---pain"/>
+    <w:p>
+      <w:pPr>
+        <w:pStyle w:val="Heading2"/>
+      </w:pPr>
+      <w:r>
+        <w:t xml:space="preserve">101 Medicines at Home - Pain</w:t>
       </w:r>
     </w:p>
     <w:p>
@@ -6845,7 +6962,7 @@
         <w:pStyle w:val="Compact"/>
         <w:numPr>
           <w:ilvl w:val="0"/>
-          <w:numId w:val="1088"/>
+          <w:numId w:val="1090"/>
         </w:numPr>
       </w:pPr>
       <w:r>
@@ -6857,7 +6974,7 @@
         <w:pStyle w:val="Compact"/>
         <w:numPr>
           <w:ilvl w:val="0"/>
-          <w:numId w:val="1088"/>
+          <w:numId w:val="1090"/>
         </w:numPr>
       </w:pPr>
       <w:r>
@@ -6869,7 +6986,7 @@
         <w:pStyle w:val="Compact"/>
         <w:numPr>
           <w:ilvl w:val="0"/>
-          <w:numId w:val="1088"/>
+          <w:numId w:val="1090"/>
         </w:numPr>
       </w:pPr>
       <w:r>
@@ -6881,21 +6998,21 @@
         <w:pStyle w:val="Compact"/>
         <w:numPr>
           <w:ilvl w:val="0"/>
-          <w:numId w:val="1088"/>
+          <w:numId w:val="1090"/>
         </w:numPr>
       </w:pPr>
       <w:r>
         <w:t xml:space="preserve">NO DRIVING WHILE ON OXYCODONE</w:t>
       </w:r>
     </w:p>
-    <w:bookmarkEnd w:id="152"/>
-    <w:bookmarkStart w:id="153" w:name="non-steroidals-anti-inflammatory-nsaid"/>
-    <w:p>
-      <w:pPr>
-        <w:pStyle w:val="Heading2"/>
-      </w:pPr>
-      <w:r>
-        <w:t xml:space="preserve">100 Non-steroidals Anti Inflammatory (NSAID)</w:t>
+    <w:bookmarkEnd w:id="154"/>
+    <w:bookmarkStart w:id="155" w:name="non-steroidals-anti-inflammatory-nsaid"/>
+    <w:p>
+      <w:pPr>
+        <w:pStyle w:val="Heading2"/>
+      </w:pPr>
+      <w:r>
+        <w:t xml:space="preserve">102 Non-steroidals Anti Inflammatory (NSAID)</w:t>
       </w:r>
     </w:p>
     <w:p>
@@ -6911,7 +7028,7 @@
         <w:pStyle w:val="Compact"/>
         <w:numPr>
           <w:ilvl w:val="0"/>
-          <w:numId w:val="1089"/>
+          <w:numId w:val="1091"/>
         </w:numPr>
       </w:pPr>
       <w:r>
@@ -6931,21 +7048,21 @@
         <w:pStyle w:val="Compact"/>
         <w:numPr>
           <w:ilvl w:val="0"/>
-          <w:numId w:val="1090"/>
+          <w:numId w:val="1092"/>
         </w:numPr>
       </w:pPr>
       <w:r>
         <w:t xml:space="preserve">(Can cause permanent scarring at the surgery site)</w:t>
       </w:r>
     </w:p>
-    <w:bookmarkEnd w:id="153"/>
-    <w:bookmarkStart w:id="154" w:name="acid-blockers-proton-pump-inhibitors"/>
-    <w:p>
-      <w:pPr>
-        <w:pStyle w:val="Heading2"/>
-      </w:pPr>
-      <w:r>
-        <w:t xml:space="preserve">101 Acid Blockers = Proton Pump Inhibitors</w:t>
+    <w:bookmarkEnd w:id="155"/>
+    <w:bookmarkStart w:id="156" w:name="acid-blockers-proton-pump-inhibitors"/>
+    <w:p>
+      <w:pPr>
+        <w:pStyle w:val="Heading2"/>
+      </w:pPr>
+      <w:r>
+        <w:t xml:space="preserve">103 Acid Blockers = Proton Pump Inhibitors</w:t>
       </w:r>
     </w:p>
     <w:p>
@@ -6961,7 +7078,7 @@
         <w:pStyle w:val="Compact"/>
         <w:numPr>
           <w:ilvl w:val="0"/>
-          <w:numId w:val="1091"/>
+          <w:numId w:val="1093"/>
         </w:numPr>
       </w:pPr>
       <w:r>
@@ -6973,7 +7090,7 @@
         <w:pStyle w:val="Compact"/>
         <w:numPr>
           <w:ilvl w:val="0"/>
-          <w:numId w:val="1091"/>
+          <w:numId w:val="1093"/>
         </w:numPr>
       </w:pPr>
       <w:r>
@@ -6985,21 +7102,21 @@
         <w:pStyle w:val="Compact"/>
         <w:numPr>
           <w:ilvl w:val="0"/>
-          <w:numId w:val="1091"/>
+          <w:numId w:val="1093"/>
         </w:numPr>
       </w:pPr>
       <w:r>
         <w:t xml:space="preserve">To administer through feeding tube, open capsule and resuspend beads in 60mL (2oz) of water</w:t>
       </w:r>
     </w:p>
-    <w:bookmarkEnd w:id="154"/>
-    <w:bookmarkStart w:id="155" w:name="medicines-at-home"/>
-    <w:p>
-      <w:pPr>
-        <w:pStyle w:val="Heading2"/>
-      </w:pPr>
-      <w:r>
-        <w:t xml:space="preserve">102 Medicines at Home</w:t>
+    <w:bookmarkEnd w:id="156"/>
+    <w:bookmarkStart w:id="157" w:name="medicines-at-home"/>
+    <w:p>
+      <w:pPr>
+        <w:pStyle w:val="Heading2"/>
+      </w:pPr>
+      <w:r>
+        <w:t xml:space="preserve">104 Medicines at Home</w:t>
       </w:r>
     </w:p>
     <w:p>
@@ -7015,7 +7132,7 @@
         <w:pStyle w:val="Compact"/>
         <w:numPr>
           <w:ilvl w:val="0"/>
-          <w:numId w:val="1092"/>
+          <w:numId w:val="1094"/>
         </w:numPr>
       </w:pPr>
       <w:r>
@@ -7027,7 +7144,7 @@
         <w:pStyle w:val="Compact"/>
         <w:numPr>
           <w:ilvl w:val="0"/>
-          <w:numId w:val="1092"/>
+          <w:numId w:val="1094"/>
         </w:numPr>
       </w:pPr>
       <w:r>
@@ -7047,7 +7164,7 @@
         <w:pStyle w:val="Compact"/>
         <w:numPr>
           <w:ilvl w:val="0"/>
-          <w:numId w:val="1093"/>
+          <w:numId w:val="1095"/>
         </w:numPr>
       </w:pPr>
       <w:r>
@@ -7059,7 +7176,7 @@
         <w:pStyle w:val="Compact"/>
         <w:numPr>
           <w:ilvl w:val="0"/>
-          <w:numId w:val="1093"/>
+          <w:numId w:val="1095"/>
         </w:numPr>
       </w:pPr>
       <w:r>
@@ -7071,29 +7188,29 @@
         <w:pStyle w:val="Compact"/>
         <w:numPr>
           <w:ilvl w:val="0"/>
-          <w:numId w:val="1093"/>
+          <w:numId w:val="1095"/>
         </w:numPr>
       </w:pPr>
       <w:r>
         <w:t xml:space="preserve">Will stop within first three months of surgery</w:t>
       </w:r>
     </w:p>
-    <w:bookmarkEnd w:id="155"/>
-    <w:bookmarkStart w:id="156" w:name="metoprolol-beta-blockers"/>
-    <w:p>
-      <w:pPr>
-        <w:pStyle w:val="Heading2"/>
-      </w:pPr>
-      <w:r>
-        <w:t xml:space="preserve">103 Metoprolol = Beta Blockers</w:t>
-      </w:r>
-    </w:p>
-    <w:p>
-      <w:pPr>
-        <w:pStyle w:val="Compact"/>
-        <w:numPr>
-          <w:ilvl w:val="0"/>
-          <w:numId w:val="1094"/>
+    <w:bookmarkEnd w:id="157"/>
+    <w:bookmarkStart w:id="158" w:name="metoprolol-beta-blockers"/>
+    <w:p>
+      <w:pPr>
+        <w:pStyle w:val="Heading2"/>
+      </w:pPr>
+      <w:r>
+        <w:t xml:space="preserve">105 Metoprolol = Beta Blockers</w:t>
+      </w:r>
+    </w:p>
+    <w:p>
+      <w:pPr>
+        <w:pStyle w:val="Compact"/>
+        <w:numPr>
+          <w:ilvl w:val="0"/>
+          <w:numId w:val="1096"/>
         </w:numPr>
       </w:pPr>
       <w:r>
@@ -7108,7 +7225,7 @@
         <w:pStyle w:val="Compact"/>
         <w:numPr>
           <w:ilvl w:val="0"/>
-          <w:numId w:val="1094"/>
+          <w:numId w:val="1096"/>
         </w:numPr>
       </w:pPr>
       <w:r>
@@ -7120,7 +7237,7 @@
         <w:pStyle w:val="Compact"/>
         <w:numPr>
           <w:ilvl w:val="0"/>
-          <w:numId w:val="1094"/>
+          <w:numId w:val="1096"/>
         </w:numPr>
       </w:pPr>
       <w:r>
@@ -7149,7 +7266,7 @@
         <w:pStyle w:val="Compact"/>
         <w:numPr>
           <w:ilvl w:val="0"/>
-          <w:numId w:val="1094"/>
+          <w:numId w:val="1096"/>
         </w:numPr>
       </w:pPr>
       <w:r>
@@ -7173,14 +7290,14 @@
         <w:t xml:space="preserve">return to prior dose and drug after surgery</w:t>
       </w:r>
     </w:p>
-    <w:bookmarkEnd w:id="156"/>
-    <w:bookmarkStart w:id="160" w:name="sleeping-at-home"/>
-    <w:p>
-      <w:pPr>
-        <w:pStyle w:val="Heading2"/>
-      </w:pPr>
-      <w:r>
-        <w:t xml:space="preserve">104 Sleeping at Home</w:t>
+    <w:bookmarkEnd w:id="158"/>
+    <w:bookmarkStart w:id="162" w:name="sleeping-at-home"/>
+    <w:p>
+      <w:pPr>
+        <w:pStyle w:val="Heading2"/>
+      </w:pPr>
+      <w:r>
+        <w:t xml:space="preserve">106 Sleeping at Home</w:t>
       </w:r>
     </w:p>
     <w:p>
@@ -7216,18 +7333,18 @@
           <wp:inline>
             <wp:extent cx="5334000" cy="5334000"/>
             <wp:effectExtent b="0" l="0" r="0" t="0"/>
-            <wp:docPr descr="" title="" id="158" name="Picture"/>
+            <wp:docPr descr="" title="" id="160" name="Picture"/>
             <a:graphic>
               <a:graphicData uri="http://schemas.openxmlformats.org/drawingml/2006/picture">
                 <pic:pic>
                   <pic:nvPicPr>
-                    <pic:cNvPr descr="images/wedge_pillow_comm.jpg" id="159" name="Picture"/>
+                    <pic:cNvPr descr="images/wedge_pillow_comm.jpg" id="161" name="Picture"/>
                     <pic:cNvPicPr>
                       <a:picLocks noChangeArrowheads="1" noChangeAspect="1"/>
                     </pic:cNvPicPr>
                   </pic:nvPicPr>
                   <pic:blipFill>
-                    <a:blip r:embed="rId157"/>
+                    <a:blip r:embed="rId159"/>
                     <a:stretch>
                       <a:fillRect/>
                     </a:stretch>
@@ -7254,14 +7371,14 @@
         </w:drawing>
       </w:r>
     </w:p>
-    <w:bookmarkEnd w:id="160"/>
-    <w:bookmarkStart w:id="161" w:name="postoperative-visit-at-7-10-days"/>
-    <w:p>
-      <w:pPr>
-        <w:pStyle w:val="Heading2"/>
-      </w:pPr>
-      <w:r>
-        <w:t xml:space="preserve">105 Postoperative Visit at 7-10 Days</w:t>
+    <w:bookmarkEnd w:id="162"/>
+    <w:bookmarkStart w:id="163" w:name="postoperative-visit-at-7-10-days"/>
+    <w:p>
+      <w:pPr>
+        <w:pStyle w:val="Heading2"/>
+      </w:pPr>
+      <w:r>
+        <w:t xml:space="preserve">107 Postoperative Visit at 7-10 Days</w:t>
       </w:r>
     </w:p>
     <w:p>
@@ -7277,7 +7394,7 @@
         <w:pStyle w:val="Compact"/>
         <w:numPr>
           <w:ilvl w:val="0"/>
-          <w:numId w:val="1095"/>
+          <w:numId w:val="1097"/>
         </w:numPr>
       </w:pPr>
       <w:r>
@@ -7297,7 +7414,7 @@
         <w:pStyle w:val="Compact"/>
         <w:numPr>
           <w:ilvl w:val="0"/>
-          <w:numId w:val="1096"/>
+          <w:numId w:val="1098"/>
         </w:numPr>
       </w:pPr>
       <w:r>
@@ -7309,7 +7426,7 @@
         <w:pStyle w:val="Compact"/>
         <w:numPr>
           <w:ilvl w:val="0"/>
-          <w:numId w:val="1096"/>
+          <w:numId w:val="1098"/>
         </w:numPr>
       </w:pPr>
       <w:r>
@@ -7332,14 +7449,14 @@
         <w:t xml:space="preserve">Reduce tube feeds</w:t>
       </w:r>
     </w:p>
-    <w:bookmarkEnd w:id="161"/>
-    <w:bookmarkStart w:id="162" w:name="after-surgery"/>
-    <w:p>
-      <w:pPr>
-        <w:pStyle w:val="Heading2"/>
-      </w:pPr>
-      <w:r>
-        <w:t xml:space="preserve">106 After surgery</w:t>
+    <w:bookmarkEnd w:id="163"/>
+    <w:bookmarkStart w:id="164" w:name="after-surgery"/>
+    <w:p>
+      <w:pPr>
+        <w:pStyle w:val="Heading2"/>
+      </w:pPr>
+      <w:r>
+        <w:t xml:space="preserve">108 After surgery</w:t>
       </w:r>
     </w:p>
     <w:p>
@@ -7355,7 +7472,7 @@
         <w:pStyle w:val="Compact"/>
         <w:numPr>
           <w:ilvl w:val="0"/>
-          <w:numId w:val="1097"/>
+          <w:numId w:val="1099"/>
         </w:numPr>
       </w:pPr>
       <w:r>
@@ -7367,7 +7484,7 @@
         <w:pStyle w:val="Compact"/>
         <w:numPr>
           <w:ilvl w:val="0"/>
-          <w:numId w:val="1097"/>
+          <w:numId w:val="1099"/>
         </w:numPr>
       </w:pPr>
       <w:r>
@@ -7379,7 +7496,7 @@
         <w:pStyle w:val="Compact"/>
         <w:numPr>
           <w:ilvl w:val="0"/>
-          <w:numId w:val="1097"/>
+          <w:numId w:val="1099"/>
         </w:numPr>
       </w:pPr>
       <w:r>
@@ -7394,14 +7511,14 @@
         <w:t xml:space="preserve">Continue acid blockers for at least 1 year</w:t>
       </w:r>
     </w:p>
-    <w:bookmarkEnd w:id="162"/>
-    <w:bookmarkStart w:id="163" w:name="jejunostomy-removal"/>
-    <w:p>
-      <w:pPr>
-        <w:pStyle w:val="Heading2"/>
-      </w:pPr>
-      <w:r>
-        <w:t xml:space="preserve">107 Jejunostomy Removal</w:t>
+    <w:bookmarkEnd w:id="164"/>
+    <w:bookmarkStart w:id="165" w:name="jejunostomy-removal"/>
+    <w:p>
+      <w:pPr>
+        <w:pStyle w:val="Heading2"/>
+      </w:pPr>
+      <w:r>
+        <w:t xml:space="preserve">109 Jejunostomy Removal</w:t>
       </w:r>
     </w:p>
     <w:p>
@@ -7428,14 +7545,14 @@
         <w:t xml:space="preserve">May take 30 minutes and some local anesthetic to loosen up the tube for removal.</w:t>
       </w:r>
     </w:p>
-    <w:bookmarkEnd w:id="163"/>
-    <w:bookmarkStart w:id="164" w:name="nutritional-monitoring-after-surgery"/>
-    <w:p>
-      <w:pPr>
-        <w:pStyle w:val="Heading2"/>
-      </w:pPr>
-      <w:r>
-        <w:t xml:space="preserve">108 Nutritional Monitoring after Surgery</w:t>
+    <w:bookmarkEnd w:id="165"/>
+    <w:bookmarkStart w:id="166" w:name="nutritional-monitoring-after-surgery"/>
+    <w:p>
+      <w:pPr>
+        <w:pStyle w:val="Heading2"/>
+      </w:pPr>
+      <w:r>
+        <w:t xml:space="preserve">110 Nutritional Monitoring after Surgery</w:t>
       </w:r>
     </w:p>
     <w:p>
@@ -7451,7 +7568,7 @@
         <w:pStyle w:val="Compact"/>
         <w:numPr>
           <w:ilvl w:val="0"/>
-          <w:numId w:val="1098"/>
+          <w:numId w:val="1100"/>
         </w:numPr>
       </w:pPr>
       <w:r>
@@ -7463,7 +7580,7 @@
         <w:pStyle w:val="Compact"/>
         <w:numPr>
           <w:ilvl w:val="0"/>
-          <w:numId w:val="1098"/>
+          <w:numId w:val="1100"/>
         </w:numPr>
       </w:pPr>
       <w:r>
@@ -7475,21 +7592,21 @@
         <w:pStyle w:val="Compact"/>
         <w:numPr>
           <w:ilvl w:val="0"/>
-          <w:numId w:val="1098"/>
+          <w:numId w:val="1100"/>
         </w:numPr>
       </w:pPr>
       <w:r>
         <w:t xml:space="preserve">Vitamin D</w:t>
       </w:r>
     </w:p>
-    <w:bookmarkEnd w:id="164"/>
-    <w:bookmarkStart w:id="165" w:name="nutritional-monitoring-after-surgery-1"/>
-    <w:p>
-      <w:pPr>
-        <w:pStyle w:val="Heading2"/>
-      </w:pPr>
-      <w:r>
-        <w:t xml:space="preserve">109 Nutritional Monitoring after Surgery</w:t>
+    <w:bookmarkEnd w:id="166"/>
+    <w:bookmarkStart w:id="167" w:name="nutritional-monitoring-after-surgery-1"/>
+    <w:p>
+      <w:pPr>
+        <w:pStyle w:val="Heading2"/>
+      </w:pPr>
+      <w:r>
+        <w:t xml:space="preserve">111 Nutritional Monitoring after Surgery</w:t>
       </w:r>
     </w:p>
     <w:p>
@@ -7505,7 +7622,7 @@
         <w:pStyle w:val="Compact"/>
         <w:numPr>
           <w:ilvl w:val="0"/>
-          <w:numId w:val="1099"/>
+          <w:numId w:val="1101"/>
         </w:numPr>
       </w:pPr>
       <w:r>
@@ -7517,7 +7634,7 @@
         <w:pStyle w:val="Compact"/>
         <w:numPr>
           <w:ilvl w:val="0"/>
-          <w:numId w:val="1099"/>
+          <w:numId w:val="1101"/>
         </w:numPr>
       </w:pPr>
       <w:r>
@@ -7529,21 +7646,21 @@
         <w:pStyle w:val="Compact"/>
         <w:numPr>
           <w:ilvl w:val="0"/>
-          <w:numId w:val="1099"/>
+          <w:numId w:val="1101"/>
         </w:numPr>
       </w:pPr>
       <w:r>
         <w:t xml:space="preserve">Vitamin D</w:t>
       </w:r>
     </w:p>
-    <w:bookmarkEnd w:id="165"/>
-    <w:bookmarkStart w:id="166" w:name="nutritional-replacements-after-surgery"/>
-    <w:p>
-      <w:pPr>
-        <w:pStyle w:val="Heading2"/>
-      </w:pPr>
-      <w:r>
-        <w:t xml:space="preserve">110 Nutritional Replacements after Surgery</w:t>
+    <w:bookmarkEnd w:id="167"/>
+    <w:bookmarkStart w:id="168" w:name="nutritional-replacements-after-surgery"/>
+    <w:p>
+      <w:pPr>
+        <w:pStyle w:val="Heading2"/>
+      </w:pPr>
+      <w:r>
+        <w:t xml:space="preserve">112 Nutritional Replacements after Surgery</w:t>
       </w:r>
     </w:p>
     <w:p>
@@ -7559,7 +7676,7 @@
         <w:pStyle w:val="Compact"/>
         <w:numPr>
           <w:ilvl w:val="0"/>
-          <w:numId w:val="1100"/>
+          <w:numId w:val="1102"/>
         </w:numPr>
       </w:pPr>
       <w:r>
@@ -7571,7 +7688,7 @@
         <w:pStyle w:val="Compact"/>
         <w:numPr>
           <w:ilvl w:val="0"/>
-          <w:numId w:val="1100"/>
+          <w:numId w:val="1102"/>
         </w:numPr>
       </w:pPr>
       <w:r>
@@ -7583,7 +7700,7 @@
         <w:pStyle w:val="Compact"/>
         <w:numPr>
           <w:ilvl w:val="0"/>
-          <w:numId w:val="1100"/>
+          <w:numId w:val="1102"/>
         </w:numPr>
       </w:pPr>
       <w:r>
@@ -7603,7 +7720,7 @@
         <w:pStyle w:val="Compact"/>
         <w:numPr>
           <w:ilvl w:val="0"/>
-          <w:numId w:val="1101"/>
+          <w:numId w:val="1103"/>
         </w:numPr>
       </w:pPr>
       <w:r>
@@ -7615,21 +7732,21 @@
         <w:pStyle w:val="Compact"/>
         <w:numPr>
           <w:ilvl w:val="0"/>
-          <w:numId w:val="1101"/>
+          <w:numId w:val="1103"/>
         </w:numPr>
       </w:pPr>
       <w:r>
         <w:t xml:space="preserve">Repeat testing in 3-6 months</w:t>
       </w:r>
     </w:p>
-    <w:bookmarkEnd w:id="166"/>
-    <w:bookmarkStart w:id="167" w:name="team-members---physicians"/>
-    <w:p>
-      <w:pPr>
-        <w:pStyle w:val="Heading2"/>
-      </w:pPr>
-      <w:r>
-        <w:t xml:space="preserve">111 Team Members - Physicians</w:t>
+    <w:bookmarkEnd w:id="168"/>
+    <w:bookmarkStart w:id="169" w:name="team-members---physicians"/>
+    <w:p>
+      <w:pPr>
+        <w:pStyle w:val="Heading2"/>
+      </w:pPr>
+      <w:r>
+        <w:t xml:space="preserve">113 Team Members - Physicians</w:t>
       </w:r>
     </w:p>
     <w:p>
@@ -7677,7 +7794,7 @@
         <w:pStyle w:val="Compact"/>
         <w:numPr>
           <w:ilvl w:val="0"/>
-          <w:numId w:val="1102"/>
+          <w:numId w:val="1104"/>
         </w:numPr>
       </w:pPr>
       <w:r>
@@ -7689,7 +7806,7 @@
         <w:pStyle w:val="Compact"/>
         <w:numPr>
           <w:ilvl w:val="0"/>
-          <w:numId w:val="1102"/>
+          <w:numId w:val="1104"/>
         </w:numPr>
       </w:pPr>
       <w:r>
@@ -7701,21 +7818,21 @@
         <w:pStyle w:val="Compact"/>
         <w:numPr>
           <w:ilvl w:val="0"/>
-          <w:numId w:val="1102"/>
+          <w:numId w:val="1104"/>
         </w:numPr>
       </w:pPr>
       <w:r>
         <w:t xml:space="preserve">Michael Roach MD</w:t>
       </w:r>
     </w:p>
-    <w:bookmarkEnd w:id="167"/>
-    <w:bookmarkStart w:id="168" w:name="team-members---support-staff"/>
-    <w:p>
-      <w:pPr>
-        <w:pStyle w:val="Heading2"/>
-      </w:pPr>
-      <w:r>
-        <w:t xml:space="preserve">112 Team Members - Support Staff</w:t>
+    <w:bookmarkEnd w:id="169"/>
+    <w:bookmarkStart w:id="170" w:name="team-members---support-staff"/>
+    <w:p>
+      <w:pPr>
+        <w:pStyle w:val="Heading2"/>
+      </w:pPr>
+      <w:r>
+        <w:t xml:space="preserve">114 Team Members - Support Staff</w:t>
       </w:r>
     </w:p>
     <w:p>
@@ -7739,7 +7856,7 @@
         <w:pStyle w:val="Compact"/>
         <w:numPr>
           <w:ilvl w:val="0"/>
-          <w:numId w:val="1103"/>
+          <w:numId w:val="1105"/>
         </w:numPr>
       </w:pPr>
       <w:r>
@@ -7751,7 +7868,7 @@
         <w:pStyle w:val="Compact"/>
         <w:numPr>
           <w:ilvl w:val="0"/>
-          <w:numId w:val="1103"/>
+          <w:numId w:val="1105"/>
         </w:numPr>
       </w:pPr>
       <w:r>
@@ -7763,10 +7880,42 @@
         <w:pStyle w:val="FirstParagraph"/>
       </w:pPr>
       <w:r>
-        <w:t xml:space="preserve">Navigator - Laura Swift</w:t>
-      </w:r>
-    </w:p>
-    <w:bookmarkEnd w:id="168"/>
+        <w:t xml:space="preserve">Navigators</w:t>
+      </w:r>
+    </w:p>
+    <w:p>
+      <w:pPr>
+        <w:pStyle w:val="Compact"/>
+        <w:numPr>
+          <w:ilvl w:val="0"/>
+          <w:numId w:val="1106"/>
+        </w:numPr>
+      </w:pPr>
+      <w:r>
+        <w:t xml:space="preserve">Laura Swift</w:t>
+      </w:r>
+    </w:p>
+    <w:p>
+      <w:pPr>
+        <w:pStyle w:val="Compact"/>
+        <w:numPr>
+          <w:ilvl w:val="0"/>
+          <w:numId w:val="1106"/>
+        </w:numPr>
+      </w:pPr>
+      <w:r>
+        <w:t xml:space="preserve">Lorna Espinal</w:t>
+      </w:r>
+    </w:p>
+    <w:p>
+      <w:pPr>
+        <w:pStyle w:val="FirstParagraph"/>
+      </w:pPr>
+      <w:r>
+        <w:t xml:space="preserve">Care Coordinator - Karen Julian-Martinez</w:t>
+      </w:r>
+    </w:p>
+    <w:bookmarkEnd w:id="170"/>
     <w:sectPr>
       <w:footnotePr>
         <w:numRestart w:val="eachSect"/>
@@ -8290,6 +8439,15 @@
     <w:abstractNumId w:val="991"/>
   </w:num>
   <w:num w:numId="1103">
+    <w:abstractNumId w:val="991"/>
+  </w:num>
+  <w:num w:numId="1104">
+    <w:abstractNumId w:val="991"/>
+  </w:num>
+  <w:num w:numId="1105">
+    <w:abstractNumId w:val="991"/>
+  </w:num>
+  <w:num w:numId="1106">
     <w:abstractNumId w:val="991"/>
   </w:num>
 </w:numbering>

--- a/lci_esot3.docx
+++ b/lci_esot3.docx
@@ -7838,6 +7838,14 @@
     <w:p>
       <w:pPr>
         <w:pStyle w:val="FirstParagraph"/>
+      </w:pPr>
+      <w:r>
+        <w:t xml:space="preserve">Physician Assistant - Kate Duncan PA-C</w:t>
+      </w:r>
+    </w:p>
+    <w:p>
+      <w:pPr>
+        <w:pStyle w:val="BodyText"/>
       </w:pPr>
       <w:r>
         <w:t xml:space="preserve">Dietitian - Liz Koch</w:t>
